--- a/worksheets/PR_L01_PrintingAndVariables_Worksheet.docx
+++ b/worksheets/PR_L01_PrintingAndVariables_Worksheet.docx
@@ -59,7 +59,7 @@
                 <w:sz w:val="38"/>
                 <w:szCs w:val="38"/>
               </w:rPr>
-              <w:t xml:space="preserve">Output, variables and input</w:t>
+              <w:t xml:space="preserve">Printing and variables</w:t>
             </w:r>
           </w:p>
           <w:p>
@@ -340,7 +340,7 @@
                 <w:sz w:val="21"/>
                 <w:szCs w:val="21"/>
               </w:rPr>
-              <w:t xml:space="preserve"> you tap the badge.</w:t>
+              <w:t xml:space="preserve"> you start the programs.</w:t>
             </w:r>
           </w:p>
           <w:p>
@@ -363,7 +363,7 @@
                 <w:sz w:val="21"/>
                 <w:szCs w:val="21"/>
               </w:rPr>
-              <w:t xml:space="preserve">Tap the badge and answer the questions on screen. Your first answer is the one that counts.</w:t>
+              <w:t xml:space="preserve">Plan the task on this sheet, then write the program in the editor and press Run to try it.</w:t>
             </w:r>
           </w:p>
           <w:p>
@@ -386,77 +386,30 @@
                 <w:sz w:val="21"/>
                 <w:szCs w:val="21"/>
               </w:rPr>
-              <w:t xml:space="preserve">When the score screen appears, copy your score into the yellow box straight away.</w:t>
+              <w:t xml:space="preserve">Press Check to mark it. You can change your program and check again as often as you like - your best mark is the one that is kept.</w:t>
             </w:r>
           </w:p>
           <w:p>
             <w:pPr>
-              <w:spacing w:after="60" w:before="160"/>
+              <w:spacing w:after="60" w:before="60"/>
             </w:pPr>
             <w:r>
               <w:rPr>
                 <w:rFonts w:ascii="Arial" w:cs="Arial" w:eastAsia="Arial" w:hAnsi="Arial"/>
                 <w:b/>
                 <w:bCs/>
-                <w:color w:val="1C2C4A"/>
                 <w:sz w:val="21"/>
                 <w:szCs w:val="21"/>
               </w:rPr>
-              <w:t xml:space="preserve">By the end of the lesson I will:</w:t>
-            </w:r>
-          </w:p>
-          <w:p>
-            <w:pPr>
-              <w:pStyle w:val="ListParagraph"/>
-              <w:numPr>
-                <w:ilvl w:val="0"/>
-                <w:numId w:val="2"/>
-              </w:numPr>
-              <w:spacing w:after="20" w:before="20"/>
-            </w:pPr>
+              <w:t xml:space="preserve">5.  </w:t>
+            </w:r>
             <w:r>
               <w:rPr>
                 <w:rFonts w:ascii="Arial" w:cs="Arial" w:eastAsia="Arial" w:hAnsi="Arial"/>
                 <w:sz w:val="21"/>
                 <w:szCs w:val="21"/>
               </w:rPr>
-              <w:t xml:space="preserve">know how to print a line of output and store a value in a variable</w:t>
-            </w:r>
-          </w:p>
-          <w:p>
-            <w:pPr>
-              <w:pStyle w:val="ListParagraph"/>
-              <w:numPr>
-                <w:ilvl w:val="0"/>
-                <w:numId w:val="2"/>
-              </w:numPr>
-              <w:spacing w:after="20" w:before="20"/>
-            </w:pPr>
-            <w:r>
-              <w:rPr>
-                <w:rFonts w:ascii="Arial" w:cs="Arial" w:eastAsia="Arial" w:hAnsi="Arial"/>
-                <w:sz w:val="21"/>
-                <w:szCs w:val="21"/>
-              </w:rPr>
-              <w:t xml:space="preserve">know how to read a value with input() and choose the data type it needs</w:t>
-            </w:r>
-          </w:p>
-          <w:p>
-            <w:pPr>
-              <w:pStyle w:val="ListParagraph"/>
-              <w:numPr>
-                <w:ilvl w:val="0"/>
-                <w:numId w:val="2"/>
-              </w:numPr>
-              <w:spacing w:after="20" w:before="20"/>
-            </w:pPr>
-            <w:r>
-              <w:rPr>
-                <w:rFonts w:ascii="Arial" w:cs="Arial" w:eastAsia="Arial" w:hAnsi="Arial"/>
-                <w:sz w:val="21"/>
-                <w:szCs w:val="21"/>
-              </w:rPr>
-              <w:t xml:space="preserve">understand why a value that has been typed in must be cast before it can be calculated with</w:t>
+              <w:t xml:space="preserve">Read the tests that failed: each one says what was expected and what your program printed.</w:t>
             </w:r>
           </w:p>
         </w:tc>
@@ -540,7 +493,7 @@
                 <w:sz w:val="21"/>
                 <w:szCs w:val="21"/>
               </w:rPr>
-              <w:t xml:space="preserve">Three lines run in this order: price = 40, then price = 65, then print(price). Write down exactly what is printed, and explain in one sentence what became of the first value.</w:t>
+              <w:t xml:space="preserve">Three lines run in this order: a = 40, then a = 65, then print(a). Write down exactly what is printed, and explain in one sentence what became of the first value.</w:t>
             </w:r>
           </w:p>
           <w:tbl>
@@ -860,7 +813,7 @@
                 <w:sz w:val="21"/>
                 <w:szCs w:val="21"/>
               </w:rPr>
-              <w:t xml:space="preserve">Casting</w:t>
+              <w:t xml:space="preserve">Constant</w:t>
             </w:r>
           </w:p>
           <w:tbl>
@@ -967,7 +920,7 @@
                 <w:sz w:val="21"/>
                 <w:szCs w:val="21"/>
               </w:rPr>
-              <w:t xml:space="preserve">Concatenation</w:t>
+              <w:t xml:space="preserve">Casting</w:t>
             </w:r>
           </w:p>
           <w:tbl>
@@ -1074,7 +1027,7 @@
                 <w:sz w:val="21"/>
                 <w:szCs w:val="21"/>
               </w:rPr>
-              <w:t xml:space="preserve">Data type</w:t>
+              <w:t xml:space="preserve">Concatenation</w:t>
             </w:r>
           </w:p>
           <w:tbl>
@@ -1364,7 +1317,7 @@
                 <w:sz w:val="21"/>
                 <w:szCs w:val="21"/>
               </w:rPr>
-              <w:t xml:space="preserve">Printing one line of text is still the first program most programmers ever write.</w:t>
+              <w:t xml:space="preserve">Each print() shows one value and then moves on to...</w:t>
             </w:r>
           </w:p>
           <w:tbl>
@@ -1444,7 +1397,7 @@
                 <w:sz w:val="21"/>
                 <w:szCs w:val="21"/>
               </w:rPr>
-              <w:t xml:space="preserve">Why does Python treat Juice and "Juice" as two completely different things?</w:t>
+              <w:t xml:space="preserve">Why does Python treat ready and "ready" as two completely different things?</w:t>
             </w:r>
           </w:p>
           <w:tbl>
@@ -1817,7 +1770,7 @@
                       <w:sz w:val="21"/>
                       <w:szCs w:val="21"/>
                     </w:rPr>
-                    <w:t xml:space="preserve">Ask the user for a word. Display [word].</w:t>
+                    <w:t xml:space="preserve">Display Open. Then display Closed on the next line.</w:t>
                   </w:r>
                 </w:p>
               </w:tc>
@@ -1923,7 +1876,7 @@
                       <w:sz w:val="21"/>
                       <w:szCs w:val="21"/>
                     </w:rPr>
-                    <w:t xml:space="preserve">Ask the user for a word. Display Ready. Then display [word] on the next line.</w:t>
+                    <w:t xml:space="preserve">Display Top. Then display an empty line. Then display Bottom on the third line.</w:t>
                   </w:r>
                 </w:p>
               </w:tc>
@@ -1957,7 +1910,7 @@
                       <w:sz w:val="21"/>
                       <w:szCs w:val="21"/>
                     </w:rPr>
-                    <w:t xml:space="preserve">1</w:t>
+                    <w:t xml:space="preserve">2</w:t>
                   </w:r>
                 </w:p>
               </w:tc>
@@ -2029,7 +1982,7 @@
                       <w:sz w:val="21"/>
                       <w:szCs w:val="21"/>
                     </w:rPr>
-                    <w:t xml:space="preserve">Ask the user for a word. Display -----. Then display [word] on the next line. Then display ----- again on the next line.</w:t>
+                    <w:t xml:space="preserve">Display Line 1 of 2. Then display Done! on the next line.</w:t>
                   </w:r>
                 </w:p>
               </w:tc>
@@ -2356,7 +2309,7 @@
                 <w:sz w:val="21"/>
                 <w:szCs w:val="21"/>
               </w:rPr>
-              <w:t xml:space="preserve">In programming = means 'put this in here', not 'is the same as'.</w:t>
+              <w:t xml:space="preserve">In programming = means 'put this in here', so a second assignment does not add to the value, it...</w:t>
             </w:r>
           </w:p>
           <w:tbl>
@@ -2436,7 +2389,7 @@
                 <w:sz w:val="21"/>
                 <w:szCs w:val="21"/>
               </w:rPr>
-              <w:t xml:space="preserve">Name two values the till has to remember while it is running.</w:t>
+              <w:t xml:space="preserve">What becomes of the first value when the same variable is given a second one?</w:t>
             </w:r>
           </w:p>
           <w:tbl>
@@ -2703,7 +2656,7 @@
                       <w:sz w:val="21"/>
                       <w:szCs w:val="21"/>
                     </w:rPr>
-                    <w:t xml:space="preserve">Ask the user for a word and keep it in a variable. Display [word]. Then display [word] again on the next line.</w:t>
+                    <w:t xml:space="preserve">Keep the word harbour in a variable. Display that variable. Then display it again on the next line.</w:t>
                   </w:r>
                 </w:p>
               </w:tc>
@@ -2809,7 +2762,7 @@
                       <w:sz w:val="21"/>
                       <w:szCs w:val="21"/>
                     </w:rPr>
-                    <w:t xml:space="preserve">Keep the fixed whole number 100 in a constant called LIMIT. Ask the user for a word. Display [word]. Then display [limit] on the next line.</w:t>
+                    <w:t xml:space="preserve">Keep the word north in a variable. Display that variable. Then change the variable to the word south. Display it again on the next line.</w:t>
                   </w:r>
                 </w:p>
               </w:tc>
@@ -2915,7 +2868,7 @@
                       <w:sz w:val="21"/>
                       <w:szCs w:val="21"/>
                     </w:rPr>
-                    <w:t xml:space="preserve">Ask the user for a word and keep it in a variable. Display [first word]. Then ask for a second word and keep it in that same variable. Display [second word] on the next line.</w:t>
+                    <w:t xml:space="preserve">Keep the word amber in a variable called a. Copy the value of a into a second variable called b. Then change a to the word silver. Display a. Then display b on the next line.</w:t>
                   </w:r>
                 </w:p>
               </w:tc>
@@ -2949,7 +2902,7 @@
                       <w:sz w:val="21"/>
                       <w:szCs w:val="21"/>
                     </w:rPr>
-                    <w:t xml:space="preserve">2</w:t>
+                    <w:t xml:space="preserve">3</w:t>
                   </w:r>
                 </w:p>
               </w:tc>
@@ -3021,7 +2974,7 @@
                       <w:sz w:val="21"/>
                       <w:szCs w:val="21"/>
                     </w:rPr>
-                    <w:t xml:space="preserve">Ask the user for a word and keep it in a variable called a. Copy the value of a into a second variable called b. Then ask for another word and keep it in a. Display [a]. Then display [b] on the next line. Then display [a] again on the next line.</w:t>
+                    <w:t xml:space="preserve">Keep the word closed in a variable. Keep the whole number 100 in a constant called LIMIT. Display the variable. Then display LIMIT on the next line.</w:t>
                   </w:r>
                 </w:p>
               </w:tc>
@@ -3055,7 +3008,7 @@
                       <w:sz w:val="21"/>
                       <w:szCs w:val="21"/>
                     </w:rPr>
-                    <w:t xml:space="preserve">3</w:t>
+                    <w:t xml:space="preserve">2</w:t>
                   </w:r>
                 </w:p>
               </w:tc>
@@ -3348,7 +3301,7 @@
                 <w:sz w:val="21"/>
                 <w:szCs w:val="21"/>
               </w:rPr>
-              <w:t xml:space="preserve">input() is patient: a program will sit on that line for as long as it takes.</w:t>
+              <w:t xml:space="preserve">input() is patient: a program will sit on that line until...</w:t>
             </w:r>
           </w:p>
           <w:tbl>
@@ -3428,7 +3381,7 @@
                 <w:sz w:val="21"/>
                 <w:szCs w:val="21"/>
               </w:rPr>
-              <w:t xml:space="preserve">What is the difference between printing a prompt and reading the reply?</w:t>
+              <w:t xml:space="preserve">Why can a program print its answers in a different order from the one it asked the questions in?</w:t>
             </w:r>
           </w:p>
           <w:tbl>
@@ -3658,6 +3611,112 @@
                       <w:szCs w:val="20"/>
                     </w:rPr>
                     <w:t xml:space="preserve">Done</w:t>
+                  </w:r>
+                </w:p>
+              </w:tc>
+            </w:tr>
+            <w:tr>
+              <w:trPr>
+                <w:cantSplit/>
+                <w:trHeight w:val="360" w:hRule="atLeast"/>
+              </w:trPr>
+              <w:tc>
+                <w:tcPr>
+                  <w:tcW w:type="dxa" w:w="3342"/>
+                  <w:tcBorders>
+                    <w:top w:val="single" w:color="B7C2D1" w:sz="4"/>
+                    <w:left w:val="single" w:color="B7C2D1" w:sz="4"/>
+                    <w:bottom w:val="single" w:color="B7C2D1" w:sz="4"/>
+                    <w:right w:val="single" w:color="B7C2D1" w:sz="4"/>
+                  </w:tcBorders>
+                  <w:shd w:fill="FFFFFF" w:color="auto" w:val="clear"/>
+                  <w:tcMar>
+                    <w:top w:type="dxa" w:w="80"/>
+                    <w:left w:type="dxa" w:w="120"/>
+                    <w:bottom w:type="dxa" w:w="80"/>
+                    <w:right w:type="dxa" w:w="120"/>
+                  </w:tcMar>
+                  <w:vAlign w:val="center"/>
+                </w:tcPr>
+                <w:p>
+                  <w:pPr>
+                    <w:spacing w:after="0" w:before="0"/>
+                  </w:pPr>
+                  <w:r>
+                    <w:rPr>
+                      <w:rFonts w:ascii="Arial" w:cs="Arial" w:eastAsia="Arial" w:hAnsi="Arial"/>
+                      <w:sz w:val="21"/>
+                      <w:szCs w:val="21"/>
+                    </w:rPr>
+                    <w:t xml:space="preserve">Ask the user for a word. Display [word].</w:t>
+                  </w:r>
+                </w:p>
+              </w:tc>
+              <w:tc>
+                <w:tcPr>
+                  <w:tcW w:type="dxa" w:w="3342"/>
+                  <w:tcBorders>
+                    <w:top w:val="single" w:color="B7C2D1" w:sz="4"/>
+                    <w:left w:val="single" w:color="B7C2D1" w:sz="4"/>
+                    <w:bottom w:val="single" w:color="B7C2D1" w:sz="4"/>
+                    <w:right w:val="single" w:color="B7C2D1" w:sz="4"/>
+                  </w:tcBorders>
+                  <w:shd w:fill="FFFFFF" w:color="auto" w:val="clear"/>
+                  <w:tcMar>
+                    <w:top w:type="dxa" w:w="80"/>
+                    <w:left w:type="dxa" w:w="120"/>
+                    <w:bottom w:type="dxa" w:w="80"/>
+                    <w:right w:type="dxa" w:w="120"/>
+                  </w:tcMar>
+                  <w:vAlign w:val="center"/>
+                </w:tcPr>
+                <w:p>
+                  <w:pPr>
+                    <w:spacing w:after="0" w:before="0"/>
+                  </w:pPr>
+                  <w:r>
+                    <w:rPr>
+                      <w:rFonts w:ascii="Arial" w:cs="Arial" w:eastAsia="Arial" w:hAnsi="Arial"/>
+                      <w:b w:val="false"/>
+                      <w:bCs w:val="false"/>
+                      <w:sz w:val="21"/>
+                      <w:szCs w:val="21"/>
+                    </w:rPr>
+                    <w:t xml:space="preserve">1</w:t>
+                  </w:r>
+                </w:p>
+              </w:tc>
+              <w:tc>
+                <w:tcPr>
+                  <w:tcW w:type="dxa" w:w="3342"/>
+                  <w:tcBorders>
+                    <w:top w:val="single" w:color="B7C2D1" w:sz="4"/>
+                    <w:left w:val="single" w:color="B7C2D1" w:sz="4"/>
+                    <w:bottom w:val="single" w:color="B7C2D1" w:sz="4"/>
+                    <w:right w:val="single" w:color="B7C2D1" w:sz="4"/>
+                  </w:tcBorders>
+                  <w:shd w:fill="FFFFFF" w:color="auto" w:val="clear"/>
+                  <w:tcMar>
+                    <w:top w:type="dxa" w:w="80"/>
+                    <w:left w:type="dxa" w:w="120"/>
+                    <w:bottom w:type="dxa" w:w="80"/>
+                    <w:right w:type="dxa" w:w="120"/>
+                  </w:tcMar>
+                  <w:vAlign w:val="center"/>
+                </w:tcPr>
+                <w:p>
+                  <w:pPr>
+                    <w:spacing w:after="0" w:before="0"/>
+                  </w:pPr>
+                  <w:r>
+                    <w:rPr>
+                      <w:rFonts w:ascii="Arial" w:cs="Arial" w:eastAsia="Arial" w:hAnsi="Arial"/>
+                      <w:b w:val="false"/>
+                      <w:bCs w:val="false"/>
+                      <w:sz w:val="21"/>
+                      <w:szCs w:val="21"/>
+                    </w:rPr>
+                    <w:t xml:space="preserve"/>
                   </w:r>
                 </w:p>
               </w:tc>
@@ -4340,7 +4399,7 @@
                 <w:sz w:val="21"/>
                 <w:szCs w:val="21"/>
               </w:rPr>
-              <w:t xml:space="preserve">Joining strings end to end has its own name: concatenation.</w:t>
+              <w:t xml:space="preserve">Joining two strings end to end has its own name:...</w:t>
             </w:r>
           </w:p>
           <w:tbl>
@@ -4420,7 +4479,7 @@
                 <w:sz w:val="21"/>
                 <w:szCs w:val="21"/>
               </w:rPr>
-              <w:t xml:space="preserve">Which data type would you choose for a library fine of 1.50, and why?</w:t>
+              <w:t xml:space="preserve">Which data type would you choose for a value of 1.50, and why?</w:t>
             </w:r>
           </w:p>
           <w:tbl>
@@ -5332,7 +5391,7 @@
                 <w:sz w:val="21"/>
                 <w:szCs w:val="21"/>
               </w:rPr>
-              <w:t xml:space="preserve">Cast is borrowed from metalwork: the value is poured into a new shape.</w:t>
+              <w:t xml:space="preserve">Cast is borrowed from metalwork: the value is poured into...</w:t>
             </w:r>
           </w:p>
           <w:tbl>
@@ -6324,7 +6383,7 @@
                 <w:sz w:val="21"/>
                 <w:szCs w:val="21"/>
               </w:rPr>
-              <w:t xml:space="preserve">Input, process, output is such a common pattern that it has its own initials: IPO.</w:t>
+              <w:t xml:space="preserve">Input, process, output is such a common pattern that it is shortened to...</w:t>
             </w:r>
           </w:p>
           <w:tbl>
@@ -6404,7 +6463,7 @@
                 <w:sz w:val="21"/>
                 <w:szCs w:val="21"/>
               </w:rPr>
-              <w:t xml:space="preserve">Plan the inputs, the variables and the output lines of a competitor card.</w:t>
+              <w:t xml:space="preserve">Which parts of a program have to happen before anything can be printed?</w:t>
             </w:r>
           </w:p>
           <w:tbl>
@@ -8068,7 +8127,7 @@
                 <w:sz w:val="32"/>
                 <w:szCs w:val="32"/>
               </w:rPr>
-              <w:t xml:space="preserve">______ / 60</w:t>
+              <w:t xml:space="preserve">______ / 62</w:t>
             </w:r>
           </w:p>
         </w:tc>
@@ -8381,7 +8440,7 @@
                 <w:sz w:val="21"/>
                 <w:szCs w:val="21"/>
               </w:rPr>
-              <w:t xml:space="preserve">a)  A pupil writes two lines to add a 50p bag charge to a price that has been typed in: price = input('Price: ') and then print(price + 50). State what Python does when this runs, and rewrite the two lines so they work.  </w:t>
+              <w:t xml:space="preserve">a)  A pupil writes two lines to add 1 to a number that has been typed in: n = input() and then print(n + 1). State what Python does when these two lines run, and rewrite them so that they work.  </w:t>
             </w:r>
             <w:r>
               <w:rPr>
@@ -8607,7 +8666,7 @@
                 <w:sz w:val="21"/>
                 <w:szCs w:val="21"/>
               </w:rPr>
-              <w:t xml:space="preserve">b)  Write a program that reads a pupil's name and the number of library books they are holding, then prints one line giving the name and how many of their 6 allowed books are still free.  </w:t>
+              <w:t xml:space="preserve">b)  Write a program that reads a word and then a whole number, adds 1 to the number, and prints the word on one line and the new number on the next line.  </w:t>
             </w:r>
             <w:r>
               <w:rPr>
@@ -9018,7 +9077,7 @@
                 <w:sz w:val="21"/>
                 <w:szCs w:val="21"/>
               </w:rPr>
-              <w:t xml:space="preserve">c)  Write a program that reads the price of one pencil in pence and how many pencils are bought, then prints the total cost in pence.  </w:t>
+              <w:t xml:space="preserve">c)  Write a program that reads a number which may have a decimal point, and prints one line in the form Value is 4.0, with the number shown as a real number.  </w:t>
             </w:r>
             <w:r>
               <w:rPr>
@@ -9604,7 +9663,7 @@
                       <w:sz w:val="21"/>
                       <w:szCs w:val="21"/>
                     </w:rPr>
-                    <w:t xml:space="preserve">Printing output and storing a value in a variable</w:t>
+                    <w:t xml:space="preserve">Printing lines of output in the right order</w:t>
                   </w:r>
                 </w:p>
               </w:tc>
@@ -9744,7 +9803,7 @@
                       <w:sz w:val="21"/>
                       <w:szCs w:val="21"/>
                     </w:rPr>
-                    <w:t xml:space="preserve">Reading input and choosing its data type</w:t>
+                    <w:t xml:space="preserve">Holding values in variables and constants</w:t>
                   </w:r>
                 </w:p>
               </w:tc>
@@ -10061,7 +10120,7 @@
         <w:sz w:val="16"/>
         <w:szCs w:val="16"/>
       </w:rPr>
-      <w:t xml:space="preserve">PY Lesson 1: Output, variables and input  |  Page </w:t>
+      <w:t xml:space="preserve">PY Lesson 1: Printing and variables  |  Page </w:t>
     </w:r>
     <w:r>
       <w:rPr>
@@ -10216,12 +10275,6 @@
   </w:abstractNum>
   <w:num w:numId="1">
     <w:abstractNumId w:val="1"/>
-    <w:lvlOverride w:ilvl="0">
-      <w:startOverride w:val="1"/>
-    </w:lvlOverride>
-  </w:num>
-  <w:num w:numId="2">
-    <w:abstractNumId w:val="2"/>
     <w:lvlOverride w:ilvl="0">
       <w:startOverride w:val="1"/>
     </w:lvlOverride>

--- a/worksheets/PR_L01_PrintingAndVariables_Worksheet.docx
+++ b/worksheets/PR_L01_PrintingAndVariables_Worksheet.docx
@@ -363,7 +363,7 @@
                 <w:sz w:val="21"/>
                 <w:szCs w:val="21"/>
               </w:rPr>
-              <w:t xml:space="preserve">Plan the task on this sheet, then write the program in the editor and press Run to try it.</w:t>
+              <w:t xml:space="preserve">The What to do column says what each activity asks of you: run a program, say what it will display, change one thing, fill in a gap, fix a mistake, or write it yourself.</w:t>
             </w:r>
           </w:p>
           <w:p>
@@ -386,7 +386,7 @@
                 <w:sz w:val="21"/>
                 <w:szCs w:val="21"/>
               </w:rPr>
-              <w:t xml:space="preserve">Press Check to mark it. You can change your program and check again as often as you like - your best mark is the one that is kept.</w:t>
+              <w:t xml:space="preserve">Plan the ones you write on this sheet, then type the program in the editor and press Run to try it. Run never marks anything, so try things out freely.</w:t>
             </w:r>
           </w:p>
           <w:p>
@@ -409,7 +409,53 @@
                 <w:sz w:val="21"/>
                 <w:szCs w:val="21"/>
               </w:rPr>
-              <w:t xml:space="preserve">Read the tests that failed: each one says what was expected and what your program printed.</w:t>
+              <w:t xml:space="preserve">Press Check to mark it. You can change your program and check again as often as you like - your best mark is the one that is kept.</w:t>
+            </w:r>
+          </w:p>
+          <w:p>
+            <w:pPr>
+              <w:spacing w:after="60" w:before="60"/>
+            </w:pPr>
+            <w:r>
+              <w:rPr>
+                <w:rFonts w:ascii="Arial" w:cs="Arial" w:eastAsia="Arial" w:hAnsi="Arial"/>
+                <w:b/>
+                <w:bCs/>
+                <w:sz w:val="21"/>
+                <w:szCs w:val="21"/>
+              </w:rPr>
+              <w:t xml:space="preserve">6.  </w:t>
+            </w:r>
+            <w:r>
+              <w:rPr>
+                <w:rFonts w:ascii="Arial" w:cs="Arial" w:eastAsia="Arial" w:hAnsi="Arial"/>
+                <w:sz w:val="21"/>
+                <w:szCs w:val="21"/>
+              </w:rPr>
+              <w:t xml:space="preserve">Read the tests that failed: each one says what was expected and what your program displayed. If you are stuck, the Hint button gives you one step at a time.</w:t>
+            </w:r>
+          </w:p>
+          <w:p>
+            <w:pPr>
+              <w:spacing w:after="60" w:before="60"/>
+            </w:pPr>
+            <w:r>
+              <w:rPr>
+                <w:rFonts w:ascii="Arial" w:cs="Arial" w:eastAsia="Arial" w:hAnsi="Arial"/>
+                <w:b/>
+                <w:bCs/>
+                <w:sz w:val="21"/>
+                <w:szCs w:val="21"/>
+              </w:rPr>
+              <w:t xml:space="preserve">7.  </w:t>
+            </w:r>
+            <w:r>
+              <w:rPr>
+                <w:rFonts w:ascii="Arial" w:cs="Arial" w:eastAsia="Arial" w:hAnsi="Arial"/>
+                <w:sz w:val="21"/>
+                <w:szCs w:val="21"/>
+              </w:rPr>
+              <w:t xml:space="preserve">The activities marked Challenge are optional. Finish the rest of a station first, and come back to them if you have time.</w:t>
             </w:r>
           </w:p>
         </w:tc>
@@ -1503,12 +1549,12 @@
                 <w:sz w:val="21"/>
                 <w:szCs w:val="21"/>
               </w:rPr>
-              <w:t xml:space="preserve">Tick each one off as its tests pass in the editor</w:t>
+              <w:t xml:space="preserve">Tick each one off as you finish it in the editor</w:t>
             </w:r>
           </w:p>
           <w:tbl>
             <w:tblPr>
-              <w:tblW w:type="dxa" w:w="10026"/>
+              <w:tblW w:type="dxa" w:w="10024"/>
               <w:tblBorders>
                 <w:top w:val="single" w:color="auto" w:sz="4"/>
                 <w:left w:val="single" w:color="auto" w:sz="4"/>
@@ -1519,9 +1565,10 @@
               </w:tblBorders>
             </w:tblPr>
             <w:tblGrid>
-              <w:gridCol w:w="3342"/>
-              <w:gridCol w:w="3342"/>
-              <w:gridCol w:w="3342"/>
+              <w:gridCol w:w="2506"/>
+              <w:gridCol w:w="2506"/>
+              <w:gridCol w:w="2506"/>
+              <w:gridCol w:w="2506"/>
             </w:tblGrid>
             <w:tr>
               <w:trPr>
@@ -1530,7 +1577,7 @@
               </w:trPr>
               <w:tc>
                 <w:tcPr>
-                  <w:tcW w:type="dxa" w:w="3342"/>
+                  <w:tcW w:type="dxa" w:w="2506"/>
                   <w:tcBorders>
                     <w:top w:val="single" w:color="B7C2D1" w:sz="4"/>
                     <w:left w:val="single" w:color="B7C2D1" w:sz="4"/>
@@ -1558,13 +1605,13 @@
                       <w:sz w:val="20"/>
                       <w:szCs w:val="20"/>
                     </w:rPr>
-                    <w:t xml:space="preserve">Program</w:t>
-                  </w:r>
-                </w:p>
-              </w:tc>
-              <w:tc>
-                <w:tcPr>
-                  <w:tcW w:type="dxa" w:w="3342"/>
+                    <w:t xml:space="preserve">Activity</w:t>
+                  </w:r>
+                </w:p>
+              </w:tc>
+              <w:tc>
+                <w:tcPr>
+                  <w:tcW w:type="dxa" w:w="2506"/>
                   <w:tcBorders>
                     <w:top w:val="single" w:color="B7C2D1" w:sz="4"/>
                     <w:left w:val="single" w:color="B7C2D1" w:sz="4"/>
@@ -1592,13 +1639,47 @@
                       <w:sz w:val="20"/>
                       <w:szCs w:val="20"/>
                     </w:rPr>
+                    <w:t xml:space="preserve">What to do</w:t>
+                  </w:r>
+                </w:p>
+              </w:tc>
+              <w:tc>
+                <w:tcPr>
+                  <w:tcW w:type="dxa" w:w="2506"/>
+                  <w:tcBorders>
+                    <w:top w:val="single" w:color="B7C2D1" w:sz="4"/>
+                    <w:left w:val="single" w:color="B7C2D1" w:sz="4"/>
+                    <w:bottom w:val="single" w:color="B7C2D1" w:sz="4"/>
+                    <w:right w:val="single" w:color="B7C2D1" w:sz="4"/>
+                  </w:tcBorders>
+                  <w:shd w:fill="E6ECF5" w:color="auto" w:val="clear"/>
+                  <w:tcMar>
+                    <w:top w:type="dxa" w:w="80"/>
+                    <w:left w:type="dxa" w:w="120"/>
+                    <w:bottom w:type="dxa" w:w="80"/>
+                    <w:right w:type="dxa" w:w="120"/>
+                  </w:tcMar>
+                  <w:vAlign w:val="center"/>
+                </w:tcPr>
+                <w:p>
+                  <w:pPr>
+                    <w:spacing w:after="0" w:before="0"/>
+                  </w:pPr>
+                  <w:r>
+                    <w:rPr>
+                      <w:rFonts w:ascii="Arial" w:cs="Arial" w:eastAsia="Arial" w:hAnsi="Arial"/>
+                      <w:b/>
+                      <w:bCs/>
+                      <w:sz w:val="20"/>
+                      <w:szCs w:val="20"/>
+                    </w:rPr>
                     <w:t xml:space="preserve">Marks</w:t>
                   </w:r>
                 </w:p>
               </w:tc>
               <w:tc>
                 <w:tcPr>
-                  <w:tcW w:type="dxa" w:w="3342"/>
+                  <w:tcW w:type="dxa" w:w="2506"/>
                   <w:tcBorders>
                     <w:top w:val="single" w:color="B7C2D1" w:sz="4"/>
                     <w:left w:val="single" w:color="B7C2D1" w:sz="4"/>
@@ -1638,39 +1719,73 @@
               </w:trPr>
               <w:tc>
                 <w:tcPr>
-                  <w:tcW w:type="dxa" w:w="3342"/>
-                  <w:tcBorders>
-                    <w:top w:val="single" w:color="B7C2D1" w:sz="4"/>
-                    <w:left w:val="single" w:color="B7C2D1" w:sz="4"/>
-                    <w:bottom w:val="single" w:color="B7C2D1" w:sz="4"/>
-                    <w:right w:val="single" w:color="B7C2D1" w:sz="4"/>
-                  </w:tcBorders>
-                  <w:shd w:fill="FFFFFF" w:color="auto" w:val="clear"/>
-                  <w:tcMar>
-                    <w:top w:type="dxa" w:w="80"/>
-                    <w:left w:type="dxa" w:w="120"/>
-                    <w:bottom w:type="dxa" w:w="80"/>
-                    <w:right w:type="dxa" w:w="120"/>
-                  </w:tcMar>
-                  <w:vAlign w:val="center"/>
-                </w:tcPr>
-                <w:p>
-                  <w:pPr>
-                    <w:spacing w:after="0" w:before="0"/>
-                  </w:pPr>
-                  <w:r>
-                    <w:rPr>
-                      <w:rFonts w:ascii="Arial" w:cs="Arial" w:eastAsia="Arial" w:hAnsi="Arial"/>
-                      <w:sz w:val="21"/>
-                      <w:szCs w:val="21"/>
-                    </w:rPr>
-                    <w:t xml:space="preserve">Display the message Hello world.</w:t>
-                  </w:r>
-                </w:p>
-              </w:tc>
-              <w:tc>
-                <w:tcPr>
-                  <w:tcW w:type="dxa" w:w="3342"/>
+                  <w:tcW w:type="dxa" w:w="2506"/>
+                  <w:tcBorders>
+                    <w:top w:val="single" w:color="B7C2D1" w:sz="4"/>
+                    <w:left w:val="single" w:color="B7C2D1" w:sz="4"/>
+                    <w:bottom w:val="single" w:color="B7C2D1" w:sz="4"/>
+                    <w:right w:val="single" w:color="B7C2D1" w:sz="4"/>
+                  </w:tcBorders>
+                  <w:shd w:fill="FFFFFF" w:color="auto" w:val="clear"/>
+                  <w:tcMar>
+                    <w:top w:type="dxa" w:w="80"/>
+                    <w:left w:type="dxa" w:w="120"/>
+                    <w:bottom w:type="dxa" w:w="80"/>
+                    <w:right w:type="dxa" w:w="120"/>
+                  </w:tcMar>
+                  <w:vAlign w:val="center"/>
+                </w:tcPr>
+                <w:p>
+                  <w:pPr>
+                    <w:spacing w:after="0" w:before="0"/>
+                  </w:pPr>
+                  <w:r>
+                    <w:rPr>
+                      <w:rFonts w:ascii="Arial" w:cs="Arial" w:eastAsia="Arial" w:hAnsi="Arial"/>
+                      <w:sz w:val="21"/>
+                      <w:szCs w:val="21"/>
+                    </w:rPr>
+                    <w:t xml:space="preserve">Press Run and watch what happens.</w:t>
+                  </w:r>
+                </w:p>
+              </w:tc>
+              <w:tc>
+                <w:tcPr>
+                  <w:tcW w:type="dxa" w:w="2506"/>
+                  <w:tcBorders>
+                    <w:top w:val="single" w:color="B7C2D1" w:sz="4"/>
+                    <w:left w:val="single" w:color="B7C2D1" w:sz="4"/>
+                    <w:bottom w:val="single" w:color="B7C2D1" w:sz="4"/>
+                    <w:right w:val="single" w:color="B7C2D1" w:sz="4"/>
+                  </w:tcBorders>
+                  <w:shd w:fill="FFFFFF" w:color="auto" w:val="clear"/>
+                  <w:tcMar>
+                    <w:top w:type="dxa" w:w="80"/>
+                    <w:left w:type="dxa" w:w="120"/>
+                    <w:bottom w:type="dxa" w:w="80"/>
+                    <w:right w:type="dxa" w:w="120"/>
+                  </w:tcMar>
+                  <w:vAlign w:val="center"/>
+                </w:tcPr>
+                <w:p>
+                  <w:pPr>
+                    <w:spacing w:after="0" w:before="0"/>
+                  </w:pPr>
+                  <w:r>
+                    <w:rPr>
+                      <w:rFonts w:ascii="Arial" w:cs="Arial" w:eastAsia="Arial" w:hAnsi="Arial"/>
+                      <w:b w:val="false"/>
+                      <w:bCs w:val="false"/>
+                      <w:sz w:val="21"/>
+                      <w:szCs w:val="21"/>
+                    </w:rPr>
+                    <w:t xml:space="preserve">Run it</w:t>
+                  </w:r>
+                </w:p>
+              </w:tc>
+              <w:tc>
+                <w:tcPr>
+                  <w:tcW w:type="dxa" w:w="2506"/>
                   <w:tcBorders>
                     <w:top w:val="single" w:color="B7C2D1" w:sz="4"/>
                     <w:left w:val="single" w:color="B7C2D1" w:sz="4"/>
@@ -1704,7 +1819,7 @@
               </w:tc>
               <w:tc>
                 <w:tcPr>
-                  <w:tcW w:type="dxa" w:w="3342"/>
+                  <w:tcW w:type="dxa" w:w="2506"/>
                   <w:tcBorders>
                     <w:top w:val="single" w:color="B7C2D1" w:sz="4"/>
                     <w:left w:val="single" w:color="B7C2D1" w:sz="4"/>
@@ -1744,39 +1859,73 @@
               </w:trPr>
               <w:tc>
                 <w:tcPr>
-                  <w:tcW w:type="dxa" w:w="3342"/>
-                  <w:tcBorders>
-                    <w:top w:val="single" w:color="B7C2D1" w:sz="4"/>
-                    <w:left w:val="single" w:color="B7C2D1" w:sz="4"/>
-                    <w:bottom w:val="single" w:color="B7C2D1" w:sz="4"/>
-                    <w:right w:val="single" w:color="B7C2D1" w:sz="4"/>
-                  </w:tcBorders>
-                  <w:shd w:fill="FFFFFF" w:color="auto" w:val="clear"/>
-                  <w:tcMar>
-                    <w:top w:type="dxa" w:w="80"/>
-                    <w:left w:type="dxa" w:w="120"/>
-                    <w:bottom w:type="dxa" w:w="80"/>
-                    <w:right w:type="dxa" w:w="120"/>
-                  </w:tcMar>
-                  <w:vAlign w:val="center"/>
-                </w:tcPr>
-                <w:p>
-                  <w:pPr>
-                    <w:spacing w:after="0" w:before="0"/>
-                  </w:pPr>
-                  <w:r>
-                    <w:rPr>
-                      <w:rFonts w:ascii="Arial" w:cs="Arial" w:eastAsia="Arial" w:hAnsi="Arial"/>
-                      <w:sz w:val="21"/>
-                      <w:szCs w:val="21"/>
-                    </w:rPr>
-                    <w:t xml:space="preserve">Display Open. Then display Closed on the next line.</w:t>
-                  </w:r>
-                </w:p>
-              </w:tc>
-              <w:tc>
-                <w:tcPr>
-                  <w:tcW w:type="dxa" w:w="3342"/>
+                  <w:tcW w:type="dxa" w:w="2506"/>
+                  <w:tcBorders>
+                    <w:top w:val="single" w:color="B7C2D1" w:sz="4"/>
+                    <w:left w:val="single" w:color="B7C2D1" w:sz="4"/>
+                    <w:bottom w:val="single" w:color="B7C2D1" w:sz="4"/>
+                    <w:right w:val="single" w:color="B7C2D1" w:sz="4"/>
+                  </w:tcBorders>
+                  <w:shd w:fill="FFFFFF" w:color="auto" w:val="clear"/>
+                  <w:tcMar>
+                    <w:top w:type="dxa" w:w="80"/>
+                    <w:left w:type="dxa" w:w="120"/>
+                    <w:bottom w:type="dxa" w:w="80"/>
+                    <w:right w:type="dxa" w:w="120"/>
+                  </w:tcMar>
+                  <w:vAlign w:val="center"/>
+                </w:tcPr>
+                <w:p>
+                  <w:pPr>
+                    <w:spacing w:after="0" w:before="0"/>
+                  </w:pPr>
+                  <w:r>
+                    <w:rPr>
+                      <w:rFonts w:ascii="Arial" w:cs="Arial" w:eastAsia="Arial" w:hAnsi="Arial"/>
+                      <w:sz w:val="21"/>
+                      <w:szCs w:val="21"/>
+                    </w:rPr>
+                    <w:t xml:space="preserve">Change the word Hello to Goodbye.</w:t>
+                  </w:r>
+                </w:p>
+              </w:tc>
+              <w:tc>
+                <w:tcPr>
+                  <w:tcW w:type="dxa" w:w="2506"/>
+                  <w:tcBorders>
+                    <w:top w:val="single" w:color="B7C2D1" w:sz="4"/>
+                    <w:left w:val="single" w:color="B7C2D1" w:sz="4"/>
+                    <w:bottom w:val="single" w:color="B7C2D1" w:sz="4"/>
+                    <w:right w:val="single" w:color="B7C2D1" w:sz="4"/>
+                  </w:tcBorders>
+                  <w:shd w:fill="FFFFFF" w:color="auto" w:val="clear"/>
+                  <w:tcMar>
+                    <w:top w:type="dxa" w:w="80"/>
+                    <w:left w:type="dxa" w:w="120"/>
+                    <w:bottom w:type="dxa" w:w="80"/>
+                    <w:right w:type="dxa" w:w="120"/>
+                  </w:tcMar>
+                  <w:vAlign w:val="center"/>
+                </w:tcPr>
+                <w:p>
+                  <w:pPr>
+                    <w:spacing w:after="0" w:before="0"/>
+                  </w:pPr>
+                  <w:r>
+                    <w:rPr>
+                      <w:rFonts w:ascii="Arial" w:cs="Arial" w:eastAsia="Arial" w:hAnsi="Arial"/>
+                      <w:b w:val="false"/>
+                      <w:bCs w:val="false"/>
+                      <w:sz w:val="21"/>
+                      <w:szCs w:val="21"/>
+                    </w:rPr>
+                    <w:t xml:space="preserve">Change it</w:t>
+                  </w:r>
+                </w:p>
+              </w:tc>
+              <w:tc>
+                <w:tcPr>
+                  <w:tcW w:type="dxa" w:w="2506"/>
                   <w:tcBorders>
                     <w:top w:val="single" w:color="B7C2D1" w:sz="4"/>
                     <w:left w:val="single" w:color="B7C2D1" w:sz="4"/>
@@ -1810,7 +1959,7 @@
               </w:tc>
               <w:tc>
                 <w:tcPr>
-                  <w:tcW w:type="dxa" w:w="3342"/>
+                  <w:tcW w:type="dxa" w:w="2506"/>
                   <w:tcBorders>
                     <w:top w:val="single" w:color="B7C2D1" w:sz="4"/>
                     <w:left w:val="single" w:color="B7C2D1" w:sz="4"/>
@@ -1850,73 +1999,107 @@
               </w:trPr>
               <w:tc>
                 <w:tcPr>
-                  <w:tcW w:type="dxa" w:w="3342"/>
-                  <w:tcBorders>
-                    <w:top w:val="single" w:color="B7C2D1" w:sz="4"/>
-                    <w:left w:val="single" w:color="B7C2D1" w:sz="4"/>
-                    <w:bottom w:val="single" w:color="B7C2D1" w:sz="4"/>
-                    <w:right w:val="single" w:color="B7C2D1" w:sz="4"/>
-                  </w:tcBorders>
-                  <w:shd w:fill="FFFFFF" w:color="auto" w:val="clear"/>
-                  <w:tcMar>
-                    <w:top w:type="dxa" w:w="80"/>
-                    <w:left w:type="dxa" w:w="120"/>
-                    <w:bottom w:type="dxa" w:w="80"/>
-                    <w:right w:type="dxa" w:w="120"/>
-                  </w:tcMar>
-                  <w:vAlign w:val="center"/>
-                </w:tcPr>
-                <w:p>
-                  <w:pPr>
-                    <w:spacing w:after="0" w:before="0"/>
-                  </w:pPr>
-                  <w:r>
-                    <w:rPr>
-                      <w:rFonts w:ascii="Arial" w:cs="Arial" w:eastAsia="Arial" w:hAnsi="Arial"/>
-                      <w:sz w:val="21"/>
-                      <w:szCs w:val="21"/>
-                    </w:rPr>
-                    <w:t xml:space="preserve">Display Top. Then display an empty line. Then display Bottom on the third line.</w:t>
-                  </w:r>
-                </w:p>
-              </w:tc>
-              <w:tc>
-                <w:tcPr>
-                  <w:tcW w:type="dxa" w:w="3342"/>
-                  <w:tcBorders>
-                    <w:top w:val="single" w:color="B7C2D1" w:sz="4"/>
-                    <w:left w:val="single" w:color="B7C2D1" w:sz="4"/>
-                    <w:bottom w:val="single" w:color="B7C2D1" w:sz="4"/>
-                    <w:right w:val="single" w:color="B7C2D1" w:sz="4"/>
-                  </w:tcBorders>
-                  <w:shd w:fill="FFFFFF" w:color="auto" w:val="clear"/>
-                  <w:tcMar>
-                    <w:top w:type="dxa" w:w="80"/>
-                    <w:left w:type="dxa" w:w="120"/>
-                    <w:bottom w:type="dxa" w:w="80"/>
-                    <w:right w:type="dxa" w:w="120"/>
-                  </w:tcMar>
-                  <w:vAlign w:val="center"/>
-                </w:tcPr>
-                <w:p>
-                  <w:pPr>
-                    <w:spacing w:after="0" w:before="0"/>
-                  </w:pPr>
-                  <w:r>
-                    <w:rPr>
-                      <w:rFonts w:ascii="Arial" w:cs="Arial" w:eastAsia="Arial" w:hAnsi="Arial"/>
-                      <w:b w:val="false"/>
-                      <w:bCs w:val="false"/>
-                      <w:sz w:val="21"/>
-                      <w:szCs w:val="21"/>
-                    </w:rPr>
-                    <w:t xml:space="preserve">2</w:t>
-                  </w:r>
-                </w:p>
-              </w:tc>
-              <w:tc>
-                <w:tcPr>
-                  <w:tcW w:type="dxa" w:w="3342"/>
+                  <w:tcW w:type="dxa" w:w="2506"/>
+                  <w:tcBorders>
+                    <w:top w:val="single" w:color="B7C2D1" w:sz="4"/>
+                    <w:left w:val="single" w:color="B7C2D1" w:sz="4"/>
+                    <w:bottom w:val="single" w:color="B7C2D1" w:sz="4"/>
+                    <w:right w:val="single" w:color="B7C2D1" w:sz="4"/>
+                  </w:tcBorders>
+                  <w:shd w:fill="FFFFFF" w:color="auto" w:val="clear"/>
+                  <w:tcMar>
+                    <w:top w:type="dxa" w:w="80"/>
+                    <w:left w:type="dxa" w:w="120"/>
+                    <w:bottom w:type="dxa" w:w="80"/>
+                    <w:right w:type="dxa" w:w="120"/>
+                  </w:tcMar>
+                  <w:vAlign w:val="center"/>
+                </w:tcPr>
+                <w:p>
+                  <w:pPr>
+                    <w:spacing w:after="0" w:before="0"/>
+                  </w:pPr>
+                  <w:r>
+                    <w:rPr>
+                      <w:rFonts w:ascii="Arial" w:cs="Arial" w:eastAsia="Arial" w:hAnsi="Arial"/>
+                      <w:sz w:val="21"/>
+                      <w:szCs w:val="21"/>
+                    </w:rPr>
+                    <w:t xml:space="preserve">What will this program display?</w:t>
+                  </w:r>
+                </w:p>
+              </w:tc>
+              <w:tc>
+                <w:tcPr>
+                  <w:tcW w:type="dxa" w:w="2506"/>
+                  <w:tcBorders>
+                    <w:top w:val="single" w:color="B7C2D1" w:sz="4"/>
+                    <w:left w:val="single" w:color="B7C2D1" w:sz="4"/>
+                    <w:bottom w:val="single" w:color="B7C2D1" w:sz="4"/>
+                    <w:right w:val="single" w:color="B7C2D1" w:sz="4"/>
+                  </w:tcBorders>
+                  <w:shd w:fill="FFFFFF" w:color="auto" w:val="clear"/>
+                  <w:tcMar>
+                    <w:top w:type="dxa" w:w="80"/>
+                    <w:left w:type="dxa" w:w="120"/>
+                    <w:bottom w:type="dxa" w:w="80"/>
+                    <w:right w:type="dxa" w:w="120"/>
+                  </w:tcMar>
+                  <w:vAlign w:val="center"/>
+                </w:tcPr>
+                <w:p>
+                  <w:pPr>
+                    <w:spacing w:after="0" w:before="0"/>
+                  </w:pPr>
+                  <w:r>
+                    <w:rPr>
+                      <w:rFonts w:ascii="Arial" w:cs="Arial" w:eastAsia="Arial" w:hAnsi="Arial"/>
+                      <w:b w:val="false"/>
+                      <w:bCs w:val="false"/>
+                      <w:sz w:val="21"/>
+                      <w:szCs w:val="21"/>
+                    </w:rPr>
+                    <w:t xml:space="preserve">Predict</w:t>
+                  </w:r>
+                </w:p>
+              </w:tc>
+              <w:tc>
+                <w:tcPr>
+                  <w:tcW w:type="dxa" w:w="2506"/>
+                  <w:tcBorders>
+                    <w:top w:val="single" w:color="B7C2D1" w:sz="4"/>
+                    <w:left w:val="single" w:color="B7C2D1" w:sz="4"/>
+                    <w:bottom w:val="single" w:color="B7C2D1" w:sz="4"/>
+                    <w:right w:val="single" w:color="B7C2D1" w:sz="4"/>
+                  </w:tcBorders>
+                  <w:shd w:fill="FFFFFF" w:color="auto" w:val="clear"/>
+                  <w:tcMar>
+                    <w:top w:type="dxa" w:w="80"/>
+                    <w:left w:type="dxa" w:w="120"/>
+                    <w:bottom w:type="dxa" w:w="80"/>
+                    <w:right w:type="dxa" w:w="120"/>
+                  </w:tcMar>
+                  <w:vAlign w:val="center"/>
+                </w:tcPr>
+                <w:p>
+                  <w:pPr>
+                    <w:spacing w:after="0" w:before="0"/>
+                  </w:pPr>
+                  <w:r>
+                    <w:rPr>
+                      <w:rFonts w:ascii="Arial" w:cs="Arial" w:eastAsia="Arial" w:hAnsi="Arial"/>
+                      <w:b w:val="false"/>
+                      <w:bCs w:val="false"/>
+                      <w:sz w:val="21"/>
+                      <w:szCs w:val="21"/>
+                    </w:rPr>
+                    <w:t xml:space="preserve">1</w:t>
+                  </w:r>
+                </w:p>
+              </w:tc>
+              <w:tc>
+                <w:tcPr>
+                  <w:tcW w:type="dxa" w:w="2506"/>
                   <w:tcBorders>
                     <w:top w:val="single" w:color="B7C2D1" w:sz="4"/>
                     <w:left w:val="single" w:color="B7C2D1" w:sz="4"/>
@@ -1956,7 +2139,567 @@
               </w:trPr>
               <w:tc>
                 <w:tcPr>
-                  <w:tcW w:type="dxa" w:w="3342"/>
+                  <w:tcW w:type="dxa" w:w="2506"/>
+                  <w:tcBorders>
+                    <w:top w:val="single" w:color="B7C2D1" w:sz="4"/>
+                    <w:left w:val="single" w:color="B7C2D1" w:sz="4"/>
+                    <w:bottom w:val="single" w:color="B7C2D1" w:sz="4"/>
+                    <w:right w:val="single" w:color="B7C2D1" w:sz="4"/>
+                  </w:tcBorders>
+                  <w:shd w:fill="FFFFFF" w:color="auto" w:val="clear"/>
+                  <w:tcMar>
+                    <w:top w:type="dxa" w:w="80"/>
+                    <w:left w:type="dxa" w:w="120"/>
+                    <w:bottom w:type="dxa" w:w="80"/>
+                    <w:right w:type="dxa" w:w="120"/>
+                  </w:tcMar>
+                  <w:vAlign w:val="center"/>
+                </w:tcPr>
+                <w:p>
+                  <w:pPr>
+                    <w:spacing w:after="0" w:before="0"/>
+                  </w:pPr>
+                  <w:r>
+                    <w:rPr>
+                      <w:rFonts w:ascii="Arial" w:cs="Arial" w:eastAsia="Arial" w:hAnsi="Arial"/>
+                      <w:sz w:val="21"/>
+                      <w:szCs w:val="21"/>
+                    </w:rPr>
+                    <w:t xml:space="preserve">Finish the program. Display Line one. Then display Line two on the next line.</w:t>
+                  </w:r>
+                </w:p>
+              </w:tc>
+              <w:tc>
+                <w:tcPr>
+                  <w:tcW w:type="dxa" w:w="2506"/>
+                  <w:tcBorders>
+                    <w:top w:val="single" w:color="B7C2D1" w:sz="4"/>
+                    <w:left w:val="single" w:color="B7C2D1" w:sz="4"/>
+                    <w:bottom w:val="single" w:color="B7C2D1" w:sz="4"/>
+                    <w:right w:val="single" w:color="B7C2D1" w:sz="4"/>
+                  </w:tcBorders>
+                  <w:shd w:fill="FFFFFF" w:color="auto" w:val="clear"/>
+                  <w:tcMar>
+                    <w:top w:type="dxa" w:w="80"/>
+                    <w:left w:type="dxa" w:w="120"/>
+                    <w:bottom w:type="dxa" w:w="80"/>
+                    <w:right w:type="dxa" w:w="120"/>
+                  </w:tcMar>
+                  <w:vAlign w:val="center"/>
+                </w:tcPr>
+                <w:p>
+                  <w:pPr>
+                    <w:spacing w:after="0" w:before="0"/>
+                  </w:pPr>
+                  <w:r>
+                    <w:rPr>
+                      <w:rFonts w:ascii="Arial" w:cs="Arial" w:eastAsia="Arial" w:hAnsi="Arial"/>
+                      <w:b w:val="false"/>
+                      <w:bCs w:val="false"/>
+                      <w:sz w:val="21"/>
+                      <w:szCs w:val="21"/>
+                    </w:rPr>
+                    <w:t xml:space="preserve">Complete it</w:t>
+                  </w:r>
+                </w:p>
+              </w:tc>
+              <w:tc>
+                <w:tcPr>
+                  <w:tcW w:type="dxa" w:w="2506"/>
+                  <w:tcBorders>
+                    <w:top w:val="single" w:color="B7C2D1" w:sz="4"/>
+                    <w:left w:val="single" w:color="B7C2D1" w:sz="4"/>
+                    <w:bottom w:val="single" w:color="B7C2D1" w:sz="4"/>
+                    <w:right w:val="single" w:color="B7C2D1" w:sz="4"/>
+                  </w:tcBorders>
+                  <w:shd w:fill="FFFFFF" w:color="auto" w:val="clear"/>
+                  <w:tcMar>
+                    <w:top w:type="dxa" w:w="80"/>
+                    <w:left w:type="dxa" w:w="120"/>
+                    <w:bottom w:type="dxa" w:w="80"/>
+                    <w:right w:type="dxa" w:w="120"/>
+                  </w:tcMar>
+                  <w:vAlign w:val="center"/>
+                </w:tcPr>
+                <w:p>
+                  <w:pPr>
+                    <w:spacing w:after="0" w:before="0"/>
+                  </w:pPr>
+                  <w:r>
+                    <w:rPr>
+                      <w:rFonts w:ascii="Arial" w:cs="Arial" w:eastAsia="Arial" w:hAnsi="Arial"/>
+                      <w:b w:val="false"/>
+                      <w:bCs w:val="false"/>
+                      <w:sz w:val="21"/>
+                      <w:szCs w:val="21"/>
+                    </w:rPr>
+                    <w:t xml:space="preserve">2</w:t>
+                  </w:r>
+                </w:p>
+              </w:tc>
+              <w:tc>
+                <w:tcPr>
+                  <w:tcW w:type="dxa" w:w="2506"/>
+                  <w:tcBorders>
+                    <w:top w:val="single" w:color="B7C2D1" w:sz="4"/>
+                    <w:left w:val="single" w:color="B7C2D1" w:sz="4"/>
+                    <w:bottom w:val="single" w:color="B7C2D1" w:sz="4"/>
+                    <w:right w:val="single" w:color="B7C2D1" w:sz="4"/>
+                  </w:tcBorders>
+                  <w:shd w:fill="FFFFFF" w:color="auto" w:val="clear"/>
+                  <w:tcMar>
+                    <w:top w:type="dxa" w:w="80"/>
+                    <w:left w:type="dxa" w:w="120"/>
+                    <w:bottom w:type="dxa" w:w="80"/>
+                    <w:right w:type="dxa" w:w="120"/>
+                  </w:tcMar>
+                  <w:vAlign w:val="center"/>
+                </w:tcPr>
+                <w:p>
+                  <w:pPr>
+                    <w:spacing w:after="0" w:before="0"/>
+                  </w:pPr>
+                  <w:r>
+                    <w:rPr>
+                      <w:rFonts w:ascii="Arial" w:cs="Arial" w:eastAsia="Arial" w:hAnsi="Arial"/>
+                      <w:b w:val="false"/>
+                      <w:bCs w:val="false"/>
+                      <w:sz w:val="21"/>
+                      <w:szCs w:val="21"/>
+                    </w:rPr>
+                    <w:t xml:space="preserve"/>
+                  </w:r>
+                </w:p>
+              </w:tc>
+            </w:tr>
+            <w:tr>
+              <w:trPr>
+                <w:cantSplit/>
+                <w:trHeight w:val="360" w:hRule="atLeast"/>
+              </w:trPr>
+              <w:tc>
+                <w:tcPr>
+                  <w:tcW w:type="dxa" w:w="2506"/>
+                  <w:tcBorders>
+                    <w:top w:val="single" w:color="B7C2D1" w:sz="4"/>
+                    <w:left w:val="single" w:color="B7C2D1" w:sz="4"/>
+                    <w:bottom w:val="single" w:color="B7C2D1" w:sz="4"/>
+                    <w:right w:val="single" w:color="B7C2D1" w:sz="4"/>
+                  </w:tcBorders>
+                  <w:shd w:fill="FFFFFF" w:color="auto" w:val="clear"/>
+                  <w:tcMar>
+                    <w:top w:type="dxa" w:w="80"/>
+                    <w:left w:type="dxa" w:w="120"/>
+                    <w:bottom w:type="dxa" w:w="80"/>
+                    <w:right w:type="dxa" w:w="120"/>
+                  </w:tcMar>
+                  <w:vAlign w:val="center"/>
+                </w:tcPr>
+                <w:p>
+                  <w:pPr>
+                    <w:spacing w:after="0" w:before="0"/>
+                  </w:pPr>
+                  <w:r>
+                    <w:rPr>
+                      <w:rFonts w:ascii="Arial" w:cs="Arial" w:eastAsia="Arial" w:hAnsi="Arial"/>
+                      <w:sz w:val="21"/>
+                      <w:szCs w:val="21"/>
+                    </w:rPr>
+                    <w:t xml:space="preserve">Display the message Hello world.</w:t>
+                  </w:r>
+                </w:p>
+              </w:tc>
+              <w:tc>
+                <w:tcPr>
+                  <w:tcW w:type="dxa" w:w="2506"/>
+                  <w:tcBorders>
+                    <w:top w:val="single" w:color="B7C2D1" w:sz="4"/>
+                    <w:left w:val="single" w:color="B7C2D1" w:sz="4"/>
+                    <w:bottom w:val="single" w:color="B7C2D1" w:sz="4"/>
+                    <w:right w:val="single" w:color="B7C2D1" w:sz="4"/>
+                  </w:tcBorders>
+                  <w:shd w:fill="FFFFFF" w:color="auto" w:val="clear"/>
+                  <w:tcMar>
+                    <w:top w:type="dxa" w:w="80"/>
+                    <w:left w:type="dxa" w:w="120"/>
+                    <w:bottom w:type="dxa" w:w="80"/>
+                    <w:right w:type="dxa" w:w="120"/>
+                  </w:tcMar>
+                  <w:vAlign w:val="center"/>
+                </w:tcPr>
+                <w:p>
+                  <w:pPr>
+                    <w:spacing w:after="0" w:before="0"/>
+                  </w:pPr>
+                  <w:r>
+                    <w:rPr>
+                      <w:rFonts w:ascii="Arial" w:cs="Arial" w:eastAsia="Arial" w:hAnsi="Arial"/>
+                      <w:b w:val="false"/>
+                      <w:bCs w:val="false"/>
+                      <w:sz w:val="21"/>
+                      <w:szCs w:val="21"/>
+                    </w:rPr>
+                    <w:t xml:space="preserve">Write it</w:t>
+                  </w:r>
+                </w:p>
+              </w:tc>
+              <w:tc>
+                <w:tcPr>
+                  <w:tcW w:type="dxa" w:w="2506"/>
+                  <w:tcBorders>
+                    <w:top w:val="single" w:color="B7C2D1" w:sz="4"/>
+                    <w:left w:val="single" w:color="B7C2D1" w:sz="4"/>
+                    <w:bottom w:val="single" w:color="B7C2D1" w:sz="4"/>
+                    <w:right w:val="single" w:color="B7C2D1" w:sz="4"/>
+                  </w:tcBorders>
+                  <w:shd w:fill="FFFFFF" w:color="auto" w:val="clear"/>
+                  <w:tcMar>
+                    <w:top w:type="dxa" w:w="80"/>
+                    <w:left w:type="dxa" w:w="120"/>
+                    <w:bottom w:type="dxa" w:w="80"/>
+                    <w:right w:type="dxa" w:w="120"/>
+                  </w:tcMar>
+                  <w:vAlign w:val="center"/>
+                </w:tcPr>
+                <w:p>
+                  <w:pPr>
+                    <w:spacing w:after="0" w:before="0"/>
+                  </w:pPr>
+                  <w:r>
+                    <w:rPr>
+                      <w:rFonts w:ascii="Arial" w:cs="Arial" w:eastAsia="Arial" w:hAnsi="Arial"/>
+                      <w:b w:val="false"/>
+                      <w:bCs w:val="false"/>
+                      <w:sz w:val="21"/>
+                      <w:szCs w:val="21"/>
+                    </w:rPr>
+                    <w:t xml:space="preserve">1</w:t>
+                  </w:r>
+                </w:p>
+              </w:tc>
+              <w:tc>
+                <w:tcPr>
+                  <w:tcW w:type="dxa" w:w="2506"/>
+                  <w:tcBorders>
+                    <w:top w:val="single" w:color="B7C2D1" w:sz="4"/>
+                    <w:left w:val="single" w:color="B7C2D1" w:sz="4"/>
+                    <w:bottom w:val="single" w:color="B7C2D1" w:sz="4"/>
+                    <w:right w:val="single" w:color="B7C2D1" w:sz="4"/>
+                  </w:tcBorders>
+                  <w:shd w:fill="FFFFFF" w:color="auto" w:val="clear"/>
+                  <w:tcMar>
+                    <w:top w:type="dxa" w:w="80"/>
+                    <w:left w:type="dxa" w:w="120"/>
+                    <w:bottom w:type="dxa" w:w="80"/>
+                    <w:right w:type="dxa" w:w="120"/>
+                  </w:tcMar>
+                  <w:vAlign w:val="center"/>
+                </w:tcPr>
+                <w:p>
+                  <w:pPr>
+                    <w:spacing w:after="0" w:before="0"/>
+                  </w:pPr>
+                  <w:r>
+                    <w:rPr>
+                      <w:rFonts w:ascii="Arial" w:cs="Arial" w:eastAsia="Arial" w:hAnsi="Arial"/>
+                      <w:b w:val="false"/>
+                      <w:bCs w:val="false"/>
+                      <w:sz w:val="21"/>
+                      <w:szCs w:val="21"/>
+                    </w:rPr>
+                    <w:t xml:space="preserve"/>
+                  </w:r>
+                </w:p>
+              </w:tc>
+            </w:tr>
+            <w:tr>
+              <w:trPr>
+                <w:cantSplit/>
+                <w:trHeight w:val="360" w:hRule="atLeast"/>
+              </w:trPr>
+              <w:tc>
+                <w:tcPr>
+                  <w:tcW w:type="dxa" w:w="2506"/>
+                  <w:tcBorders>
+                    <w:top w:val="single" w:color="B7C2D1" w:sz="4"/>
+                    <w:left w:val="single" w:color="B7C2D1" w:sz="4"/>
+                    <w:bottom w:val="single" w:color="B7C2D1" w:sz="4"/>
+                    <w:right w:val="single" w:color="B7C2D1" w:sz="4"/>
+                  </w:tcBorders>
+                  <w:shd w:fill="FFFFFF" w:color="auto" w:val="clear"/>
+                  <w:tcMar>
+                    <w:top w:type="dxa" w:w="80"/>
+                    <w:left w:type="dxa" w:w="120"/>
+                    <w:bottom w:type="dxa" w:w="80"/>
+                    <w:right w:type="dxa" w:w="120"/>
+                  </w:tcMar>
+                  <w:vAlign w:val="center"/>
+                </w:tcPr>
+                <w:p>
+                  <w:pPr>
+                    <w:spacing w:after="0" w:before="0"/>
+                  </w:pPr>
+                  <w:r>
+                    <w:rPr>
+                      <w:rFonts w:ascii="Arial" w:cs="Arial" w:eastAsia="Arial" w:hAnsi="Arial"/>
+                      <w:sz w:val="21"/>
+                      <w:szCs w:val="21"/>
+                    </w:rPr>
+                    <w:t xml:space="preserve">This program should display Ready. Find the mistake and put it right.</w:t>
+                  </w:r>
+                </w:p>
+              </w:tc>
+              <w:tc>
+                <w:tcPr>
+                  <w:tcW w:type="dxa" w:w="2506"/>
+                  <w:tcBorders>
+                    <w:top w:val="single" w:color="B7C2D1" w:sz="4"/>
+                    <w:left w:val="single" w:color="B7C2D1" w:sz="4"/>
+                    <w:bottom w:val="single" w:color="B7C2D1" w:sz="4"/>
+                    <w:right w:val="single" w:color="B7C2D1" w:sz="4"/>
+                  </w:tcBorders>
+                  <w:shd w:fill="FFFFFF" w:color="auto" w:val="clear"/>
+                  <w:tcMar>
+                    <w:top w:type="dxa" w:w="80"/>
+                    <w:left w:type="dxa" w:w="120"/>
+                    <w:bottom w:type="dxa" w:w="80"/>
+                    <w:right w:type="dxa" w:w="120"/>
+                  </w:tcMar>
+                  <w:vAlign w:val="center"/>
+                </w:tcPr>
+                <w:p>
+                  <w:pPr>
+                    <w:spacing w:after="0" w:before="0"/>
+                  </w:pPr>
+                  <w:r>
+                    <w:rPr>
+                      <w:rFonts w:ascii="Arial" w:cs="Arial" w:eastAsia="Arial" w:hAnsi="Arial"/>
+                      <w:b w:val="false"/>
+                      <w:bCs w:val="false"/>
+                      <w:sz w:val="21"/>
+                      <w:szCs w:val="21"/>
+                    </w:rPr>
+                    <w:t xml:space="preserve">Fix it</w:t>
+                  </w:r>
+                </w:p>
+              </w:tc>
+              <w:tc>
+                <w:tcPr>
+                  <w:tcW w:type="dxa" w:w="2506"/>
+                  <w:tcBorders>
+                    <w:top w:val="single" w:color="B7C2D1" w:sz="4"/>
+                    <w:left w:val="single" w:color="B7C2D1" w:sz="4"/>
+                    <w:bottom w:val="single" w:color="B7C2D1" w:sz="4"/>
+                    <w:right w:val="single" w:color="B7C2D1" w:sz="4"/>
+                  </w:tcBorders>
+                  <w:shd w:fill="FFFFFF" w:color="auto" w:val="clear"/>
+                  <w:tcMar>
+                    <w:top w:type="dxa" w:w="80"/>
+                    <w:left w:type="dxa" w:w="120"/>
+                    <w:bottom w:type="dxa" w:w="80"/>
+                    <w:right w:type="dxa" w:w="120"/>
+                  </w:tcMar>
+                  <w:vAlign w:val="center"/>
+                </w:tcPr>
+                <w:p>
+                  <w:pPr>
+                    <w:spacing w:after="0" w:before="0"/>
+                  </w:pPr>
+                  <w:r>
+                    <w:rPr>
+                      <w:rFonts w:ascii="Arial" w:cs="Arial" w:eastAsia="Arial" w:hAnsi="Arial"/>
+                      <w:b w:val="false"/>
+                      <w:bCs w:val="false"/>
+                      <w:sz w:val="21"/>
+                      <w:szCs w:val="21"/>
+                    </w:rPr>
+                    <w:t xml:space="preserve">2</w:t>
+                  </w:r>
+                </w:p>
+              </w:tc>
+              <w:tc>
+                <w:tcPr>
+                  <w:tcW w:type="dxa" w:w="2506"/>
+                  <w:tcBorders>
+                    <w:top w:val="single" w:color="B7C2D1" w:sz="4"/>
+                    <w:left w:val="single" w:color="B7C2D1" w:sz="4"/>
+                    <w:bottom w:val="single" w:color="B7C2D1" w:sz="4"/>
+                    <w:right w:val="single" w:color="B7C2D1" w:sz="4"/>
+                  </w:tcBorders>
+                  <w:shd w:fill="FFFFFF" w:color="auto" w:val="clear"/>
+                  <w:tcMar>
+                    <w:top w:type="dxa" w:w="80"/>
+                    <w:left w:type="dxa" w:w="120"/>
+                    <w:bottom w:type="dxa" w:w="80"/>
+                    <w:right w:type="dxa" w:w="120"/>
+                  </w:tcMar>
+                  <w:vAlign w:val="center"/>
+                </w:tcPr>
+                <w:p>
+                  <w:pPr>
+                    <w:spacing w:after="0" w:before="0"/>
+                  </w:pPr>
+                  <w:r>
+                    <w:rPr>
+                      <w:rFonts w:ascii="Arial" w:cs="Arial" w:eastAsia="Arial" w:hAnsi="Arial"/>
+                      <w:b w:val="false"/>
+                      <w:bCs w:val="false"/>
+                      <w:sz w:val="21"/>
+                      <w:szCs w:val="21"/>
+                    </w:rPr>
+                    <w:t xml:space="preserve"/>
+                  </w:r>
+                </w:p>
+              </w:tc>
+            </w:tr>
+            <w:tr>
+              <w:trPr>
+                <w:cantSplit/>
+                <w:trHeight w:val="360" w:hRule="atLeast"/>
+              </w:trPr>
+              <w:tc>
+                <w:tcPr>
+                  <w:tcW w:type="dxa" w:w="2506"/>
+                  <w:tcBorders>
+                    <w:top w:val="single" w:color="B7C2D1" w:sz="4"/>
+                    <w:left w:val="single" w:color="B7C2D1" w:sz="4"/>
+                    <w:bottom w:val="single" w:color="B7C2D1" w:sz="4"/>
+                    <w:right w:val="single" w:color="B7C2D1" w:sz="4"/>
+                  </w:tcBorders>
+                  <w:shd w:fill="FFFFFF" w:color="auto" w:val="clear"/>
+                  <w:tcMar>
+                    <w:top w:type="dxa" w:w="80"/>
+                    <w:left w:type="dxa" w:w="120"/>
+                    <w:bottom w:type="dxa" w:w="80"/>
+                    <w:right w:type="dxa" w:w="120"/>
+                  </w:tcMar>
+                  <w:vAlign w:val="center"/>
+                </w:tcPr>
+                <w:p>
+                  <w:pPr>
+                    <w:spacing w:after="0" w:before="0"/>
+                  </w:pPr>
+                  <w:r>
+                    <w:rPr>
+                      <w:rFonts w:ascii="Arial" w:cs="Arial" w:eastAsia="Arial" w:hAnsi="Arial"/>
+                      <w:sz w:val="21"/>
+                      <w:szCs w:val="21"/>
+                    </w:rPr>
+                    <w:t xml:space="preserve">What will this program display?</w:t>
+                  </w:r>
+                </w:p>
+              </w:tc>
+              <w:tc>
+                <w:tcPr>
+                  <w:tcW w:type="dxa" w:w="2506"/>
+                  <w:tcBorders>
+                    <w:top w:val="single" w:color="B7C2D1" w:sz="4"/>
+                    <w:left w:val="single" w:color="B7C2D1" w:sz="4"/>
+                    <w:bottom w:val="single" w:color="B7C2D1" w:sz="4"/>
+                    <w:right w:val="single" w:color="B7C2D1" w:sz="4"/>
+                  </w:tcBorders>
+                  <w:shd w:fill="FFFFFF" w:color="auto" w:val="clear"/>
+                  <w:tcMar>
+                    <w:top w:type="dxa" w:w="80"/>
+                    <w:left w:type="dxa" w:w="120"/>
+                    <w:bottom w:type="dxa" w:w="80"/>
+                    <w:right w:type="dxa" w:w="120"/>
+                  </w:tcMar>
+                  <w:vAlign w:val="center"/>
+                </w:tcPr>
+                <w:p>
+                  <w:pPr>
+                    <w:spacing w:after="0" w:before="0"/>
+                  </w:pPr>
+                  <w:r>
+                    <w:rPr>
+                      <w:rFonts w:ascii="Arial" w:cs="Arial" w:eastAsia="Arial" w:hAnsi="Arial"/>
+                      <w:b w:val="false"/>
+                      <w:bCs w:val="false"/>
+                      <w:sz w:val="21"/>
+                      <w:szCs w:val="21"/>
+                    </w:rPr>
+                    <w:t xml:space="preserve">Predict</w:t>
+                  </w:r>
+                </w:p>
+              </w:tc>
+              <w:tc>
+                <w:tcPr>
+                  <w:tcW w:type="dxa" w:w="2506"/>
+                  <w:tcBorders>
+                    <w:top w:val="single" w:color="B7C2D1" w:sz="4"/>
+                    <w:left w:val="single" w:color="B7C2D1" w:sz="4"/>
+                    <w:bottom w:val="single" w:color="B7C2D1" w:sz="4"/>
+                    <w:right w:val="single" w:color="B7C2D1" w:sz="4"/>
+                  </w:tcBorders>
+                  <w:shd w:fill="FFFFFF" w:color="auto" w:val="clear"/>
+                  <w:tcMar>
+                    <w:top w:type="dxa" w:w="80"/>
+                    <w:left w:type="dxa" w:w="120"/>
+                    <w:bottom w:type="dxa" w:w="80"/>
+                    <w:right w:type="dxa" w:w="120"/>
+                  </w:tcMar>
+                  <w:vAlign w:val="center"/>
+                </w:tcPr>
+                <w:p>
+                  <w:pPr>
+                    <w:spacing w:after="0" w:before="0"/>
+                  </w:pPr>
+                  <w:r>
+                    <w:rPr>
+                      <w:rFonts w:ascii="Arial" w:cs="Arial" w:eastAsia="Arial" w:hAnsi="Arial"/>
+                      <w:b w:val="false"/>
+                      <w:bCs w:val="false"/>
+                      <w:sz w:val="21"/>
+                      <w:szCs w:val="21"/>
+                    </w:rPr>
+                    <w:t xml:space="preserve">1</w:t>
+                  </w:r>
+                </w:p>
+              </w:tc>
+              <w:tc>
+                <w:tcPr>
+                  <w:tcW w:type="dxa" w:w="2506"/>
+                  <w:tcBorders>
+                    <w:top w:val="single" w:color="B7C2D1" w:sz="4"/>
+                    <w:left w:val="single" w:color="B7C2D1" w:sz="4"/>
+                    <w:bottom w:val="single" w:color="B7C2D1" w:sz="4"/>
+                    <w:right w:val="single" w:color="B7C2D1" w:sz="4"/>
+                  </w:tcBorders>
+                  <w:shd w:fill="FFFFFF" w:color="auto" w:val="clear"/>
+                  <w:tcMar>
+                    <w:top w:type="dxa" w:w="80"/>
+                    <w:left w:type="dxa" w:w="120"/>
+                    <w:bottom w:type="dxa" w:w="80"/>
+                    <w:right w:type="dxa" w:w="120"/>
+                  </w:tcMar>
+                  <w:vAlign w:val="center"/>
+                </w:tcPr>
+                <w:p>
+                  <w:pPr>
+                    <w:spacing w:after="0" w:before="0"/>
+                  </w:pPr>
+                  <w:r>
+                    <w:rPr>
+                      <w:rFonts w:ascii="Arial" w:cs="Arial" w:eastAsia="Arial" w:hAnsi="Arial"/>
+                      <w:b w:val="false"/>
+                      <w:bCs w:val="false"/>
+                      <w:sz w:val="21"/>
+                      <w:szCs w:val="21"/>
+                    </w:rPr>
+                    <w:t xml:space="preserve"/>
+                  </w:r>
+                </w:p>
+              </w:tc>
+            </w:tr>
+            <w:tr>
+              <w:trPr>
+                <w:cantSplit/>
+                <w:trHeight w:val="360" w:hRule="atLeast"/>
+              </w:trPr>
+              <w:tc>
+                <w:tcPr>
+                  <w:tcW w:type="dxa" w:w="2506"/>
                   <w:tcBorders>
                     <w:top w:val="single" w:color="B7C2D1" w:sz="4"/>
                     <w:left w:val="single" w:color="B7C2D1" w:sz="4"/>
@@ -1988,7 +2731,41 @@
               </w:tc>
               <w:tc>
                 <w:tcPr>
-                  <w:tcW w:type="dxa" w:w="3342"/>
+                  <w:tcW w:type="dxa" w:w="2506"/>
+                  <w:tcBorders>
+                    <w:top w:val="single" w:color="B7C2D1" w:sz="4"/>
+                    <w:left w:val="single" w:color="B7C2D1" w:sz="4"/>
+                    <w:bottom w:val="single" w:color="B7C2D1" w:sz="4"/>
+                    <w:right w:val="single" w:color="B7C2D1" w:sz="4"/>
+                  </w:tcBorders>
+                  <w:shd w:fill="FFFFFF" w:color="auto" w:val="clear"/>
+                  <w:tcMar>
+                    <w:top w:type="dxa" w:w="80"/>
+                    <w:left w:type="dxa" w:w="120"/>
+                    <w:bottom w:type="dxa" w:w="80"/>
+                    <w:right w:type="dxa" w:w="120"/>
+                  </w:tcMar>
+                  <w:vAlign w:val="center"/>
+                </w:tcPr>
+                <w:p>
+                  <w:pPr>
+                    <w:spacing w:after="0" w:before="0"/>
+                  </w:pPr>
+                  <w:r>
+                    <w:rPr>
+                      <w:rFonts w:ascii="Arial" w:cs="Arial" w:eastAsia="Arial" w:hAnsi="Arial"/>
+                      <w:b w:val="false"/>
+                      <w:bCs w:val="false"/>
+                      <w:sz w:val="21"/>
+                      <w:szCs w:val="21"/>
+                    </w:rPr>
+                    <w:t xml:space="preserve">Write it</w:t>
+                  </w:r>
+                </w:p>
+              </w:tc>
+              <w:tc>
+                <w:tcPr>
+                  <w:tcW w:type="dxa" w:w="2506"/>
                   <w:tcBorders>
                     <w:top w:val="single" w:color="B7C2D1" w:sz="4"/>
                     <w:left w:val="single" w:color="B7C2D1" w:sz="4"/>
@@ -2022,7 +2799,287 @@
               </w:tc>
               <w:tc>
                 <w:tcPr>
-                  <w:tcW w:type="dxa" w:w="3342"/>
+                  <w:tcW w:type="dxa" w:w="2506"/>
+                  <w:tcBorders>
+                    <w:top w:val="single" w:color="B7C2D1" w:sz="4"/>
+                    <w:left w:val="single" w:color="B7C2D1" w:sz="4"/>
+                    <w:bottom w:val="single" w:color="B7C2D1" w:sz="4"/>
+                    <w:right w:val="single" w:color="B7C2D1" w:sz="4"/>
+                  </w:tcBorders>
+                  <w:shd w:fill="FFFFFF" w:color="auto" w:val="clear"/>
+                  <w:tcMar>
+                    <w:top w:type="dxa" w:w="80"/>
+                    <w:left w:type="dxa" w:w="120"/>
+                    <w:bottom w:type="dxa" w:w="80"/>
+                    <w:right w:type="dxa" w:w="120"/>
+                  </w:tcMar>
+                  <w:vAlign w:val="center"/>
+                </w:tcPr>
+                <w:p>
+                  <w:pPr>
+                    <w:spacing w:after="0" w:before="0"/>
+                  </w:pPr>
+                  <w:r>
+                    <w:rPr>
+                      <w:rFonts w:ascii="Arial" w:cs="Arial" w:eastAsia="Arial" w:hAnsi="Arial"/>
+                      <w:b w:val="false"/>
+                      <w:bCs w:val="false"/>
+                      <w:sz w:val="21"/>
+                      <w:szCs w:val="21"/>
+                    </w:rPr>
+                    <w:t xml:space="preserve"/>
+                  </w:r>
+                </w:p>
+              </w:tc>
+            </w:tr>
+            <w:tr>
+              <w:trPr>
+                <w:cantSplit/>
+                <w:trHeight w:val="360" w:hRule="atLeast"/>
+              </w:trPr>
+              <w:tc>
+                <w:tcPr>
+                  <w:tcW w:type="dxa" w:w="2506"/>
+                  <w:tcBorders>
+                    <w:top w:val="single" w:color="B7C2D1" w:sz="4"/>
+                    <w:left w:val="single" w:color="B7C2D1" w:sz="4"/>
+                    <w:bottom w:val="single" w:color="B7C2D1" w:sz="4"/>
+                    <w:right w:val="single" w:color="B7C2D1" w:sz="4"/>
+                  </w:tcBorders>
+                  <w:shd w:fill="FFFFFF" w:color="auto" w:val="clear"/>
+                  <w:tcMar>
+                    <w:top w:type="dxa" w:w="80"/>
+                    <w:left w:type="dxa" w:w="120"/>
+                    <w:bottom w:type="dxa" w:w="80"/>
+                    <w:right w:type="dxa" w:w="120"/>
+                  </w:tcMar>
+                  <w:vAlign w:val="center"/>
+                </w:tcPr>
+                <w:p>
+                  <w:pPr>
+                    <w:spacing w:after="0" w:before="0"/>
+                  </w:pPr>
+                  <w:r>
+                    <w:rPr>
+                      <w:rFonts w:ascii="Arial" w:cs="Arial" w:eastAsia="Arial" w:hAnsi="Arial"/>
+                      <w:sz w:val="21"/>
+                      <w:szCs w:val="21"/>
+                    </w:rPr>
+                    <w:t xml:space="preserve">Display Name: Alex. Then display Age: 13 on the next line. Then display Town: Bury on the next line.</w:t>
+                  </w:r>
+                </w:p>
+              </w:tc>
+              <w:tc>
+                <w:tcPr>
+                  <w:tcW w:type="dxa" w:w="2506"/>
+                  <w:tcBorders>
+                    <w:top w:val="single" w:color="B7C2D1" w:sz="4"/>
+                    <w:left w:val="single" w:color="B7C2D1" w:sz="4"/>
+                    <w:bottom w:val="single" w:color="B7C2D1" w:sz="4"/>
+                    <w:right w:val="single" w:color="B7C2D1" w:sz="4"/>
+                  </w:tcBorders>
+                  <w:shd w:fill="FFFFFF" w:color="auto" w:val="clear"/>
+                  <w:tcMar>
+                    <w:top w:type="dxa" w:w="80"/>
+                    <w:left w:type="dxa" w:w="120"/>
+                    <w:bottom w:type="dxa" w:w="80"/>
+                    <w:right w:type="dxa" w:w="120"/>
+                  </w:tcMar>
+                  <w:vAlign w:val="center"/>
+                </w:tcPr>
+                <w:p>
+                  <w:pPr>
+                    <w:spacing w:after="0" w:before="0"/>
+                  </w:pPr>
+                  <w:r>
+                    <w:rPr>
+                      <w:rFonts w:ascii="Arial" w:cs="Arial" w:eastAsia="Arial" w:hAnsi="Arial"/>
+                      <w:b w:val="false"/>
+                      <w:bCs w:val="false"/>
+                      <w:sz w:val="21"/>
+                      <w:szCs w:val="21"/>
+                    </w:rPr>
+                    <w:t xml:space="preserve">Write it</w:t>
+                  </w:r>
+                </w:p>
+              </w:tc>
+              <w:tc>
+                <w:tcPr>
+                  <w:tcW w:type="dxa" w:w="2506"/>
+                  <w:tcBorders>
+                    <w:top w:val="single" w:color="B7C2D1" w:sz="4"/>
+                    <w:left w:val="single" w:color="B7C2D1" w:sz="4"/>
+                    <w:bottom w:val="single" w:color="B7C2D1" w:sz="4"/>
+                    <w:right w:val="single" w:color="B7C2D1" w:sz="4"/>
+                  </w:tcBorders>
+                  <w:shd w:fill="FFFFFF" w:color="auto" w:val="clear"/>
+                  <w:tcMar>
+                    <w:top w:type="dxa" w:w="80"/>
+                    <w:left w:type="dxa" w:w="120"/>
+                    <w:bottom w:type="dxa" w:w="80"/>
+                    <w:right w:type="dxa" w:w="120"/>
+                  </w:tcMar>
+                  <w:vAlign w:val="center"/>
+                </w:tcPr>
+                <w:p>
+                  <w:pPr>
+                    <w:spacing w:after="0" w:before="0"/>
+                  </w:pPr>
+                  <w:r>
+                    <w:rPr>
+                      <w:rFonts w:ascii="Arial" w:cs="Arial" w:eastAsia="Arial" w:hAnsi="Arial"/>
+                      <w:b w:val="false"/>
+                      <w:bCs w:val="false"/>
+                      <w:sz w:val="21"/>
+                      <w:szCs w:val="21"/>
+                    </w:rPr>
+                    <w:t xml:space="preserve">3</w:t>
+                  </w:r>
+                </w:p>
+              </w:tc>
+              <w:tc>
+                <w:tcPr>
+                  <w:tcW w:type="dxa" w:w="2506"/>
+                  <w:tcBorders>
+                    <w:top w:val="single" w:color="B7C2D1" w:sz="4"/>
+                    <w:left w:val="single" w:color="B7C2D1" w:sz="4"/>
+                    <w:bottom w:val="single" w:color="B7C2D1" w:sz="4"/>
+                    <w:right w:val="single" w:color="B7C2D1" w:sz="4"/>
+                  </w:tcBorders>
+                  <w:shd w:fill="FFFFFF" w:color="auto" w:val="clear"/>
+                  <w:tcMar>
+                    <w:top w:type="dxa" w:w="80"/>
+                    <w:left w:type="dxa" w:w="120"/>
+                    <w:bottom w:type="dxa" w:w="80"/>
+                    <w:right w:type="dxa" w:w="120"/>
+                  </w:tcMar>
+                  <w:vAlign w:val="center"/>
+                </w:tcPr>
+                <w:p>
+                  <w:pPr>
+                    <w:spacing w:after="0" w:before="0"/>
+                  </w:pPr>
+                  <w:r>
+                    <w:rPr>
+                      <w:rFonts w:ascii="Arial" w:cs="Arial" w:eastAsia="Arial" w:hAnsi="Arial"/>
+                      <w:b w:val="false"/>
+                      <w:bCs w:val="false"/>
+                      <w:sz w:val="21"/>
+                      <w:szCs w:val="21"/>
+                    </w:rPr>
+                    <w:t xml:space="preserve"/>
+                  </w:r>
+                </w:p>
+              </w:tc>
+            </w:tr>
+            <w:tr>
+              <w:trPr>
+                <w:cantSplit/>
+                <w:trHeight w:val="360" w:hRule="atLeast"/>
+              </w:trPr>
+              <w:tc>
+                <w:tcPr>
+                  <w:tcW w:type="dxa" w:w="2506"/>
+                  <w:tcBorders>
+                    <w:top w:val="single" w:color="B7C2D1" w:sz="4"/>
+                    <w:left w:val="single" w:color="B7C2D1" w:sz="4"/>
+                    <w:bottom w:val="single" w:color="B7C2D1" w:sz="4"/>
+                    <w:right w:val="single" w:color="B7C2D1" w:sz="4"/>
+                  </w:tcBorders>
+                  <w:shd w:fill="FFFFFF" w:color="auto" w:val="clear"/>
+                  <w:tcMar>
+                    <w:top w:type="dxa" w:w="80"/>
+                    <w:left w:type="dxa" w:w="120"/>
+                    <w:bottom w:type="dxa" w:w="80"/>
+                    <w:right w:type="dxa" w:w="120"/>
+                  </w:tcMar>
+                  <w:vAlign w:val="center"/>
+                </w:tcPr>
+                <w:p>
+                  <w:pPr>
+                    <w:spacing w:after="0" w:before="0"/>
+                  </w:pPr>
+                  <w:r>
+                    <w:rPr>
+                      <w:rFonts w:ascii="Arial" w:cs="Arial" w:eastAsia="Arial" w:hAnsi="Arial"/>
+                      <w:sz w:val="21"/>
+                      <w:szCs w:val="21"/>
+                    </w:rPr>
+                    <w:t xml:space="preserve">Display Top. Then display an empty line. Then display Bottom on the next line.</w:t>
+                  </w:r>
+                </w:p>
+              </w:tc>
+              <w:tc>
+                <w:tcPr>
+                  <w:tcW w:type="dxa" w:w="2506"/>
+                  <w:tcBorders>
+                    <w:top w:val="single" w:color="B7C2D1" w:sz="4"/>
+                    <w:left w:val="single" w:color="B7C2D1" w:sz="4"/>
+                    <w:bottom w:val="single" w:color="B7C2D1" w:sz="4"/>
+                    <w:right w:val="single" w:color="B7C2D1" w:sz="4"/>
+                  </w:tcBorders>
+                  <w:shd w:fill="FFFFFF" w:color="auto" w:val="clear"/>
+                  <w:tcMar>
+                    <w:top w:type="dxa" w:w="80"/>
+                    <w:left w:type="dxa" w:w="120"/>
+                    <w:bottom w:type="dxa" w:w="80"/>
+                    <w:right w:type="dxa" w:w="120"/>
+                  </w:tcMar>
+                  <w:vAlign w:val="center"/>
+                </w:tcPr>
+                <w:p>
+                  <w:pPr>
+                    <w:spacing w:after="0" w:before="0"/>
+                  </w:pPr>
+                  <w:r>
+                    <w:rPr>
+                      <w:rFonts w:ascii="Arial" w:cs="Arial" w:eastAsia="Arial" w:hAnsi="Arial"/>
+                      <w:b w:val="false"/>
+                      <w:bCs w:val="false"/>
+                      <w:sz w:val="21"/>
+                      <w:szCs w:val="21"/>
+                    </w:rPr>
+                    <w:t xml:space="preserve">Challenge (optional)</w:t>
+                  </w:r>
+                </w:p>
+              </w:tc>
+              <w:tc>
+                <w:tcPr>
+                  <w:tcW w:type="dxa" w:w="2506"/>
+                  <w:tcBorders>
+                    <w:top w:val="single" w:color="B7C2D1" w:sz="4"/>
+                    <w:left w:val="single" w:color="B7C2D1" w:sz="4"/>
+                    <w:bottom w:val="single" w:color="B7C2D1" w:sz="4"/>
+                    <w:right w:val="single" w:color="B7C2D1" w:sz="4"/>
+                  </w:tcBorders>
+                  <w:shd w:fill="FFFFFF" w:color="auto" w:val="clear"/>
+                  <w:tcMar>
+                    <w:top w:type="dxa" w:w="80"/>
+                    <w:left w:type="dxa" w:w="120"/>
+                    <w:bottom w:type="dxa" w:w="80"/>
+                    <w:right w:type="dxa" w:w="120"/>
+                  </w:tcMar>
+                  <w:vAlign w:val="center"/>
+                </w:tcPr>
+                <w:p>
+                  <w:pPr>
+                    <w:spacing w:after="0" w:before="0"/>
+                  </w:pPr>
+                  <w:r>
+                    <w:rPr>
+                      <w:rFonts w:ascii="Arial" w:cs="Arial" w:eastAsia="Arial" w:hAnsi="Arial"/>
+                      <w:b w:val="false"/>
+                      <w:bCs w:val="false"/>
+                      <w:sz w:val="21"/>
+                      <w:szCs w:val="21"/>
+                    </w:rPr>
+                    <w:t xml:space="preserve">3</w:t>
+                  </w:r>
+                </w:p>
+              </w:tc>
+              <w:tc>
+                <w:tcPr>
+                  <w:tcW w:type="dxa" w:w="2506"/>
                   <w:tcBorders>
                     <w:top w:val="single" w:color="B7C2D1" w:sz="4"/>
                     <w:left w:val="single" w:color="B7C2D1" w:sz="4"/>
@@ -2069,7 +3126,7 @@
                 <w:sz w:val="21"/>
                 <w:szCs w:val="21"/>
               </w:rPr>
-              <w:t xml:space="preserve">Plan the one you found hardest: inputs, what happens to them, what is printed.</w:t>
+              <w:t xml:space="preserve">Plan the one you found hardest: what is typed in, what happens to it, what is displayed.</w:t>
             </w:r>
           </w:p>
           <w:tbl>
@@ -2495,12 +3552,12 @@
                 <w:sz w:val="21"/>
                 <w:szCs w:val="21"/>
               </w:rPr>
-              <w:t xml:space="preserve">Tick each one off as its tests pass in the editor</w:t>
+              <w:t xml:space="preserve">Tick each one off as you finish it in the editor</w:t>
             </w:r>
           </w:p>
           <w:tbl>
             <w:tblPr>
-              <w:tblW w:type="dxa" w:w="10026"/>
+              <w:tblW w:type="dxa" w:w="10024"/>
               <w:tblBorders>
                 <w:top w:val="single" w:color="auto" w:sz="4"/>
                 <w:left w:val="single" w:color="auto" w:sz="4"/>
@@ -2511,9 +3568,10 @@
               </w:tblBorders>
             </w:tblPr>
             <w:tblGrid>
-              <w:gridCol w:w="3342"/>
-              <w:gridCol w:w="3342"/>
-              <w:gridCol w:w="3342"/>
+              <w:gridCol w:w="2506"/>
+              <w:gridCol w:w="2506"/>
+              <w:gridCol w:w="2506"/>
+              <w:gridCol w:w="2506"/>
             </w:tblGrid>
             <w:tr>
               <w:trPr>
@@ -2522,7 +3580,7 @@
               </w:trPr>
               <w:tc>
                 <w:tcPr>
-                  <w:tcW w:type="dxa" w:w="3342"/>
+                  <w:tcW w:type="dxa" w:w="2506"/>
                   <w:tcBorders>
                     <w:top w:val="single" w:color="B7C2D1" w:sz="4"/>
                     <w:left w:val="single" w:color="B7C2D1" w:sz="4"/>
@@ -2550,13 +3608,13 @@
                       <w:sz w:val="20"/>
                       <w:szCs w:val="20"/>
                     </w:rPr>
-                    <w:t xml:space="preserve">Program</w:t>
-                  </w:r>
-                </w:p>
-              </w:tc>
-              <w:tc>
-                <w:tcPr>
-                  <w:tcW w:type="dxa" w:w="3342"/>
+                    <w:t xml:space="preserve">Activity</w:t>
+                  </w:r>
+                </w:p>
+              </w:tc>
+              <w:tc>
+                <w:tcPr>
+                  <w:tcW w:type="dxa" w:w="2506"/>
                   <w:tcBorders>
                     <w:top w:val="single" w:color="B7C2D1" w:sz="4"/>
                     <w:left w:val="single" w:color="B7C2D1" w:sz="4"/>
@@ -2584,13 +3642,47 @@
                       <w:sz w:val="20"/>
                       <w:szCs w:val="20"/>
                     </w:rPr>
+                    <w:t xml:space="preserve">What to do</w:t>
+                  </w:r>
+                </w:p>
+              </w:tc>
+              <w:tc>
+                <w:tcPr>
+                  <w:tcW w:type="dxa" w:w="2506"/>
+                  <w:tcBorders>
+                    <w:top w:val="single" w:color="B7C2D1" w:sz="4"/>
+                    <w:left w:val="single" w:color="B7C2D1" w:sz="4"/>
+                    <w:bottom w:val="single" w:color="B7C2D1" w:sz="4"/>
+                    <w:right w:val="single" w:color="B7C2D1" w:sz="4"/>
+                  </w:tcBorders>
+                  <w:shd w:fill="E6ECF5" w:color="auto" w:val="clear"/>
+                  <w:tcMar>
+                    <w:top w:type="dxa" w:w="80"/>
+                    <w:left w:type="dxa" w:w="120"/>
+                    <w:bottom w:type="dxa" w:w="80"/>
+                    <w:right w:type="dxa" w:w="120"/>
+                  </w:tcMar>
+                  <w:vAlign w:val="center"/>
+                </w:tcPr>
+                <w:p>
+                  <w:pPr>
+                    <w:spacing w:after="0" w:before="0"/>
+                  </w:pPr>
+                  <w:r>
+                    <w:rPr>
+                      <w:rFonts w:ascii="Arial" w:cs="Arial" w:eastAsia="Arial" w:hAnsi="Arial"/>
+                      <w:b/>
+                      <w:bCs/>
+                      <w:sz w:val="20"/>
+                      <w:szCs w:val="20"/>
+                    </w:rPr>
                     <w:t xml:space="preserve">Marks</w:t>
                   </w:r>
                 </w:p>
               </w:tc>
               <w:tc>
                 <w:tcPr>
-                  <w:tcW w:type="dxa" w:w="3342"/>
+                  <w:tcW w:type="dxa" w:w="2506"/>
                   <w:tcBorders>
                     <w:top w:val="single" w:color="B7C2D1" w:sz="4"/>
                     <w:left w:val="single" w:color="B7C2D1" w:sz="4"/>
@@ -2630,73 +3722,107 @@
               </w:trPr>
               <w:tc>
                 <w:tcPr>
-                  <w:tcW w:type="dxa" w:w="3342"/>
-                  <w:tcBorders>
-                    <w:top w:val="single" w:color="B7C2D1" w:sz="4"/>
-                    <w:left w:val="single" w:color="B7C2D1" w:sz="4"/>
-                    <w:bottom w:val="single" w:color="B7C2D1" w:sz="4"/>
-                    <w:right w:val="single" w:color="B7C2D1" w:sz="4"/>
-                  </w:tcBorders>
-                  <w:shd w:fill="FFFFFF" w:color="auto" w:val="clear"/>
-                  <w:tcMar>
-                    <w:top w:type="dxa" w:w="80"/>
-                    <w:left w:type="dxa" w:w="120"/>
-                    <w:bottom w:type="dxa" w:w="80"/>
-                    <w:right w:type="dxa" w:w="120"/>
-                  </w:tcMar>
-                  <w:vAlign w:val="center"/>
-                </w:tcPr>
-                <w:p>
-                  <w:pPr>
-                    <w:spacing w:after="0" w:before="0"/>
-                  </w:pPr>
-                  <w:r>
-                    <w:rPr>
-                      <w:rFonts w:ascii="Arial" w:cs="Arial" w:eastAsia="Arial" w:hAnsi="Arial"/>
-                      <w:sz w:val="21"/>
-                      <w:szCs w:val="21"/>
-                    </w:rPr>
-                    <w:t xml:space="preserve">Keep the word harbour in a variable. Display that variable. Then display it again on the next line.</w:t>
-                  </w:r>
-                </w:p>
-              </w:tc>
-              <w:tc>
-                <w:tcPr>
-                  <w:tcW w:type="dxa" w:w="3342"/>
-                  <w:tcBorders>
-                    <w:top w:val="single" w:color="B7C2D1" w:sz="4"/>
-                    <w:left w:val="single" w:color="B7C2D1" w:sz="4"/>
-                    <w:bottom w:val="single" w:color="B7C2D1" w:sz="4"/>
-                    <w:right w:val="single" w:color="B7C2D1" w:sz="4"/>
-                  </w:tcBorders>
-                  <w:shd w:fill="FFFFFF" w:color="auto" w:val="clear"/>
-                  <w:tcMar>
-                    <w:top w:type="dxa" w:w="80"/>
-                    <w:left w:type="dxa" w:w="120"/>
-                    <w:bottom w:type="dxa" w:w="80"/>
-                    <w:right w:type="dxa" w:w="120"/>
-                  </w:tcMar>
-                  <w:vAlign w:val="center"/>
-                </w:tcPr>
-                <w:p>
-                  <w:pPr>
-                    <w:spacing w:after="0" w:before="0"/>
-                  </w:pPr>
-                  <w:r>
-                    <w:rPr>
-                      <w:rFonts w:ascii="Arial" w:cs="Arial" w:eastAsia="Arial" w:hAnsi="Arial"/>
-                      <w:b w:val="false"/>
-                      <w:bCs w:val="false"/>
-                      <w:sz w:val="21"/>
-                      <w:szCs w:val="21"/>
-                    </w:rPr>
-                    <w:t xml:space="preserve">2</w:t>
-                  </w:r>
-                </w:p>
-              </w:tc>
-              <w:tc>
-                <w:tcPr>
-                  <w:tcW w:type="dxa" w:w="3342"/>
+                  <w:tcW w:type="dxa" w:w="2506"/>
+                  <w:tcBorders>
+                    <w:top w:val="single" w:color="B7C2D1" w:sz="4"/>
+                    <w:left w:val="single" w:color="B7C2D1" w:sz="4"/>
+                    <w:bottom w:val="single" w:color="B7C2D1" w:sz="4"/>
+                    <w:right w:val="single" w:color="B7C2D1" w:sz="4"/>
+                  </w:tcBorders>
+                  <w:shd w:fill="FFFFFF" w:color="auto" w:val="clear"/>
+                  <w:tcMar>
+                    <w:top w:type="dxa" w:w="80"/>
+                    <w:left w:type="dxa" w:w="120"/>
+                    <w:bottom w:type="dxa" w:w="80"/>
+                    <w:right w:type="dxa" w:w="120"/>
+                  </w:tcMar>
+                  <w:vAlign w:val="center"/>
+                </w:tcPr>
+                <w:p>
+                  <w:pPr>
+                    <w:spacing w:after="0" w:before="0"/>
+                  </w:pPr>
+                  <w:r>
+                    <w:rPr>
+                      <w:rFonts w:ascii="Arial" w:cs="Arial" w:eastAsia="Arial" w:hAnsi="Arial"/>
+                      <w:sz w:val="21"/>
+                      <w:szCs w:val="21"/>
+                    </w:rPr>
+                    <w:t xml:space="preserve">Press Run. The program remembers a number, then shows it.</w:t>
+                  </w:r>
+                </w:p>
+              </w:tc>
+              <w:tc>
+                <w:tcPr>
+                  <w:tcW w:type="dxa" w:w="2506"/>
+                  <w:tcBorders>
+                    <w:top w:val="single" w:color="B7C2D1" w:sz="4"/>
+                    <w:left w:val="single" w:color="B7C2D1" w:sz="4"/>
+                    <w:bottom w:val="single" w:color="B7C2D1" w:sz="4"/>
+                    <w:right w:val="single" w:color="B7C2D1" w:sz="4"/>
+                  </w:tcBorders>
+                  <w:shd w:fill="FFFFFF" w:color="auto" w:val="clear"/>
+                  <w:tcMar>
+                    <w:top w:type="dxa" w:w="80"/>
+                    <w:left w:type="dxa" w:w="120"/>
+                    <w:bottom w:type="dxa" w:w="80"/>
+                    <w:right w:type="dxa" w:w="120"/>
+                  </w:tcMar>
+                  <w:vAlign w:val="center"/>
+                </w:tcPr>
+                <w:p>
+                  <w:pPr>
+                    <w:spacing w:after="0" w:before="0"/>
+                  </w:pPr>
+                  <w:r>
+                    <w:rPr>
+                      <w:rFonts w:ascii="Arial" w:cs="Arial" w:eastAsia="Arial" w:hAnsi="Arial"/>
+                      <w:b w:val="false"/>
+                      <w:bCs w:val="false"/>
+                      <w:sz w:val="21"/>
+                      <w:szCs w:val="21"/>
+                    </w:rPr>
+                    <w:t xml:space="preserve">Run it</w:t>
+                  </w:r>
+                </w:p>
+              </w:tc>
+              <w:tc>
+                <w:tcPr>
+                  <w:tcW w:type="dxa" w:w="2506"/>
+                  <w:tcBorders>
+                    <w:top w:val="single" w:color="B7C2D1" w:sz="4"/>
+                    <w:left w:val="single" w:color="B7C2D1" w:sz="4"/>
+                    <w:bottom w:val="single" w:color="B7C2D1" w:sz="4"/>
+                    <w:right w:val="single" w:color="B7C2D1" w:sz="4"/>
+                  </w:tcBorders>
+                  <w:shd w:fill="FFFFFF" w:color="auto" w:val="clear"/>
+                  <w:tcMar>
+                    <w:top w:type="dxa" w:w="80"/>
+                    <w:left w:type="dxa" w:w="120"/>
+                    <w:bottom w:type="dxa" w:w="80"/>
+                    <w:right w:type="dxa" w:w="120"/>
+                  </w:tcMar>
+                  <w:vAlign w:val="center"/>
+                </w:tcPr>
+                <w:p>
+                  <w:pPr>
+                    <w:spacing w:after="0" w:before="0"/>
+                  </w:pPr>
+                  <w:r>
+                    <w:rPr>
+                      <w:rFonts w:ascii="Arial" w:cs="Arial" w:eastAsia="Arial" w:hAnsi="Arial"/>
+                      <w:b w:val="false"/>
+                      <w:bCs w:val="false"/>
+                      <w:sz w:val="21"/>
+                      <w:szCs w:val="21"/>
+                    </w:rPr>
+                    <w:t xml:space="preserve">1</w:t>
+                  </w:r>
+                </w:p>
+              </w:tc>
+              <w:tc>
+                <w:tcPr>
+                  <w:tcW w:type="dxa" w:w="2506"/>
                   <w:tcBorders>
                     <w:top w:val="single" w:color="B7C2D1" w:sz="4"/>
                     <w:left w:val="single" w:color="B7C2D1" w:sz="4"/>
@@ -2736,73 +3862,107 @@
               </w:trPr>
               <w:tc>
                 <w:tcPr>
-                  <w:tcW w:type="dxa" w:w="3342"/>
-                  <w:tcBorders>
-                    <w:top w:val="single" w:color="B7C2D1" w:sz="4"/>
-                    <w:left w:val="single" w:color="B7C2D1" w:sz="4"/>
-                    <w:bottom w:val="single" w:color="B7C2D1" w:sz="4"/>
-                    <w:right w:val="single" w:color="B7C2D1" w:sz="4"/>
-                  </w:tcBorders>
-                  <w:shd w:fill="FFFFFF" w:color="auto" w:val="clear"/>
-                  <w:tcMar>
-                    <w:top w:type="dxa" w:w="80"/>
-                    <w:left w:type="dxa" w:w="120"/>
-                    <w:bottom w:type="dxa" w:w="80"/>
-                    <w:right w:type="dxa" w:w="120"/>
-                  </w:tcMar>
-                  <w:vAlign w:val="center"/>
-                </w:tcPr>
-                <w:p>
-                  <w:pPr>
-                    <w:spacing w:after="0" w:before="0"/>
-                  </w:pPr>
-                  <w:r>
-                    <w:rPr>
-                      <w:rFonts w:ascii="Arial" w:cs="Arial" w:eastAsia="Arial" w:hAnsi="Arial"/>
-                      <w:sz w:val="21"/>
-                      <w:szCs w:val="21"/>
-                    </w:rPr>
-                    <w:t xml:space="preserve">Keep the word north in a variable. Display that variable. Then change the variable to the word south. Display it again on the next line.</w:t>
-                  </w:r>
-                </w:p>
-              </w:tc>
-              <w:tc>
-                <w:tcPr>
-                  <w:tcW w:type="dxa" w:w="3342"/>
-                  <w:tcBorders>
-                    <w:top w:val="single" w:color="B7C2D1" w:sz="4"/>
-                    <w:left w:val="single" w:color="B7C2D1" w:sz="4"/>
-                    <w:bottom w:val="single" w:color="B7C2D1" w:sz="4"/>
-                    <w:right w:val="single" w:color="B7C2D1" w:sz="4"/>
-                  </w:tcBorders>
-                  <w:shd w:fill="FFFFFF" w:color="auto" w:val="clear"/>
-                  <w:tcMar>
-                    <w:top w:type="dxa" w:w="80"/>
-                    <w:left w:type="dxa" w:w="120"/>
-                    <w:bottom w:type="dxa" w:w="80"/>
-                    <w:right w:type="dxa" w:w="120"/>
-                  </w:tcMar>
-                  <w:vAlign w:val="center"/>
-                </w:tcPr>
-                <w:p>
-                  <w:pPr>
-                    <w:spacing w:after="0" w:before="0"/>
-                  </w:pPr>
-                  <w:r>
-                    <w:rPr>
-                      <w:rFonts w:ascii="Arial" w:cs="Arial" w:eastAsia="Arial" w:hAnsi="Arial"/>
-                      <w:b w:val="false"/>
-                      <w:bCs w:val="false"/>
-                      <w:sz w:val="21"/>
-                      <w:szCs w:val="21"/>
-                    </w:rPr>
-                    <w:t xml:space="preserve">2</w:t>
-                  </w:r>
-                </w:p>
-              </w:tc>
-              <w:tc>
-                <w:tcPr>
-                  <w:tcW w:type="dxa" w:w="3342"/>
+                  <w:tcW w:type="dxa" w:w="2506"/>
+                  <w:tcBorders>
+                    <w:top w:val="single" w:color="B7C2D1" w:sz="4"/>
+                    <w:left w:val="single" w:color="B7C2D1" w:sz="4"/>
+                    <w:bottom w:val="single" w:color="B7C2D1" w:sz="4"/>
+                    <w:right w:val="single" w:color="B7C2D1" w:sz="4"/>
+                  </w:tcBorders>
+                  <w:shd w:fill="FFFFFF" w:color="auto" w:val="clear"/>
+                  <w:tcMar>
+                    <w:top w:type="dxa" w:w="80"/>
+                    <w:left w:type="dxa" w:w="120"/>
+                    <w:bottom w:type="dxa" w:w="80"/>
+                    <w:right w:type="dxa" w:w="120"/>
+                  </w:tcMar>
+                  <w:vAlign w:val="center"/>
+                </w:tcPr>
+                <w:p>
+                  <w:pPr>
+                    <w:spacing w:after="0" w:before="0"/>
+                  </w:pPr>
+                  <w:r>
+                    <w:rPr>
+                      <w:rFonts w:ascii="Arial" w:cs="Arial" w:eastAsia="Arial" w:hAnsi="Arial"/>
+                      <w:sz w:val="21"/>
+                      <w:szCs w:val="21"/>
+                    </w:rPr>
+                    <w:t xml:space="preserve">What will this program display?</w:t>
+                  </w:r>
+                </w:p>
+              </w:tc>
+              <w:tc>
+                <w:tcPr>
+                  <w:tcW w:type="dxa" w:w="2506"/>
+                  <w:tcBorders>
+                    <w:top w:val="single" w:color="B7C2D1" w:sz="4"/>
+                    <w:left w:val="single" w:color="B7C2D1" w:sz="4"/>
+                    <w:bottom w:val="single" w:color="B7C2D1" w:sz="4"/>
+                    <w:right w:val="single" w:color="B7C2D1" w:sz="4"/>
+                  </w:tcBorders>
+                  <w:shd w:fill="FFFFFF" w:color="auto" w:val="clear"/>
+                  <w:tcMar>
+                    <w:top w:type="dxa" w:w="80"/>
+                    <w:left w:type="dxa" w:w="120"/>
+                    <w:bottom w:type="dxa" w:w="80"/>
+                    <w:right w:type="dxa" w:w="120"/>
+                  </w:tcMar>
+                  <w:vAlign w:val="center"/>
+                </w:tcPr>
+                <w:p>
+                  <w:pPr>
+                    <w:spacing w:after="0" w:before="0"/>
+                  </w:pPr>
+                  <w:r>
+                    <w:rPr>
+                      <w:rFonts w:ascii="Arial" w:cs="Arial" w:eastAsia="Arial" w:hAnsi="Arial"/>
+                      <w:b w:val="false"/>
+                      <w:bCs w:val="false"/>
+                      <w:sz w:val="21"/>
+                      <w:szCs w:val="21"/>
+                    </w:rPr>
+                    <w:t xml:space="preserve">Predict</w:t>
+                  </w:r>
+                </w:p>
+              </w:tc>
+              <w:tc>
+                <w:tcPr>
+                  <w:tcW w:type="dxa" w:w="2506"/>
+                  <w:tcBorders>
+                    <w:top w:val="single" w:color="B7C2D1" w:sz="4"/>
+                    <w:left w:val="single" w:color="B7C2D1" w:sz="4"/>
+                    <w:bottom w:val="single" w:color="B7C2D1" w:sz="4"/>
+                    <w:right w:val="single" w:color="B7C2D1" w:sz="4"/>
+                  </w:tcBorders>
+                  <w:shd w:fill="FFFFFF" w:color="auto" w:val="clear"/>
+                  <w:tcMar>
+                    <w:top w:type="dxa" w:w="80"/>
+                    <w:left w:type="dxa" w:w="120"/>
+                    <w:bottom w:type="dxa" w:w="80"/>
+                    <w:right w:type="dxa" w:w="120"/>
+                  </w:tcMar>
+                  <w:vAlign w:val="center"/>
+                </w:tcPr>
+                <w:p>
+                  <w:pPr>
+                    <w:spacing w:after="0" w:before="0"/>
+                  </w:pPr>
+                  <w:r>
+                    <w:rPr>
+                      <w:rFonts w:ascii="Arial" w:cs="Arial" w:eastAsia="Arial" w:hAnsi="Arial"/>
+                      <w:b w:val="false"/>
+                      <w:bCs w:val="false"/>
+                      <w:sz w:val="21"/>
+                      <w:szCs w:val="21"/>
+                    </w:rPr>
+                    <w:t xml:space="preserve">1</w:t>
+                  </w:r>
+                </w:p>
+              </w:tc>
+              <w:tc>
+                <w:tcPr>
+                  <w:tcW w:type="dxa" w:w="2506"/>
                   <w:tcBorders>
                     <w:top w:val="single" w:color="B7C2D1" w:sz="4"/>
                     <w:left w:val="single" w:color="B7C2D1" w:sz="4"/>
@@ -2842,73 +4002,107 @@
               </w:trPr>
               <w:tc>
                 <w:tcPr>
-                  <w:tcW w:type="dxa" w:w="3342"/>
-                  <w:tcBorders>
-                    <w:top w:val="single" w:color="B7C2D1" w:sz="4"/>
-                    <w:left w:val="single" w:color="B7C2D1" w:sz="4"/>
-                    <w:bottom w:val="single" w:color="B7C2D1" w:sz="4"/>
-                    <w:right w:val="single" w:color="B7C2D1" w:sz="4"/>
-                  </w:tcBorders>
-                  <w:shd w:fill="FFFFFF" w:color="auto" w:val="clear"/>
-                  <w:tcMar>
-                    <w:top w:type="dxa" w:w="80"/>
-                    <w:left w:type="dxa" w:w="120"/>
-                    <w:bottom w:type="dxa" w:w="80"/>
-                    <w:right w:type="dxa" w:w="120"/>
-                  </w:tcMar>
-                  <w:vAlign w:val="center"/>
-                </w:tcPr>
-                <w:p>
-                  <w:pPr>
-                    <w:spacing w:after="0" w:before="0"/>
-                  </w:pPr>
-                  <w:r>
-                    <w:rPr>
-                      <w:rFonts w:ascii="Arial" w:cs="Arial" w:eastAsia="Arial" w:hAnsi="Arial"/>
-                      <w:sz w:val="21"/>
-                      <w:szCs w:val="21"/>
-                    </w:rPr>
-                    <w:t xml:space="preserve">Keep the word amber in a variable called a. Copy the value of a into a second variable called b. Then change a to the word silver. Display a. Then display b on the next line.</w:t>
-                  </w:r>
-                </w:p>
-              </w:tc>
-              <w:tc>
-                <w:tcPr>
-                  <w:tcW w:type="dxa" w:w="3342"/>
-                  <w:tcBorders>
-                    <w:top w:val="single" w:color="B7C2D1" w:sz="4"/>
-                    <w:left w:val="single" w:color="B7C2D1" w:sz="4"/>
-                    <w:bottom w:val="single" w:color="B7C2D1" w:sz="4"/>
-                    <w:right w:val="single" w:color="B7C2D1" w:sz="4"/>
-                  </w:tcBorders>
-                  <w:shd w:fill="FFFFFF" w:color="auto" w:val="clear"/>
-                  <w:tcMar>
-                    <w:top w:type="dxa" w:w="80"/>
-                    <w:left w:type="dxa" w:w="120"/>
-                    <w:bottom w:type="dxa" w:w="80"/>
-                    <w:right w:type="dxa" w:w="120"/>
-                  </w:tcMar>
-                  <w:vAlign w:val="center"/>
-                </w:tcPr>
-                <w:p>
-                  <w:pPr>
-                    <w:spacing w:after="0" w:before="0"/>
-                  </w:pPr>
-                  <w:r>
-                    <w:rPr>
-                      <w:rFonts w:ascii="Arial" w:cs="Arial" w:eastAsia="Arial" w:hAnsi="Arial"/>
-                      <w:b w:val="false"/>
-                      <w:bCs w:val="false"/>
-                      <w:sz w:val="21"/>
-                      <w:szCs w:val="21"/>
-                    </w:rPr>
-                    <w:t xml:space="preserve">3</w:t>
-                  </w:r>
-                </w:p>
-              </w:tc>
-              <w:tc>
-                <w:tcPr>
-                  <w:tcW w:type="dxa" w:w="3342"/>
+                  <w:tcW w:type="dxa" w:w="2506"/>
+                  <w:tcBorders>
+                    <w:top w:val="single" w:color="B7C2D1" w:sz="4"/>
+                    <w:left w:val="single" w:color="B7C2D1" w:sz="4"/>
+                    <w:bottom w:val="single" w:color="B7C2D1" w:sz="4"/>
+                    <w:right w:val="single" w:color="B7C2D1" w:sz="4"/>
+                  </w:tcBorders>
+                  <w:shd w:fill="FFFFFF" w:color="auto" w:val="clear"/>
+                  <w:tcMar>
+                    <w:top w:type="dxa" w:w="80"/>
+                    <w:left w:type="dxa" w:w="120"/>
+                    <w:bottom w:type="dxa" w:w="80"/>
+                    <w:right w:type="dxa" w:w="120"/>
+                  </w:tcMar>
+                  <w:vAlign w:val="center"/>
+                </w:tcPr>
+                <w:p>
+                  <w:pPr>
+                    <w:spacing w:after="0" w:before="0"/>
+                  </w:pPr>
+                  <w:r>
+                    <w:rPr>
+                      <w:rFonts w:ascii="Arial" w:cs="Arial" w:eastAsia="Arial" w:hAnsi="Arial"/>
+                      <w:sz w:val="21"/>
+                      <w:szCs w:val="21"/>
+                    </w:rPr>
+                    <w:t xml:space="preserve">Change the program so it remembers 25 instead of 10.</w:t>
+                  </w:r>
+                </w:p>
+              </w:tc>
+              <w:tc>
+                <w:tcPr>
+                  <w:tcW w:type="dxa" w:w="2506"/>
+                  <w:tcBorders>
+                    <w:top w:val="single" w:color="B7C2D1" w:sz="4"/>
+                    <w:left w:val="single" w:color="B7C2D1" w:sz="4"/>
+                    <w:bottom w:val="single" w:color="B7C2D1" w:sz="4"/>
+                    <w:right w:val="single" w:color="B7C2D1" w:sz="4"/>
+                  </w:tcBorders>
+                  <w:shd w:fill="FFFFFF" w:color="auto" w:val="clear"/>
+                  <w:tcMar>
+                    <w:top w:type="dxa" w:w="80"/>
+                    <w:left w:type="dxa" w:w="120"/>
+                    <w:bottom w:type="dxa" w:w="80"/>
+                    <w:right w:type="dxa" w:w="120"/>
+                  </w:tcMar>
+                  <w:vAlign w:val="center"/>
+                </w:tcPr>
+                <w:p>
+                  <w:pPr>
+                    <w:spacing w:after="0" w:before="0"/>
+                  </w:pPr>
+                  <w:r>
+                    <w:rPr>
+                      <w:rFonts w:ascii="Arial" w:cs="Arial" w:eastAsia="Arial" w:hAnsi="Arial"/>
+                      <w:b w:val="false"/>
+                      <w:bCs w:val="false"/>
+                      <w:sz w:val="21"/>
+                      <w:szCs w:val="21"/>
+                    </w:rPr>
+                    <w:t xml:space="preserve">Change it</w:t>
+                  </w:r>
+                </w:p>
+              </w:tc>
+              <w:tc>
+                <w:tcPr>
+                  <w:tcW w:type="dxa" w:w="2506"/>
+                  <w:tcBorders>
+                    <w:top w:val="single" w:color="B7C2D1" w:sz="4"/>
+                    <w:left w:val="single" w:color="B7C2D1" w:sz="4"/>
+                    <w:bottom w:val="single" w:color="B7C2D1" w:sz="4"/>
+                    <w:right w:val="single" w:color="B7C2D1" w:sz="4"/>
+                  </w:tcBorders>
+                  <w:shd w:fill="FFFFFF" w:color="auto" w:val="clear"/>
+                  <w:tcMar>
+                    <w:top w:type="dxa" w:w="80"/>
+                    <w:left w:type="dxa" w:w="120"/>
+                    <w:bottom w:type="dxa" w:w="80"/>
+                    <w:right w:type="dxa" w:w="120"/>
+                  </w:tcMar>
+                  <w:vAlign w:val="center"/>
+                </w:tcPr>
+                <w:p>
+                  <w:pPr>
+                    <w:spacing w:after="0" w:before="0"/>
+                  </w:pPr>
+                  <w:r>
+                    <w:rPr>
+                      <w:rFonts w:ascii="Arial" w:cs="Arial" w:eastAsia="Arial" w:hAnsi="Arial"/>
+                      <w:b w:val="false"/>
+                      <w:bCs w:val="false"/>
+                      <w:sz w:val="21"/>
+                      <w:szCs w:val="21"/>
+                    </w:rPr>
+                    <w:t xml:space="preserve">1</w:t>
+                  </w:r>
+                </w:p>
+              </w:tc>
+              <w:tc>
+                <w:tcPr>
+                  <w:tcW w:type="dxa" w:w="2506"/>
                   <w:tcBorders>
                     <w:top w:val="single" w:color="B7C2D1" w:sz="4"/>
                     <w:left w:val="single" w:color="B7C2D1" w:sz="4"/>
@@ -2948,7 +4142,847 @@
               </w:trPr>
               <w:tc>
                 <w:tcPr>
-                  <w:tcW w:type="dxa" w:w="3342"/>
+                  <w:tcW w:type="dxa" w:w="2506"/>
+                  <w:tcBorders>
+                    <w:top w:val="single" w:color="B7C2D1" w:sz="4"/>
+                    <w:left w:val="single" w:color="B7C2D1" w:sz="4"/>
+                    <w:bottom w:val="single" w:color="B7C2D1" w:sz="4"/>
+                    <w:right w:val="single" w:color="B7C2D1" w:sz="4"/>
+                  </w:tcBorders>
+                  <w:shd w:fill="FFFFFF" w:color="auto" w:val="clear"/>
+                  <w:tcMar>
+                    <w:top w:type="dxa" w:w="80"/>
+                    <w:left w:type="dxa" w:w="120"/>
+                    <w:bottom w:type="dxa" w:w="80"/>
+                    <w:right w:type="dxa" w:w="120"/>
+                  </w:tcMar>
+                  <w:vAlign w:val="center"/>
+                </w:tcPr>
+                <w:p>
+                  <w:pPr>
+                    <w:spacing w:after="0" w:before="0"/>
+                  </w:pPr>
+                  <w:r>
+                    <w:rPr>
+                      <w:rFonts w:ascii="Arial" w:cs="Arial" w:eastAsia="Arial" w:hAnsi="Arial"/>
+                      <w:sz w:val="21"/>
+                      <w:szCs w:val="21"/>
+                    </w:rPr>
+                    <w:t xml:space="preserve">Finish the program so it displays what name is holding.</w:t>
+                  </w:r>
+                </w:p>
+              </w:tc>
+              <w:tc>
+                <w:tcPr>
+                  <w:tcW w:type="dxa" w:w="2506"/>
+                  <w:tcBorders>
+                    <w:top w:val="single" w:color="B7C2D1" w:sz="4"/>
+                    <w:left w:val="single" w:color="B7C2D1" w:sz="4"/>
+                    <w:bottom w:val="single" w:color="B7C2D1" w:sz="4"/>
+                    <w:right w:val="single" w:color="B7C2D1" w:sz="4"/>
+                  </w:tcBorders>
+                  <w:shd w:fill="FFFFFF" w:color="auto" w:val="clear"/>
+                  <w:tcMar>
+                    <w:top w:type="dxa" w:w="80"/>
+                    <w:left w:type="dxa" w:w="120"/>
+                    <w:bottom w:type="dxa" w:w="80"/>
+                    <w:right w:type="dxa" w:w="120"/>
+                  </w:tcMar>
+                  <w:vAlign w:val="center"/>
+                </w:tcPr>
+                <w:p>
+                  <w:pPr>
+                    <w:spacing w:after="0" w:before="0"/>
+                  </w:pPr>
+                  <w:r>
+                    <w:rPr>
+                      <w:rFonts w:ascii="Arial" w:cs="Arial" w:eastAsia="Arial" w:hAnsi="Arial"/>
+                      <w:b w:val="false"/>
+                      <w:bCs w:val="false"/>
+                      <w:sz w:val="21"/>
+                      <w:szCs w:val="21"/>
+                    </w:rPr>
+                    <w:t xml:space="preserve">Complete it</w:t>
+                  </w:r>
+                </w:p>
+              </w:tc>
+              <w:tc>
+                <w:tcPr>
+                  <w:tcW w:type="dxa" w:w="2506"/>
+                  <w:tcBorders>
+                    <w:top w:val="single" w:color="B7C2D1" w:sz="4"/>
+                    <w:left w:val="single" w:color="B7C2D1" w:sz="4"/>
+                    <w:bottom w:val="single" w:color="B7C2D1" w:sz="4"/>
+                    <w:right w:val="single" w:color="B7C2D1" w:sz="4"/>
+                  </w:tcBorders>
+                  <w:shd w:fill="FFFFFF" w:color="auto" w:val="clear"/>
+                  <w:tcMar>
+                    <w:top w:type="dxa" w:w="80"/>
+                    <w:left w:type="dxa" w:w="120"/>
+                    <w:bottom w:type="dxa" w:w="80"/>
+                    <w:right w:type="dxa" w:w="120"/>
+                  </w:tcMar>
+                  <w:vAlign w:val="center"/>
+                </w:tcPr>
+                <w:p>
+                  <w:pPr>
+                    <w:spacing w:after="0" w:before="0"/>
+                  </w:pPr>
+                  <w:r>
+                    <w:rPr>
+                      <w:rFonts w:ascii="Arial" w:cs="Arial" w:eastAsia="Arial" w:hAnsi="Arial"/>
+                      <w:b w:val="false"/>
+                      <w:bCs w:val="false"/>
+                      <w:sz w:val="21"/>
+                      <w:szCs w:val="21"/>
+                    </w:rPr>
+                    <w:t xml:space="preserve">2</w:t>
+                  </w:r>
+                </w:p>
+              </w:tc>
+              <w:tc>
+                <w:tcPr>
+                  <w:tcW w:type="dxa" w:w="2506"/>
+                  <w:tcBorders>
+                    <w:top w:val="single" w:color="B7C2D1" w:sz="4"/>
+                    <w:left w:val="single" w:color="B7C2D1" w:sz="4"/>
+                    <w:bottom w:val="single" w:color="B7C2D1" w:sz="4"/>
+                    <w:right w:val="single" w:color="B7C2D1" w:sz="4"/>
+                  </w:tcBorders>
+                  <w:shd w:fill="FFFFFF" w:color="auto" w:val="clear"/>
+                  <w:tcMar>
+                    <w:top w:type="dxa" w:w="80"/>
+                    <w:left w:type="dxa" w:w="120"/>
+                    <w:bottom w:type="dxa" w:w="80"/>
+                    <w:right w:type="dxa" w:w="120"/>
+                  </w:tcMar>
+                  <w:vAlign w:val="center"/>
+                </w:tcPr>
+                <w:p>
+                  <w:pPr>
+                    <w:spacing w:after="0" w:before="0"/>
+                  </w:pPr>
+                  <w:r>
+                    <w:rPr>
+                      <w:rFonts w:ascii="Arial" w:cs="Arial" w:eastAsia="Arial" w:hAnsi="Arial"/>
+                      <w:b w:val="false"/>
+                      <w:bCs w:val="false"/>
+                      <w:sz w:val="21"/>
+                      <w:szCs w:val="21"/>
+                    </w:rPr>
+                    <w:t xml:space="preserve"/>
+                  </w:r>
+                </w:p>
+              </w:tc>
+            </w:tr>
+            <w:tr>
+              <w:trPr>
+                <w:cantSplit/>
+                <w:trHeight w:val="360" w:hRule="atLeast"/>
+              </w:trPr>
+              <w:tc>
+                <w:tcPr>
+                  <w:tcW w:type="dxa" w:w="2506"/>
+                  <w:tcBorders>
+                    <w:top w:val="single" w:color="B7C2D1" w:sz="4"/>
+                    <w:left w:val="single" w:color="B7C2D1" w:sz="4"/>
+                    <w:bottom w:val="single" w:color="B7C2D1" w:sz="4"/>
+                    <w:right w:val="single" w:color="B7C2D1" w:sz="4"/>
+                  </w:tcBorders>
+                  <w:shd w:fill="FFFFFF" w:color="auto" w:val="clear"/>
+                  <w:tcMar>
+                    <w:top w:type="dxa" w:w="80"/>
+                    <w:left w:type="dxa" w:w="120"/>
+                    <w:bottom w:type="dxa" w:w="80"/>
+                    <w:right w:type="dxa" w:w="120"/>
+                  </w:tcMar>
+                  <w:vAlign w:val="center"/>
+                </w:tcPr>
+                <w:p>
+                  <w:pPr>
+                    <w:spacing w:after="0" w:before="0"/>
+                  </w:pPr>
+                  <w:r>
+                    <w:rPr>
+                      <w:rFonts w:ascii="Arial" w:cs="Arial" w:eastAsia="Arial" w:hAnsi="Arial"/>
+                      <w:sz w:val="21"/>
+                      <w:szCs w:val="21"/>
+                    </w:rPr>
+                    <w:t xml:space="preserve">What will this program display?</w:t>
+                  </w:r>
+                </w:p>
+              </w:tc>
+              <w:tc>
+                <w:tcPr>
+                  <w:tcW w:type="dxa" w:w="2506"/>
+                  <w:tcBorders>
+                    <w:top w:val="single" w:color="B7C2D1" w:sz="4"/>
+                    <w:left w:val="single" w:color="B7C2D1" w:sz="4"/>
+                    <w:bottom w:val="single" w:color="B7C2D1" w:sz="4"/>
+                    <w:right w:val="single" w:color="B7C2D1" w:sz="4"/>
+                  </w:tcBorders>
+                  <w:shd w:fill="FFFFFF" w:color="auto" w:val="clear"/>
+                  <w:tcMar>
+                    <w:top w:type="dxa" w:w="80"/>
+                    <w:left w:type="dxa" w:w="120"/>
+                    <w:bottom w:type="dxa" w:w="80"/>
+                    <w:right w:type="dxa" w:w="120"/>
+                  </w:tcMar>
+                  <w:vAlign w:val="center"/>
+                </w:tcPr>
+                <w:p>
+                  <w:pPr>
+                    <w:spacing w:after="0" w:before="0"/>
+                  </w:pPr>
+                  <w:r>
+                    <w:rPr>
+                      <w:rFonts w:ascii="Arial" w:cs="Arial" w:eastAsia="Arial" w:hAnsi="Arial"/>
+                      <w:b w:val="false"/>
+                      <w:bCs w:val="false"/>
+                      <w:sz w:val="21"/>
+                      <w:szCs w:val="21"/>
+                    </w:rPr>
+                    <w:t xml:space="preserve">Predict</w:t>
+                  </w:r>
+                </w:p>
+              </w:tc>
+              <w:tc>
+                <w:tcPr>
+                  <w:tcW w:type="dxa" w:w="2506"/>
+                  <w:tcBorders>
+                    <w:top w:val="single" w:color="B7C2D1" w:sz="4"/>
+                    <w:left w:val="single" w:color="B7C2D1" w:sz="4"/>
+                    <w:bottom w:val="single" w:color="B7C2D1" w:sz="4"/>
+                    <w:right w:val="single" w:color="B7C2D1" w:sz="4"/>
+                  </w:tcBorders>
+                  <w:shd w:fill="FFFFFF" w:color="auto" w:val="clear"/>
+                  <w:tcMar>
+                    <w:top w:type="dxa" w:w="80"/>
+                    <w:left w:type="dxa" w:w="120"/>
+                    <w:bottom w:type="dxa" w:w="80"/>
+                    <w:right w:type="dxa" w:w="120"/>
+                  </w:tcMar>
+                  <w:vAlign w:val="center"/>
+                </w:tcPr>
+                <w:p>
+                  <w:pPr>
+                    <w:spacing w:after="0" w:before="0"/>
+                  </w:pPr>
+                  <w:r>
+                    <w:rPr>
+                      <w:rFonts w:ascii="Arial" w:cs="Arial" w:eastAsia="Arial" w:hAnsi="Arial"/>
+                      <w:b w:val="false"/>
+                      <w:bCs w:val="false"/>
+                      <w:sz w:val="21"/>
+                      <w:szCs w:val="21"/>
+                    </w:rPr>
+                    <w:t xml:space="preserve">1</w:t>
+                  </w:r>
+                </w:p>
+              </w:tc>
+              <w:tc>
+                <w:tcPr>
+                  <w:tcW w:type="dxa" w:w="2506"/>
+                  <w:tcBorders>
+                    <w:top w:val="single" w:color="B7C2D1" w:sz="4"/>
+                    <w:left w:val="single" w:color="B7C2D1" w:sz="4"/>
+                    <w:bottom w:val="single" w:color="B7C2D1" w:sz="4"/>
+                    <w:right w:val="single" w:color="B7C2D1" w:sz="4"/>
+                  </w:tcBorders>
+                  <w:shd w:fill="FFFFFF" w:color="auto" w:val="clear"/>
+                  <w:tcMar>
+                    <w:top w:type="dxa" w:w="80"/>
+                    <w:left w:type="dxa" w:w="120"/>
+                    <w:bottom w:type="dxa" w:w="80"/>
+                    <w:right w:type="dxa" w:w="120"/>
+                  </w:tcMar>
+                  <w:vAlign w:val="center"/>
+                </w:tcPr>
+                <w:p>
+                  <w:pPr>
+                    <w:spacing w:after="0" w:before="0"/>
+                  </w:pPr>
+                  <w:r>
+                    <w:rPr>
+                      <w:rFonts w:ascii="Arial" w:cs="Arial" w:eastAsia="Arial" w:hAnsi="Arial"/>
+                      <w:b w:val="false"/>
+                      <w:bCs w:val="false"/>
+                      <w:sz w:val="21"/>
+                      <w:szCs w:val="21"/>
+                    </w:rPr>
+                    <w:t xml:space="preserve"/>
+                  </w:r>
+                </w:p>
+              </w:tc>
+            </w:tr>
+            <w:tr>
+              <w:trPr>
+                <w:cantSplit/>
+                <w:trHeight w:val="360" w:hRule="atLeast"/>
+              </w:trPr>
+              <w:tc>
+                <w:tcPr>
+                  <w:tcW w:type="dxa" w:w="2506"/>
+                  <w:tcBorders>
+                    <w:top w:val="single" w:color="B7C2D1" w:sz="4"/>
+                    <w:left w:val="single" w:color="B7C2D1" w:sz="4"/>
+                    <w:bottom w:val="single" w:color="B7C2D1" w:sz="4"/>
+                    <w:right w:val="single" w:color="B7C2D1" w:sz="4"/>
+                  </w:tcBorders>
+                  <w:shd w:fill="FFFFFF" w:color="auto" w:val="clear"/>
+                  <w:tcMar>
+                    <w:top w:type="dxa" w:w="80"/>
+                    <w:left w:type="dxa" w:w="120"/>
+                    <w:bottom w:type="dxa" w:w="80"/>
+                    <w:right w:type="dxa" w:w="120"/>
+                  </w:tcMar>
+                  <w:vAlign w:val="center"/>
+                </w:tcPr>
+                <w:p>
+                  <w:pPr>
+                    <w:spacing w:after="0" w:before="0"/>
+                  </w:pPr>
+                  <w:r>
+                    <w:rPr>
+                      <w:rFonts w:ascii="Arial" w:cs="Arial" w:eastAsia="Arial" w:hAnsi="Arial"/>
+                      <w:sz w:val="21"/>
+                      <w:szCs w:val="21"/>
+                    </w:rPr>
+                    <w:t xml:space="preserve">Keep the word harbour in a variable. Display that variable. Then display it again on the next line.</w:t>
+                  </w:r>
+                </w:p>
+              </w:tc>
+              <w:tc>
+                <w:tcPr>
+                  <w:tcW w:type="dxa" w:w="2506"/>
+                  <w:tcBorders>
+                    <w:top w:val="single" w:color="B7C2D1" w:sz="4"/>
+                    <w:left w:val="single" w:color="B7C2D1" w:sz="4"/>
+                    <w:bottom w:val="single" w:color="B7C2D1" w:sz="4"/>
+                    <w:right w:val="single" w:color="B7C2D1" w:sz="4"/>
+                  </w:tcBorders>
+                  <w:shd w:fill="FFFFFF" w:color="auto" w:val="clear"/>
+                  <w:tcMar>
+                    <w:top w:type="dxa" w:w="80"/>
+                    <w:left w:type="dxa" w:w="120"/>
+                    <w:bottom w:type="dxa" w:w="80"/>
+                    <w:right w:type="dxa" w:w="120"/>
+                  </w:tcMar>
+                  <w:vAlign w:val="center"/>
+                </w:tcPr>
+                <w:p>
+                  <w:pPr>
+                    <w:spacing w:after="0" w:before="0"/>
+                  </w:pPr>
+                  <w:r>
+                    <w:rPr>
+                      <w:rFonts w:ascii="Arial" w:cs="Arial" w:eastAsia="Arial" w:hAnsi="Arial"/>
+                      <w:b w:val="false"/>
+                      <w:bCs w:val="false"/>
+                      <w:sz w:val="21"/>
+                      <w:szCs w:val="21"/>
+                    </w:rPr>
+                    <w:t xml:space="preserve">Write it</w:t>
+                  </w:r>
+                </w:p>
+              </w:tc>
+              <w:tc>
+                <w:tcPr>
+                  <w:tcW w:type="dxa" w:w="2506"/>
+                  <w:tcBorders>
+                    <w:top w:val="single" w:color="B7C2D1" w:sz="4"/>
+                    <w:left w:val="single" w:color="B7C2D1" w:sz="4"/>
+                    <w:bottom w:val="single" w:color="B7C2D1" w:sz="4"/>
+                    <w:right w:val="single" w:color="B7C2D1" w:sz="4"/>
+                  </w:tcBorders>
+                  <w:shd w:fill="FFFFFF" w:color="auto" w:val="clear"/>
+                  <w:tcMar>
+                    <w:top w:type="dxa" w:w="80"/>
+                    <w:left w:type="dxa" w:w="120"/>
+                    <w:bottom w:type="dxa" w:w="80"/>
+                    <w:right w:type="dxa" w:w="120"/>
+                  </w:tcMar>
+                  <w:vAlign w:val="center"/>
+                </w:tcPr>
+                <w:p>
+                  <w:pPr>
+                    <w:spacing w:after="0" w:before="0"/>
+                  </w:pPr>
+                  <w:r>
+                    <w:rPr>
+                      <w:rFonts w:ascii="Arial" w:cs="Arial" w:eastAsia="Arial" w:hAnsi="Arial"/>
+                      <w:b w:val="false"/>
+                      <w:bCs w:val="false"/>
+                      <w:sz w:val="21"/>
+                      <w:szCs w:val="21"/>
+                    </w:rPr>
+                    <w:t xml:space="preserve">2</w:t>
+                  </w:r>
+                </w:p>
+              </w:tc>
+              <w:tc>
+                <w:tcPr>
+                  <w:tcW w:type="dxa" w:w="2506"/>
+                  <w:tcBorders>
+                    <w:top w:val="single" w:color="B7C2D1" w:sz="4"/>
+                    <w:left w:val="single" w:color="B7C2D1" w:sz="4"/>
+                    <w:bottom w:val="single" w:color="B7C2D1" w:sz="4"/>
+                    <w:right w:val="single" w:color="B7C2D1" w:sz="4"/>
+                  </w:tcBorders>
+                  <w:shd w:fill="FFFFFF" w:color="auto" w:val="clear"/>
+                  <w:tcMar>
+                    <w:top w:type="dxa" w:w="80"/>
+                    <w:left w:type="dxa" w:w="120"/>
+                    <w:bottom w:type="dxa" w:w="80"/>
+                    <w:right w:type="dxa" w:w="120"/>
+                  </w:tcMar>
+                  <w:vAlign w:val="center"/>
+                </w:tcPr>
+                <w:p>
+                  <w:pPr>
+                    <w:spacing w:after="0" w:before="0"/>
+                  </w:pPr>
+                  <w:r>
+                    <w:rPr>
+                      <w:rFonts w:ascii="Arial" w:cs="Arial" w:eastAsia="Arial" w:hAnsi="Arial"/>
+                      <w:b w:val="false"/>
+                      <w:bCs w:val="false"/>
+                      <w:sz w:val="21"/>
+                      <w:szCs w:val="21"/>
+                    </w:rPr>
+                    <w:t xml:space="preserve"/>
+                  </w:r>
+                </w:p>
+              </w:tc>
+            </w:tr>
+            <w:tr>
+              <w:trPr>
+                <w:cantSplit/>
+                <w:trHeight w:val="360" w:hRule="atLeast"/>
+              </w:trPr>
+              <w:tc>
+                <w:tcPr>
+                  <w:tcW w:type="dxa" w:w="2506"/>
+                  <w:tcBorders>
+                    <w:top w:val="single" w:color="B7C2D1" w:sz="4"/>
+                    <w:left w:val="single" w:color="B7C2D1" w:sz="4"/>
+                    <w:bottom w:val="single" w:color="B7C2D1" w:sz="4"/>
+                    <w:right w:val="single" w:color="B7C2D1" w:sz="4"/>
+                  </w:tcBorders>
+                  <w:shd w:fill="FFFFFF" w:color="auto" w:val="clear"/>
+                  <w:tcMar>
+                    <w:top w:type="dxa" w:w="80"/>
+                    <w:left w:type="dxa" w:w="120"/>
+                    <w:bottom w:type="dxa" w:w="80"/>
+                    <w:right w:type="dxa" w:w="120"/>
+                  </w:tcMar>
+                  <w:vAlign w:val="center"/>
+                </w:tcPr>
+                <w:p>
+                  <w:pPr>
+                    <w:spacing w:after="0" w:before="0"/>
+                  </w:pPr>
+                  <w:r>
+                    <w:rPr>
+                      <w:rFonts w:ascii="Arial" w:cs="Arial" w:eastAsia="Arial" w:hAnsi="Arial"/>
+                      <w:sz w:val="21"/>
+                      <w:szCs w:val="21"/>
+                    </w:rPr>
+                    <w:t xml:space="preserve">This program should display 12. Find the mistake and put it right.</w:t>
+                  </w:r>
+                </w:p>
+              </w:tc>
+              <w:tc>
+                <w:tcPr>
+                  <w:tcW w:type="dxa" w:w="2506"/>
+                  <w:tcBorders>
+                    <w:top w:val="single" w:color="B7C2D1" w:sz="4"/>
+                    <w:left w:val="single" w:color="B7C2D1" w:sz="4"/>
+                    <w:bottom w:val="single" w:color="B7C2D1" w:sz="4"/>
+                    <w:right w:val="single" w:color="B7C2D1" w:sz="4"/>
+                  </w:tcBorders>
+                  <w:shd w:fill="FFFFFF" w:color="auto" w:val="clear"/>
+                  <w:tcMar>
+                    <w:top w:type="dxa" w:w="80"/>
+                    <w:left w:type="dxa" w:w="120"/>
+                    <w:bottom w:type="dxa" w:w="80"/>
+                    <w:right w:type="dxa" w:w="120"/>
+                  </w:tcMar>
+                  <w:vAlign w:val="center"/>
+                </w:tcPr>
+                <w:p>
+                  <w:pPr>
+                    <w:spacing w:after="0" w:before="0"/>
+                  </w:pPr>
+                  <w:r>
+                    <w:rPr>
+                      <w:rFonts w:ascii="Arial" w:cs="Arial" w:eastAsia="Arial" w:hAnsi="Arial"/>
+                      <w:b w:val="false"/>
+                      <w:bCs w:val="false"/>
+                      <w:sz w:val="21"/>
+                      <w:szCs w:val="21"/>
+                    </w:rPr>
+                    <w:t xml:space="preserve">Fix it</w:t>
+                  </w:r>
+                </w:p>
+              </w:tc>
+              <w:tc>
+                <w:tcPr>
+                  <w:tcW w:type="dxa" w:w="2506"/>
+                  <w:tcBorders>
+                    <w:top w:val="single" w:color="B7C2D1" w:sz="4"/>
+                    <w:left w:val="single" w:color="B7C2D1" w:sz="4"/>
+                    <w:bottom w:val="single" w:color="B7C2D1" w:sz="4"/>
+                    <w:right w:val="single" w:color="B7C2D1" w:sz="4"/>
+                  </w:tcBorders>
+                  <w:shd w:fill="FFFFFF" w:color="auto" w:val="clear"/>
+                  <w:tcMar>
+                    <w:top w:type="dxa" w:w="80"/>
+                    <w:left w:type="dxa" w:w="120"/>
+                    <w:bottom w:type="dxa" w:w="80"/>
+                    <w:right w:type="dxa" w:w="120"/>
+                  </w:tcMar>
+                  <w:vAlign w:val="center"/>
+                </w:tcPr>
+                <w:p>
+                  <w:pPr>
+                    <w:spacing w:after="0" w:before="0"/>
+                  </w:pPr>
+                  <w:r>
+                    <w:rPr>
+                      <w:rFonts w:ascii="Arial" w:cs="Arial" w:eastAsia="Arial" w:hAnsi="Arial"/>
+                      <w:b w:val="false"/>
+                      <w:bCs w:val="false"/>
+                      <w:sz w:val="21"/>
+                      <w:szCs w:val="21"/>
+                    </w:rPr>
+                    <w:t xml:space="preserve">2</w:t>
+                  </w:r>
+                </w:p>
+              </w:tc>
+              <w:tc>
+                <w:tcPr>
+                  <w:tcW w:type="dxa" w:w="2506"/>
+                  <w:tcBorders>
+                    <w:top w:val="single" w:color="B7C2D1" w:sz="4"/>
+                    <w:left w:val="single" w:color="B7C2D1" w:sz="4"/>
+                    <w:bottom w:val="single" w:color="B7C2D1" w:sz="4"/>
+                    <w:right w:val="single" w:color="B7C2D1" w:sz="4"/>
+                  </w:tcBorders>
+                  <w:shd w:fill="FFFFFF" w:color="auto" w:val="clear"/>
+                  <w:tcMar>
+                    <w:top w:type="dxa" w:w="80"/>
+                    <w:left w:type="dxa" w:w="120"/>
+                    <w:bottom w:type="dxa" w:w="80"/>
+                    <w:right w:type="dxa" w:w="120"/>
+                  </w:tcMar>
+                  <w:vAlign w:val="center"/>
+                </w:tcPr>
+                <w:p>
+                  <w:pPr>
+                    <w:spacing w:after="0" w:before="0"/>
+                  </w:pPr>
+                  <w:r>
+                    <w:rPr>
+                      <w:rFonts w:ascii="Arial" w:cs="Arial" w:eastAsia="Arial" w:hAnsi="Arial"/>
+                      <w:b w:val="false"/>
+                      <w:bCs w:val="false"/>
+                      <w:sz w:val="21"/>
+                      <w:szCs w:val="21"/>
+                    </w:rPr>
+                    <w:t xml:space="preserve"/>
+                  </w:r>
+                </w:p>
+              </w:tc>
+            </w:tr>
+            <w:tr>
+              <w:trPr>
+                <w:cantSplit/>
+                <w:trHeight w:val="360" w:hRule="atLeast"/>
+              </w:trPr>
+              <w:tc>
+                <w:tcPr>
+                  <w:tcW w:type="dxa" w:w="2506"/>
+                  <w:tcBorders>
+                    <w:top w:val="single" w:color="B7C2D1" w:sz="4"/>
+                    <w:left w:val="single" w:color="B7C2D1" w:sz="4"/>
+                    <w:bottom w:val="single" w:color="B7C2D1" w:sz="4"/>
+                    <w:right w:val="single" w:color="B7C2D1" w:sz="4"/>
+                  </w:tcBorders>
+                  <w:shd w:fill="FFFFFF" w:color="auto" w:val="clear"/>
+                  <w:tcMar>
+                    <w:top w:type="dxa" w:w="80"/>
+                    <w:left w:type="dxa" w:w="120"/>
+                    <w:bottom w:type="dxa" w:w="80"/>
+                    <w:right w:type="dxa" w:w="120"/>
+                  </w:tcMar>
+                  <w:vAlign w:val="center"/>
+                </w:tcPr>
+                <w:p>
+                  <w:pPr>
+                    <w:spacing w:after="0" w:before="0"/>
+                  </w:pPr>
+                  <w:r>
+                    <w:rPr>
+                      <w:rFonts w:ascii="Arial" w:cs="Arial" w:eastAsia="Arial" w:hAnsi="Arial"/>
+                      <w:sz w:val="21"/>
+                      <w:szCs w:val="21"/>
+                    </w:rPr>
+                    <w:t xml:space="preserve">Keep the word north in a variable. Display that variable. Then change the variable to the word south. Display it again on the next line.</w:t>
+                  </w:r>
+                </w:p>
+              </w:tc>
+              <w:tc>
+                <w:tcPr>
+                  <w:tcW w:type="dxa" w:w="2506"/>
+                  <w:tcBorders>
+                    <w:top w:val="single" w:color="B7C2D1" w:sz="4"/>
+                    <w:left w:val="single" w:color="B7C2D1" w:sz="4"/>
+                    <w:bottom w:val="single" w:color="B7C2D1" w:sz="4"/>
+                    <w:right w:val="single" w:color="B7C2D1" w:sz="4"/>
+                  </w:tcBorders>
+                  <w:shd w:fill="FFFFFF" w:color="auto" w:val="clear"/>
+                  <w:tcMar>
+                    <w:top w:type="dxa" w:w="80"/>
+                    <w:left w:type="dxa" w:w="120"/>
+                    <w:bottom w:type="dxa" w:w="80"/>
+                    <w:right w:type="dxa" w:w="120"/>
+                  </w:tcMar>
+                  <w:vAlign w:val="center"/>
+                </w:tcPr>
+                <w:p>
+                  <w:pPr>
+                    <w:spacing w:after="0" w:before="0"/>
+                  </w:pPr>
+                  <w:r>
+                    <w:rPr>
+                      <w:rFonts w:ascii="Arial" w:cs="Arial" w:eastAsia="Arial" w:hAnsi="Arial"/>
+                      <w:b w:val="false"/>
+                      <w:bCs w:val="false"/>
+                      <w:sz w:val="21"/>
+                      <w:szCs w:val="21"/>
+                    </w:rPr>
+                    <w:t xml:space="preserve">Write it</w:t>
+                  </w:r>
+                </w:p>
+              </w:tc>
+              <w:tc>
+                <w:tcPr>
+                  <w:tcW w:type="dxa" w:w="2506"/>
+                  <w:tcBorders>
+                    <w:top w:val="single" w:color="B7C2D1" w:sz="4"/>
+                    <w:left w:val="single" w:color="B7C2D1" w:sz="4"/>
+                    <w:bottom w:val="single" w:color="B7C2D1" w:sz="4"/>
+                    <w:right w:val="single" w:color="B7C2D1" w:sz="4"/>
+                  </w:tcBorders>
+                  <w:shd w:fill="FFFFFF" w:color="auto" w:val="clear"/>
+                  <w:tcMar>
+                    <w:top w:type="dxa" w:w="80"/>
+                    <w:left w:type="dxa" w:w="120"/>
+                    <w:bottom w:type="dxa" w:w="80"/>
+                    <w:right w:type="dxa" w:w="120"/>
+                  </w:tcMar>
+                  <w:vAlign w:val="center"/>
+                </w:tcPr>
+                <w:p>
+                  <w:pPr>
+                    <w:spacing w:after="0" w:before="0"/>
+                  </w:pPr>
+                  <w:r>
+                    <w:rPr>
+                      <w:rFonts w:ascii="Arial" w:cs="Arial" w:eastAsia="Arial" w:hAnsi="Arial"/>
+                      <w:b w:val="false"/>
+                      <w:bCs w:val="false"/>
+                      <w:sz w:val="21"/>
+                      <w:szCs w:val="21"/>
+                    </w:rPr>
+                    <w:t xml:space="preserve">2</w:t>
+                  </w:r>
+                </w:p>
+              </w:tc>
+              <w:tc>
+                <w:tcPr>
+                  <w:tcW w:type="dxa" w:w="2506"/>
+                  <w:tcBorders>
+                    <w:top w:val="single" w:color="B7C2D1" w:sz="4"/>
+                    <w:left w:val="single" w:color="B7C2D1" w:sz="4"/>
+                    <w:bottom w:val="single" w:color="B7C2D1" w:sz="4"/>
+                    <w:right w:val="single" w:color="B7C2D1" w:sz="4"/>
+                  </w:tcBorders>
+                  <w:shd w:fill="FFFFFF" w:color="auto" w:val="clear"/>
+                  <w:tcMar>
+                    <w:top w:type="dxa" w:w="80"/>
+                    <w:left w:type="dxa" w:w="120"/>
+                    <w:bottom w:type="dxa" w:w="80"/>
+                    <w:right w:type="dxa" w:w="120"/>
+                  </w:tcMar>
+                  <w:vAlign w:val="center"/>
+                </w:tcPr>
+                <w:p>
+                  <w:pPr>
+                    <w:spacing w:after="0" w:before="0"/>
+                  </w:pPr>
+                  <w:r>
+                    <w:rPr>
+                      <w:rFonts w:ascii="Arial" w:cs="Arial" w:eastAsia="Arial" w:hAnsi="Arial"/>
+                      <w:b w:val="false"/>
+                      <w:bCs w:val="false"/>
+                      <w:sz w:val="21"/>
+                      <w:szCs w:val="21"/>
+                    </w:rPr>
+                    <w:t xml:space="preserve"/>
+                  </w:r>
+                </w:p>
+              </w:tc>
+            </w:tr>
+            <w:tr>
+              <w:trPr>
+                <w:cantSplit/>
+                <w:trHeight w:val="360" w:hRule="atLeast"/>
+              </w:trPr>
+              <w:tc>
+                <w:tcPr>
+                  <w:tcW w:type="dxa" w:w="2506"/>
+                  <w:tcBorders>
+                    <w:top w:val="single" w:color="B7C2D1" w:sz="4"/>
+                    <w:left w:val="single" w:color="B7C2D1" w:sz="4"/>
+                    <w:bottom w:val="single" w:color="B7C2D1" w:sz="4"/>
+                    <w:right w:val="single" w:color="B7C2D1" w:sz="4"/>
+                  </w:tcBorders>
+                  <w:shd w:fill="FFFFFF" w:color="auto" w:val="clear"/>
+                  <w:tcMar>
+                    <w:top w:type="dxa" w:w="80"/>
+                    <w:left w:type="dxa" w:w="120"/>
+                    <w:bottom w:type="dxa" w:w="80"/>
+                    <w:right w:type="dxa" w:w="120"/>
+                  </w:tcMar>
+                  <w:vAlign w:val="center"/>
+                </w:tcPr>
+                <w:p>
+                  <w:pPr>
+                    <w:spacing w:after="0" w:before="0"/>
+                  </w:pPr>
+                  <w:r>
+                    <w:rPr>
+                      <w:rFonts w:ascii="Arial" w:cs="Arial" w:eastAsia="Arial" w:hAnsi="Arial"/>
+                      <w:sz w:val="21"/>
+                      <w:szCs w:val="21"/>
+                    </w:rPr>
+                    <w:t xml:space="preserve">Keep the word amber in a variable called a. Copy the value of a into a second variable called b. Then change a to the word silver. Display a. Then display b on the next line.</w:t>
+                  </w:r>
+                </w:p>
+              </w:tc>
+              <w:tc>
+                <w:tcPr>
+                  <w:tcW w:type="dxa" w:w="2506"/>
+                  <w:tcBorders>
+                    <w:top w:val="single" w:color="B7C2D1" w:sz="4"/>
+                    <w:left w:val="single" w:color="B7C2D1" w:sz="4"/>
+                    <w:bottom w:val="single" w:color="B7C2D1" w:sz="4"/>
+                    <w:right w:val="single" w:color="B7C2D1" w:sz="4"/>
+                  </w:tcBorders>
+                  <w:shd w:fill="FFFFFF" w:color="auto" w:val="clear"/>
+                  <w:tcMar>
+                    <w:top w:type="dxa" w:w="80"/>
+                    <w:left w:type="dxa" w:w="120"/>
+                    <w:bottom w:type="dxa" w:w="80"/>
+                    <w:right w:type="dxa" w:w="120"/>
+                  </w:tcMar>
+                  <w:vAlign w:val="center"/>
+                </w:tcPr>
+                <w:p>
+                  <w:pPr>
+                    <w:spacing w:after="0" w:before="0"/>
+                  </w:pPr>
+                  <w:r>
+                    <w:rPr>
+                      <w:rFonts w:ascii="Arial" w:cs="Arial" w:eastAsia="Arial" w:hAnsi="Arial"/>
+                      <w:b w:val="false"/>
+                      <w:bCs w:val="false"/>
+                      <w:sz w:val="21"/>
+                      <w:szCs w:val="21"/>
+                    </w:rPr>
+                    <w:t xml:space="preserve">Write it</w:t>
+                  </w:r>
+                </w:p>
+              </w:tc>
+              <w:tc>
+                <w:tcPr>
+                  <w:tcW w:type="dxa" w:w="2506"/>
+                  <w:tcBorders>
+                    <w:top w:val="single" w:color="B7C2D1" w:sz="4"/>
+                    <w:left w:val="single" w:color="B7C2D1" w:sz="4"/>
+                    <w:bottom w:val="single" w:color="B7C2D1" w:sz="4"/>
+                    <w:right w:val="single" w:color="B7C2D1" w:sz="4"/>
+                  </w:tcBorders>
+                  <w:shd w:fill="FFFFFF" w:color="auto" w:val="clear"/>
+                  <w:tcMar>
+                    <w:top w:type="dxa" w:w="80"/>
+                    <w:left w:type="dxa" w:w="120"/>
+                    <w:bottom w:type="dxa" w:w="80"/>
+                    <w:right w:type="dxa" w:w="120"/>
+                  </w:tcMar>
+                  <w:vAlign w:val="center"/>
+                </w:tcPr>
+                <w:p>
+                  <w:pPr>
+                    <w:spacing w:after="0" w:before="0"/>
+                  </w:pPr>
+                  <w:r>
+                    <w:rPr>
+                      <w:rFonts w:ascii="Arial" w:cs="Arial" w:eastAsia="Arial" w:hAnsi="Arial"/>
+                      <w:b w:val="false"/>
+                      <w:bCs w:val="false"/>
+                      <w:sz w:val="21"/>
+                      <w:szCs w:val="21"/>
+                    </w:rPr>
+                    <w:t xml:space="preserve">3</w:t>
+                  </w:r>
+                </w:p>
+              </w:tc>
+              <w:tc>
+                <w:tcPr>
+                  <w:tcW w:type="dxa" w:w="2506"/>
+                  <w:tcBorders>
+                    <w:top w:val="single" w:color="B7C2D1" w:sz="4"/>
+                    <w:left w:val="single" w:color="B7C2D1" w:sz="4"/>
+                    <w:bottom w:val="single" w:color="B7C2D1" w:sz="4"/>
+                    <w:right w:val="single" w:color="B7C2D1" w:sz="4"/>
+                  </w:tcBorders>
+                  <w:shd w:fill="FFFFFF" w:color="auto" w:val="clear"/>
+                  <w:tcMar>
+                    <w:top w:type="dxa" w:w="80"/>
+                    <w:left w:type="dxa" w:w="120"/>
+                    <w:bottom w:type="dxa" w:w="80"/>
+                    <w:right w:type="dxa" w:w="120"/>
+                  </w:tcMar>
+                  <w:vAlign w:val="center"/>
+                </w:tcPr>
+                <w:p>
+                  <w:pPr>
+                    <w:spacing w:after="0" w:before="0"/>
+                  </w:pPr>
+                  <w:r>
+                    <w:rPr>
+                      <w:rFonts w:ascii="Arial" w:cs="Arial" w:eastAsia="Arial" w:hAnsi="Arial"/>
+                      <w:b w:val="false"/>
+                      <w:bCs w:val="false"/>
+                      <w:sz w:val="21"/>
+                      <w:szCs w:val="21"/>
+                    </w:rPr>
+                    <w:t xml:space="preserve"/>
+                  </w:r>
+                </w:p>
+              </w:tc>
+            </w:tr>
+            <w:tr>
+              <w:trPr>
+                <w:cantSplit/>
+                <w:trHeight w:val="360" w:hRule="atLeast"/>
+              </w:trPr>
+              <w:tc>
+                <w:tcPr>
+                  <w:tcW w:type="dxa" w:w="2506"/>
                   <w:tcBorders>
                     <w:top w:val="single" w:color="B7C2D1" w:sz="4"/>
                     <w:left w:val="single" w:color="B7C2D1" w:sz="4"/>
@@ -2980,7 +5014,41 @@
               </w:tc>
               <w:tc>
                 <w:tcPr>
-                  <w:tcW w:type="dxa" w:w="3342"/>
+                  <w:tcW w:type="dxa" w:w="2506"/>
+                  <w:tcBorders>
+                    <w:top w:val="single" w:color="B7C2D1" w:sz="4"/>
+                    <w:left w:val="single" w:color="B7C2D1" w:sz="4"/>
+                    <w:bottom w:val="single" w:color="B7C2D1" w:sz="4"/>
+                    <w:right w:val="single" w:color="B7C2D1" w:sz="4"/>
+                  </w:tcBorders>
+                  <w:shd w:fill="FFFFFF" w:color="auto" w:val="clear"/>
+                  <w:tcMar>
+                    <w:top w:type="dxa" w:w="80"/>
+                    <w:left w:type="dxa" w:w="120"/>
+                    <w:bottom w:type="dxa" w:w="80"/>
+                    <w:right w:type="dxa" w:w="120"/>
+                  </w:tcMar>
+                  <w:vAlign w:val="center"/>
+                </w:tcPr>
+                <w:p>
+                  <w:pPr>
+                    <w:spacing w:after="0" w:before="0"/>
+                  </w:pPr>
+                  <w:r>
+                    <w:rPr>
+                      <w:rFonts w:ascii="Arial" w:cs="Arial" w:eastAsia="Arial" w:hAnsi="Arial"/>
+                      <w:b w:val="false"/>
+                      <w:bCs w:val="false"/>
+                      <w:sz w:val="21"/>
+                      <w:szCs w:val="21"/>
+                    </w:rPr>
+                    <w:t xml:space="preserve">Challenge (optional)</w:t>
+                  </w:r>
+                </w:p>
+              </w:tc>
+              <w:tc>
+                <w:tcPr>
+                  <w:tcW w:type="dxa" w:w="2506"/>
                   <w:tcBorders>
                     <w:top w:val="single" w:color="B7C2D1" w:sz="4"/>
                     <w:left w:val="single" w:color="B7C2D1" w:sz="4"/>
@@ -3014,7 +5082,7 @@
               </w:tc>
               <w:tc>
                 <w:tcPr>
-                  <w:tcW w:type="dxa" w:w="3342"/>
+                  <w:tcW w:type="dxa" w:w="2506"/>
                   <w:tcBorders>
                     <w:top w:val="single" w:color="B7C2D1" w:sz="4"/>
                     <w:left w:val="single" w:color="B7C2D1" w:sz="4"/>
@@ -3061,7 +5129,7 @@
                 <w:sz w:val="21"/>
                 <w:szCs w:val="21"/>
               </w:rPr>
-              <w:t xml:space="preserve">Plan the one you found hardest: inputs, what happens to them, what is printed.</w:t>
+              <w:t xml:space="preserve">Plan the one you found hardest: what is typed in, what happens to it, what is displayed.</w:t>
             </w:r>
           </w:p>
           <w:tbl>
@@ -3487,12 +5555,12 @@
                 <w:sz w:val="21"/>
                 <w:szCs w:val="21"/>
               </w:rPr>
-              <w:t xml:space="preserve">Tick each one off as its tests pass in the editor</w:t>
+              <w:t xml:space="preserve">Tick each one off as you finish it in the editor</w:t>
             </w:r>
           </w:p>
           <w:tbl>
             <w:tblPr>
-              <w:tblW w:type="dxa" w:w="10026"/>
+              <w:tblW w:type="dxa" w:w="10024"/>
               <w:tblBorders>
                 <w:top w:val="single" w:color="auto" w:sz="4"/>
                 <w:left w:val="single" w:color="auto" w:sz="4"/>
@@ -3503,9 +5571,10 @@
               </w:tblBorders>
             </w:tblPr>
             <w:tblGrid>
-              <w:gridCol w:w="3342"/>
-              <w:gridCol w:w="3342"/>
-              <w:gridCol w:w="3342"/>
+              <w:gridCol w:w="2506"/>
+              <w:gridCol w:w="2506"/>
+              <w:gridCol w:w="2506"/>
+              <w:gridCol w:w="2506"/>
             </w:tblGrid>
             <w:tr>
               <w:trPr>
@@ -3514,7 +5583,7 @@
               </w:trPr>
               <w:tc>
                 <w:tcPr>
-                  <w:tcW w:type="dxa" w:w="3342"/>
+                  <w:tcW w:type="dxa" w:w="2506"/>
                   <w:tcBorders>
                     <w:top w:val="single" w:color="B7C2D1" w:sz="4"/>
                     <w:left w:val="single" w:color="B7C2D1" w:sz="4"/>
@@ -3542,13 +5611,13 @@
                       <w:sz w:val="20"/>
                       <w:szCs w:val="20"/>
                     </w:rPr>
-                    <w:t xml:space="preserve">Program</w:t>
-                  </w:r>
-                </w:p>
-              </w:tc>
-              <w:tc>
-                <w:tcPr>
-                  <w:tcW w:type="dxa" w:w="3342"/>
+                    <w:t xml:space="preserve">Activity</w:t>
+                  </w:r>
+                </w:p>
+              </w:tc>
+              <w:tc>
+                <w:tcPr>
+                  <w:tcW w:type="dxa" w:w="2506"/>
                   <w:tcBorders>
                     <w:top w:val="single" w:color="B7C2D1" w:sz="4"/>
                     <w:left w:val="single" w:color="B7C2D1" w:sz="4"/>
@@ -3576,13 +5645,47 @@
                       <w:sz w:val="20"/>
                       <w:szCs w:val="20"/>
                     </w:rPr>
+                    <w:t xml:space="preserve">What to do</w:t>
+                  </w:r>
+                </w:p>
+              </w:tc>
+              <w:tc>
+                <w:tcPr>
+                  <w:tcW w:type="dxa" w:w="2506"/>
+                  <w:tcBorders>
+                    <w:top w:val="single" w:color="B7C2D1" w:sz="4"/>
+                    <w:left w:val="single" w:color="B7C2D1" w:sz="4"/>
+                    <w:bottom w:val="single" w:color="B7C2D1" w:sz="4"/>
+                    <w:right w:val="single" w:color="B7C2D1" w:sz="4"/>
+                  </w:tcBorders>
+                  <w:shd w:fill="E6ECF5" w:color="auto" w:val="clear"/>
+                  <w:tcMar>
+                    <w:top w:type="dxa" w:w="80"/>
+                    <w:left w:type="dxa" w:w="120"/>
+                    <w:bottom w:type="dxa" w:w="80"/>
+                    <w:right w:type="dxa" w:w="120"/>
+                  </w:tcMar>
+                  <w:vAlign w:val="center"/>
+                </w:tcPr>
+                <w:p>
+                  <w:pPr>
+                    <w:spacing w:after="0" w:before="0"/>
+                  </w:pPr>
+                  <w:r>
+                    <w:rPr>
+                      <w:rFonts w:ascii="Arial" w:cs="Arial" w:eastAsia="Arial" w:hAnsi="Arial"/>
+                      <w:b/>
+                      <w:bCs/>
+                      <w:sz w:val="20"/>
+                      <w:szCs w:val="20"/>
+                    </w:rPr>
                     <w:t xml:space="preserve">Marks</w:t>
                   </w:r>
                 </w:p>
               </w:tc>
               <w:tc>
                 <w:tcPr>
-                  <w:tcW w:type="dxa" w:w="3342"/>
+                  <w:tcW w:type="dxa" w:w="2506"/>
                   <w:tcBorders>
                     <w:top w:val="single" w:color="B7C2D1" w:sz="4"/>
                     <w:left w:val="single" w:color="B7C2D1" w:sz="4"/>
@@ -3622,39 +5725,73 @@
               </w:trPr>
               <w:tc>
                 <w:tcPr>
-                  <w:tcW w:type="dxa" w:w="3342"/>
-                  <w:tcBorders>
-                    <w:top w:val="single" w:color="B7C2D1" w:sz="4"/>
-                    <w:left w:val="single" w:color="B7C2D1" w:sz="4"/>
-                    <w:bottom w:val="single" w:color="B7C2D1" w:sz="4"/>
-                    <w:right w:val="single" w:color="B7C2D1" w:sz="4"/>
-                  </w:tcBorders>
-                  <w:shd w:fill="FFFFFF" w:color="auto" w:val="clear"/>
-                  <w:tcMar>
-                    <w:top w:type="dxa" w:w="80"/>
-                    <w:left w:type="dxa" w:w="120"/>
-                    <w:bottom w:type="dxa" w:w="80"/>
-                    <w:right w:type="dxa" w:w="120"/>
-                  </w:tcMar>
-                  <w:vAlign w:val="center"/>
-                </w:tcPr>
-                <w:p>
-                  <w:pPr>
-                    <w:spacing w:after="0" w:before="0"/>
-                  </w:pPr>
-                  <w:r>
-                    <w:rPr>
-                      <w:rFonts w:ascii="Arial" w:cs="Arial" w:eastAsia="Arial" w:hAnsi="Arial"/>
-                      <w:sz w:val="21"/>
-                      <w:szCs w:val="21"/>
-                    </w:rPr>
-                    <w:t xml:space="preserve">Ask the user for a word. Display [word].</w:t>
-                  </w:r>
-                </w:p>
-              </w:tc>
-              <w:tc>
-                <w:tcPr>
-                  <w:tcW w:type="dxa" w:w="3342"/>
+                  <w:tcW w:type="dxa" w:w="2506"/>
+                  <w:tcBorders>
+                    <w:top w:val="single" w:color="B7C2D1" w:sz="4"/>
+                    <w:left w:val="single" w:color="B7C2D1" w:sz="4"/>
+                    <w:bottom w:val="single" w:color="B7C2D1" w:sz="4"/>
+                    <w:right w:val="single" w:color="B7C2D1" w:sz="4"/>
+                  </w:tcBorders>
+                  <w:shd w:fill="FFFFFF" w:color="auto" w:val="clear"/>
+                  <w:tcMar>
+                    <w:top w:type="dxa" w:w="80"/>
+                    <w:left w:type="dxa" w:w="120"/>
+                    <w:bottom w:type="dxa" w:w="80"/>
+                    <w:right w:type="dxa" w:w="120"/>
+                  </w:tcMar>
+                  <w:vAlign w:val="center"/>
+                </w:tcPr>
+                <w:p>
+                  <w:pPr>
+                    <w:spacing w:after="0" w:before="0"/>
+                  </w:pPr>
+                  <w:r>
+                    <w:rPr>
+                      <w:rFonts w:ascii="Arial" w:cs="Arial" w:eastAsia="Arial" w:hAnsi="Arial"/>
+                      <w:sz w:val="21"/>
+                      <w:szCs w:val="21"/>
+                    </w:rPr>
+                    <w:t xml:space="preserve">Press Run. Type a word when the program waits, then press Enter.</w:t>
+                  </w:r>
+                </w:p>
+              </w:tc>
+              <w:tc>
+                <w:tcPr>
+                  <w:tcW w:type="dxa" w:w="2506"/>
+                  <w:tcBorders>
+                    <w:top w:val="single" w:color="B7C2D1" w:sz="4"/>
+                    <w:left w:val="single" w:color="B7C2D1" w:sz="4"/>
+                    <w:bottom w:val="single" w:color="B7C2D1" w:sz="4"/>
+                    <w:right w:val="single" w:color="B7C2D1" w:sz="4"/>
+                  </w:tcBorders>
+                  <w:shd w:fill="FFFFFF" w:color="auto" w:val="clear"/>
+                  <w:tcMar>
+                    <w:top w:type="dxa" w:w="80"/>
+                    <w:left w:type="dxa" w:w="120"/>
+                    <w:bottom w:type="dxa" w:w="80"/>
+                    <w:right w:type="dxa" w:w="120"/>
+                  </w:tcMar>
+                  <w:vAlign w:val="center"/>
+                </w:tcPr>
+                <w:p>
+                  <w:pPr>
+                    <w:spacing w:after="0" w:before="0"/>
+                  </w:pPr>
+                  <w:r>
+                    <w:rPr>
+                      <w:rFonts w:ascii="Arial" w:cs="Arial" w:eastAsia="Arial" w:hAnsi="Arial"/>
+                      <w:b w:val="false"/>
+                      <w:bCs w:val="false"/>
+                      <w:sz w:val="21"/>
+                      <w:szCs w:val="21"/>
+                    </w:rPr>
+                    <w:t xml:space="preserve">Run it</w:t>
+                  </w:r>
+                </w:p>
+              </w:tc>
+              <w:tc>
+                <w:tcPr>
+                  <w:tcW w:type="dxa" w:w="2506"/>
                   <w:tcBorders>
                     <w:top w:val="single" w:color="B7C2D1" w:sz="4"/>
                     <w:left w:val="single" w:color="B7C2D1" w:sz="4"/>
@@ -3688,7 +5825,7 @@
               </w:tc>
               <w:tc>
                 <w:tcPr>
-                  <w:tcW w:type="dxa" w:w="3342"/>
+                  <w:tcW w:type="dxa" w:w="2506"/>
                   <w:tcBorders>
                     <w:top w:val="single" w:color="B7C2D1" w:sz="4"/>
                     <w:left w:val="single" w:color="B7C2D1" w:sz="4"/>
@@ -3728,73 +5865,107 @@
               </w:trPr>
               <w:tc>
                 <w:tcPr>
-                  <w:tcW w:type="dxa" w:w="3342"/>
-                  <w:tcBorders>
-                    <w:top w:val="single" w:color="B7C2D1" w:sz="4"/>
-                    <w:left w:val="single" w:color="B7C2D1" w:sz="4"/>
-                    <w:bottom w:val="single" w:color="B7C2D1" w:sz="4"/>
-                    <w:right w:val="single" w:color="B7C2D1" w:sz="4"/>
-                  </w:tcBorders>
-                  <w:shd w:fill="FFFFFF" w:color="auto" w:val="clear"/>
-                  <w:tcMar>
-                    <w:top w:type="dxa" w:w="80"/>
-                    <w:left w:type="dxa" w:w="120"/>
-                    <w:bottom w:type="dxa" w:w="80"/>
-                    <w:right w:type="dxa" w:w="120"/>
-                  </w:tcMar>
-                  <w:vAlign w:val="center"/>
-                </w:tcPr>
-                <w:p>
-                  <w:pPr>
-                    <w:spacing w:after="0" w:before="0"/>
-                  </w:pPr>
-                  <w:r>
-                    <w:rPr>
-                      <w:rFonts w:ascii="Arial" w:cs="Arial" w:eastAsia="Arial" w:hAnsi="Arial"/>
-                      <w:sz w:val="21"/>
-                      <w:szCs w:val="21"/>
-                    </w:rPr>
-                    <w:t xml:space="preserve">Ask the user for one word. Display [word]. Then display [word] again on the next line. Then display [word] a third time on the next line.</w:t>
-                  </w:r>
-                </w:p>
-              </w:tc>
-              <w:tc>
-                <w:tcPr>
-                  <w:tcW w:type="dxa" w:w="3342"/>
-                  <w:tcBorders>
-                    <w:top w:val="single" w:color="B7C2D1" w:sz="4"/>
-                    <w:left w:val="single" w:color="B7C2D1" w:sz="4"/>
-                    <w:bottom w:val="single" w:color="B7C2D1" w:sz="4"/>
-                    <w:right w:val="single" w:color="B7C2D1" w:sz="4"/>
-                  </w:tcBorders>
-                  <w:shd w:fill="FFFFFF" w:color="auto" w:val="clear"/>
-                  <w:tcMar>
-                    <w:top w:type="dxa" w:w="80"/>
-                    <w:left w:type="dxa" w:w="120"/>
-                    <w:bottom w:type="dxa" w:w="80"/>
-                    <w:right w:type="dxa" w:w="120"/>
-                  </w:tcMar>
-                  <w:vAlign w:val="center"/>
-                </w:tcPr>
-                <w:p>
-                  <w:pPr>
-                    <w:spacing w:after="0" w:before="0"/>
-                  </w:pPr>
-                  <w:r>
-                    <w:rPr>
-                      <w:rFonts w:ascii="Arial" w:cs="Arial" w:eastAsia="Arial" w:hAnsi="Arial"/>
-                      <w:b w:val="false"/>
-                      <w:bCs w:val="false"/>
-                      <w:sz w:val="21"/>
-                      <w:szCs w:val="21"/>
-                    </w:rPr>
-                    <w:t xml:space="preserve">2</w:t>
-                  </w:r>
-                </w:p>
-              </w:tc>
-              <w:tc>
-                <w:tcPr>
-                  <w:tcW w:type="dxa" w:w="3342"/>
+                  <w:tcW w:type="dxa" w:w="2506"/>
+                  <w:tcBorders>
+                    <w:top w:val="single" w:color="B7C2D1" w:sz="4"/>
+                    <w:left w:val="single" w:color="B7C2D1" w:sz="4"/>
+                    <w:bottom w:val="single" w:color="B7C2D1" w:sz="4"/>
+                    <w:right w:val="single" w:color="B7C2D1" w:sz="4"/>
+                  </w:tcBorders>
+                  <w:shd w:fill="FFFFFF" w:color="auto" w:val="clear"/>
+                  <w:tcMar>
+                    <w:top w:type="dxa" w:w="80"/>
+                    <w:left w:type="dxa" w:w="120"/>
+                    <w:bottom w:type="dxa" w:w="80"/>
+                    <w:right w:type="dxa" w:w="120"/>
+                  </w:tcMar>
+                  <w:vAlign w:val="center"/>
+                </w:tcPr>
+                <w:p>
+                  <w:pPr>
+                    <w:spacing w:after="0" w:before="0"/>
+                  </w:pPr>
+                  <w:r>
+                    <w:rPr>
+                      <w:rFonts w:ascii="Arial" w:cs="Arial" w:eastAsia="Arial" w:hAnsi="Arial"/>
+                      <w:sz w:val="21"/>
+                      <w:szCs w:val="21"/>
+                    </w:rPr>
+                    <w:t xml:space="preserve">The user types Sam. What will this program display?</w:t>
+                  </w:r>
+                </w:p>
+              </w:tc>
+              <w:tc>
+                <w:tcPr>
+                  <w:tcW w:type="dxa" w:w="2506"/>
+                  <w:tcBorders>
+                    <w:top w:val="single" w:color="B7C2D1" w:sz="4"/>
+                    <w:left w:val="single" w:color="B7C2D1" w:sz="4"/>
+                    <w:bottom w:val="single" w:color="B7C2D1" w:sz="4"/>
+                    <w:right w:val="single" w:color="B7C2D1" w:sz="4"/>
+                  </w:tcBorders>
+                  <w:shd w:fill="FFFFFF" w:color="auto" w:val="clear"/>
+                  <w:tcMar>
+                    <w:top w:type="dxa" w:w="80"/>
+                    <w:left w:type="dxa" w:w="120"/>
+                    <w:bottom w:type="dxa" w:w="80"/>
+                    <w:right w:type="dxa" w:w="120"/>
+                  </w:tcMar>
+                  <w:vAlign w:val="center"/>
+                </w:tcPr>
+                <w:p>
+                  <w:pPr>
+                    <w:spacing w:after="0" w:before="0"/>
+                  </w:pPr>
+                  <w:r>
+                    <w:rPr>
+                      <w:rFonts w:ascii="Arial" w:cs="Arial" w:eastAsia="Arial" w:hAnsi="Arial"/>
+                      <w:b w:val="false"/>
+                      <w:bCs w:val="false"/>
+                      <w:sz w:val="21"/>
+                      <w:szCs w:val="21"/>
+                    </w:rPr>
+                    <w:t xml:space="preserve">Predict</w:t>
+                  </w:r>
+                </w:p>
+              </w:tc>
+              <w:tc>
+                <w:tcPr>
+                  <w:tcW w:type="dxa" w:w="2506"/>
+                  <w:tcBorders>
+                    <w:top w:val="single" w:color="B7C2D1" w:sz="4"/>
+                    <w:left w:val="single" w:color="B7C2D1" w:sz="4"/>
+                    <w:bottom w:val="single" w:color="B7C2D1" w:sz="4"/>
+                    <w:right w:val="single" w:color="B7C2D1" w:sz="4"/>
+                  </w:tcBorders>
+                  <w:shd w:fill="FFFFFF" w:color="auto" w:val="clear"/>
+                  <w:tcMar>
+                    <w:top w:type="dxa" w:w="80"/>
+                    <w:left w:type="dxa" w:w="120"/>
+                    <w:bottom w:type="dxa" w:w="80"/>
+                    <w:right w:type="dxa" w:w="120"/>
+                  </w:tcMar>
+                  <w:vAlign w:val="center"/>
+                </w:tcPr>
+                <w:p>
+                  <w:pPr>
+                    <w:spacing w:after="0" w:before="0"/>
+                  </w:pPr>
+                  <w:r>
+                    <w:rPr>
+                      <w:rFonts w:ascii="Arial" w:cs="Arial" w:eastAsia="Arial" w:hAnsi="Arial"/>
+                      <w:b w:val="false"/>
+                      <w:bCs w:val="false"/>
+                      <w:sz w:val="21"/>
+                      <w:szCs w:val="21"/>
+                    </w:rPr>
+                    <w:t xml:space="preserve">1</w:t>
+                  </w:r>
+                </w:p>
+              </w:tc>
+              <w:tc>
+                <w:tcPr>
+                  <w:tcW w:type="dxa" w:w="2506"/>
                   <w:tcBorders>
                     <w:top w:val="single" w:color="B7C2D1" w:sz="4"/>
                     <w:left w:val="single" w:color="B7C2D1" w:sz="4"/>
@@ -3834,39 +6005,73 @@
               </w:trPr>
               <w:tc>
                 <w:tcPr>
-                  <w:tcW w:type="dxa" w:w="3342"/>
-                  <w:tcBorders>
-                    <w:top w:val="single" w:color="B7C2D1" w:sz="4"/>
-                    <w:left w:val="single" w:color="B7C2D1" w:sz="4"/>
-                    <w:bottom w:val="single" w:color="B7C2D1" w:sz="4"/>
-                    <w:right w:val="single" w:color="B7C2D1" w:sz="4"/>
-                  </w:tcBorders>
-                  <w:shd w:fill="FFFFFF" w:color="auto" w:val="clear"/>
-                  <w:tcMar>
-                    <w:top w:type="dxa" w:w="80"/>
-                    <w:left w:type="dxa" w:w="120"/>
-                    <w:bottom w:type="dxa" w:w="80"/>
-                    <w:right w:type="dxa" w:w="120"/>
-                  </w:tcMar>
-                  <w:vAlign w:val="center"/>
-                </w:tcPr>
-                <w:p>
-                  <w:pPr>
-                    <w:spacing w:after="0" w:before="0"/>
-                  </w:pPr>
-                  <w:r>
-                    <w:rPr>
-                      <w:rFonts w:ascii="Arial" w:cs="Arial" w:eastAsia="Arial" w:hAnsi="Arial"/>
-                      <w:sz w:val="21"/>
-                      <w:szCs w:val="21"/>
-                    </w:rPr>
-                    <w:t xml:space="preserve">Ask the user for a word. Then ask for a second word. Display [second word]. Then display [first word] on the next line.</w:t>
-                  </w:r>
-                </w:p>
-              </w:tc>
-              <w:tc>
-                <w:tcPr>
-                  <w:tcW w:type="dxa" w:w="3342"/>
+                  <w:tcW w:type="dxa" w:w="2506"/>
+                  <w:tcBorders>
+                    <w:top w:val="single" w:color="B7C2D1" w:sz="4"/>
+                    <w:left w:val="single" w:color="B7C2D1" w:sz="4"/>
+                    <w:bottom w:val="single" w:color="B7C2D1" w:sz="4"/>
+                    <w:right w:val="single" w:color="B7C2D1" w:sz="4"/>
+                  </w:tcBorders>
+                  <w:shd w:fill="FFFFFF" w:color="auto" w:val="clear"/>
+                  <w:tcMar>
+                    <w:top w:type="dxa" w:w="80"/>
+                    <w:left w:type="dxa" w:w="120"/>
+                    <w:bottom w:type="dxa" w:w="80"/>
+                    <w:right w:type="dxa" w:w="120"/>
+                  </w:tcMar>
+                  <w:vAlign w:val="center"/>
+                </w:tcPr>
+                <w:p>
+                  <w:pPr>
+                    <w:spacing w:after="0" w:before="0"/>
+                  </w:pPr>
+                  <w:r>
+                    <w:rPr>
+                      <w:rFonts w:ascii="Arial" w:cs="Arial" w:eastAsia="Arial" w:hAnsi="Arial"/>
+                      <w:sz w:val="21"/>
+                      <w:szCs w:val="21"/>
+                    </w:rPr>
+                    <w:t xml:space="preserve">Finish the program so it keeps what the user types and then displays it.</w:t>
+                  </w:r>
+                </w:p>
+              </w:tc>
+              <w:tc>
+                <w:tcPr>
+                  <w:tcW w:type="dxa" w:w="2506"/>
+                  <w:tcBorders>
+                    <w:top w:val="single" w:color="B7C2D1" w:sz="4"/>
+                    <w:left w:val="single" w:color="B7C2D1" w:sz="4"/>
+                    <w:bottom w:val="single" w:color="B7C2D1" w:sz="4"/>
+                    <w:right w:val="single" w:color="B7C2D1" w:sz="4"/>
+                  </w:tcBorders>
+                  <w:shd w:fill="FFFFFF" w:color="auto" w:val="clear"/>
+                  <w:tcMar>
+                    <w:top w:type="dxa" w:w="80"/>
+                    <w:left w:type="dxa" w:w="120"/>
+                    <w:bottom w:type="dxa" w:w="80"/>
+                    <w:right w:type="dxa" w:w="120"/>
+                  </w:tcMar>
+                  <w:vAlign w:val="center"/>
+                </w:tcPr>
+                <w:p>
+                  <w:pPr>
+                    <w:spacing w:after="0" w:before="0"/>
+                  </w:pPr>
+                  <w:r>
+                    <w:rPr>
+                      <w:rFonts w:ascii="Arial" w:cs="Arial" w:eastAsia="Arial" w:hAnsi="Arial"/>
+                      <w:b w:val="false"/>
+                      <w:bCs w:val="false"/>
+                      <w:sz w:val="21"/>
+                      <w:szCs w:val="21"/>
+                    </w:rPr>
+                    <w:t xml:space="preserve">Complete it</w:t>
+                  </w:r>
+                </w:p>
+              </w:tc>
+              <w:tc>
+                <w:tcPr>
+                  <w:tcW w:type="dxa" w:w="2506"/>
                   <w:tcBorders>
                     <w:top w:val="single" w:color="B7C2D1" w:sz="4"/>
                     <w:left w:val="single" w:color="B7C2D1" w:sz="4"/>
@@ -3900,7 +6105,7 @@
               </w:tc>
               <w:tc>
                 <w:tcPr>
-                  <w:tcW w:type="dxa" w:w="3342"/>
+                  <w:tcW w:type="dxa" w:w="2506"/>
                   <w:tcBorders>
                     <w:top w:val="single" w:color="B7C2D1" w:sz="4"/>
                     <w:left w:val="single" w:color="B7C2D1" w:sz="4"/>
@@ -3940,73 +6145,107 @@
               </w:trPr>
               <w:tc>
                 <w:tcPr>
-                  <w:tcW w:type="dxa" w:w="3342"/>
-                  <w:tcBorders>
-                    <w:top w:val="single" w:color="B7C2D1" w:sz="4"/>
-                    <w:left w:val="single" w:color="B7C2D1" w:sz="4"/>
-                    <w:bottom w:val="single" w:color="B7C2D1" w:sz="4"/>
-                    <w:right w:val="single" w:color="B7C2D1" w:sz="4"/>
-                  </w:tcBorders>
-                  <w:shd w:fill="FFFFFF" w:color="auto" w:val="clear"/>
-                  <w:tcMar>
-                    <w:top w:type="dxa" w:w="80"/>
-                    <w:left w:type="dxa" w:w="120"/>
-                    <w:bottom w:type="dxa" w:w="80"/>
-                    <w:right w:type="dxa" w:w="120"/>
-                  </w:tcMar>
-                  <w:vAlign w:val="center"/>
-                </w:tcPr>
-                <w:p>
-                  <w:pPr>
-                    <w:spacing w:after="0" w:before="0"/>
-                  </w:pPr>
-                  <w:r>
-                    <w:rPr>
-                      <w:rFonts w:ascii="Arial" w:cs="Arial" w:eastAsia="Arial" w:hAnsi="Arial"/>
-                      <w:sz w:val="21"/>
-                      <w:szCs w:val="21"/>
-                    </w:rPr>
-                    <w:t xml:space="preserve">Ask the user for a word. Then ask for a second word. Display [first word]. Then display [second word] on the next line. Then display [first word] again on the next line. Then display [second word] again on the next line.</w:t>
-                  </w:r>
-                </w:p>
-              </w:tc>
-              <w:tc>
-                <w:tcPr>
-                  <w:tcW w:type="dxa" w:w="3342"/>
-                  <w:tcBorders>
-                    <w:top w:val="single" w:color="B7C2D1" w:sz="4"/>
-                    <w:left w:val="single" w:color="B7C2D1" w:sz="4"/>
-                    <w:bottom w:val="single" w:color="B7C2D1" w:sz="4"/>
-                    <w:right w:val="single" w:color="B7C2D1" w:sz="4"/>
-                  </w:tcBorders>
-                  <w:shd w:fill="FFFFFF" w:color="auto" w:val="clear"/>
-                  <w:tcMar>
-                    <w:top w:type="dxa" w:w="80"/>
-                    <w:left w:type="dxa" w:w="120"/>
-                    <w:bottom w:type="dxa" w:w="80"/>
-                    <w:right w:type="dxa" w:w="120"/>
-                  </w:tcMar>
-                  <w:vAlign w:val="center"/>
-                </w:tcPr>
-                <w:p>
-                  <w:pPr>
-                    <w:spacing w:after="0" w:before="0"/>
-                  </w:pPr>
-                  <w:r>
-                    <w:rPr>
-                      <w:rFonts w:ascii="Arial" w:cs="Arial" w:eastAsia="Arial" w:hAnsi="Arial"/>
-                      <w:b w:val="false"/>
-                      <w:bCs w:val="false"/>
-                      <w:sz w:val="21"/>
-                      <w:szCs w:val="21"/>
-                    </w:rPr>
-                    <w:t xml:space="preserve">2</w:t>
-                  </w:r>
-                </w:p>
-              </w:tc>
-              <w:tc>
-                <w:tcPr>
-                  <w:tcW w:type="dxa" w:w="3342"/>
+                  <w:tcW w:type="dxa" w:w="2506"/>
+                  <w:tcBorders>
+                    <w:top w:val="single" w:color="B7C2D1" w:sz="4"/>
+                    <w:left w:val="single" w:color="B7C2D1" w:sz="4"/>
+                    <w:bottom w:val="single" w:color="B7C2D1" w:sz="4"/>
+                    <w:right w:val="single" w:color="B7C2D1" w:sz="4"/>
+                  </w:tcBorders>
+                  <w:shd w:fill="FFFFFF" w:color="auto" w:val="clear"/>
+                  <w:tcMar>
+                    <w:top w:type="dxa" w:w="80"/>
+                    <w:left w:type="dxa" w:w="120"/>
+                    <w:bottom w:type="dxa" w:w="80"/>
+                    <w:right w:type="dxa" w:w="120"/>
+                  </w:tcMar>
+                  <w:vAlign w:val="center"/>
+                </w:tcPr>
+                <w:p>
+                  <w:pPr>
+                    <w:spacing w:after="0" w:before="0"/>
+                  </w:pPr>
+                  <w:r>
+                    <w:rPr>
+                      <w:rFonts w:ascii="Arial" w:cs="Arial" w:eastAsia="Arial" w:hAnsi="Arial"/>
+                      <w:sz w:val="21"/>
+                      <w:szCs w:val="21"/>
+                    </w:rPr>
+                    <w:t xml:space="preserve">Ask the user for a word. Display [word].</w:t>
+                  </w:r>
+                </w:p>
+              </w:tc>
+              <w:tc>
+                <w:tcPr>
+                  <w:tcW w:type="dxa" w:w="2506"/>
+                  <w:tcBorders>
+                    <w:top w:val="single" w:color="B7C2D1" w:sz="4"/>
+                    <w:left w:val="single" w:color="B7C2D1" w:sz="4"/>
+                    <w:bottom w:val="single" w:color="B7C2D1" w:sz="4"/>
+                    <w:right w:val="single" w:color="B7C2D1" w:sz="4"/>
+                  </w:tcBorders>
+                  <w:shd w:fill="FFFFFF" w:color="auto" w:val="clear"/>
+                  <w:tcMar>
+                    <w:top w:type="dxa" w:w="80"/>
+                    <w:left w:type="dxa" w:w="120"/>
+                    <w:bottom w:type="dxa" w:w="80"/>
+                    <w:right w:type="dxa" w:w="120"/>
+                  </w:tcMar>
+                  <w:vAlign w:val="center"/>
+                </w:tcPr>
+                <w:p>
+                  <w:pPr>
+                    <w:spacing w:after="0" w:before="0"/>
+                  </w:pPr>
+                  <w:r>
+                    <w:rPr>
+                      <w:rFonts w:ascii="Arial" w:cs="Arial" w:eastAsia="Arial" w:hAnsi="Arial"/>
+                      <w:b w:val="false"/>
+                      <w:bCs w:val="false"/>
+                      <w:sz w:val="21"/>
+                      <w:szCs w:val="21"/>
+                    </w:rPr>
+                    <w:t xml:space="preserve">Write it</w:t>
+                  </w:r>
+                </w:p>
+              </w:tc>
+              <w:tc>
+                <w:tcPr>
+                  <w:tcW w:type="dxa" w:w="2506"/>
+                  <w:tcBorders>
+                    <w:top w:val="single" w:color="B7C2D1" w:sz="4"/>
+                    <w:left w:val="single" w:color="B7C2D1" w:sz="4"/>
+                    <w:bottom w:val="single" w:color="B7C2D1" w:sz="4"/>
+                    <w:right w:val="single" w:color="B7C2D1" w:sz="4"/>
+                  </w:tcBorders>
+                  <w:shd w:fill="FFFFFF" w:color="auto" w:val="clear"/>
+                  <w:tcMar>
+                    <w:top w:type="dxa" w:w="80"/>
+                    <w:left w:type="dxa" w:w="120"/>
+                    <w:bottom w:type="dxa" w:w="80"/>
+                    <w:right w:type="dxa" w:w="120"/>
+                  </w:tcMar>
+                  <w:vAlign w:val="center"/>
+                </w:tcPr>
+                <w:p>
+                  <w:pPr>
+                    <w:spacing w:after="0" w:before="0"/>
+                  </w:pPr>
+                  <w:r>
+                    <w:rPr>
+                      <w:rFonts w:ascii="Arial" w:cs="Arial" w:eastAsia="Arial" w:hAnsi="Arial"/>
+                      <w:b w:val="false"/>
+                      <w:bCs w:val="false"/>
+                      <w:sz w:val="21"/>
+                      <w:szCs w:val="21"/>
+                    </w:rPr>
+                    <w:t xml:space="preserve">1</w:t>
+                  </w:r>
+                </w:p>
+              </w:tc>
+              <w:tc>
+                <w:tcPr>
+                  <w:tcW w:type="dxa" w:w="2506"/>
                   <w:tcBorders>
                     <w:top w:val="single" w:color="B7C2D1" w:sz="4"/>
                     <w:left w:val="single" w:color="B7C2D1" w:sz="4"/>
@@ -4046,7 +6285,707 @@
               </w:trPr>
               <w:tc>
                 <w:tcPr>
-                  <w:tcW w:type="dxa" w:w="3342"/>
+                  <w:tcW w:type="dxa" w:w="2506"/>
+                  <w:tcBorders>
+                    <w:top w:val="single" w:color="B7C2D1" w:sz="4"/>
+                    <w:left w:val="single" w:color="B7C2D1" w:sz="4"/>
+                    <w:bottom w:val="single" w:color="B7C2D1" w:sz="4"/>
+                    <w:right w:val="single" w:color="B7C2D1" w:sz="4"/>
+                  </w:tcBorders>
+                  <w:shd w:fill="FFFFFF" w:color="auto" w:val="clear"/>
+                  <w:tcMar>
+                    <w:top w:type="dxa" w:w="80"/>
+                    <w:left w:type="dxa" w:w="120"/>
+                    <w:bottom w:type="dxa" w:w="80"/>
+                    <w:right w:type="dxa" w:w="120"/>
+                  </w:tcMar>
+                  <w:vAlign w:val="center"/>
+                </w:tcPr>
+                <w:p>
+                  <w:pPr>
+                    <w:spacing w:after="0" w:before="0"/>
+                  </w:pPr>
+                  <w:r>
+                    <w:rPr>
+                      <w:rFonts w:ascii="Arial" w:cs="Arial" w:eastAsia="Arial" w:hAnsi="Arial"/>
+                      <w:sz w:val="21"/>
+                      <w:szCs w:val="21"/>
+                    </w:rPr>
+                    <w:t xml:space="preserve">This program should display whatever the user types. Find the mistake and put it right.</w:t>
+                  </w:r>
+                </w:p>
+              </w:tc>
+              <w:tc>
+                <w:tcPr>
+                  <w:tcW w:type="dxa" w:w="2506"/>
+                  <w:tcBorders>
+                    <w:top w:val="single" w:color="B7C2D1" w:sz="4"/>
+                    <w:left w:val="single" w:color="B7C2D1" w:sz="4"/>
+                    <w:bottom w:val="single" w:color="B7C2D1" w:sz="4"/>
+                    <w:right w:val="single" w:color="B7C2D1" w:sz="4"/>
+                  </w:tcBorders>
+                  <w:shd w:fill="FFFFFF" w:color="auto" w:val="clear"/>
+                  <w:tcMar>
+                    <w:top w:type="dxa" w:w="80"/>
+                    <w:left w:type="dxa" w:w="120"/>
+                    <w:bottom w:type="dxa" w:w="80"/>
+                    <w:right w:type="dxa" w:w="120"/>
+                  </w:tcMar>
+                  <w:vAlign w:val="center"/>
+                </w:tcPr>
+                <w:p>
+                  <w:pPr>
+                    <w:spacing w:after="0" w:before="0"/>
+                  </w:pPr>
+                  <w:r>
+                    <w:rPr>
+                      <w:rFonts w:ascii="Arial" w:cs="Arial" w:eastAsia="Arial" w:hAnsi="Arial"/>
+                      <w:b w:val="false"/>
+                      <w:bCs w:val="false"/>
+                      <w:sz w:val="21"/>
+                      <w:szCs w:val="21"/>
+                    </w:rPr>
+                    <w:t xml:space="preserve">Fix it</w:t>
+                  </w:r>
+                </w:p>
+              </w:tc>
+              <w:tc>
+                <w:tcPr>
+                  <w:tcW w:type="dxa" w:w="2506"/>
+                  <w:tcBorders>
+                    <w:top w:val="single" w:color="B7C2D1" w:sz="4"/>
+                    <w:left w:val="single" w:color="B7C2D1" w:sz="4"/>
+                    <w:bottom w:val="single" w:color="B7C2D1" w:sz="4"/>
+                    <w:right w:val="single" w:color="B7C2D1" w:sz="4"/>
+                  </w:tcBorders>
+                  <w:shd w:fill="FFFFFF" w:color="auto" w:val="clear"/>
+                  <w:tcMar>
+                    <w:top w:type="dxa" w:w="80"/>
+                    <w:left w:type="dxa" w:w="120"/>
+                    <w:bottom w:type="dxa" w:w="80"/>
+                    <w:right w:type="dxa" w:w="120"/>
+                  </w:tcMar>
+                  <w:vAlign w:val="center"/>
+                </w:tcPr>
+                <w:p>
+                  <w:pPr>
+                    <w:spacing w:after="0" w:before="0"/>
+                  </w:pPr>
+                  <w:r>
+                    <w:rPr>
+                      <w:rFonts w:ascii="Arial" w:cs="Arial" w:eastAsia="Arial" w:hAnsi="Arial"/>
+                      <w:b w:val="false"/>
+                      <w:bCs w:val="false"/>
+                      <w:sz w:val="21"/>
+                      <w:szCs w:val="21"/>
+                    </w:rPr>
+                    <w:t xml:space="preserve">2</w:t>
+                  </w:r>
+                </w:p>
+              </w:tc>
+              <w:tc>
+                <w:tcPr>
+                  <w:tcW w:type="dxa" w:w="2506"/>
+                  <w:tcBorders>
+                    <w:top w:val="single" w:color="B7C2D1" w:sz="4"/>
+                    <w:left w:val="single" w:color="B7C2D1" w:sz="4"/>
+                    <w:bottom w:val="single" w:color="B7C2D1" w:sz="4"/>
+                    <w:right w:val="single" w:color="B7C2D1" w:sz="4"/>
+                  </w:tcBorders>
+                  <w:shd w:fill="FFFFFF" w:color="auto" w:val="clear"/>
+                  <w:tcMar>
+                    <w:top w:type="dxa" w:w="80"/>
+                    <w:left w:type="dxa" w:w="120"/>
+                    <w:bottom w:type="dxa" w:w="80"/>
+                    <w:right w:type="dxa" w:w="120"/>
+                  </w:tcMar>
+                  <w:vAlign w:val="center"/>
+                </w:tcPr>
+                <w:p>
+                  <w:pPr>
+                    <w:spacing w:after="0" w:before="0"/>
+                  </w:pPr>
+                  <w:r>
+                    <w:rPr>
+                      <w:rFonts w:ascii="Arial" w:cs="Arial" w:eastAsia="Arial" w:hAnsi="Arial"/>
+                      <w:b w:val="false"/>
+                      <w:bCs w:val="false"/>
+                      <w:sz w:val="21"/>
+                      <w:szCs w:val="21"/>
+                    </w:rPr>
+                    <w:t xml:space="preserve"/>
+                  </w:r>
+                </w:p>
+              </w:tc>
+            </w:tr>
+            <w:tr>
+              <w:trPr>
+                <w:cantSplit/>
+                <w:trHeight w:val="360" w:hRule="atLeast"/>
+              </w:trPr>
+              <w:tc>
+                <w:tcPr>
+                  <w:tcW w:type="dxa" w:w="2506"/>
+                  <w:tcBorders>
+                    <w:top w:val="single" w:color="B7C2D1" w:sz="4"/>
+                    <w:left w:val="single" w:color="B7C2D1" w:sz="4"/>
+                    <w:bottom w:val="single" w:color="B7C2D1" w:sz="4"/>
+                    <w:right w:val="single" w:color="B7C2D1" w:sz="4"/>
+                  </w:tcBorders>
+                  <w:shd w:fill="FFFFFF" w:color="auto" w:val="clear"/>
+                  <w:tcMar>
+                    <w:top w:type="dxa" w:w="80"/>
+                    <w:left w:type="dxa" w:w="120"/>
+                    <w:bottom w:type="dxa" w:w="80"/>
+                    <w:right w:type="dxa" w:w="120"/>
+                  </w:tcMar>
+                  <w:vAlign w:val="center"/>
+                </w:tcPr>
+                <w:p>
+                  <w:pPr>
+                    <w:spacing w:after="0" w:before="0"/>
+                  </w:pPr>
+                  <w:r>
+                    <w:rPr>
+                      <w:rFonts w:ascii="Arial" w:cs="Arial" w:eastAsia="Arial" w:hAnsi="Arial"/>
+                      <w:sz w:val="21"/>
+                      <w:szCs w:val="21"/>
+                    </w:rPr>
+                    <w:t xml:space="preserve">Ask the user for one word. Display [word]. Then display [word] again on the next line. Then display [word] a third time on the next line.</w:t>
+                  </w:r>
+                </w:p>
+              </w:tc>
+              <w:tc>
+                <w:tcPr>
+                  <w:tcW w:type="dxa" w:w="2506"/>
+                  <w:tcBorders>
+                    <w:top w:val="single" w:color="B7C2D1" w:sz="4"/>
+                    <w:left w:val="single" w:color="B7C2D1" w:sz="4"/>
+                    <w:bottom w:val="single" w:color="B7C2D1" w:sz="4"/>
+                    <w:right w:val="single" w:color="B7C2D1" w:sz="4"/>
+                  </w:tcBorders>
+                  <w:shd w:fill="FFFFFF" w:color="auto" w:val="clear"/>
+                  <w:tcMar>
+                    <w:top w:type="dxa" w:w="80"/>
+                    <w:left w:type="dxa" w:w="120"/>
+                    <w:bottom w:type="dxa" w:w="80"/>
+                    <w:right w:type="dxa" w:w="120"/>
+                  </w:tcMar>
+                  <w:vAlign w:val="center"/>
+                </w:tcPr>
+                <w:p>
+                  <w:pPr>
+                    <w:spacing w:after="0" w:before="0"/>
+                  </w:pPr>
+                  <w:r>
+                    <w:rPr>
+                      <w:rFonts w:ascii="Arial" w:cs="Arial" w:eastAsia="Arial" w:hAnsi="Arial"/>
+                      <w:b w:val="false"/>
+                      <w:bCs w:val="false"/>
+                      <w:sz w:val="21"/>
+                      <w:szCs w:val="21"/>
+                    </w:rPr>
+                    <w:t xml:space="preserve">Write it</w:t>
+                  </w:r>
+                </w:p>
+              </w:tc>
+              <w:tc>
+                <w:tcPr>
+                  <w:tcW w:type="dxa" w:w="2506"/>
+                  <w:tcBorders>
+                    <w:top w:val="single" w:color="B7C2D1" w:sz="4"/>
+                    <w:left w:val="single" w:color="B7C2D1" w:sz="4"/>
+                    <w:bottom w:val="single" w:color="B7C2D1" w:sz="4"/>
+                    <w:right w:val="single" w:color="B7C2D1" w:sz="4"/>
+                  </w:tcBorders>
+                  <w:shd w:fill="FFFFFF" w:color="auto" w:val="clear"/>
+                  <w:tcMar>
+                    <w:top w:type="dxa" w:w="80"/>
+                    <w:left w:type="dxa" w:w="120"/>
+                    <w:bottom w:type="dxa" w:w="80"/>
+                    <w:right w:type="dxa" w:w="120"/>
+                  </w:tcMar>
+                  <w:vAlign w:val="center"/>
+                </w:tcPr>
+                <w:p>
+                  <w:pPr>
+                    <w:spacing w:after="0" w:before="0"/>
+                  </w:pPr>
+                  <w:r>
+                    <w:rPr>
+                      <w:rFonts w:ascii="Arial" w:cs="Arial" w:eastAsia="Arial" w:hAnsi="Arial"/>
+                      <w:b w:val="false"/>
+                      <w:bCs w:val="false"/>
+                      <w:sz w:val="21"/>
+                      <w:szCs w:val="21"/>
+                    </w:rPr>
+                    <w:t xml:space="preserve">2</w:t>
+                  </w:r>
+                </w:p>
+              </w:tc>
+              <w:tc>
+                <w:tcPr>
+                  <w:tcW w:type="dxa" w:w="2506"/>
+                  <w:tcBorders>
+                    <w:top w:val="single" w:color="B7C2D1" w:sz="4"/>
+                    <w:left w:val="single" w:color="B7C2D1" w:sz="4"/>
+                    <w:bottom w:val="single" w:color="B7C2D1" w:sz="4"/>
+                    <w:right w:val="single" w:color="B7C2D1" w:sz="4"/>
+                  </w:tcBorders>
+                  <w:shd w:fill="FFFFFF" w:color="auto" w:val="clear"/>
+                  <w:tcMar>
+                    <w:top w:type="dxa" w:w="80"/>
+                    <w:left w:type="dxa" w:w="120"/>
+                    <w:bottom w:type="dxa" w:w="80"/>
+                    <w:right w:type="dxa" w:w="120"/>
+                  </w:tcMar>
+                  <w:vAlign w:val="center"/>
+                </w:tcPr>
+                <w:p>
+                  <w:pPr>
+                    <w:spacing w:after="0" w:before="0"/>
+                  </w:pPr>
+                  <w:r>
+                    <w:rPr>
+                      <w:rFonts w:ascii="Arial" w:cs="Arial" w:eastAsia="Arial" w:hAnsi="Arial"/>
+                      <w:b w:val="false"/>
+                      <w:bCs w:val="false"/>
+                      <w:sz w:val="21"/>
+                      <w:szCs w:val="21"/>
+                    </w:rPr>
+                    <w:t xml:space="preserve"/>
+                  </w:r>
+                </w:p>
+              </w:tc>
+            </w:tr>
+            <w:tr>
+              <w:trPr>
+                <w:cantSplit/>
+                <w:trHeight w:val="360" w:hRule="atLeast"/>
+              </w:trPr>
+              <w:tc>
+                <w:tcPr>
+                  <w:tcW w:type="dxa" w:w="2506"/>
+                  <w:tcBorders>
+                    <w:top w:val="single" w:color="B7C2D1" w:sz="4"/>
+                    <w:left w:val="single" w:color="B7C2D1" w:sz="4"/>
+                    <w:bottom w:val="single" w:color="B7C2D1" w:sz="4"/>
+                    <w:right w:val="single" w:color="B7C2D1" w:sz="4"/>
+                  </w:tcBorders>
+                  <w:shd w:fill="FFFFFF" w:color="auto" w:val="clear"/>
+                  <w:tcMar>
+                    <w:top w:type="dxa" w:w="80"/>
+                    <w:left w:type="dxa" w:w="120"/>
+                    <w:bottom w:type="dxa" w:w="80"/>
+                    <w:right w:type="dxa" w:w="120"/>
+                  </w:tcMar>
+                  <w:vAlign w:val="center"/>
+                </w:tcPr>
+                <w:p>
+                  <w:pPr>
+                    <w:spacing w:after="0" w:before="0"/>
+                  </w:pPr>
+                  <w:r>
+                    <w:rPr>
+                      <w:rFonts w:ascii="Arial" w:cs="Arial" w:eastAsia="Arial" w:hAnsi="Arial"/>
+                      <w:sz w:val="21"/>
+                      <w:szCs w:val="21"/>
+                    </w:rPr>
+                    <w:t xml:space="preserve">The user types red and then blue. What will this program display?</w:t>
+                  </w:r>
+                </w:p>
+              </w:tc>
+              <w:tc>
+                <w:tcPr>
+                  <w:tcW w:type="dxa" w:w="2506"/>
+                  <w:tcBorders>
+                    <w:top w:val="single" w:color="B7C2D1" w:sz="4"/>
+                    <w:left w:val="single" w:color="B7C2D1" w:sz="4"/>
+                    <w:bottom w:val="single" w:color="B7C2D1" w:sz="4"/>
+                    <w:right w:val="single" w:color="B7C2D1" w:sz="4"/>
+                  </w:tcBorders>
+                  <w:shd w:fill="FFFFFF" w:color="auto" w:val="clear"/>
+                  <w:tcMar>
+                    <w:top w:type="dxa" w:w="80"/>
+                    <w:left w:type="dxa" w:w="120"/>
+                    <w:bottom w:type="dxa" w:w="80"/>
+                    <w:right w:type="dxa" w:w="120"/>
+                  </w:tcMar>
+                  <w:vAlign w:val="center"/>
+                </w:tcPr>
+                <w:p>
+                  <w:pPr>
+                    <w:spacing w:after="0" w:before="0"/>
+                  </w:pPr>
+                  <w:r>
+                    <w:rPr>
+                      <w:rFonts w:ascii="Arial" w:cs="Arial" w:eastAsia="Arial" w:hAnsi="Arial"/>
+                      <w:b w:val="false"/>
+                      <w:bCs w:val="false"/>
+                      <w:sz w:val="21"/>
+                      <w:szCs w:val="21"/>
+                    </w:rPr>
+                    <w:t xml:space="preserve">Predict</w:t>
+                  </w:r>
+                </w:p>
+              </w:tc>
+              <w:tc>
+                <w:tcPr>
+                  <w:tcW w:type="dxa" w:w="2506"/>
+                  <w:tcBorders>
+                    <w:top w:val="single" w:color="B7C2D1" w:sz="4"/>
+                    <w:left w:val="single" w:color="B7C2D1" w:sz="4"/>
+                    <w:bottom w:val="single" w:color="B7C2D1" w:sz="4"/>
+                    <w:right w:val="single" w:color="B7C2D1" w:sz="4"/>
+                  </w:tcBorders>
+                  <w:shd w:fill="FFFFFF" w:color="auto" w:val="clear"/>
+                  <w:tcMar>
+                    <w:top w:type="dxa" w:w="80"/>
+                    <w:left w:type="dxa" w:w="120"/>
+                    <w:bottom w:type="dxa" w:w="80"/>
+                    <w:right w:type="dxa" w:w="120"/>
+                  </w:tcMar>
+                  <w:vAlign w:val="center"/>
+                </w:tcPr>
+                <w:p>
+                  <w:pPr>
+                    <w:spacing w:after="0" w:before="0"/>
+                  </w:pPr>
+                  <w:r>
+                    <w:rPr>
+                      <w:rFonts w:ascii="Arial" w:cs="Arial" w:eastAsia="Arial" w:hAnsi="Arial"/>
+                      <w:b w:val="false"/>
+                      <w:bCs w:val="false"/>
+                      <w:sz w:val="21"/>
+                      <w:szCs w:val="21"/>
+                    </w:rPr>
+                    <w:t xml:space="preserve">1</w:t>
+                  </w:r>
+                </w:p>
+              </w:tc>
+              <w:tc>
+                <w:tcPr>
+                  <w:tcW w:type="dxa" w:w="2506"/>
+                  <w:tcBorders>
+                    <w:top w:val="single" w:color="B7C2D1" w:sz="4"/>
+                    <w:left w:val="single" w:color="B7C2D1" w:sz="4"/>
+                    <w:bottom w:val="single" w:color="B7C2D1" w:sz="4"/>
+                    <w:right w:val="single" w:color="B7C2D1" w:sz="4"/>
+                  </w:tcBorders>
+                  <w:shd w:fill="FFFFFF" w:color="auto" w:val="clear"/>
+                  <w:tcMar>
+                    <w:top w:type="dxa" w:w="80"/>
+                    <w:left w:type="dxa" w:w="120"/>
+                    <w:bottom w:type="dxa" w:w="80"/>
+                    <w:right w:type="dxa" w:w="120"/>
+                  </w:tcMar>
+                  <w:vAlign w:val="center"/>
+                </w:tcPr>
+                <w:p>
+                  <w:pPr>
+                    <w:spacing w:after="0" w:before="0"/>
+                  </w:pPr>
+                  <w:r>
+                    <w:rPr>
+                      <w:rFonts w:ascii="Arial" w:cs="Arial" w:eastAsia="Arial" w:hAnsi="Arial"/>
+                      <w:b w:val="false"/>
+                      <w:bCs w:val="false"/>
+                      <w:sz w:val="21"/>
+                      <w:szCs w:val="21"/>
+                    </w:rPr>
+                    <w:t xml:space="preserve"/>
+                  </w:r>
+                </w:p>
+              </w:tc>
+            </w:tr>
+            <w:tr>
+              <w:trPr>
+                <w:cantSplit/>
+                <w:trHeight w:val="360" w:hRule="atLeast"/>
+              </w:trPr>
+              <w:tc>
+                <w:tcPr>
+                  <w:tcW w:type="dxa" w:w="2506"/>
+                  <w:tcBorders>
+                    <w:top w:val="single" w:color="B7C2D1" w:sz="4"/>
+                    <w:left w:val="single" w:color="B7C2D1" w:sz="4"/>
+                    <w:bottom w:val="single" w:color="B7C2D1" w:sz="4"/>
+                    <w:right w:val="single" w:color="B7C2D1" w:sz="4"/>
+                  </w:tcBorders>
+                  <w:shd w:fill="FFFFFF" w:color="auto" w:val="clear"/>
+                  <w:tcMar>
+                    <w:top w:type="dxa" w:w="80"/>
+                    <w:left w:type="dxa" w:w="120"/>
+                    <w:bottom w:type="dxa" w:w="80"/>
+                    <w:right w:type="dxa" w:w="120"/>
+                  </w:tcMar>
+                  <w:vAlign w:val="center"/>
+                </w:tcPr>
+                <w:p>
+                  <w:pPr>
+                    <w:spacing w:after="0" w:before="0"/>
+                  </w:pPr>
+                  <w:r>
+                    <w:rPr>
+                      <w:rFonts w:ascii="Arial" w:cs="Arial" w:eastAsia="Arial" w:hAnsi="Arial"/>
+                      <w:sz w:val="21"/>
+                      <w:szCs w:val="21"/>
+                    </w:rPr>
+                    <w:t xml:space="preserve">Ask the user for a word. Then ask for a second word. Display [second word]. Then display [first word] on the next line.</w:t>
+                  </w:r>
+                </w:p>
+              </w:tc>
+              <w:tc>
+                <w:tcPr>
+                  <w:tcW w:type="dxa" w:w="2506"/>
+                  <w:tcBorders>
+                    <w:top w:val="single" w:color="B7C2D1" w:sz="4"/>
+                    <w:left w:val="single" w:color="B7C2D1" w:sz="4"/>
+                    <w:bottom w:val="single" w:color="B7C2D1" w:sz="4"/>
+                    <w:right w:val="single" w:color="B7C2D1" w:sz="4"/>
+                  </w:tcBorders>
+                  <w:shd w:fill="FFFFFF" w:color="auto" w:val="clear"/>
+                  <w:tcMar>
+                    <w:top w:type="dxa" w:w="80"/>
+                    <w:left w:type="dxa" w:w="120"/>
+                    <w:bottom w:type="dxa" w:w="80"/>
+                    <w:right w:type="dxa" w:w="120"/>
+                  </w:tcMar>
+                  <w:vAlign w:val="center"/>
+                </w:tcPr>
+                <w:p>
+                  <w:pPr>
+                    <w:spacing w:after="0" w:before="0"/>
+                  </w:pPr>
+                  <w:r>
+                    <w:rPr>
+                      <w:rFonts w:ascii="Arial" w:cs="Arial" w:eastAsia="Arial" w:hAnsi="Arial"/>
+                      <w:b w:val="false"/>
+                      <w:bCs w:val="false"/>
+                      <w:sz w:val="21"/>
+                      <w:szCs w:val="21"/>
+                    </w:rPr>
+                    <w:t xml:space="preserve">Write it</w:t>
+                  </w:r>
+                </w:p>
+              </w:tc>
+              <w:tc>
+                <w:tcPr>
+                  <w:tcW w:type="dxa" w:w="2506"/>
+                  <w:tcBorders>
+                    <w:top w:val="single" w:color="B7C2D1" w:sz="4"/>
+                    <w:left w:val="single" w:color="B7C2D1" w:sz="4"/>
+                    <w:bottom w:val="single" w:color="B7C2D1" w:sz="4"/>
+                    <w:right w:val="single" w:color="B7C2D1" w:sz="4"/>
+                  </w:tcBorders>
+                  <w:shd w:fill="FFFFFF" w:color="auto" w:val="clear"/>
+                  <w:tcMar>
+                    <w:top w:type="dxa" w:w="80"/>
+                    <w:left w:type="dxa" w:w="120"/>
+                    <w:bottom w:type="dxa" w:w="80"/>
+                    <w:right w:type="dxa" w:w="120"/>
+                  </w:tcMar>
+                  <w:vAlign w:val="center"/>
+                </w:tcPr>
+                <w:p>
+                  <w:pPr>
+                    <w:spacing w:after="0" w:before="0"/>
+                  </w:pPr>
+                  <w:r>
+                    <w:rPr>
+                      <w:rFonts w:ascii="Arial" w:cs="Arial" w:eastAsia="Arial" w:hAnsi="Arial"/>
+                      <w:b w:val="false"/>
+                      <w:bCs w:val="false"/>
+                      <w:sz w:val="21"/>
+                      <w:szCs w:val="21"/>
+                    </w:rPr>
+                    <w:t xml:space="preserve">2</w:t>
+                  </w:r>
+                </w:p>
+              </w:tc>
+              <w:tc>
+                <w:tcPr>
+                  <w:tcW w:type="dxa" w:w="2506"/>
+                  <w:tcBorders>
+                    <w:top w:val="single" w:color="B7C2D1" w:sz="4"/>
+                    <w:left w:val="single" w:color="B7C2D1" w:sz="4"/>
+                    <w:bottom w:val="single" w:color="B7C2D1" w:sz="4"/>
+                    <w:right w:val="single" w:color="B7C2D1" w:sz="4"/>
+                  </w:tcBorders>
+                  <w:shd w:fill="FFFFFF" w:color="auto" w:val="clear"/>
+                  <w:tcMar>
+                    <w:top w:type="dxa" w:w="80"/>
+                    <w:left w:type="dxa" w:w="120"/>
+                    <w:bottom w:type="dxa" w:w="80"/>
+                    <w:right w:type="dxa" w:w="120"/>
+                  </w:tcMar>
+                  <w:vAlign w:val="center"/>
+                </w:tcPr>
+                <w:p>
+                  <w:pPr>
+                    <w:spacing w:after="0" w:before="0"/>
+                  </w:pPr>
+                  <w:r>
+                    <w:rPr>
+                      <w:rFonts w:ascii="Arial" w:cs="Arial" w:eastAsia="Arial" w:hAnsi="Arial"/>
+                      <w:b w:val="false"/>
+                      <w:bCs w:val="false"/>
+                      <w:sz w:val="21"/>
+                      <w:szCs w:val="21"/>
+                    </w:rPr>
+                    <w:t xml:space="preserve"/>
+                  </w:r>
+                </w:p>
+              </w:tc>
+            </w:tr>
+            <w:tr>
+              <w:trPr>
+                <w:cantSplit/>
+                <w:trHeight w:val="360" w:hRule="atLeast"/>
+              </w:trPr>
+              <w:tc>
+                <w:tcPr>
+                  <w:tcW w:type="dxa" w:w="2506"/>
+                  <w:tcBorders>
+                    <w:top w:val="single" w:color="B7C2D1" w:sz="4"/>
+                    <w:left w:val="single" w:color="B7C2D1" w:sz="4"/>
+                    <w:bottom w:val="single" w:color="B7C2D1" w:sz="4"/>
+                    <w:right w:val="single" w:color="B7C2D1" w:sz="4"/>
+                  </w:tcBorders>
+                  <w:shd w:fill="FFFFFF" w:color="auto" w:val="clear"/>
+                  <w:tcMar>
+                    <w:top w:type="dxa" w:w="80"/>
+                    <w:left w:type="dxa" w:w="120"/>
+                    <w:bottom w:type="dxa" w:w="80"/>
+                    <w:right w:type="dxa" w:w="120"/>
+                  </w:tcMar>
+                  <w:vAlign w:val="center"/>
+                </w:tcPr>
+                <w:p>
+                  <w:pPr>
+                    <w:spacing w:after="0" w:before="0"/>
+                  </w:pPr>
+                  <w:r>
+                    <w:rPr>
+                      <w:rFonts w:ascii="Arial" w:cs="Arial" w:eastAsia="Arial" w:hAnsi="Arial"/>
+                      <w:sz w:val="21"/>
+                      <w:szCs w:val="21"/>
+                    </w:rPr>
+                    <w:t xml:space="preserve">Ask the user for a word. Then ask for a second word. Display [first word]. Then display [second word] on the next line. Then display [first word] again on the next line. Then display [second word] again on the next line.</w:t>
+                  </w:r>
+                </w:p>
+              </w:tc>
+              <w:tc>
+                <w:tcPr>
+                  <w:tcW w:type="dxa" w:w="2506"/>
+                  <w:tcBorders>
+                    <w:top w:val="single" w:color="B7C2D1" w:sz="4"/>
+                    <w:left w:val="single" w:color="B7C2D1" w:sz="4"/>
+                    <w:bottom w:val="single" w:color="B7C2D1" w:sz="4"/>
+                    <w:right w:val="single" w:color="B7C2D1" w:sz="4"/>
+                  </w:tcBorders>
+                  <w:shd w:fill="FFFFFF" w:color="auto" w:val="clear"/>
+                  <w:tcMar>
+                    <w:top w:type="dxa" w:w="80"/>
+                    <w:left w:type="dxa" w:w="120"/>
+                    <w:bottom w:type="dxa" w:w="80"/>
+                    <w:right w:type="dxa" w:w="120"/>
+                  </w:tcMar>
+                  <w:vAlign w:val="center"/>
+                </w:tcPr>
+                <w:p>
+                  <w:pPr>
+                    <w:spacing w:after="0" w:before="0"/>
+                  </w:pPr>
+                  <w:r>
+                    <w:rPr>
+                      <w:rFonts w:ascii="Arial" w:cs="Arial" w:eastAsia="Arial" w:hAnsi="Arial"/>
+                      <w:b w:val="false"/>
+                      <w:bCs w:val="false"/>
+                      <w:sz w:val="21"/>
+                      <w:szCs w:val="21"/>
+                    </w:rPr>
+                    <w:t xml:space="preserve">Write it</w:t>
+                  </w:r>
+                </w:p>
+              </w:tc>
+              <w:tc>
+                <w:tcPr>
+                  <w:tcW w:type="dxa" w:w="2506"/>
+                  <w:tcBorders>
+                    <w:top w:val="single" w:color="B7C2D1" w:sz="4"/>
+                    <w:left w:val="single" w:color="B7C2D1" w:sz="4"/>
+                    <w:bottom w:val="single" w:color="B7C2D1" w:sz="4"/>
+                    <w:right w:val="single" w:color="B7C2D1" w:sz="4"/>
+                  </w:tcBorders>
+                  <w:shd w:fill="FFFFFF" w:color="auto" w:val="clear"/>
+                  <w:tcMar>
+                    <w:top w:type="dxa" w:w="80"/>
+                    <w:left w:type="dxa" w:w="120"/>
+                    <w:bottom w:type="dxa" w:w="80"/>
+                    <w:right w:type="dxa" w:w="120"/>
+                  </w:tcMar>
+                  <w:vAlign w:val="center"/>
+                </w:tcPr>
+                <w:p>
+                  <w:pPr>
+                    <w:spacing w:after="0" w:before="0"/>
+                  </w:pPr>
+                  <w:r>
+                    <w:rPr>
+                      <w:rFonts w:ascii="Arial" w:cs="Arial" w:eastAsia="Arial" w:hAnsi="Arial"/>
+                      <w:b w:val="false"/>
+                      <w:bCs w:val="false"/>
+                      <w:sz w:val="21"/>
+                      <w:szCs w:val="21"/>
+                    </w:rPr>
+                    <w:t xml:space="preserve">2</w:t>
+                  </w:r>
+                </w:p>
+              </w:tc>
+              <w:tc>
+                <w:tcPr>
+                  <w:tcW w:type="dxa" w:w="2506"/>
+                  <w:tcBorders>
+                    <w:top w:val="single" w:color="B7C2D1" w:sz="4"/>
+                    <w:left w:val="single" w:color="B7C2D1" w:sz="4"/>
+                    <w:bottom w:val="single" w:color="B7C2D1" w:sz="4"/>
+                    <w:right w:val="single" w:color="B7C2D1" w:sz="4"/>
+                  </w:tcBorders>
+                  <w:shd w:fill="FFFFFF" w:color="auto" w:val="clear"/>
+                  <w:tcMar>
+                    <w:top w:type="dxa" w:w="80"/>
+                    <w:left w:type="dxa" w:w="120"/>
+                    <w:bottom w:type="dxa" w:w="80"/>
+                    <w:right w:type="dxa" w:w="120"/>
+                  </w:tcMar>
+                  <w:vAlign w:val="center"/>
+                </w:tcPr>
+                <w:p>
+                  <w:pPr>
+                    <w:spacing w:after="0" w:before="0"/>
+                  </w:pPr>
+                  <w:r>
+                    <w:rPr>
+                      <w:rFonts w:ascii="Arial" w:cs="Arial" w:eastAsia="Arial" w:hAnsi="Arial"/>
+                      <w:b w:val="false"/>
+                      <w:bCs w:val="false"/>
+                      <w:sz w:val="21"/>
+                      <w:szCs w:val="21"/>
+                    </w:rPr>
+                    <w:t xml:space="preserve"/>
+                  </w:r>
+                </w:p>
+              </w:tc>
+            </w:tr>
+            <w:tr>
+              <w:trPr>
+                <w:cantSplit/>
+                <w:trHeight w:val="360" w:hRule="atLeast"/>
+              </w:trPr>
+              <w:tc>
+                <w:tcPr>
+                  <w:tcW w:type="dxa" w:w="2506"/>
                   <w:tcBorders>
                     <w:top w:val="single" w:color="B7C2D1" w:sz="4"/>
                     <w:left w:val="single" w:color="B7C2D1" w:sz="4"/>
@@ -4078,7 +7017,41 @@
               </w:tc>
               <w:tc>
                 <w:tcPr>
-                  <w:tcW w:type="dxa" w:w="3342"/>
+                  <w:tcW w:type="dxa" w:w="2506"/>
+                  <w:tcBorders>
+                    <w:top w:val="single" w:color="B7C2D1" w:sz="4"/>
+                    <w:left w:val="single" w:color="B7C2D1" w:sz="4"/>
+                    <w:bottom w:val="single" w:color="B7C2D1" w:sz="4"/>
+                    <w:right w:val="single" w:color="B7C2D1" w:sz="4"/>
+                  </w:tcBorders>
+                  <w:shd w:fill="FFFFFF" w:color="auto" w:val="clear"/>
+                  <w:tcMar>
+                    <w:top w:type="dxa" w:w="80"/>
+                    <w:left w:type="dxa" w:w="120"/>
+                    <w:bottom w:type="dxa" w:w="80"/>
+                    <w:right w:type="dxa" w:w="120"/>
+                  </w:tcMar>
+                  <w:vAlign w:val="center"/>
+                </w:tcPr>
+                <w:p>
+                  <w:pPr>
+                    <w:spacing w:after="0" w:before="0"/>
+                  </w:pPr>
+                  <w:r>
+                    <w:rPr>
+                      <w:rFonts w:ascii="Arial" w:cs="Arial" w:eastAsia="Arial" w:hAnsi="Arial"/>
+                      <w:b w:val="false"/>
+                      <w:bCs w:val="false"/>
+                      <w:sz w:val="21"/>
+                      <w:szCs w:val="21"/>
+                    </w:rPr>
+                    <w:t xml:space="preserve">Challenge (optional)</w:t>
+                  </w:r>
+                </w:p>
+              </w:tc>
+              <w:tc>
+                <w:tcPr>
+                  <w:tcW w:type="dxa" w:w="2506"/>
                   <w:tcBorders>
                     <w:top w:val="single" w:color="B7C2D1" w:sz="4"/>
                     <w:left w:val="single" w:color="B7C2D1" w:sz="4"/>
@@ -4112,7 +7085,7 @@
               </w:tc>
               <w:tc>
                 <w:tcPr>
-                  <w:tcW w:type="dxa" w:w="3342"/>
+                  <w:tcW w:type="dxa" w:w="2506"/>
                   <w:tcBorders>
                     <w:top w:val="single" w:color="B7C2D1" w:sz="4"/>
                     <w:left w:val="single" w:color="B7C2D1" w:sz="4"/>
@@ -4159,7 +7132,7 @@
                 <w:sz w:val="21"/>
                 <w:szCs w:val="21"/>
               </w:rPr>
-              <w:t xml:space="preserve">Plan the one you found hardest: inputs, what happens to them, what is printed.</w:t>
+              <w:t xml:space="preserve">Plan the one you found hardest: what is typed in, what happens to it, what is displayed.</w:t>
             </w:r>
           </w:p>
           <w:tbl>
@@ -4585,12 +7558,12 @@
                 <w:sz w:val="21"/>
                 <w:szCs w:val="21"/>
               </w:rPr>
-              <w:t xml:space="preserve">Tick each one off as its tests pass in the editor</w:t>
+              <w:t xml:space="preserve">Tick each one off as you finish it in the editor</w:t>
             </w:r>
           </w:p>
           <w:tbl>
             <w:tblPr>
-              <w:tblW w:type="dxa" w:w="10026"/>
+              <w:tblW w:type="dxa" w:w="10024"/>
               <w:tblBorders>
                 <w:top w:val="single" w:color="auto" w:sz="4"/>
                 <w:left w:val="single" w:color="auto" w:sz="4"/>
@@ -4601,9 +7574,10 @@
               </w:tblBorders>
             </w:tblPr>
             <w:tblGrid>
-              <w:gridCol w:w="3342"/>
-              <w:gridCol w:w="3342"/>
-              <w:gridCol w:w="3342"/>
+              <w:gridCol w:w="2506"/>
+              <w:gridCol w:w="2506"/>
+              <w:gridCol w:w="2506"/>
+              <w:gridCol w:w="2506"/>
             </w:tblGrid>
             <w:tr>
               <w:trPr>
@@ -4612,7 +7586,7 @@
               </w:trPr>
               <w:tc>
                 <w:tcPr>
-                  <w:tcW w:type="dxa" w:w="3342"/>
+                  <w:tcW w:type="dxa" w:w="2506"/>
                   <w:tcBorders>
                     <w:top w:val="single" w:color="B7C2D1" w:sz="4"/>
                     <w:left w:val="single" w:color="B7C2D1" w:sz="4"/>
@@ -4640,13 +7614,13 @@
                       <w:sz w:val="20"/>
                       <w:szCs w:val="20"/>
                     </w:rPr>
-                    <w:t xml:space="preserve">Program</w:t>
-                  </w:r>
-                </w:p>
-              </w:tc>
-              <w:tc>
-                <w:tcPr>
-                  <w:tcW w:type="dxa" w:w="3342"/>
+                    <w:t xml:space="preserve">Activity</w:t>
+                  </w:r>
+                </w:p>
+              </w:tc>
+              <w:tc>
+                <w:tcPr>
+                  <w:tcW w:type="dxa" w:w="2506"/>
                   <w:tcBorders>
                     <w:top w:val="single" w:color="B7C2D1" w:sz="4"/>
                     <w:left w:val="single" w:color="B7C2D1" w:sz="4"/>
@@ -4674,13 +7648,47 @@
                       <w:sz w:val="20"/>
                       <w:szCs w:val="20"/>
                     </w:rPr>
+                    <w:t xml:space="preserve">What to do</w:t>
+                  </w:r>
+                </w:p>
+              </w:tc>
+              <w:tc>
+                <w:tcPr>
+                  <w:tcW w:type="dxa" w:w="2506"/>
+                  <w:tcBorders>
+                    <w:top w:val="single" w:color="B7C2D1" w:sz="4"/>
+                    <w:left w:val="single" w:color="B7C2D1" w:sz="4"/>
+                    <w:bottom w:val="single" w:color="B7C2D1" w:sz="4"/>
+                    <w:right w:val="single" w:color="B7C2D1" w:sz="4"/>
+                  </w:tcBorders>
+                  <w:shd w:fill="E6ECF5" w:color="auto" w:val="clear"/>
+                  <w:tcMar>
+                    <w:top w:type="dxa" w:w="80"/>
+                    <w:left w:type="dxa" w:w="120"/>
+                    <w:bottom w:type="dxa" w:w="80"/>
+                    <w:right w:type="dxa" w:w="120"/>
+                  </w:tcMar>
+                  <w:vAlign w:val="center"/>
+                </w:tcPr>
+                <w:p>
+                  <w:pPr>
+                    <w:spacing w:after="0" w:before="0"/>
+                  </w:pPr>
+                  <w:r>
+                    <w:rPr>
+                      <w:rFonts w:ascii="Arial" w:cs="Arial" w:eastAsia="Arial" w:hAnsi="Arial"/>
+                      <w:b/>
+                      <w:bCs/>
+                      <w:sz w:val="20"/>
+                      <w:szCs w:val="20"/>
+                    </w:rPr>
                     <w:t xml:space="preserve">Marks</w:t>
                   </w:r>
                 </w:p>
               </w:tc>
               <w:tc>
                 <w:tcPr>
-                  <w:tcW w:type="dxa" w:w="3342"/>
+                  <w:tcW w:type="dxa" w:w="2506"/>
                   <w:tcBorders>
                     <w:top w:val="single" w:color="B7C2D1" w:sz="4"/>
                     <w:left w:val="single" w:color="B7C2D1" w:sz="4"/>
@@ -4720,73 +7728,107 @@
               </w:trPr>
               <w:tc>
                 <w:tcPr>
-                  <w:tcW w:type="dxa" w:w="3342"/>
-                  <w:tcBorders>
-                    <w:top w:val="single" w:color="B7C2D1" w:sz="4"/>
-                    <w:left w:val="single" w:color="B7C2D1" w:sz="4"/>
-                    <w:bottom w:val="single" w:color="B7C2D1" w:sz="4"/>
-                    <w:right w:val="single" w:color="B7C2D1" w:sz="4"/>
-                  </w:tcBorders>
-                  <w:shd w:fill="FFFFFF" w:color="auto" w:val="clear"/>
-                  <w:tcMar>
-                    <w:top w:type="dxa" w:w="80"/>
-                    <w:left w:type="dxa" w:w="120"/>
-                    <w:bottom w:type="dxa" w:w="80"/>
-                    <w:right w:type="dxa" w:w="120"/>
-                  </w:tcMar>
-                  <w:vAlign w:val="center"/>
-                </w:tcPr>
-                <w:p>
-                  <w:pPr>
-                    <w:spacing w:after="0" w:before="0"/>
-                  </w:pPr>
-                  <w:r>
-                    <w:rPr>
-                      <w:rFonts w:ascii="Arial" w:cs="Arial" w:eastAsia="Arial" w:hAnsi="Arial"/>
-                      <w:sz w:val="21"/>
-                      <w:szCs w:val="21"/>
-                    </w:rPr>
-                    <w:t xml:space="preserve">Ask the user for a word. Display one line in the form Word is [word].</w:t>
-                  </w:r>
-                </w:p>
-              </w:tc>
-              <w:tc>
-                <w:tcPr>
-                  <w:tcW w:type="dxa" w:w="3342"/>
-                  <w:tcBorders>
-                    <w:top w:val="single" w:color="B7C2D1" w:sz="4"/>
-                    <w:left w:val="single" w:color="B7C2D1" w:sz="4"/>
-                    <w:bottom w:val="single" w:color="B7C2D1" w:sz="4"/>
-                    <w:right w:val="single" w:color="B7C2D1" w:sz="4"/>
-                  </w:tcBorders>
-                  <w:shd w:fill="FFFFFF" w:color="auto" w:val="clear"/>
-                  <w:tcMar>
-                    <w:top w:type="dxa" w:w="80"/>
-                    <w:left w:type="dxa" w:w="120"/>
-                    <w:bottom w:type="dxa" w:w="80"/>
-                    <w:right w:type="dxa" w:w="120"/>
-                  </w:tcMar>
-                  <w:vAlign w:val="center"/>
-                </w:tcPr>
-                <w:p>
-                  <w:pPr>
-                    <w:spacing w:after="0" w:before="0"/>
-                  </w:pPr>
-                  <w:r>
-                    <w:rPr>
-                      <w:rFonts w:ascii="Arial" w:cs="Arial" w:eastAsia="Arial" w:hAnsi="Arial"/>
-                      <w:b w:val="false"/>
-                      <w:bCs w:val="false"/>
-                      <w:sz w:val="21"/>
-                      <w:szCs w:val="21"/>
-                    </w:rPr>
-                    <w:t xml:space="preserve">2</w:t>
-                  </w:r>
-                </w:p>
-              </w:tc>
-              <w:tc>
-                <w:tcPr>
-                  <w:tcW w:type="dxa" w:w="3342"/>
+                  <w:tcW w:type="dxa" w:w="2506"/>
+                  <w:tcBorders>
+                    <w:top w:val="single" w:color="B7C2D1" w:sz="4"/>
+                    <w:left w:val="single" w:color="B7C2D1" w:sz="4"/>
+                    <w:bottom w:val="single" w:color="B7C2D1" w:sz="4"/>
+                    <w:right w:val="single" w:color="B7C2D1" w:sz="4"/>
+                  </w:tcBorders>
+                  <w:shd w:fill="FFFFFF" w:color="auto" w:val="clear"/>
+                  <w:tcMar>
+                    <w:top w:type="dxa" w:w="80"/>
+                    <w:left w:type="dxa" w:w="120"/>
+                    <w:bottom w:type="dxa" w:w="80"/>
+                    <w:right w:type="dxa" w:w="120"/>
+                  </w:tcMar>
+                  <w:vAlign w:val="center"/>
+                </w:tcPr>
+                <w:p>
+                  <w:pPr>
+                    <w:spacing w:after="0" w:before="0"/>
+                  </w:pPr>
+                  <w:r>
+                    <w:rPr>
+                      <w:rFonts w:ascii="Arial" w:cs="Arial" w:eastAsia="Arial" w:hAnsi="Arial"/>
+                      <w:sz w:val="21"/>
+                      <w:szCs w:val="21"/>
+                    </w:rPr>
+                    <w:t xml:space="preserve">Press Run. The same + sign is used twice and does two different jobs.</w:t>
+                  </w:r>
+                </w:p>
+              </w:tc>
+              <w:tc>
+                <w:tcPr>
+                  <w:tcW w:type="dxa" w:w="2506"/>
+                  <w:tcBorders>
+                    <w:top w:val="single" w:color="B7C2D1" w:sz="4"/>
+                    <w:left w:val="single" w:color="B7C2D1" w:sz="4"/>
+                    <w:bottom w:val="single" w:color="B7C2D1" w:sz="4"/>
+                    <w:right w:val="single" w:color="B7C2D1" w:sz="4"/>
+                  </w:tcBorders>
+                  <w:shd w:fill="FFFFFF" w:color="auto" w:val="clear"/>
+                  <w:tcMar>
+                    <w:top w:type="dxa" w:w="80"/>
+                    <w:left w:type="dxa" w:w="120"/>
+                    <w:bottom w:type="dxa" w:w="80"/>
+                    <w:right w:type="dxa" w:w="120"/>
+                  </w:tcMar>
+                  <w:vAlign w:val="center"/>
+                </w:tcPr>
+                <w:p>
+                  <w:pPr>
+                    <w:spacing w:after="0" w:before="0"/>
+                  </w:pPr>
+                  <w:r>
+                    <w:rPr>
+                      <w:rFonts w:ascii="Arial" w:cs="Arial" w:eastAsia="Arial" w:hAnsi="Arial"/>
+                      <w:b w:val="false"/>
+                      <w:bCs w:val="false"/>
+                      <w:sz w:val="21"/>
+                      <w:szCs w:val="21"/>
+                    </w:rPr>
+                    <w:t xml:space="preserve">Run it</w:t>
+                  </w:r>
+                </w:p>
+              </w:tc>
+              <w:tc>
+                <w:tcPr>
+                  <w:tcW w:type="dxa" w:w="2506"/>
+                  <w:tcBorders>
+                    <w:top w:val="single" w:color="B7C2D1" w:sz="4"/>
+                    <w:left w:val="single" w:color="B7C2D1" w:sz="4"/>
+                    <w:bottom w:val="single" w:color="B7C2D1" w:sz="4"/>
+                    <w:right w:val="single" w:color="B7C2D1" w:sz="4"/>
+                  </w:tcBorders>
+                  <w:shd w:fill="FFFFFF" w:color="auto" w:val="clear"/>
+                  <w:tcMar>
+                    <w:top w:type="dxa" w:w="80"/>
+                    <w:left w:type="dxa" w:w="120"/>
+                    <w:bottom w:type="dxa" w:w="80"/>
+                    <w:right w:type="dxa" w:w="120"/>
+                  </w:tcMar>
+                  <w:vAlign w:val="center"/>
+                </w:tcPr>
+                <w:p>
+                  <w:pPr>
+                    <w:spacing w:after="0" w:before="0"/>
+                  </w:pPr>
+                  <w:r>
+                    <w:rPr>
+                      <w:rFonts w:ascii="Arial" w:cs="Arial" w:eastAsia="Arial" w:hAnsi="Arial"/>
+                      <w:b w:val="false"/>
+                      <w:bCs w:val="false"/>
+                      <w:sz w:val="21"/>
+                      <w:szCs w:val="21"/>
+                    </w:rPr>
+                    <w:t xml:space="preserve">1</w:t>
+                  </w:r>
+                </w:p>
+              </w:tc>
+              <w:tc>
+                <w:tcPr>
+                  <w:tcW w:type="dxa" w:w="2506"/>
                   <w:tcBorders>
                     <w:top w:val="single" w:color="B7C2D1" w:sz="4"/>
                     <w:left w:val="single" w:color="B7C2D1" w:sz="4"/>
@@ -4826,73 +7868,107 @@
               </w:trPr>
               <w:tc>
                 <w:tcPr>
-                  <w:tcW w:type="dxa" w:w="3342"/>
-                  <w:tcBorders>
-                    <w:top w:val="single" w:color="B7C2D1" w:sz="4"/>
-                    <w:left w:val="single" w:color="B7C2D1" w:sz="4"/>
-                    <w:bottom w:val="single" w:color="B7C2D1" w:sz="4"/>
-                    <w:right w:val="single" w:color="B7C2D1" w:sz="4"/>
-                  </w:tcBorders>
-                  <w:shd w:fill="FFFFFF" w:color="auto" w:val="clear"/>
-                  <w:tcMar>
-                    <w:top w:type="dxa" w:w="80"/>
-                    <w:left w:type="dxa" w:w="120"/>
-                    <w:bottom w:type="dxa" w:w="80"/>
-                    <w:right w:type="dxa" w:w="120"/>
-                  </w:tcMar>
-                  <w:vAlign w:val="center"/>
-                </w:tcPr>
-                <w:p>
-                  <w:pPr>
-                    <w:spacing w:after="0" w:before="0"/>
-                  </w:pPr>
-                  <w:r>
-                    <w:rPr>
-                      <w:rFonts w:ascii="Arial" w:cs="Arial" w:eastAsia="Arial" w:hAnsi="Arial"/>
-                      <w:sz w:val="21"/>
-                      <w:szCs w:val="21"/>
-                    </w:rPr>
-                    <w:t xml:space="preserve">Ask the user for a word. Then ask for a second word. Join them with one space between them. Display one line in the form [first word] [second word].</w:t>
-                  </w:r>
-                </w:p>
-              </w:tc>
-              <w:tc>
-                <w:tcPr>
-                  <w:tcW w:type="dxa" w:w="3342"/>
-                  <w:tcBorders>
-                    <w:top w:val="single" w:color="B7C2D1" w:sz="4"/>
-                    <w:left w:val="single" w:color="B7C2D1" w:sz="4"/>
-                    <w:bottom w:val="single" w:color="B7C2D1" w:sz="4"/>
-                    <w:right w:val="single" w:color="B7C2D1" w:sz="4"/>
-                  </w:tcBorders>
-                  <w:shd w:fill="FFFFFF" w:color="auto" w:val="clear"/>
-                  <w:tcMar>
-                    <w:top w:type="dxa" w:w="80"/>
-                    <w:left w:type="dxa" w:w="120"/>
-                    <w:bottom w:type="dxa" w:w="80"/>
-                    <w:right w:type="dxa" w:w="120"/>
-                  </w:tcMar>
-                  <w:vAlign w:val="center"/>
-                </w:tcPr>
-                <w:p>
-                  <w:pPr>
-                    <w:spacing w:after="0" w:before="0"/>
-                  </w:pPr>
-                  <w:r>
-                    <w:rPr>
-                      <w:rFonts w:ascii="Arial" w:cs="Arial" w:eastAsia="Arial" w:hAnsi="Arial"/>
-                      <w:b w:val="false"/>
-                      <w:bCs w:val="false"/>
-                      <w:sz w:val="21"/>
-                      <w:szCs w:val="21"/>
-                    </w:rPr>
-                    <w:t xml:space="preserve">2</w:t>
-                  </w:r>
-                </w:p>
-              </w:tc>
-              <w:tc>
-                <w:tcPr>
-                  <w:tcW w:type="dxa" w:w="3342"/>
+                  <w:tcW w:type="dxa" w:w="2506"/>
+                  <w:tcBorders>
+                    <w:top w:val="single" w:color="B7C2D1" w:sz="4"/>
+                    <w:left w:val="single" w:color="B7C2D1" w:sz="4"/>
+                    <w:bottom w:val="single" w:color="B7C2D1" w:sz="4"/>
+                    <w:right w:val="single" w:color="B7C2D1" w:sz="4"/>
+                  </w:tcBorders>
+                  <w:shd w:fill="FFFFFF" w:color="auto" w:val="clear"/>
+                  <w:tcMar>
+                    <w:top w:type="dxa" w:w="80"/>
+                    <w:left w:type="dxa" w:w="120"/>
+                    <w:bottom w:type="dxa" w:w="80"/>
+                    <w:right w:type="dxa" w:w="120"/>
+                  </w:tcMar>
+                  <w:vAlign w:val="center"/>
+                </w:tcPr>
+                <w:p>
+                  <w:pPr>
+                    <w:spacing w:after="0" w:before="0"/>
+                  </w:pPr>
+                  <w:r>
+                    <w:rPr>
+                      <w:rFonts w:ascii="Arial" w:cs="Arial" w:eastAsia="Arial" w:hAnsi="Arial"/>
+                      <w:sz w:val="21"/>
+                      <w:szCs w:val="21"/>
+                    </w:rPr>
+                    <w:t xml:space="preserve">What will this program display?</w:t>
+                  </w:r>
+                </w:p>
+              </w:tc>
+              <w:tc>
+                <w:tcPr>
+                  <w:tcW w:type="dxa" w:w="2506"/>
+                  <w:tcBorders>
+                    <w:top w:val="single" w:color="B7C2D1" w:sz="4"/>
+                    <w:left w:val="single" w:color="B7C2D1" w:sz="4"/>
+                    <w:bottom w:val="single" w:color="B7C2D1" w:sz="4"/>
+                    <w:right w:val="single" w:color="B7C2D1" w:sz="4"/>
+                  </w:tcBorders>
+                  <w:shd w:fill="FFFFFF" w:color="auto" w:val="clear"/>
+                  <w:tcMar>
+                    <w:top w:type="dxa" w:w="80"/>
+                    <w:left w:type="dxa" w:w="120"/>
+                    <w:bottom w:type="dxa" w:w="80"/>
+                    <w:right w:type="dxa" w:w="120"/>
+                  </w:tcMar>
+                  <w:vAlign w:val="center"/>
+                </w:tcPr>
+                <w:p>
+                  <w:pPr>
+                    <w:spacing w:after="0" w:before="0"/>
+                  </w:pPr>
+                  <w:r>
+                    <w:rPr>
+                      <w:rFonts w:ascii="Arial" w:cs="Arial" w:eastAsia="Arial" w:hAnsi="Arial"/>
+                      <w:b w:val="false"/>
+                      <w:bCs w:val="false"/>
+                      <w:sz w:val="21"/>
+                      <w:szCs w:val="21"/>
+                    </w:rPr>
+                    <w:t xml:space="preserve">Predict</w:t>
+                  </w:r>
+                </w:p>
+              </w:tc>
+              <w:tc>
+                <w:tcPr>
+                  <w:tcW w:type="dxa" w:w="2506"/>
+                  <w:tcBorders>
+                    <w:top w:val="single" w:color="B7C2D1" w:sz="4"/>
+                    <w:left w:val="single" w:color="B7C2D1" w:sz="4"/>
+                    <w:bottom w:val="single" w:color="B7C2D1" w:sz="4"/>
+                    <w:right w:val="single" w:color="B7C2D1" w:sz="4"/>
+                  </w:tcBorders>
+                  <w:shd w:fill="FFFFFF" w:color="auto" w:val="clear"/>
+                  <w:tcMar>
+                    <w:top w:type="dxa" w:w="80"/>
+                    <w:left w:type="dxa" w:w="120"/>
+                    <w:bottom w:type="dxa" w:w="80"/>
+                    <w:right w:type="dxa" w:w="120"/>
+                  </w:tcMar>
+                  <w:vAlign w:val="center"/>
+                </w:tcPr>
+                <w:p>
+                  <w:pPr>
+                    <w:spacing w:after="0" w:before="0"/>
+                  </w:pPr>
+                  <w:r>
+                    <w:rPr>
+                      <w:rFonts w:ascii="Arial" w:cs="Arial" w:eastAsia="Arial" w:hAnsi="Arial"/>
+                      <w:b w:val="false"/>
+                      <w:bCs w:val="false"/>
+                      <w:sz w:val="21"/>
+                      <w:szCs w:val="21"/>
+                    </w:rPr>
+                    <w:t xml:space="preserve">1</w:t>
+                  </w:r>
+                </w:p>
+              </w:tc>
+              <w:tc>
+                <w:tcPr>
+                  <w:tcW w:type="dxa" w:w="2506"/>
                   <w:tcBorders>
                     <w:top w:val="single" w:color="B7C2D1" w:sz="4"/>
                     <w:left w:val="single" w:color="B7C2D1" w:sz="4"/>
@@ -4932,73 +8008,107 @@
               </w:trPr>
               <w:tc>
                 <w:tcPr>
-                  <w:tcW w:type="dxa" w:w="3342"/>
-                  <w:tcBorders>
-                    <w:top w:val="single" w:color="B7C2D1" w:sz="4"/>
-                    <w:left w:val="single" w:color="B7C2D1" w:sz="4"/>
-                    <w:bottom w:val="single" w:color="B7C2D1" w:sz="4"/>
-                    <w:right w:val="single" w:color="B7C2D1" w:sz="4"/>
-                  </w:tcBorders>
-                  <w:shd w:fill="FFFFFF" w:color="auto" w:val="clear"/>
-                  <w:tcMar>
-                    <w:top w:type="dxa" w:w="80"/>
-                    <w:left w:type="dxa" w:w="120"/>
-                    <w:bottom w:type="dxa" w:w="80"/>
-                    <w:right w:type="dxa" w:w="120"/>
-                  </w:tcMar>
-                  <w:vAlign w:val="center"/>
-                </w:tcPr>
-                <w:p>
-                  <w:pPr>
-                    <w:spacing w:after="0" w:before="0"/>
-                  </w:pPr>
-                  <w:r>
-                    <w:rPr>
-                      <w:rFonts w:ascii="Arial" w:cs="Arial" w:eastAsia="Arial" w:hAnsi="Arial"/>
-                      <w:sz w:val="21"/>
-                      <w:szCs w:val="21"/>
-                    </w:rPr>
-                    <w:t xml:space="preserve">Ask the user for a word. Display [word]. Then display the whole number 7 on the next line. Then display the real number 1.5 on the next line.</w:t>
-                  </w:r>
-                </w:p>
-              </w:tc>
-              <w:tc>
-                <w:tcPr>
-                  <w:tcW w:type="dxa" w:w="3342"/>
-                  <w:tcBorders>
-                    <w:top w:val="single" w:color="B7C2D1" w:sz="4"/>
-                    <w:left w:val="single" w:color="B7C2D1" w:sz="4"/>
-                    <w:bottom w:val="single" w:color="B7C2D1" w:sz="4"/>
-                    <w:right w:val="single" w:color="B7C2D1" w:sz="4"/>
-                  </w:tcBorders>
-                  <w:shd w:fill="FFFFFF" w:color="auto" w:val="clear"/>
-                  <w:tcMar>
-                    <w:top w:type="dxa" w:w="80"/>
-                    <w:left w:type="dxa" w:w="120"/>
-                    <w:bottom w:type="dxa" w:w="80"/>
-                    <w:right w:type="dxa" w:w="120"/>
-                  </w:tcMar>
-                  <w:vAlign w:val="center"/>
-                </w:tcPr>
-                <w:p>
-                  <w:pPr>
-                    <w:spacing w:after="0" w:before="0"/>
-                  </w:pPr>
-                  <w:r>
-                    <w:rPr>
-                      <w:rFonts w:ascii="Arial" w:cs="Arial" w:eastAsia="Arial" w:hAnsi="Arial"/>
-                      <w:b w:val="false"/>
-                      <w:bCs w:val="false"/>
-                      <w:sz w:val="21"/>
-                      <w:szCs w:val="21"/>
-                    </w:rPr>
-                    <w:t xml:space="preserve">2</w:t>
-                  </w:r>
-                </w:p>
-              </w:tc>
-              <w:tc>
-                <w:tcPr>
-                  <w:tcW w:type="dxa" w:w="3342"/>
+                  <w:tcW w:type="dxa" w:w="2506"/>
+                  <w:tcBorders>
+                    <w:top w:val="single" w:color="B7C2D1" w:sz="4"/>
+                    <w:left w:val="single" w:color="B7C2D1" w:sz="4"/>
+                    <w:bottom w:val="single" w:color="B7C2D1" w:sz="4"/>
+                    <w:right w:val="single" w:color="B7C2D1" w:sz="4"/>
+                  </w:tcBorders>
+                  <w:shd w:fill="FFFFFF" w:color="auto" w:val="clear"/>
+                  <w:tcMar>
+                    <w:top w:type="dxa" w:w="80"/>
+                    <w:left w:type="dxa" w:w="120"/>
+                    <w:bottom w:type="dxa" w:w="80"/>
+                    <w:right w:type="dxa" w:w="120"/>
+                  </w:tcMar>
+                  <w:vAlign w:val="center"/>
+                </w:tcPr>
+                <w:p>
+                  <w:pPr>
+                    <w:spacing w:after="0" w:before="0"/>
+                  </w:pPr>
+                  <w:r>
+                    <w:rPr>
+                      <w:rFonts w:ascii="Arial" w:cs="Arial" w:eastAsia="Arial" w:hAnsi="Arial"/>
+                      <w:sz w:val="21"/>
+                      <w:szCs w:val="21"/>
+                    </w:rPr>
+                    <w:t xml:space="preserve">Change the program so a space appears between the two words.</w:t>
+                  </w:r>
+                </w:p>
+              </w:tc>
+              <w:tc>
+                <w:tcPr>
+                  <w:tcW w:type="dxa" w:w="2506"/>
+                  <w:tcBorders>
+                    <w:top w:val="single" w:color="B7C2D1" w:sz="4"/>
+                    <w:left w:val="single" w:color="B7C2D1" w:sz="4"/>
+                    <w:bottom w:val="single" w:color="B7C2D1" w:sz="4"/>
+                    <w:right w:val="single" w:color="B7C2D1" w:sz="4"/>
+                  </w:tcBorders>
+                  <w:shd w:fill="FFFFFF" w:color="auto" w:val="clear"/>
+                  <w:tcMar>
+                    <w:top w:type="dxa" w:w="80"/>
+                    <w:left w:type="dxa" w:w="120"/>
+                    <w:bottom w:type="dxa" w:w="80"/>
+                    <w:right w:type="dxa" w:w="120"/>
+                  </w:tcMar>
+                  <w:vAlign w:val="center"/>
+                </w:tcPr>
+                <w:p>
+                  <w:pPr>
+                    <w:spacing w:after="0" w:before="0"/>
+                  </w:pPr>
+                  <w:r>
+                    <w:rPr>
+                      <w:rFonts w:ascii="Arial" w:cs="Arial" w:eastAsia="Arial" w:hAnsi="Arial"/>
+                      <w:b w:val="false"/>
+                      <w:bCs w:val="false"/>
+                      <w:sz w:val="21"/>
+                      <w:szCs w:val="21"/>
+                    </w:rPr>
+                    <w:t xml:space="preserve">Change it</w:t>
+                  </w:r>
+                </w:p>
+              </w:tc>
+              <w:tc>
+                <w:tcPr>
+                  <w:tcW w:type="dxa" w:w="2506"/>
+                  <w:tcBorders>
+                    <w:top w:val="single" w:color="B7C2D1" w:sz="4"/>
+                    <w:left w:val="single" w:color="B7C2D1" w:sz="4"/>
+                    <w:bottom w:val="single" w:color="B7C2D1" w:sz="4"/>
+                    <w:right w:val="single" w:color="B7C2D1" w:sz="4"/>
+                  </w:tcBorders>
+                  <w:shd w:fill="FFFFFF" w:color="auto" w:val="clear"/>
+                  <w:tcMar>
+                    <w:top w:type="dxa" w:w="80"/>
+                    <w:left w:type="dxa" w:w="120"/>
+                    <w:bottom w:type="dxa" w:w="80"/>
+                    <w:right w:type="dxa" w:w="120"/>
+                  </w:tcMar>
+                  <w:vAlign w:val="center"/>
+                </w:tcPr>
+                <w:p>
+                  <w:pPr>
+                    <w:spacing w:after="0" w:before="0"/>
+                  </w:pPr>
+                  <w:r>
+                    <w:rPr>
+                      <w:rFonts w:ascii="Arial" w:cs="Arial" w:eastAsia="Arial" w:hAnsi="Arial"/>
+                      <w:b w:val="false"/>
+                      <w:bCs w:val="false"/>
+                      <w:sz w:val="21"/>
+                      <w:szCs w:val="21"/>
+                    </w:rPr>
+                    <w:t xml:space="preserve">1</w:t>
+                  </w:r>
+                </w:p>
+              </w:tc>
+              <w:tc>
+                <w:tcPr>
+                  <w:tcW w:type="dxa" w:w="2506"/>
                   <w:tcBorders>
                     <w:top w:val="single" w:color="B7C2D1" w:sz="4"/>
                     <w:left w:val="single" w:color="B7C2D1" w:sz="4"/>
@@ -5038,39 +8148,213 @@
               </w:trPr>
               <w:tc>
                 <w:tcPr>
-                  <w:tcW w:type="dxa" w:w="3342"/>
-                  <w:tcBorders>
-                    <w:top w:val="single" w:color="B7C2D1" w:sz="4"/>
-                    <w:left w:val="single" w:color="B7C2D1" w:sz="4"/>
-                    <w:bottom w:val="single" w:color="B7C2D1" w:sz="4"/>
-                    <w:right w:val="single" w:color="B7C2D1" w:sz="4"/>
-                  </w:tcBorders>
-                  <w:shd w:fill="FFFFFF" w:color="auto" w:val="clear"/>
-                  <w:tcMar>
-                    <w:top w:type="dxa" w:w="80"/>
-                    <w:left w:type="dxa" w:w="120"/>
-                    <w:bottom w:type="dxa" w:w="80"/>
-                    <w:right w:type="dxa" w:w="120"/>
-                  </w:tcMar>
-                  <w:vAlign w:val="center"/>
-                </w:tcPr>
-                <w:p>
-                  <w:pPr>
-                    <w:spacing w:after="0" w:before="0"/>
-                  </w:pPr>
-                  <w:r>
-                    <w:rPr>
-                      <w:rFonts w:ascii="Arial" w:cs="Arial" w:eastAsia="Arial" w:hAnsi="Arial"/>
-                      <w:sz w:val="21"/>
-                      <w:szCs w:val="21"/>
-                    </w:rPr>
-                    <w:t xml:space="preserve">Ask the user for a word. Display [word]. Then display the Boolean True on the next line. Then display the Boolean False on the next line.</w:t>
-                  </w:r>
-                </w:p>
-              </w:tc>
-              <w:tc>
-                <w:tcPr>
-                  <w:tcW w:type="dxa" w:w="3342"/>
+                  <w:tcW w:type="dxa" w:w="2506"/>
+                  <w:tcBorders>
+                    <w:top w:val="single" w:color="B7C2D1" w:sz="4"/>
+                    <w:left w:val="single" w:color="B7C2D1" w:sz="4"/>
+                    <w:bottom w:val="single" w:color="B7C2D1" w:sz="4"/>
+                    <w:right w:val="single" w:color="B7C2D1" w:sz="4"/>
+                  </w:tcBorders>
+                  <w:shd w:fill="FFFFFF" w:color="auto" w:val="clear"/>
+                  <w:tcMar>
+                    <w:top w:type="dxa" w:w="80"/>
+                    <w:left w:type="dxa" w:w="120"/>
+                    <w:bottom w:type="dxa" w:w="80"/>
+                    <w:right w:type="dxa" w:w="120"/>
+                  </w:tcMar>
+                  <w:vAlign w:val="center"/>
+                </w:tcPr>
+                <w:p>
+                  <w:pPr>
+                    <w:spacing w:after="0" w:before="0"/>
+                  </w:pPr>
+                  <w:r>
+                    <w:rPr>
+                      <w:rFonts w:ascii="Arial" w:cs="Arial" w:eastAsia="Arial" w:hAnsi="Arial"/>
+                      <w:sz w:val="21"/>
+                      <w:szCs w:val="21"/>
+                    </w:rPr>
+                    <w:t xml:space="preserve">The user types 7. What will this program display?</w:t>
+                  </w:r>
+                </w:p>
+              </w:tc>
+              <w:tc>
+                <w:tcPr>
+                  <w:tcW w:type="dxa" w:w="2506"/>
+                  <w:tcBorders>
+                    <w:top w:val="single" w:color="B7C2D1" w:sz="4"/>
+                    <w:left w:val="single" w:color="B7C2D1" w:sz="4"/>
+                    <w:bottom w:val="single" w:color="B7C2D1" w:sz="4"/>
+                    <w:right w:val="single" w:color="B7C2D1" w:sz="4"/>
+                  </w:tcBorders>
+                  <w:shd w:fill="FFFFFF" w:color="auto" w:val="clear"/>
+                  <w:tcMar>
+                    <w:top w:type="dxa" w:w="80"/>
+                    <w:left w:type="dxa" w:w="120"/>
+                    <w:bottom w:type="dxa" w:w="80"/>
+                    <w:right w:type="dxa" w:w="120"/>
+                  </w:tcMar>
+                  <w:vAlign w:val="center"/>
+                </w:tcPr>
+                <w:p>
+                  <w:pPr>
+                    <w:spacing w:after="0" w:before="0"/>
+                  </w:pPr>
+                  <w:r>
+                    <w:rPr>
+                      <w:rFonts w:ascii="Arial" w:cs="Arial" w:eastAsia="Arial" w:hAnsi="Arial"/>
+                      <w:b w:val="false"/>
+                      <w:bCs w:val="false"/>
+                      <w:sz w:val="21"/>
+                      <w:szCs w:val="21"/>
+                    </w:rPr>
+                    <w:t xml:space="preserve">Predict</w:t>
+                  </w:r>
+                </w:p>
+              </w:tc>
+              <w:tc>
+                <w:tcPr>
+                  <w:tcW w:type="dxa" w:w="2506"/>
+                  <w:tcBorders>
+                    <w:top w:val="single" w:color="B7C2D1" w:sz="4"/>
+                    <w:left w:val="single" w:color="B7C2D1" w:sz="4"/>
+                    <w:bottom w:val="single" w:color="B7C2D1" w:sz="4"/>
+                    <w:right w:val="single" w:color="B7C2D1" w:sz="4"/>
+                  </w:tcBorders>
+                  <w:shd w:fill="FFFFFF" w:color="auto" w:val="clear"/>
+                  <w:tcMar>
+                    <w:top w:type="dxa" w:w="80"/>
+                    <w:left w:type="dxa" w:w="120"/>
+                    <w:bottom w:type="dxa" w:w="80"/>
+                    <w:right w:type="dxa" w:w="120"/>
+                  </w:tcMar>
+                  <w:vAlign w:val="center"/>
+                </w:tcPr>
+                <w:p>
+                  <w:pPr>
+                    <w:spacing w:after="0" w:before="0"/>
+                  </w:pPr>
+                  <w:r>
+                    <w:rPr>
+                      <w:rFonts w:ascii="Arial" w:cs="Arial" w:eastAsia="Arial" w:hAnsi="Arial"/>
+                      <w:b w:val="false"/>
+                      <w:bCs w:val="false"/>
+                      <w:sz w:val="21"/>
+                      <w:szCs w:val="21"/>
+                    </w:rPr>
+                    <w:t xml:space="preserve">1</w:t>
+                  </w:r>
+                </w:p>
+              </w:tc>
+              <w:tc>
+                <w:tcPr>
+                  <w:tcW w:type="dxa" w:w="2506"/>
+                  <w:tcBorders>
+                    <w:top w:val="single" w:color="B7C2D1" w:sz="4"/>
+                    <w:left w:val="single" w:color="B7C2D1" w:sz="4"/>
+                    <w:bottom w:val="single" w:color="B7C2D1" w:sz="4"/>
+                    <w:right w:val="single" w:color="B7C2D1" w:sz="4"/>
+                  </w:tcBorders>
+                  <w:shd w:fill="FFFFFF" w:color="auto" w:val="clear"/>
+                  <w:tcMar>
+                    <w:top w:type="dxa" w:w="80"/>
+                    <w:left w:type="dxa" w:w="120"/>
+                    <w:bottom w:type="dxa" w:w="80"/>
+                    <w:right w:type="dxa" w:w="120"/>
+                  </w:tcMar>
+                  <w:vAlign w:val="center"/>
+                </w:tcPr>
+                <w:p>
+                  <w:pPr>
+                    <w:spacing w:after="0" w:before="0"/>
+                  </w:pPr>
+                  <w:r>
+                    <w:rPr>
+                      <w:rFonts w:ascii="Arial" w:cs="Arial" w:eastAsia="Arial" w:hAnsi="Arial"/>
+                      <w:b w:val="false"/>
+                      <w:bCs w:val="false"/>
+                      <w:sz w:val="21"/>
+                      <w:szCs w:val="21"/>
+                    </w:rPr>
+                    <w:t xml:space="preserve"/>
+                  </w:r>
+                </w:p>
+              </w:tc>
+            </w:tr>
+            <w:tr>
+              <w:trPr>
+                <w:cantSplit/>
+                <w:trHeight w:val="360" w:hRule="atLeast"/>
+              </w:trPr>
+              <w:tc>
+                <w:tcPr>
+                  <w:tcW w:type="dxa" w:w="2506"/>
+                  <w:tcBorders>
+                    <w:top w:val="single" w:color="B7C2D1" w:sz="4"/>
+                    <w:left w:val="single" w:color="B7C2D1" w:sz="4"/>
+                    <w:bottom w:val="single" w:color="B7C2D1" w:sz="4"/>
+                    <w:right w:val="single" w:color="B7C2D1" w:sz="4"/>
+                  </w:tcBorders>
+                  <w:shd w:fill="FFFFFF" w:color="auto" w:val="clear"/>
+                  <w:tcMar>
+                    <w:top w:type="dxa" w:w="80"/>
+                    <w:left w:type="dxa" w:w="120"/>
+                    <w:bottom w:type="dxa" w:w="80"/>
+                    <w:right w:type="dxa" w:w="120"/>
+                  </w:tcMar>
+                  <w:vAlign w:val="center"/>
+                </w:tcPr>
+                <w:p>
+                  <w:pPr>
+                    <w:spacing w:after="0" w:before="0"/>
+                  </w:pPr>
+                  <w:r>
+                    <w:rPr>
+                      <w:rFonts w:ascii="Arial" w:cs="Arial" w:eastAsia="Arial" w:hAnsi="Arial"/>
+                      <w:sz w:val="21"/>
+                      <w:szCs w:val="21"/>
+                    </w:rPr>
+                    <w:t xml:space="preserve">Finish the program so it displays Score: 10.</w:t>
+                  </w:r>
+                </w:p>
+              </w:tc>
+              <w:tc>
+                <w:tcPr>
+                  <w:tcW w:type="dxa" w:w="2506"/>
+                  <w:tcBorders>
+                    <w:top w:val="single" w:color="B7C2D1" w:sz="4"/>
+                    <w:left w:val="single" w:color="B7C2D1" w:sz="4"/>
+                    <w:bottom w:val="single" w:color="B7C2D1" w:sz="4"/>
+                    <w:right w:val="single" w:color="B7C2D1" w:sz="4"/>
+                  </w:tcBorders>
+                  <w:shd w:fill="FFFFFF" w:color="auto" w:val="clear"/>
+                  <w:tcMar>
+                    <w:top w:type="dxa" w:w="80"/>
+                    <w:left w:type="dxa" w:w="120"/>
+                    <w:bottom w:type="dxa" w:w="80"/>
+                    <w:right w:type="dxa" w:w="120"/>
+                  </w:tcMar>
+                  <w:vAlign w:val="center"/>
+                </w:tcPr>
+                <w:p>
+                  <w:pPr>
+                    <w:spacing w:after="0" w:before="0"/>
+                  </w:pPr>
+                  <w:r>
+                    <w:rPr>
+                      <w:rFonts w:ascii="Arial" w:cs="Arial" w:eastAsia="Arial" w:hAnsi="Arial"/>
+                      <w:b w:val="false"/>
+                      <w:bCs w:val="false"/>
+                      <w:sz w:val="21"/>
+                      <w:szCs w:val="21"/>
+                    </w:rPr>
+                    <w:t xml:space="preserve">Complete it</w:t>
+                  </w:r>
+                </w:p>
+              </w:tc>
+              <w:tc>
+                <w:tcPr>
+                  <w:tcW w:type="dxa" w:w="2506"/>
                   <w:tcBorders>
                     <w:top w:val="single" w:color="B7C2D1" w:sz="4"/>
                     <w:left w:val="single" w:color="B7C2D1" w:sz="4"/>
@@ -5104,7 +8388,567 @@
               </w:tc>
               <w:tc>
                 <w:tcPr>
-                  <w:tcW w:type="dxa" w:w="3342"/>
+                  <w:tcW w:type="dxa" w:w="2506"/>
+                  <w:tcBorders>
+                    <w:top w:val="single" w:color="B7C2D1" w:sz="4"/>
+                    <w:left w:val="single" w:color="B7C2D1" w:sz="4"/>
+                    <w:bottom w:val="single" w:color="B7C2D1" w:sz="4"/>
+                    <w:right w:val="single" w:color="B7C2D1" w:sz="4"/>
+                  </w:tcBorders>
+                  <w:shd w:fill="FFFFFF" w:color="auto" w:val="clear"/>
+                  <w:tcMar>
+                    <w:top w:type="dxa" w:w="80"/>
+                    <w:left w:type="dxa" w:w="120"/>
+                    <w:bottom w:type="dxa" w:w="80"/>
+                    <w:right w:type="dxa" w:w="120"/>
+                  </w:tcMar>
+                  <w:vAlign w:val="center"/>
+                </w:tcPr>
+                <w:p>
+                  <w:pPr>
+                    <w:spacing w:after="0" w:before="0"/>
+                  </w:pPr>
+                  <w:r>
+                    <w:rPr>
+                      <w:rFonts w:ascii="Arial" w:cs="Arial" w:eastAsia="Arial" w:hAnsi="Arial"/>
+                      <w:b w:val="false"/>
+                      <w:bCs w:val="false"/>
+                      <w:sz w:val="21"/>
+                      <w:szCs w:val="21"/>
+                    </w:rPr>
+                    <w:t xml:space="preserve"/>
+                  </w:r>
+                </w:p>
+              </w:tc>
+            </w:tr>
+            <w:tr>
+              <w:trPr>
+                <w:cantSplit/>
+                <w:trHeight w:val="360" w:hRule="atLeast"/>
+              </w:trPr>
+              <w:tc>
+                <w:tcPr>
+                  <w:tcW w:type="dxa" w:w="2506"/>
+                  <w:tcBorders>
+                    <w:top w:val="single" w:color="B7C2D1" w:sz="4"/>
+                    <w:left w:val="single" w:color="B7C2D1" w:sz="4"/>
+                    <w:bottom w:val="single" w:color="B7C2D1" w:sz="4"/>
+                    <w:right w:val="single" w:color="B7C2D1" w:sz="4"/>
+                  </w:tcBorders>
+                  <w:shd w:fill="FFFFFF" w:color="auto" w:val="clear"/>
+                  <w:tcMar>
+                    <w:top w:type="dxa" w:w="80"/>
+                    <w:left w:type="dxa" w:w="120"/>
+                    <w:bottom w:type="dxa" w:w="80"/>
+                    <w:right w:type="dxa" w:w="120"/>
+                  </w:tcMar>
+                  <w:vAlign w:val="center"/>
+                </w:tcPr>
+                <w:p>
+                  <w:pPr>
+                    <w:spacing w:after="0" w:before="0"/>
+                  </w:pPr>
+                  <w:r>
+                    <w:rPr>
+                      <w:rFonts w:ascii="Arial" w:cs="Arial" w:eastAsia="Arial" w:hAnsi="Arial"/>
+                      <w:sz w:val="21"/>
+                      <w:szCs w:val="21"/>
+                    </w:rPr>
+                    <w:t xml:space="preserve">This program should display Age: 13. Find the mistake and put it right.</w:t>
+                  </w:r>
+                </w:p>
+              </w:tc>
+              <w:tc>
+                <w:tcPr>
+                  <w:tcW w:type="dxa" w:w="2506"/>
+                  <w:tcBorders>
+                    <w:top w:val="single" w:color="B7C2D1" w:sz="4"/>
+                    <w:left w:val="single" w:color="B7C2D1" w:sz="4"/>
+                    <w:bottom w:val="single" w:color="B7C2D1" w:sz="4"/>
+                    <w:right w:val="single" w:color="B7C2D1" w:sz="4"/>
+                  </w:tcBorders>
+                  <w:shd w:fill="FFFFFF" w:color="auto" w:val="clear"/>
+                  <w:tcMar>
+                    <w:top w:type="dxa" w:w="80"/>
+                    <w:left w:type="dxa" w:w="120"/>
+                    <w:bottom w:type="dxa" w:w="80"/>
+                    <w:right w:type="dxa" w:w="120"/>
+                  </w:tcMar>
+                  <w:vAlign w:val="center"/>
+                </w:tcPr>
+                <w:p>
+                  <w:pPr>
+                    <w:spacing w:after="0" w:before="0"/>
+                  </w:pPr>
+                  <w:r>
+                    <w:rPr>
+                      <w:rFonts w:ascii="Arial" w:cs="Arial" w:eastAsia="Arial" w:hAnsi="Arial"/>
+                      <w:b w:val="false"/>
+                      <w:bCs w:val="false"/>
+                      <w:sz w:val="21"/>
+                      <w:szCs w:val="21"/>
+                    </w:rPr>
+                    <w:t xml:space="preserve">Fix it</w:t>
+                  </w:r>
+                </w:p>
+              </w:tc>
+              <w:tc>
+                <w:tcPr>
+                  <w:tcW w:type="dxa" w:w="2506"/>
+                  <w:tcBorders>
+                    <w:top w:val="single" w:color="B7C2D1" w:sz="4"/>
+                    <w:left w:val="single" w:color="B7C2D1" w:sz="4"/>
+                    <w:bottom w:val="single" w:color="B7C2D1" w:sz="4"/>
+                    <w:right w:val="single" w:color="B7C2D1" w:sz="4"/>
+                  </w:tcBorders>
+                  <w:shd w:fill="FFFFFF" w:color="auto" w:val="clear"/>
+                  <w:tcMar>
+                    <w:top w:type="dxa" w:w="80"/>
+                    <w:left w:type="dxa" w:w="120"/>
+                    <w:bottom w:type="dxa" w:w="80"/>
+                    <w:right w:type="dxa" w:w="120"/>
+                  </w:tcMar>
+                  <w:vAlign w:val="center"/>
+                </w:tcPr>
+                <w:p>
+                  <w:pPr>
+                    <w:spacing w:after="0" w:before="0"/>
+                  </w:pPr>
+                  <w:r>
+                    <w:rPr>
+                      <w:rFonts w:ascii="Arial" w:cs="Arial" w:eastAsia="Arial" w:hAnsi="Arial"/>
+                      <w:b w:val="false"/>
+                      <w:bCs w:val="false"/>
+                      <w:sz w:val="21"/>
+                      <w:szCs w:val="21"/>
+                    </w:rPr>
+                    <w:t xml:space="preserve">2</w:t>
+                  </w:r>
+                </w:p>
+              </w:tc>
+              <w:tc>
+                <w:tcPr>
+                  <w:tcW w:type="dxa" w:w="2506"/>
+                  <w:tcBorders>
+                    <w:top w:val="single" w:color="B7C2D1" w:sz="4"/>
+                    <w:left w:val="single" w:color="B7C2D1" w:sz="4"/>
+                    <w:bottom w:val="single" w:color="B7C2D1" w:sz="4"/>
+                    <w:right w:val="single" w:color="B7C2D1" w:sz="4"/>
+                  </w:tcBorders>
+                  <w:shd w:fill="FFFFFF" w:color="auto" w:val="clear"/>
+                  <w:tcMar>
+                    <w:top w:type="dxa" w:w="80"/>
+                    <w:left w:type="dxa" w:w="120"/>
+                    <w:bottom w:type="dxa" w:w="80"/>
+                    <w:right w:type="dxa" w:w="120"/>
+                  </w:tcMar>
+                  <w:vAlign w:val="center"/>
+                </w:tcPr>
+                <w:p>
+                  <w:pPr>
+                    <w:spacing w:after="0" w:before="0"/>
+                  </w:pPr>
+                  <w:r>
+                    <w:rPr>
+                      <w:rFonts w:ascii="Arial" w:cs="Arial" w:eastAsia="Arial" w:hAnsi="Arial"/>
+                      <w:b w:val="false"/>
+                      <w:bCs w:val="false"/>
+                      <w:sz w:val="21"/>
+                      <w:szCs w:val="21"/>
+                    </w:rPr>
+                    <w:t xml:space="preserve"/>
+                  </w:r>
+                </w:p>
+              </w:tc>
+            </w:tr>
+            <w:tr>
+              <w:trPr>
+                <w:cantSplit/>
+                <w:trHeight w:val="360" w:hRule="atLeast"/>
+              </w:trPr>
+              <w:tc>
+                <w:tcPr>
+                  <w:tcW w:type="dxa" w:w="2506"/>
+                  <w:tcBorders>
+                    <w:top w:val="single" w:color="B7C2D1" w:sz="4"/>
+                    <w:left w:val="single" w:color="B7C2D1" w:sz="4"/>
+                    <w:bottom w:val="single" w:color="B7C2D1" w:sz="4"/>
+                    <w:right w:val="single" w:color="B7C2D1" w:sz="4"/>
+                  </w:tcBorders>
+                  <w:shd w:fill="FFFFFF" w:color="auto" w:val="clear"/>
+                  <w:tcMar>
+                    <w:top w:type="dxa" w:w="80"/>
+                    <w:left w:type="dxa" w:w="120"/>
+                    <w:bottom w:type="dxa" w:w="80"/>
+                    <w:right w:type="dxa" w:w="120"/>
+                  </w:tcMar>
+                  <w:vAlign w:val="center"/>
+                </w:tcPr>
+                <w:p>
+                  <w:pPr>
+                    <w:spacing w:after="0" w:before="0"/>
+                  </w:pPr>
+                  <w:r>
+                    <w:rPr>
+                      <w:rFonts w:ascii="Arial" w:cs="Arial" w:eastAsia="Arial" w:hAnsi="Arial"/>
+                      <w:sz w:val="21"/>
+                      <w:szCs w:val="21"/>
+                    </w:rPr>
+                    <w:t xml:space="preserve">Ask the user for a town. Then ask for its county. Display the two joined with one space between them.</w:t>
+                  </w:r>
+                </w:p>
+              </w:tc>
+              <w:tc>
+                <w:tcPr>
+                  <w:tcW w:type="dxa" w:w="2506"/>
+                  <w:tcBorders>
+                    <w:top w:val="single" w:color="B7C2D1" w:sz="4"/>
+                    <w:left w:val="single" w:color="B7C2D1" w:sz="4"/>
+                    <w:bottom w:val="single" w:color="B7C2D1" w:sz="4"/>
+                    <w:right w:val="single" w:color="B7C2D1" w:sz="4"/>
+                  </w:tcBorders>
+                  <w:shd w:fill="FFFFFF" w:color="auto" w:val="clear"/>
+                  <w:tcMar>
+                    <w:top w:type="dxa" w:w="80"/>
+                    <w:left w:type="dxa" w:w="120"/>
+                    <w:bottom w:type="dxa" w:w="80"/>
+                    <w:right w:type="dxa" w:w="120"/>
+                  </w:tcMar>
+                  <w:vAlign w:val="center"/>
+                </w:tcPr>
+                <w:p>
+                  <w:pPr>
+                    <w:spacing w:after="0" w:before="0"/>
+                  </w:pPr>
+                  <w:r>
+                    <w:rPr>
+                      <w:rFonts w:ascii="Arial" w:cs="Arial" w:eastAsia="Arial" w:hAnsi="Arial"/>
+                      <w:b w:val="false"/>
+                      <w:bCs w:val="false"/>
+                      <w:sz w:val="21"/>
+                      <w:szCs w:val="21"/>
+                    </w:rPr>
+                    <w:t xml:space="preserve">Write it</w:t>
+                  </w:r>
+                </w:p>
+              </w:tc>
+              <w:tc>
+                <w:tcPr>
+                  <w:tcW w:type="dxa" w:w="2506"/>
+                  <w:tcBorders>
+                    <w:top w:val="single" w:color="B7C2D1" w:sz="4"/>
+                    <w:left w:val="single" w:color="B7C2D1" w:sz="4"/>
+                    <w:bottom w:val="single" w:color="B7C2D1" w:sz="4"/>
+                    <w:right w:val="single" w:color="B7C2D1" w:sz="4"/>
+                  </w:tcBorders>
+                  <w:shd w:fill="FFFFFF" w:color="auto" w:val="clear"/>
+                  <w:tcMar>
+                    <w:top w:type="dxa" w:w="80"/>
+                    <w:left w:type="dxa" w:w="120"/>
+                    <w:bottom w:type="dxa" w:w="80"/>
+                    <w:right w:type="dxa" w:w="120"/>
+                  </w:tcMar>
+                  <w:vAlign w:val="center"/>
+                </w:tcPr>
+                <w:p>
+                  <w:pPr>
+                    <w:spacing w:after="0" w:before="0"/>
+                  </w:pPr>
+                  <w:r>
+                    <w:rPr>
+                      <w:rFonts w:ascii="Arial" w:cs="Arial" w:eastAsia="Arial" w:hAnsi="Arial"/>
+                      <w:b w:val="false"/>
+                      <w:bCs w:val="false"/>
+                      <w:sz w:val="21"/>
+                      <w:szCs w:val="21"/>
+                    </w:rPr>
+                    <w:t xml:space="preserve">2</w:t>
+                  </w:r>
+                </w:p>
+              </w:tc>
+              <w:tc>
+                <w:tcPr>
+                  <w:tcW w:type="dxa" w:w="2506"/>
+                  <w:tcBorders>
+                    <w:top w:val="single" w:color="B7C2D1" w:sz="4"/>
+                    <w:left w:val="single" w:color="B7C2D1" w:sz="4"/>
+                    <w:bottom w:val="single" w:color="B7C2D1" w:sz="4"/>
+                    <w:right w:val="single" w:color="B7C2D1" w:sz="4"/>
+                  </w:tcBorders>
+                  <w:shd w:fill="FFFFFF" w:color="auto" w:val="clear"/>
+                  <w:tcMar>
+                    <w:top w:type="dxa" w:w="80"/>
+                    <w:left w:type="dxa" w:w="120"/>
+                    <w:bottom w:type="dxa" w:w="80"/>
+                    <w:right w:type="dxa" w:w="120"/>
+                  </w:tcMar>
+                  <w:vAlign w:val="center"/>
+                </w:tcPr>
+                <w:p>
+                  <w:pPr>
+                    <w:spacing w:after="0" w:before="0"/>
+                  </w:pPr>
+                  <w:r>
+                    <w:rPr>
+                      <w:rFonts w:ascii="Arial" w:cs="Arial" w:eastAsia="Arial" w:hAnsi="Arial"/>
+                      <w:b w:val="false"/>
+                      <w:bCs w:val="false"/>
+                      <w:sz w:val="21"/>
+                      <w:szCs w:val="21"/>
+                    </w:rPr>
+                    <w:t xml:space="preserve"/>
+                  </w:r>
+                </w:p>
+              </w:tc>
+            </w:tr>
+            <w:tr>
+              <w:trPr>
+                <w:cantSplit/>
+                <w:trHeight w:val="360" w:hRule="atLeast"/>
+              </w:trPr>
+              <w:tc>
+                <w:tcPr>
+                  <w:tcW w:type="dxa" w:w="2506"/>
+                  <w:tcBorders>
+                    <w:top w:val="single" w:color="B7C2D1" w:sz="4"/>
+                    <w:left w:val="single" w:color="B7C2D1" w:sz="4"/>
+                    <w:bottom w:val="single" w:color="B7C2D1" w:sz="4"/>
+                    <w:right w:val="single" w:color="B7C2D1" w:sz="4"/>
+                  </w:tcBorders>
+                  <w:shd w:fill="FFFFFF" w:color="auto" w:val="clear"/>
+                  <w:tcMar>
+                    <w:top w:type="dxa" w:w="80"/>
+                    <w:left w:type="dxa" w:w="120"/>
+                    <w:bottom w:type="dxa" w:w="80"/>
+                    <w:right w:type="dxa" w:w="120"/>
+                  </w:tcMar>
+                  <w:vAlign w:val="center"/>
+                </w:tcPr>
+                <w:p>
+                  <w:pPr>
+                    <w:spacing w:after="0" w:before="0"/>
+                  </w:pPr>
+                  <w:r>
+                    <w:rPr>
+                      <w:rFonts w:ascii="Arial" w:cs="Arial" w:eastAsia="Arial" w:hAnsi="Arial"/>
+                      <w:sz w:val="21"/>
+                      <w:szCs w:val="21"/>
+                    </w:rPr>
+                    <w:t xml:space="preserve">Ask the user for a colour. Display the line The colour is [colour].</w:t>
+                  </w:r>
+                </w:p>
+              </w:tc>
+              <w:tc>
+                <w:tcPr>
+                  <w:tcW w:type="dxa" w:w="2506"/>
+                  <w:tcBorders>
+                    <w:top w:val="single" w:color="B7C2D1" w:sz="4"/>
+                    <w:left w:val="single" w:color="B7C2D1" w:sz="4"/>
+                    <w:bottom w:val="single" w:color="B7C2D1" w:sz="4"/>
+                    <w:right w:val="single" w:color="B7C2D1" w:sz="4"/>
+                  </w:tcBorders>
+                  <w:shd w:fill="FFFFFF" w:color="auto" w:val="clear"/>
+                  <w:tcMar>
+                    <w:top w:type="dxa" w:w="80"/>
+                    <w:left w:type="dxa" w:w="120"/>
+                    <w:bottom w:type="dxa" w:w="80"/>
+                    <w:right w:type="dxa" w:w="120"/>
+                  </w:tcMar>
+                  <w:vAlign w:val="center"/>
+                </w:tcPr>
+                <w:p>
+                  <w:pPr>
+                    <w:spacing w:after="0" w:before="0"/>
+                  </w:pPr>
+                  <w:r>
+                    <w:rPr>
+                      <w:rFonts w:ascii="Arial" w:cs="Arial" w:eastAsia="Arial" w:hAnsi="Arial"/>
+                      <w:b w:val="false"/>
+                      <w:bCs w:val="false"/>
+                      <w:sz w:val="21"/>
+                      <w:szCs w:val="21"/>
+                    </w:rPr>
+                    <w:t xml:space="preserve">Write it</w:t>
+                  </w:r>
+                </w:p>
+              </w:tc>
+              <w:tc>
+                <w:tcPr>
+                  <w:tcW w:type="dxa" w:w="2506"/>
+                  <w:tcBorders>
+                    <w:top w:val="single" w:color="B7C2D1" w:sz="4"/>
+                    <w:left w:val="single" w:color="B7C2D1" w:sz="4"/>
+                    <w:bottom w:val="single" w:color="B7C2D1" w:sz="4"/>
+                    <w:right w:val="single" w:color="B7C2D1" w:sz="4"/>
+                  </w:tcBorders>
+                  <w:shd w:fill="FFFFFF" w:color="auto" w:val="clear"/>
+                  <w:tcMar>
+                    <w:top w:type="dxa" w:w="80"/>
+                    <w:left w:type="dxa" w:w="120"/>
+                    <w:bottom w:type="dxa" w:w="80"/>
+                    <w:right w:type="dxa" w:w="120"/>
+                  </w:tcMar>
+                  <w:vAlign w:val="center"/>
+                </w:tcPr>
+                <w:p>
+                  <w:pPr>
+                    <w:spacing w:after="0" w:before="0"/>
+                  </w:pPr>
+                  <w:r>
+                    <w:rPr>
+                      <w:rFonts w:ascii="Arial" w:cs="Arial" w:eastAsia="Arial" w:hAnsi="Arial"/>
+                      <w:b w:val="false"/>
+                      <w:bCs w:val="false"/>
+                      <w:sz w:val="21"/>
+                      <w:szCs w:val="21"/>
+                    </w:rPr>
+                    <w:t xml:space="preserve">2</w:t>
+                  </w:r>
+                </w:p>
+              </w:tc>
+              <w:tc>
+                <w:tcPr>
+                  <w:tcW w:type="dxa" w:w="2506"/>
+                  <w:tcBorders>
+                    <w:top w:val="single" w:color="B7C2D1" w:sz="4"/>
+                    <w:left w:val="single" w:color="B7C2D1" w:sz="4"/>
+                    <w:bottom w:val="single" w:color="B7C2D1" w:sz="4"/>
+                    <w:right w:val="single" w:color="B7C2D1" w:sz="4"/>
+                  </w:tcBorders>
+                  <w:shd w:fill="FFFFFF" w:color="auto" w:val="clear"/>
+                  <w:tcMar>
+                    <w:top w:type="dxa" w:w="80"/>
+                    <w:left w:type="dxa" w:w="120"/>
+                    <w:bottom w:type="dxa" w:w="80"/>
+                    <w:right w:type="dxa" w:w="120"/>
+                  </w:tcMar>
+                  <w:vAlign w:val="center"/>
+                </w:tcPr>
+                <w:p>
+                  <w:pPr>
+                    <w:spacing w:after="0" w:before="0"/>
+                  </w:pPr>
+                  <w:r>
+                    <w:rPr>
+                      <w:rFonts w:ascii="Arial" w:cs="Arial" w:eastAsia="Arial" w:hAnsi="Arial"/>
+                      <w:b w:val="false"/>
+                      <w:bCs w:val="false"/>
+                      <w:sz w:val="21"/>
+                      <w:szCs w:val="21"/>
+                    </w:rPr>
+                    <w:t xml:space="preserve"/>
+                  </w:r>
+                </w:p>
+              </w:tc>
+            </w:tr>
+            <w:tr>
+              <w:trPr>
+                <w:cantSplit/>
+                <w:trHeight w:val="360" w:hRule="atLeast"/>
+              </w:trPr>
+              <w:tc>
+                <w:tcPr>
+                  <w:tcW w:type="dxa" w:w="2506"/>
+                  <w:tcBorders>
+                    <w:top w:val="single" w:color="B7C2D1" w:sz="4"/>
+                    <w:left w:val="single" w:color="B7C2D1" w:sz="4"/>
+                    <w:bottom w:val="single" w:color="B7C2D1" w:sz="4"/>
+                    <w:right w:val="single" w:color="B7C2D1" w:sz="4"/>
+                  </w:tcBorders>
+                  <w:shd w:fill="FFFFFF" w:color="auto" w:val="clear"/>
+                  <w:tcMar>
+                    <w:top w:type="dxa" w:w="80"/>
+                    <w:left w:type="dxa" w:w="120"/>
+                    <w:bottom w:type="dxa" w:w="80"/>
+                    <w:right w:type="dxa" w:w="120"/>
+                  </w:tcMar>
+                  <w:vAlign w:val="center"/>
+                </w:tcPr>
+                <w:p>
+                  <w:pPr>
+                    <w:spacing w:after="0" w:before="0"/>
+                  </w:pPr>
+                  <w:r>
+                    <w:rPr>
+                      <w:rFonts w:ascii="Arial" w:cs="Arial" w:eastAsia="Arial" w:hAnsi="Arial"/>
+                      <w:sz w:val="21"/>
+                      <w:szCs w:val="21"/>
+                    </w:rPr>
+                    <w:t xml:space="preserve">Ask the user for a word. Display the word three times on one line, with one space between each one.</w:t>
+                  </w:r>
+                </w:p>
+              </w:tc>
+              <w:tc>
+                <w:tcPr>
+                  <w:tcW w:type="dxa" w:w="2506"/>
+                  <w:tcBorders>
+                    <w:top w:val="single" w:color="B7C2D1" w:sz="4"/>
+                    <w:left w:val="single" w:color="B7C2D1" w:sz="4"/>
+                    <w:bottom w:val="single" w:color="B7C2D1" w:sz="4"/>
+                    <w:right w:val="single" w:color="B7C2D1" w:sz="4"/>
+                  </w:tcBorders>
+                  <w:shd w:fill="FFFFFF" w:color="auto" w:val="clear"/>
+                  <w:tcMar>
+                    <w:top w:type="dxa" w:w="80"/>
+                    <w:left w:type="dxa" w:w="120"/>
+                    <w:bottom w:type="dxa" w:w="80"/>
+                    <w:right w:type="dxa" w:w="120"/>
+                  </w:tcMar>
+                  <w:vAlign w:val="center"/>
+                </w:tcPr>
+                <w:p>
+                  <w:pPr>
+                    <w:spacing w:after="0" w:before="0"/>
+                  </w:pPr>
+                  <w:r>
+                    <w:rPr>
+                      <w:rFonts w:ascii="Arial" w:cs="Arial" w:eastAsia="Arial" w:hAnsi="Arial"/>
+                      <w:b w:val="false"/>
+                      <w:bCs w:val="false"/>
+                      <w:sz w:val="21"/>
+                      <w:szCs w:val="21"/>
+                    </w:rPr>
+                    <w:t xml:space="preserve">Challenge (optional)</w:t>
+                  </w:r>
+                </w:p>
+              </w:tc>
+              <w:tc>
+                <w:tcPr>
+                  <w:tcW w:type="dxa" w:w="2506"/>
+                  <w:tcBorders>
+                    <w:top w:val="single" w:color="B7C2D1" w:sz="4"/>
+                    <w:left w:val="single" w:color="B7C2D1" w:sz="4"/>
+                    <w:bottom w:val="single" w:color="B7C2D1" w:sz="4"/>
+                    <w:right w:val="single" w:color="B7C2D1" w:sz="4"/>
+                  </w:tcBorders>
+                  <w:shd w:fill="FFFFFF" w:color="auto" w:val="clear"/>
+                  <w:tcMar>
+                    <w:top w:type="dxa" w:w="80"/>
+                    <w:left w:type="dxa" w:w="120"/>
+                    <w:bottom w:type="dxa" w:w="80"/>
+                    <w:right w:type="dxa" w:w="120"/>
+                  </w:tcMar>
+                  <w:vAlign w:val="center"/>
+                </w:tcPr>
+                <w:p>
+                  <w:pPr>
+                    <w:spacing w:after="0" w:before="0"/>
+                  </w:pPr>
+                  <w:r>
+                    <w:rPr>
+                      <w:rFonts w:ascii="Arial" w:cs="Arial" w:eastAsia="Arial" w:hAnsi="Arial"/>
+                      <w:b w:val="false"/>
+                      <w:bCs w:val="false"/>
+                      <w:sz w:val="21"/>
+                      <w:szCs w:val="21"/>
+                    </w:rPr>
+                    <w:t xml:space="preserve">3</w:t>
+                  </w:r>
+                </w:p>
+              </w:tc>
+              <w:tc>
+                <w:tcPr>
+                  <w:tcW w:type="dxa" w:w="2506"/>
                   <w:tcBorders>
                     <w:top w:val="single" w:color="B7C2D1" w:sz="4"/>
                     <w:left w:val="single" w:color="B7C2D1" w:sz="4"/>
@@ -5151,7 +8995,7 @@
                 <w:sz w:val="21"/>
                 <w:szCs w:val="21"/>
               </w:rPr>
-              <w:t xml:space="preserve">Plan the one you found hardest: inputs, what happens to them, what is printed.</w:t>
+              <w:t xml:space="preserve">Plan the one you found hardest: what is typed in, what happens to it, what is displayed.</w:t>
             </w:r>
           </w:p>
           <w:tbl>
@@ -5577,12 +9421,12 @@
                 <w:sz w:val="21"/>
                 <w:szCs w:val="21"/>
               </w:rPr>
-              <w:t xml:space="preserve">Tick each one off as its tests pass in the editor</w:t>
+              <w:t xml:space="preserve">Tick each one off as you finish it in the editor</w:t>
             </w:r>
           </w:p>
           <w:tbl>
             <w:tblPr>
-              <w:tblW w:type="dxa" w:w="10026"/>
+              <w:tblW w:type="dxa" w:w="10024"/>
               <w:tblBorders>
                 <w:top w:val="single" w:color="auto" w:sz="4"/>
                 <w:left w:val="single" w:color="auto" w:sz="4"/>
@@ -5593,9 +9437,10 @@
               </w:tblBorders>
             </w:tblPr>
             <w:tblGrid>
-              <w:gridCol w:w="3342"/>
-              <w:gridCol w:w="3342"/>
-              <w:gridCol w:w="3342"/>
+              <w:gridCol w:w="2506"/>
+              <w:gridCol w:w="2506"/>
+              <w:gridCol w:w="2506"/>
+              <w:gridCol w:w="2506"/>
             </w:tblGrid>
             <w:tr>
               <w:trPr>
@@ -5604,7 +9449,7 @@
               </w:trPr>
               <w:tc>
                 <w:tcPr>
-                  <w:tcW w:type="dxa" w:w="3342"/>
+                  <w:tcW w:type="dxa" w:w="2506"/>
                   <w:tcBorders>
                     <w:top w:val="single" w:color="B7C2D1" w:sz="4"/>
                     <w:left w:val="single" w:color="B7C2D1" w:sz="4"/>
@@ -5632,13 +9477,13 @@
                       <w:sz w:val="20"/>
                       <w:szCs w:val="20"/>
                     </w:rPr>
-                    <w:t xml:space="preserve">Program</w:t>
-                  </w:r>
-                </w:p>
-              </w:tc>
-              <w:tc>
-                <w:tcPr>
-                  <w:tcW w:type="dxa" w:w="3342"/>
+                    <w:t xml:space="preserve">Activity</w:t>
+                  </w:r>
+                </w:p>
+              </w:tc>
+              <w:tc>
+                <w:tcPr>
+                  <w:tcW w:type="dxa" w:w="2506"/>
                   <w:tcBorders>
                     <w:top w:val="single" w:color="B7C2D1" w:sz="4"/>
                     <w:left w:val="single" w:color="B7C2D1" w:sz="4"/>
@@ -5666,13 +9511,47 @@
                       <w:sz w:val="20"/>
                       <w:szCs w:val="20"/>
                     </w:rPr>
+                    <w:t xml:space="preserve">What to do</w:t>
+                  </w:r>
+                </w:p>
+              </w:tc>
+              <w:tc>
+                <w:tcPr>
+                  <w:tcW w:type="dxa" w:w="2506"/>
+                  <w:tcBorders>
+                    <w:top w:val="single" w:color="B7C2D1" w:sz="4"/>
+                    <w:left w:val="single" w:color="B7C2D1" w:sz="4"/>
+                    <w:bottom w:val="single" w:color="B7C2D1" w:sz="4"/>
+                    <w:right w:val="single" w:color="B7C2D1" w:sz="4"/>
+                  </w:tcBorders>
+                  <w:shd w:fill="E6ECF5" w:color="auto" w:val="clear"/>
+                  <w:tcMar>
+                    <w:top w:type="dxa" w:w="80"/>
+                    <w:left w:type="dxa" w:w="120"/>
+                    <w:bottom w:type="dxa" w:w="80"/>
+                    <w:right w:type="dxa" w:w="120"/>
+                  </w:tcMar>
+                  <w:vAlign w:val="center"/>
+                </w:tcPr>
+                <w:p>
+                  <w:pPr>
+                    <w:spacing w:after="0" w:before="0"/>
+                  </w:pPr>
+                  <w:r>
+                    <w:rPr>
+                      <w:rFonts w:ascii="Arial" w:cs="Arial" w:eastAsia="Arial" w:hAnsi="Arial"/>
+                      <w:b/>
+                      <w:bCs/>
+                      <w:sz w:val="20"/>
+                      <w:szCs w:val="20"/>
+                    </w:rPr>
                     <w:t xml:space="preserve">Marks</w:t>
                   </w:r>
                 </w:p>
               </w:tc>
               <w:tc>
                 <w:tcPr>
-                  <w:tcW w:type="dxa" w:w="3342"/>
+                  <w:tcW w:type="dxa" w:w="2506"/>
                   <w:tcBorders>
                     <w:top w:val="single" w:color="B7C2D1" w:sz="4"/>
                     <w:left w:val="single" w:color="B7C2D1" w:sz="4"/>
@@ -5712,73 +9591,107 @@
               </w:trPr>
               <w:tc>
                 <w:tcPr>
-                  <w:tcW w:type="dxa" w:w="3342"/>
-                  <w:tcBorders>
-                    <w:top w:val="single" w:color="B7C2D1" w:sz="4"/>
-                    <w:left w:val="single" w:color="B7C2D1" w:sz="4"/>
-                    <w:bottom w:val="single" w:color="B7C2D1" w:sz="4"/>
-                    <w:right w:val="single" w:color="B7C2D1" w:sz="4"/>
-                  </w:tcBorders>
-                  <w:shd w:fill="FFFFFF" w:color="auto" w:val="clear"/>
-                  <w:tcMar>
-                    <w:top w:type="dxa" w:w="80"/>
-                    <w:left w:type="dxa" w:w="120"/>
-                    <w:bottom w:type="dxa" w:w="80"/>
-                    <w:right w:type="dxa" w:w="120"/>
-                  </w:tcMar>
-                  <w:vAlign w:val="center"/>
-                </w:tcPr>
-                <w:p>
-                  <w:pPr>
-                    <w:spacing w:after="0" w:before="0"/>
-                  </w:pPr>
-                  <w:r>
-                    <w:rPr>
-                      <w:rFonts w:ascii="Arial" w:cs="Arial" w:eastAsia="Arial" w:hAnsi="Arial"/>
-                      <w:sz w:val="21"/>
-                      <w:szCs w:val="21"/>
-                    </w:rPr>
-                    <w:t xml:space="preserve">Ask the user for a whole number. Add 1 to it. Display [answer] and nothing else.</w:t>
-                  </w:r>
-                </w:p>
-              </w:tc>
-              <w:tc>
-                <w:tcPr>
-                  <w:tcW w:type="dxa" w:w="3342"/>
-                  <w:tcBorders>
-                    <w:top w:val="single" w:color="B7C2D1" w:sz="4"/>
-                    <w:left w:val="single" w:color="B7C2D1" w:sz="4"/>
-                    <w:bottom w:val="single" w:color="B7C2D1" w:sz="4"/>
-                    <w:right w:val="single" w:color="B7C2D1" w:sz="4"/>
-                  </w:tcBorders>
-                  <w:shd w:fill="FFFFFF" w:color="auto" w:val="clear"/>
-                  <w:tcMar>
-                    <w:top w:type="dxa" w:w="80"/>
-                    <w:left w:type="dxa" w:w="120"/>
-                    <w:bottom w:type="dxa" w:w="80"/>
-                    <w:right w:type="dxa" w:w="120"/>
-                  </w:tcMar>
-                  <w:vAlign w:val="center"/>
-                </w:tcPr>
-                <w:p>
-                  <w:pPr>
-                    <w:spacing w:after="0" w:before="0"/>
-                  </w:pPr>
-                  <w:r>
-                    <w:rPr>
-                      <w:rFonts w:ascii="Arial" w:cs="Arial" w:eastAsia="Arial" w:hAnsi="Arial"/>
-                      <w:b w:val="false"/>
-                      <w:bCs w:val="false"/>
-                      <w:sz w:val="21"/>
-                      <w:szCs w:val="21"/>
-                    </w:rPr>
-                    <w:t xml:space="preserve">2</w:t>
-                  </w:r>
-                </w:p>
-              </w:tc>
-              <w:tc>
-                <w:tcPr>
-                  <w:tcW w:type="dxa" w:w="3342"/>
+                  <w:tcW w:type="dxa" w:w="2506"/>
+                  <w:tcBorders>
+                    <w:top w:val="single" w:color="B7C2D1" w:sz="4"/>
+                    <w:left w:val="single" w:color="B7C2D1" w:sz="4"/>
+                    <w:bottom w:val="single" w:color="B7C2D1" w:sz="4"/>
+                    <w:right w:val="single" w:color="B7C2D1" w:sz="4"/>
+                  </w:tcBorders>
+                  <w:shd w:fill="FFFFFF" w:color="auto" w:val="clear"/>
+                  <w:tcMar>
+                    <w:top w:type="dxa" w:w="80"/>
+                    <w:left w:type="dxa" w:w="120"/>
+                    <w:bottom w:type="dxa" w:w="80"/>
+                    <w:right w:type="dxa" w:w="120"/>
+                  </w:tcMar>
+                  <w:vAlign w:val="center"/>
+                </w:tcPr>
+                <w:p>
+                  <w:pPr>
+                    <w:spacing w:after="0" w:before="0"/>
+                  </w:pPr>
+                  <w:r>
+                    <w:rPr>
+                      <w:rFonts w:ascii="Arial" w:cs="Arial" w:eastAsia="Arial" w:hAnsi="Arial"/>
+                      <w:sz w:val="21"/>
+                      <w:szCs w:val="21"/>
+                    </w:rPr>
+                    <w:t xml:space="preserve">Press Run. Type 5 when the program waits. Watch what the two lines display.</w:t>
+                  </w:r>
+                </w:p>
+              </w:tc>
+              <w:tc>
+                <w:tcPr>
+                  <w:tcW w:type="dxa" w:w="2506"/>
+                  <w:tcBorders>
+                    <w:top w:val="single" w:color="B7C2D1" w:sz="4"/>
+                    <w:left w:val="single" w:color="B7C2D1" w:sz="4"/>
+                    <w:bottom w:val="single" w:color="B7C2D1" w:sz="4"/>
+                    <w:right w:val="single" w:color="B7C2D1" w:sz="4"/>
+                  </w:tcBorders>
+                  <w:shd w:fill="FFFFFF" w:color="auto" w:val="clear"/>
+                  <w:tcMar>
+                    <w:top w:type="dxa" w:w="80"/>
+                    <w:left w:type="dxa" w:w="120"/>
+                    <w:bottom w:type="dxa" w:w="80"/>
+                    <w:right w:type="dxa" w:w="120"/>
+                  </w:tcMar>
+                  <w:vAlign w:val="center"/>
+                </w:tcPr>
+                <w:p>
+                  <w:pPr>
+                    <w:spacing w:after="0" w:before="0"/>
+                  </w:pPr>
+                  <w:r>
+                    <w:rPr>
+                      <w:rFonts w:ascii="Arial" w:cs="Arial" w:eastAsia="Arial" w:hAnsi="Arial"/>
+                      <w:b w:val="false"/>
+                      <w:bCs w:val="false"/>
+                      <w:sz w:val="21"/>
+                      <w:szCs w:val="21"/>
+                    </w:rPr>
+                    <w:t xml:space="preserve">Run it</w:t>
+                  </w:r>
+                </w:p>
+              </w:tc>
+              <w:tc>
+                <w:tcPr>
+                  <w:tcW w:type="dxa" w:w="2506"/>
+                  <w:tcBorders>
+                    <w:top w:val="single" w:color="B7C2D1" w:sz="4"/>
+                    <w:left w:val="single" w:color="B7C2D1" w:sz="4"/>
+                    <w:bottom w:val="single" w:color="B7C2D1" w:sz="4"/>
+                    <w:right w:val="single" w:color="B7C2D1" w:sz="4"/>
+                  </w:tcBorders>
+                  <w:shd w:fill="FFFFFF" w:color="auto" w:val="clear"/>
+                  <w:tcMar>
+                    <w:top w:type="dxa" w:w="80"/>
+                    <w:left w:type="dxa" w:w="120"/>
+                    <w:bottom w:type="dxa" w:w="80"/>
+                    <w:right w:type="dxa" w:w="120"/>
+                  </w:tcMar>
+                  <w:vAlign w:val="center"/>
+                </w:tcPr>
+                <w:p>
+                  <w:pPr>
+                    <w:spacing w:after="0" w:before="0"/>
+                  </w:pPr>
+                  <w:r>
+                    <w:rPr>
+                      <w:rFonts w:ascii="Arial" w:cs="Arial" w:eastAsia="Arial" w:hAnsi="Arial"/>
+                      <w:b w:val="false"/>
+                      <w:bCs w:val="false"/>
+                      <w:sz w:val="21"/>
+                      <w:szCs w:val="21"/>
+                    </w:rPr>
+                    <w:t xml:space="preserve">1</w:t>
+                  </w:r>
+                </w:p>
+              </w:tc>
+              <w:tc>
+                <w:tcPr>
+                  <w:tcW w:type="dxa" w:w="2506"/>
                   <w:tcBorders>
                     <w:top w:val="single" w:color="B7C2D1" w:sz="4"/>
                     <w:left w:val="single" w:color="B7C2D1" w:sz="4"/>
@@ -5818,73 +9731,107 @@
               </w:trPr>
               <w:tc>
                 <w:tcPr>
-                  <w:tcW w:type="dxa" w:w="3342"/>
-                  <w:tcBorders>
-                    <w:top w:val="single" w:color="B7C2D1" w:sz="4"/>
-                    <w:left w:val="single" w:color="B7C2D1" w:sz="4"/>
-                    <w:bottom w:val="single" w:color="B7C2D1" w:sz="4"/>
-                    <w:right w:val="single" w:color="B7C2D1" w:sz="4"/>
-                  </w:tcBorders>
-                  <w:shd w:fill="FFFFFF" w:color="auto" w:val="clear"/>
-                  <w:tcMar>
-                    <w:top w:type="dxa" w:w="80"/>
-                    <w:left w:type="dxa" w:w="120"/>
-                    <w:bottom w:type="dxa" w:w="80"/>
-                    <w:right w:type="dxa" w:w="120"/>
-                  </w:tcMar>
-                  <w:vAlign w:val="center"/>
-                </w:tcPr>
-                <w:p>
-                  <w:pPr>
-                    <w:spacing w:after="0" w:before="0"/>
-                  </w:pPr>
-                  <w:r>
-                    <w:rPr>
-                      <w:rFonts w:ascii="Arial" w:cs="Arial" w:eastAsia="Arial" w:hAnsi="Arial"/>
-                      <w:sz w:val="21"/>
-                      <w:szCs w:val="21"/>
-                    </w:rPr>
-                    <w:t xml:space="preserve">Ask the user for a whole number. Then ask for a second whole number. Add them together. Display [total] and nothing else.</w:t>
-                  </w:r>
-                </w:p>
-              </w:tc>
-              <w:tc>
-                <w:tcPr>
-                  <w:tcW w:type="dxa" w:w="3342"/>
-                  <w:tcBorders>
-                    <w:top w:val="single" w:color="B7C2D1" w:sz="4"/>
-                    <w:left w:val="single" w:color="B7C2D1" w:sz="4"/>
-                    <w:bottom w:val="single" w:color="B7C2D1" w:sz="4"/>
-                    <w:right w:val="single" w:color="B7C2D1" w:sz="4"/>
-                  </w:tcBorders>
-                  <w:shd w:fill="FFFFFF" w:color="auto" w:val="clear"/>
-                  <w:tcMar>
-                    <w:top w:type="dxa" w:w="80"/>
-                    <w:left w:type="dxa" w:w="120"/>
-                    <w:bottom w:type="dxa" w:w="80"/>
-                    <w:right w:type="dxa" w:w="120"/>
-                  </w:tcMar>
-                  <w:vAlign w:val="center"/>
-                </w:tcPr>
-                <w:p>
-                  <w:pPr>
-                    <w:spacing w:after="0" w:before="0"/>
-                  </w:pPr>
-                  <w:r>
-                    <w:rPr>
-                      <w:rFonts w:ascii="Arial" w:cs="Arial" w:eastAsia="Arial" w:hAnsi="Arial"/>
-                      <w:b w:val="false"/>
-                      <w:bCs w:val="false"/>
-                      <w:sz w:val="21"/>
-                      <w:szCs w:val="21"/>
-                    </w:rPr>
-                    <w:t xml:space="preserve">2</w:t>
-                  </w:r>
-                </w:p>
-              </w:tc>
-              <w:tc>
-                <w:tcPr>
-                  <w:tcW w:type="dxa" w:w="3342"/>
+                  <w:tcW w:type="dxa" w:w="2506"/>
+                  <w:tcBorders>
+                    <w:top w:val="single" w:color="B7C2D1" w:sz="4"/>
+                    <w:left w:val="single" w:color="B7C2D1" w:sz="4"/>
+                    <w:bottom w:val="single" w:color="B7C2D1" w:sz="4"/>
+                    <w:right w:val="single" w:color="B7C2D1" w:sz="4"/>
+                  </w:tcBorders>
+                  <w:shd w:fill="FFFFFF" w:color="auto" w:val="clear"/>
+                  <w:tcMar>
+                    <w:top w:type="dxa" w:w="80"/>
+                    <w:left w:type="dxa" w:w="120"/>
+                    <w:bottom w:type="dxa" w:w="80"/>
+                    <w:right w:type="dxa" w:w="120"/>
+                  </w:tcMar>
+                  <w:vAlign w:val="center"/>
+                </w:tcPr>
+                <w:p>
+                  <w:pPr>
+                    <w:spacing w:after="0" w:before="0"/>
+                  </w:pPr>
+                  <w:r>
+                    <w:rPr>
+                      <w:rFonts w:ascii="Arial" w:cs="Arial" w:eastAsia="Arial" w:hAnsi="Arial"/>
+                      <w:sz w:val="21"/>
+                      <w:szCs w:val="21"/>
+                    </w:rPr>
+                    <w:t xml:space="preserve">The user types 4. What will this program display?</w:t>
+                  </w:r>
+                </w:p>
+              </w:tc>
+              <w:tc>
+                <w:tcPr>
+                  <w:tcW w:type="dxa" w:w="2506"/>
+                  <w:tcBorders>
+                    <w:top w:val="single" w:color="B7C2D1" w:sz="4"/>
+                    <w:left w:val="single" w:color="B7C2D1" w:sz="4"/>
+                    <w:bottom w:val="single" w:color="B7C2D1" w:sz="4"/>
+                    <w:right w:val="single" w:color="B7C2D1" w:sz="4"/>
+                  </w:tcBorders>
+                  <w:shd w:fill="FFFFFF" w:color="auto" w:val="clear"/>
+                  <w:tcMar>
+                    <w:top w:type="dxa" w:w="80"/>
+                    <w:left w:type="dxa" w:w="120"/>
+                    <w:bottom w:type="dxa" w:w="80"/>
+                    <w:right w:type="dxa" w:w="120"/>
+                  </w:tcMar>
+                  <w:vAlign w:val="center"/>
+                </w:tcPr>
+                <w:p>
+                  <w:pPr>
+                    <w:spacing w:after="0" w:before="0"/>
+                  </w:pPr>
+                  <w:r>
+                    <w:rPr>
+                      <w:rFonts w:ascii="Arial" w:cs="Arial" w:eastAsia="Arial" w:hAnsi="Arial"/>
+                      <w:b w:val="false"/>
+                      <w:bCs w:val="false"/>
+                      <w:sz w:val="21"/>
+                      <w:szCs w:val="21"/>
+                    </w:rPr>
+                    <w:t xml:space="preserve">Predict</w:t>
+                  </w:r>
+                </w:p>
+              </w:tc>
+              <w:tc>
+                <w:tcPr>
+                  <w:tcW w:type="dxa" w:w="2506"/>
+                  <w:tcBorders>
+                    <w:top w:val="single" w:color="B7C2D1" w:sz="4"/>
+                    <w:left w:val="single" w:color="B7C2D1" w:sz="4"/>
+                    <w:bottom w:val="single" w:color="B7C2D1" w:sz="4"/>
+                    <w:right w:val="single" w:color="B7C2D1" w:sz="4"/>
+                  </w:tcBorders>
+                  <w:shd w:fill="FFFFFF" w:color="auto" w:val="clear"/>
+                  <w:tcMar>
+                    <w:top w:type="dxa" w:w="80"/>
+                    <w:left w:type="dxa" w:w="120"/>
+                    <w:bottom w:type="dxa" w:w="80"/>
+                    <w:right w:type="dxa" w:w="120"/>
+                  </w:tcMar>
+                  <w:vAlign w:val="center"/>
+                </w:tcPr>
+                <w:p>
+                  <w:pPr>
+                    <w:spacing w:after="0" w:before="0"/>
+                  </w:pPr>
+                  <w:r>
+                    <w:rPr>
+                      <w:rFonts w:ascii="Arial" w:cs="Arial" w:eastAsia="Arial" w:hAnsi="Arial"/>
+                      <w:b w:val="false"/>
+                      <w:bCs w:val="false"/>
+                      <w:sz w:val="21"/>
+                      <w:szCs w:val="21"/>
+                    </w:rPr>
+                    <w:t xml:space="preserve">1</w:t>
+                  </w:r>
+                </w:p>
+              </w:tc>
+              <w:tc>
+                <w:tcPr>
+                  <w:tcW w:type="dxa" w:w="2506"/>
                   <w:tcBorders>
                     <w:top w:val="single" w:color="B7C2D1" w:sz="4"/>
                     <w:left w:val="single" w:color="B7C2D1" w:sz="4"/>
@@ -5924,39 +9871,73 @@
               </w:trPr>
               <w:tc>
                 <w:tcPr>
-                  <w:tcW w:type="dxa" w:w="3342"/>
-                  <w:tcBorders>
-                    <w:top w:val="single" w:color="B7C2D1" w:sz="4"/>
-                    <w:left w:val="single" w:color="B7C2D1" w:sz="4"/>
-                    <w:bottom w:val="single" w:color="B7C2D1" w:sz="4"/>
-                    <w:right w:val="single" w:color="B7C2D1" w:sz="4"/>
-                  </w:tcBorders>
-                  <w:shd w:fill="FFFFFF" w:color="auto" w:val="clear"/>
-                  <w:tcMar>
-                    <w:top w:type="dxa" w:w="80"/>
-                    <w:left w:type="dxa" w:w="120"/>
-                    <w:bottom w:type="dxa" w:w="80"/>
-                    <w:right w:type="dxa" w:w="120"/>
-                  </w:tcMar>
-                  <w:vAlign w:val="center"/>
-                </w:tcPr>
-                <w:p>
-                  <w:pPr>
-                    <w:spacing w:after="0" w:before="0"/>
-                  </w:pPr>
-                  <w:r>
-                    <w:rPr>
-                      <w:rFonts w:ascii="Arial" w:cs="Arial" w:eastAsia="Arial" w:hAnsi="Arial"/>
-                      <w:sz w:val="21"/>
-                      <w:szCs w:val="21"/>
-                    </w:rPr>
-                    <w:t xml:space="preserve">Ask the user for a number, which may have a decimal point. Display [number] as a real number and nothing else, so 4 shows as 4.0.</w:t>
-                  </w:r>
-                </w:p>
-              </w:tc>
-              <w:tc>
-                <w:tcPr>
-                  <w:tcW w:type="dxa" w:w="3342"/>
+                  <w:tcW w:type="dxa" w:w="2506"/>
+                  <w:tcBorders>
+                    <w:top w:val="single" w:color="B7C2D1" w:sz="4"/>
+                    <w:left w:val="single" w:color="B7C2D1" w:sz="4"/>
+                    <w:bottom w:val="single" w:color="B7C2D1" w:sz="4"/>
+                    <w:right w:val="single" w:color="B7C2D1" w:sz="4"/>
+                  </w:tcBorders>
+                  <w:shd w:fill="FFFFFF" w:color="auto" w:val="clear"/>
+                  <w:tcMar>
+                    <w:top w:type="dxa" w:w="80"/>
+                    <w:left w:type="dxa" w:w="120"/>
+                    <w:bottom w:type="dxa" w:w="80"/>
+                    <w:right w:type="dxa" w:w="120"/>
+                  </w:tcMar>
+                  <w:vAlign w:val="center"/>
+                </w:tcPr>
+                <w:p>
+                  <w:pPr>
+                    <w:spacing w:after="0" w:before="0"/>
+                  </w:pPr>
+                  <w:r>
+                    <w:rPr>
+                      <w:rFonts w:ascii="Arial" w:cs="Arial" w:eastAsia="Arial" w:hAnsi="Arial"/>
+                      <w:sz w:val="21"/>
+                      <w:szCs w:val="21"/>
+                    </w:rPr>
+                    <w:t xml:space="preserve">Finish the program so it adds 1 to the number the user types.</w:t>
+                  </w:r>
+                </w:p>
+              </w:tc>
+              <w:tc>
+                <w:tcPr>
+                  <w:tcW w:type="dxa" w:w="2506"/>
+                  <w:tcBorders>
+                    <w:top w:val="single" w:color="B7C2D1" w:sz="4"/>
+                    <w:left w:val="single" w:color="B7C2D1" w:sz="4"/>
+                    <w:bottom w:val="single" w:color="B7C2D1" w:sz="4"/>
+                    <w:right w:val="single" w:color="B7C2D1" w:sz="4"/>
+                  </w:tcBorders>
+                  <w:shd w:fill="FFFFFF" w:color="auto" w:val="clear"/>
+                  <w:tcMar>
+                    <w:top w:type="dxa" w:w="80"/>
+                    <w:left w:type="dxa" w:w="120"/>
+                    <w:bottom w:type="dxa" w:w="80"/>
+                    <w:right w:type="dxa" w:w="120"/>
+                  </w:tcMar>
+                  <w:vAlign w:val="center"/>
+                </w:tcPr>
+                <w:p>
+                  <w:pPr>
+                    <w:spacing w:after="0" w:before="0"/>
+                  </w:pPr>
+                  <w:r>
+                    <w:rPr>
+                      <w:rFonts w:ascii="Arial" w:cs="Arial" w:eastAsia="Arial" w:hAnsi="Arial"/>
+                      <w:b w:val="false"/>
+                      <w:bCs w:val="false"/>
+                      <w:sz w:val="21"/>
+                      <w:szCs w:val="21"/>
+                    </w:rPr>
+                    <w:t xml:space="preserve">Complete it</w:t>
+                  </w:r>
+                </w:p>
+              </w:tc>
+              <w:tc>
+                <w:tcPr>
+                  <w:tcW w:type="dxa" w:w="2506"/>
                   <w:tcBorders>
                     <w:top w:val="single" w:color="B7C2D1" w:sz="4"/>
                     <w:left w:val="single" w:color="B7C2D1" w:sz="4"/>
@@ -5990,7 +9971,7 @@
               </w:tc>
               <w:tc>
                 <w:tcPr>
-                  <w:tcW w:type="dxa" w:w="3342"/>
+                  <w:tcW w:type="dxa" w:w="2506"/>
                   <w:tcBorders>
                     <w:top w:val="single" w:color="B7C2D1" w:sz="4"/>
                     <w:left w:val="single" w:color="B7C2D1" w:sz="4"/>
@@ -6030,39 +10011,633 @@
               </w:trPr>
               <w:tc>
                 <w:tcPr>
-                  <w:tcW w:type="dxa" w:w="3342"/>
-                  <w:tcBorders>
-                    <w:top w:val="single" w:color="B7C2D1" w:sz="4"/>
-                    <w:left w:val="single" w:color="B7C2D1" w:sz="4"/>
-                    <w:bottom w:val="single" w:color="B7C2D1" w:sz="4"/>
-                    <w:right w:val="single" w:color="B7C2D1" w:sz="4"/>
-                  </w:tcBorders>
-                  <w:shd w:fill="FFFFFF" w:color="auto" w:val="clear"/>
-                  <w:tcMar>
-                    <w:top w:type="dxa" w:w="80"/>
-                    <w:left w:type="dxa" w:w="120"/>
-                    <w:bottom w:type="dxa" w:w="80"/>
-                    <w:right w:type="dxa" w:w="120"/>
-                  </w:tcMar>
-                  <w:vAlign w:val="center"/>
-                </w:tcPr>
-                <w:p>
-                  <w:pPr>
-                    <w:spacing w:after="0" w:before="0"/>
-                  </w:pPr>
-                  <w:r>
-                    <w:rPr>
-                      <w:rFonts w:ascii="Arial" w:cs="Arial" w:eastAsia="Arial" w:hAnsi="Arial"/>
-                      <w:sz w:val="21"/>
-                      <w:szCs w:val="21"/>
-                    </w:rPr>
-                    <w:t xml:space="preserve">Ask the user for a number, which may have a decimal point. Display one line in the form Value is [number], with the number as a real number, so 4 shows as 4.0.</w:t>
-                  </w:r>
-                </w:p>
-              </w:tc>
-              <w:tc>
-                <w:tcPr>
-                  <w:tcW w:type="dxa" w:w="3342"/>
+                  <w:tcW w:type="dxa" w:w="2506"/>
+                  <w:tcBorders>
+                    <w:top w:val="single" w:color="B7C2D1" w:sz="4"/>
+                    <w:left w:val="single" w:color="B7C2D1" w:sz="4"/>
+                    <w:bottom w:val="single" w:color="B7C2D1" w:sz="4"/>
+                    <w:right w:val="single" w:color="B7C2D1" w:sz="4"/>
+                  </w:tcBorders>
+                  <w:shd w:fill="FFFFFF" w:color="auto" w:val="clear"/>
+                  <w:tcMar>
+                    <w:top w:type="dxa" w:w="80"/>
+                    <w:left w:type="dxa" w:w="120"/>
+                    <w:bottom w:type="dxa" w:w="80"/>
+                    <w:right w:type="dxa" w:w="120"/>
+                  </w:tcMar>
+                  <w:vAlign w:val="center"/>
+                </w:tcPr>
+                <w:p>
+                  <w:pPr>
+                    <w:spacing w:after="0" w:before="0"/>
+                  </w:pPr>
+                  <w:r>
+                    <w:rPr>
+                      <w:rFonts w:ascii="Arial" w:cs="Arial" w:eastAsia="Arial" w:hAnsi="Arial"/>
+                      <w:sz w:val="21"/>
+                      <w:szCs w:val="21"/>
+                    </w:rPr>
+                    <w:t xml:space="preserve">This program should display the number that is 10 bigger than the one typed. Find the mistake and put it right.</w:t>
+                  </w:r>
+                </w:p>
+              </w:tc>
+              <w:tc>
+                <w:tcPr>
+                  <w:tcW w:type="dxa" w:w="2506"/>
+                  <w:tcBorders>
+                    <w:top w:val="single" w:color="B7C2D1" w:sz="4"/>
+                    <w:left w:val="single" w:color="B7C2D1" w:sz="4"/>
+                    <w:bottom w:val="single" w:color="B7C2D1" w:sz="4"/>
+                    <w:right w:val="single" w:color="B7C2D1" w:sz="4"/>
+                  </w:tcBorders>
+                  <w:shd w:fill="FFFFFF" w:color="auto" w:val="clear"/>
+                  <w:tcMar>
+                    <w:top w:type="dxa" w:w="80"/>
+                    <w:left w:type="dxa" w:w="120"/>
+                    <w:bottom w:type="dxa" w:w="80"/>
+                    <w:right w:type="dxa" w:w="120"/>
+                  </w:tcMar>
+                  <w:vAlign w:val="center"/>
+                </w:tcPr>
+                <w:p>
+                  <w:pPr>
+                    <w:spacing w:after="0" w:before="0"/>
+                  </w:pPr>
+                  <w:r>
+                    <w:rPr>
+                      <w:rFonts w:ascii="Arial" w:cs="Arial" w:eastAsia="Arial" w:hAnsi="Arial"/>
+                      <w:b w:val="false"/>
+                      <w:bCs w:val="false"/>
+                      <w:sz w:val="21"/>
+                      <w:szCs w:val="21"/>
+                    </w:rPr>
+                    <w:t xml:space="preserve">Fix it</w:t>
+                  </w:r>
+                </w:p>
+              </w:tc>
+              <w:tc>
+                <w:tcPr>
+                  <w:tcW w:type="dxa" w:w="2506"/>
+                  <w:tcBorders>
+                    <w:top w:val="single" w:color="B7C2D1" w:sz="4"/>
+                    <w:left w:val="single" w:color="B7C2D1" w:sz="4"/>
+                    <w:bottom w:val="single" w:color="B7C2D1" w:sz="4"/>
+                    <w:right w:val="single" w:color="B7C2D1" w:sz="4"/>
+                  </w:tcBorders>
+                  <w:shd w:fill="FFFFFF" w:color="auto" w:val="clear"/>
+                  <w:tcMar>
+                    <w:top w:type="dxa" w:w="80"/>
+                    <w:left w:type="dxa" w:w="120"/>
+                    <w:bottom w:type="dxa" w:w="80"/>
+                    <w:right w:type="dxa" w:w="120"/>
+                  </w:tcMar>
+                  <w:vAlign w:val="center"/>
+                </w:tcPr>
+                <w:p>
+                  <w:pPr>
+                    <w:spacing w:after="0" w:before="0"/>
+                  </w:pPr>
+                  <w:r>
+                    <w:rPr>
+                      <w:rFonts w:ascii="Arial" w:cs="Arial" w:eastAsia="Arial" w:hAnsi="Arial"/>
+                      <w:b w:val="false"/>
+                      <w:bCs w:val="false"/>
+                      <w:sz w:val="21"/>
+                      <w:szCs w:val="21"/>
+                    </w:rPr>
+                    <w:t xml:space="preserve">2</w:t>
+                  </w:r>
+                </w:p>
+              </w:tc>
+              <w:tc>
+                <w:tcPr>
+                  <w:tcW w:type="dxa" w:w="2506"/>
+                  <w:tcBorders>
+                    <w:top w:val="single" w:color="B7C2D1" w:sz="4"/>
+                    <w:left w:val="single" w:color="B7C2D1" w:sz="4"/>
+                    <w:bottom w:val="single" w:color="B7C2D1" w:sz="4"/>
+                    <w:right w:val="single" w:color="B7C2D1" w:sz="4"/>
+                  </w:tcBorders>
+                  <w:shd w:fill="FFFFFF" w:color="auto" w:val="clear"/>
+                  <w:tcMar>
+                    <w:top w:type="dxa" w:w="80"/>
+                    <w:left w:type="dxa" w:w="120"/>
+                    <w:bottom w:type="dxa" w:w="80"/>
+                    <w:right w:type="dxa" w:w="120"/>
+                  </w:tcMar>
+                  <w:vAlign w:val="center"/>
+                </w:tcPr>
+                <w:p>
+                  <w:pPr>
+                    <w:spacing w:after="0" w:before="0"/>
+                  </w:pPr>
+                  <w:r>
+                    <w:rPr>
+                      <w:rFonts w:ascii="Arial" w:cs="Arial" w:eastAsia="Arial" w:hAnsi="Arial"/>
+                      <w:b w:val="false"/>
+                      <w:bCs w:val="false"/>
+                      <w:sz w:val="21"/>
+                      <w:szCs w:val="21"/>
+                    </w:rPr>
+                    <w:t xml:space="preserve"/>
+                  </w:r>
+                </w:p>
+              </w:tc>
+            </w:tr>
+            <w:tr>
+              <w:trPr>
+                <w:cantSplit/>
+                <w:trHeight w:val="360" w:hRule="atLeast"/>
+              </w:trPr>
+              <w:tc>
+                <w:tcPr>
+                  <w:tcW w:type="dxa" w:w="2506"/>
+                  <w:tcBorders>
+                    <w:top w:val="single" w:color="B7C2D1" w:sz="4"/>
+                    <w:left w:val="single" w:color="B7C2D1" w:sz="4"/>
+                    <w:bottom w:val="single" w:color="B7C2D1" w:sz="4"/>
+                    <w:right w:val="single" w:color="B7C2D1" w:sz="4"/>
+                  </w:tcBorders>
+                  <w:shd w:fill="FFFFFF" w:color="auto" w:val="clear"/>
+                  <w:tcMar>
+                    <w:top w:type="dxa" w:w="80"/>
+                    <w:left w:type="dxa" w:w="120"/>
+                    <w:bottom w:type="dxa" w:w="80"/>
+                    <w:right w:type="dxa" w:w="120"/>
+                  </w:tcMar>
+                  <w:vAlign w:val="center"/>
+                </w:tcPr>
+                <w:p>
+                  <w:pPr>
+                    <w:spacing w:after="0" w:before="0"/>
+                  </w:pPr>
+                  <w:r>
+                    <w:rPr>
+                      <w:rFonts w:ascii="Arial" w:cs="Arial" w:eastAsia="Arial" w:hAnsi="Arial"/>
+                      <w:sz w:val="21"/>
+                      <w:szCs w:val="21"/>
+                    </w:rPr>
+                    <w:t xml:space="preserve">Ask the user for a whole number. Work out that number doubled. Display the answer.</w:t>
+                  </w:r>
+                </w:p>
+              </w:tc>
+              <w:tc>
+                <w:tcPr>
+                  <w:tcW w:type="dxa" w:w="2506"/>
+                  <w:tcBorders>
+                    <w:top w:val="single" w:color="B7C2D1" w:sz="4"/>
+                    <w:left w:val="single" w:color="B7C2D1" w:sz="4"/>
+                    <w:bottom w:val="single" w:color="B7C2D1" w:sz="4"/>
+                    <w:right w:val="single" w:color="B7C2D1" w:sz="4"/>
+                  </w:tcBorders>
+                  <w:shd w:fill="FFFFFF" w:color="auto" w:val="clear"/>
+                  <w:tcMar>
+                    <w:top w:type="dxa" w:w="80"/>
+                    <w:left w:type="dxa" w:w="120"/>
+                    <w:bottom w:type="dxa" w:w="80"/>
+                    <w:right w:type="dxa" w:w="120"/>
+                  </w:tcMar>
+                  <w:vAlign w:val="center"/>
+                </w:tcPr>
+                <w:p>
+                  <w:pPr>
+                    <w:spacing w:after="0" w:before="0"/>
+                  </w:pPr>
+                  <w:r>
+                    <w:rPr>
+                      <w:rFonts w:ascii="Arial" w:cs="Arial" w:eastAsia="Arial" w:hAnsi="Arial"/>
+                      <w:b w:val="false"/>
+                      <w:bCs w:val="false"/>
+                      <w:sz w:val="21"/>
+                      <w:szCs w:val="21"/>
+                    </w:rPr>
+                    <w:t xml:space="preserve">Write it</w:t>
+                  </w:r>
+                </w:p>
+              </w:tc>
+              <w:tc>
+                <w:tcPr>
+                  <w:tcW w:type="dxa" w:w="2506"/>
+                  <w:tcBorders>
+                    <w:top w:val="single" w:color="B7C2D1" w:sz="4"/>
+                    <w:left w:val="single" w:color="B7C2D1" w:sz="4"/>
+                    <w:bottom w:val="single" w:color="B7C2D1" w:sz="4"/>
+                    <w:right w:val="single" w:color="B7C2D1" w:sz="4"/>
+                  </w:tcBorders>
+                  <w:shd w:fill="FFFFFF" w:color="auto" w:val="clear"/>
+                  <w:tcMar>
+                    <w:top w:type="dxa" w:w="80"/>
+                    <w:left w:type="dxa" w:w="120"/>
+                    <w:bottom w:type="dxa" w:w="80"/>
+                    <w:right w:type="dxa" w:w="120"/>
+                  </w:tcMar>
+                  <w:vAlign w:val="center"/>
+                </w:tcPr>
+                <w:p>
+                  <w:pPr>
+                    <w:spacing w:after="0" w:before="0"/>
+                  </w:pPr>
+                  <w:r>
+                    <w:rPr>
+                      <w:rFonts w:ascii="Arial" w:cs="Arial" w:eastAsia="Arial" w:hAnsi="Arial"/>
+                      <w:b w:val="false"/>
+                      <w:bCs w:val="false"/>
+                      <w:sz w:val="21"/>
+                      <w:szCs w:val="21"/>
+                    </w:rPr>
+                    <w:t xml:space="preserve">2</w:t>
+                  </w:r>
+                </w:p>
+              </w:tc>
+              <w:tc>
+                <w:tcPr>
+                  <w:tcW w:type="dxa" w:w="2506"/>
+                  <w:tcBorders>
+                    <w:top w:val="single" w:color="B7C2D1" w:sz="4"/>
+                    <w:left w:val="single" w:color="B7C2D1" w:sz="4"/>
+                    <w:bottom w:val="single" w:color="B7C2D1" w:sz="4"/>
+                    <w:right w:val="single" w:color="B7C2D1" w:sz="4"/>
+                  </w:tcBorders>
+                  <w:shd w:fill="FFFFFF" w:color="auto" w:val="clear"/>
+                  <w:tcMar>
+                    <w:top w:type="dxa" w:w="80"/>
+                    <w:left w:type="dxa" w:w="120"/>
+                    <w:bottom w:type="dxa" w:w="80"/>
+                    <w:right w:type="dxa" w:w="120"/>
+                  </w:tcMar>
+                  <w:vAlign w:val="center"/>
+                </w:tcPr>
+                <w:p>
+                  <w:pPr>
+                    <w:spacing w:after="0" w:before="0"/>
+                  </w:pPr>
+                  <w:r>
+                    <w:rPr>
+                      <w:rFonts w:ascii="Arial" w:cs="Arial" w:eastAsia="Arial" w:hAnsi="Arial"/>
+                      <w:b w:val="false"/>
+                      <w:bCs w:val="false"/>
+                      <w:sz w:val="21"/>
+                      <w:szCs w:val="21"/>
+                    </w:rPr>
+                    <w:t xml:space="preserve"/>
+                  </w:r>
+                </w:p>
+              </w:tc>
+            </w:tr>
+            <w:tr>
+              <w:trPr>
+                <w:cantSplit/>
+                <w:trHeight w:val="360" w:hRule="atLeast"/>
+              </w:trPr>
+              <w:tc>
+                <w:tcPr>
+                  <w:tcW w:type="dxa" w:w="2506"/>
+                  <w:tcBorders>
+                    <w:top w:val="single" w:color="B7C2D1" w:sz="4"/>
+                    <w:left w:val="single" w:color="B7C2D1" w:sz="4"/>
+                    <w:bottom w:val="single" w:color="B7C2D1" w:sz="4"/>
+                    <w:right w:val="single" w:color="B7C2D1" w:sz="4"/>
+                  </w:tcBorders>
+                  <w:shd w:fill="FFFFFF" w:color="auto" w:val="clear"/>
+                  <w:tcMar>
+                    <w:top w:type="dxa" w:w="80"/>
+                    <w:left w:type="dxa" w:w="120"/>
+                    <w:bottom w:type="dxa" w:w="80"/>
+                    <w:right w:type="dxa" w:w="120"/>
+                  </w:tcMar>
+                  <w:vAlign w:val="center"/>
+                </w:tcPr>
+                <w:p>
+                  <w:pPr>
+                    <w:spacing w:after="0" w:before="0"/>
+                  </w:pPr>
+                  <w:r>
+                    <w:rPr>
+                      <w:rFonts w:ascii="Arial" w:cs="Arial" w:eastAsia="Arial" w:hAnsi="Arial"/>
+                      <w:sz w:val="21"/>
+                      <w:szCs w:val="21"/>
+                    </w:rPr>
+                    <w:t xml:space="preserve">What will this program display?</w:t>
+                  </w:r>
+                </w:p>
+              </w:tc>
+              <w:tc>
+                <w:tcPr>
+                  <w:tcW w:type="dxa" w:w="2506"/>
+                  <w:tcBorders>
+                    <w:top w:val="single" w:color="B7C2D1" w:sz="4"/>
+                    <w:left w:val="single" w:color="B7C2D1" w:sz="4"/>
+                    <w:bottom w:val="single" w:color="B7C2D1" w:sz="4"/>
+                    <w:right w:val="single" w:color="B7C2D1" w:sz="4"/>
+                  </w:tcBorders>
+                  <w:shd w:fill="FFFFFF" w:color="auto" w:val="clear"/>
+                  <w:tcMar>
+                    <w:top w:type="dxa" w:w="80"/>
+                    <w:left w:type="dxa" w:w="120"/>
+                    <w:bottom w:type="dxa" w:w="80"/>
+                    <w:right w:type="dxa" w:w="120"/>
+                  </w:tcMar>
+                  <w:vAlign w:val="center"/>
+                </w:tcPr>
+                <w:p>
+                  <w:pPr>
+                    <w:spacing w:after="0" w:before="0"/>
+                  </w:pPr>
+                  <w:r>
+                    <w:rPr>
+                      <w:rFonts w:ascii="Arial" w:cs="Arial" w:eastAsia="Arial" w:hAnsi="Arial"/>
+                      <w:b w:val="false"/>
+                      <w:bCs w:val="false"/>
+                      <w:sz w:val="21"/>
+                      <w:szCs w:val="21"/>
+                    </w:rPr>
+                    <w:t xml:space="preserve">Predict</w:t>
+                  </w:r>
+                </w:p>
+              </w:tc>
+              <w:tc>
+                <w:tcPr>
+                  <w:tcW w:type="dxa" w:w="2506"/>
+                  <w:tcBorders>
+                    <w:top w:val="single" w:color="B7C2D1" w:sz="4"/>
+                    <w:left w:val="single" w:color="B7C2D1" w:sz="4"/>
+                    <w:bottom w:val="single" w:color="B7C2D1" w:sz="4"/>
+                    <w:right w:val="single" w:color="B7C2D1" w:sz="4"/>
+                  </w:tcBorders>
+                  <w:shd w:fill="FFFFFF" w:color="auto" w:val="clear"/>
+                  <w:tcMar>
+                    <w:top w:type="dxa" w:w="80"/>
+                    <w:left w:type="dxa" w:w="120"/>
+                    <w:bottom w:type="dxa" w:w="80"/>
+                    <w:right w:type="dxa" w:w="120"/>
+                  </w:tcMar>
+                  <w:vAlign w:val="center"/>
+                </w:tcPr>
+                <w:p>
+                  <w:pPr>
+                    <w:spacing w:after="0" w:before="0"/>
+                  </w:pPr>
+                  <w:r>
+                    <w:rPr>
+                      <w:rFonts w:ascii="Arial" w:cs="Arial" w:eastAsia="Arial" w:hAnsi="Arial"/>
+                      <w:b w:val="false"/>
+                      <w:bCs w:val="false"/>
+                      <w:sz w:val="21"/>
+                      <w:szCs w:val="21"/>
+                    </w:rPr>
+                    <w:t xml:space="preserve">1</w:t>
+                  </w:r>
+                </w:p>
+              </w:tc>
+              <w:tc>
+                <w:tcPr>
+                  <w:tcW w:type="dxa" w:w="2506"/>
+                  <w:tcBorders>
+                    <w:top w:val="single" w:color="B7C2D1" w:sz="4"/>
+                    <w:left w:val="single" w:color="B7C2D1" w:sz="4"/>
+                    <w:bottom w:val="single" w:color="B7C2D1" w:sz="4"/>
+                    <w:right w:val="single" w:color="B7C2D1" w:sz="4"/>
+                  </w:tcBorders>
+                  <w:shd w:fill="FFFFFF" w:color="auto" w:val="clear"/>
+                  <w:tcMar>
+                    <w:top w:type="dxa" w:w="80"/>
+                    <w:left w:type="dxa" w:w="120"/>
+                    <w:bottom w:type="dxa" w:w="80"/>
+                    <w:right w:type="dxa" w:w="120"/>
+                  </w:tcMar>
+                  <w:vAlign w:val="center"/>
+                </w:tcPr>
+                <w:p>
+                  <w:pPr>
+                    <w:spacing w:after="0" w:before="0"/>
+                  </w:pPr>
+                  <w:r>
+                    <w:rPr>
+                      <w:rFonts w:ascii="Arial" w:cs="Arial" w:eastAsia="Arial" w:hAnsi="Arial"/>
+                      <w:b w:val="false"/>
+                      <w:bCs w:val="false"/>
+                      <w:sz w:val="21"/>
+                      <w:szCs w:val="21"/>
+                    </w:rPr>
+                    <w:t xml:space="preserve"/>
+                  </w:r>
+                </w:p>
+              </w:tc>
+            </w:tr>
+            <w:tr>
+              <w:trPr>
+                <w:cantSplit/>
+                <w:trHeight w:val="360" w:hRule="atLeast"/>
+              </w:trPr>
+              <w:tc>
+                <w:tcPr>
+                  <w:tcW w:type="dxa" w:w="2506"/>
+                  <w:tcBorders>
+                    <w:top w:val="single" w:color="B7C2D1" w:sz="4"/>
+                    <w:left w:val="single" w:color="B7C2D1" w:sz="4"/>
+                    <w:bottom w:val="single" w:color="B7C2D1" w:sz="4"/>
+                    <w:right w:val="single" w:color="B7C2D1" w:sz="4"/>
+                  </w:tcBorders>
+                  <w:shd w:fill="FFFFFF" w:color="auto" w:val="clear"/>
+                  <w:tcMar>
+                    <w:top w:type="dxa" w:w="80"/>
+                    <w:left w:type="dxa" w:w="120"/>
+                    <w:bottom w:type="dxa" w:w="80"/>
+                    <w:right w:type="dxa" w:w="120"/>
+                  </w:tcMar>
+                  <w:vAlign w:val="center"/>
+                </w:tcPr>
+                <w:p>
+                  <w:pPr>
+                    <w:spacing w:after="0" w:before="0"/>
+                  </w:pPr>
+                  <w:r>
+                    <w:rPr>
+                      <w:rFonts w:ascii="Arial" w:cs="Arial" w:eastAsia="Arial" w:hAnsi="Arial"/>
+                      <w:sz w:val="21"/>
+                      <w:szCs w:val="21"/>
+                    </w:rPr>
+                    <w:t xml:space="preserve">Ask the user for a price with a decimal point in it. Display the line The price is [price].</w:t>
+                  </w:r>
+                </w:p>
+              </w:tc>
+              <w:tc>
+                <w:tcPr>
+                  <w:tcW w:type="dxa" w:w="2506"/>
+                  <w:tcBorders>
+                    <w:top w:val="single" w:color="B7C2D1" w:sz="4"/>
+                    <w:left w:val="single" w:color="B7C2D1" w:sz="4"/>
+                    <w:bottom w:val="single" w:color="B7C2D1" w:sz="4"/>
+                    <w:right w:val="single" w:color="B7C2D1" w:sz="4"/>
+                  </w:tcBorders>
+                  <w:shd w:fill="FFFFFF" w:color="auto" w:val="clear"/>
+                  <w:tcMar>
+                    <w:top w:type="dxa" w:w="80"/>
+                    <w:left w:type="dxa" w:w="120"/>
+                    <w:bottom w:type="dxa" w:w="80"/>
+                    <w:right w:type="dxa" w:w="120"/>
+                  </w:tcMar>
+                  <w:vAlign w:val="center"/>
+                </w:tcPr>
+                <w:p>
+                  <w:pPr>
+                    <w:spacing w:after="0" w:before="0"/>
+                  </w:pPr>
+                  <w:r>
+                    <w:rPr>
+                      <w:rFonts w:ascii="Arial" w:cs="Arial" w:eastAsia="Arial" w:hAnsi="Arial"/>
+                      <w:b w:val="false"/>
+                      <w:bCs w:val="false"/>
+                      <w:sz w:val="21"/>
+                      <w:szCs w:val="21"/>
+                    </w:rPr>
+                    <w:t xml:space="preserve">Write it</w:t>
+                  </w:r>
+                </w:p>
+              </w:tc>
+              <w:tc>
+                <w:tcPr>
+                  <w:tcW w:type="dxa" w:w="2506"/>
+                  <w:tcBorders>
+                    <w:top w:val="single" w:color="B7C2D1" w:sz="4"/>
+                    <w:left w:val="single" w:color="B7C2D1" w:sz="4"/>
+                    <w:bottom w:val="single" w:color="B7C2D1" w:sz="4"/>
+                    <w:right w:val="single" w:color="B7C2D1" w:sz="4"/>
+                  </w:tcBorders>
+                  <w:shd w:fill="FFFFFF" w:color="auto" w:val="clear"/>
+                  <w:tcMar>
+                    <w:top w:type="dxa" w:w="80"/>
+                    <w:left w:type="dxa" w:w="120"/>
+                    <w:bottom w:type="dxa" w:w="80"/>
+                    <w:right w:type="dxa" w:w="120"/>
+                  </w:tcMar>
+                  <w:vAlign w:val="center"/>
+                </w:tcPr>
+                <w:p>
+                  <w:pPr>
+                    <w:spacing w:after="0" w:before="0"/>
+                  </w:pPr>
+                  <w:r>
+                    <w:rPr>
+                      <w:rFonts w:ascii="Arial" w:cs="Arial" w:eastAsia="Arial" w:hAnsi="Arial"/>
+                      <w:b w:val="false"/>
+                      <w:bCs w:val="false"/>
+                      <w:sz w:val="21"/>
+                      <w:szCs w:val="21"/>
+                    </w:rPr>
+                    <w:t xml:space="preserve">2</w:t>
+                  </w:r>
+                </w:p>
+              </w:tc>
+              <w:tc>
+                <w:tcPr>
+                  <w:tcW w:type="dxa" w:w="2506"/>
+                  <w:tcBorders>
+                    <w:top w:val="single" w:color="B7C2D1" w:sz="4"/>
+                    <w:left w:val="single" w:color="B7C2D1" w:sz="4"/>
+                    <w:bottom w:val="single" w:color="B7C2D1" w:sz="4"/>
+                    <w:right w:val="single" w:color="B7C2D1" w:sz="4"/>
+                  </w:tcBorders>
+                  <w:shd w:fill="FFFFFF" w:color="auto" w:val="clear"/>
+                  <w:tcMar>
+                    <w:top w:type="dxa" w:w="80"/>
+                    <w:left w:type="dxa" w:w="120"/>
+                    <w:bottom w:type="dxa" w:w="80"/>
+                    <w:right w:type="dxa" w:w="120"/>
+                  </w:tcMar>
+                  <w:vAlign w:val="center"/>
+                </w:tcPr>
+                <w:p>
+                  <w:pPr>
+                    <w:spacing w:after="0" w:before="0"/>
+                  </w:pPr>
+                  <w:r>
+                    <w:rPr>
+                      <w:rFonts w:ascii="Arial" w:cs="Arial" w:eastAsia="Arial" w:hAnsi="Arial"/>
+                      <w:b w:val="false"/>
+                      <w:bCs w:val="false"/>
+                      <w:sz w:val="21"/>
+                      <w:szCs w:val="21"/>
+                    </w:rPr>
+                    <w:t xml:space="preserve"/>
+                  </w:r>
+                </w:p>
+              </w:tc>
+            </w:tr>
+            <w:tr>
+              <w:trPr>
+                <w:cantSplit/>
+                <w:trHeight w:val="360" w:hRule="atLeast"/>
+              </w:trPr>
+              <w:tc>
+                <w:tcPr>
+                  <w:tcW w:type="dxa" w:w="2506"/>
+                  <w:tcBorders>
+                    <w:top w:val="single" w:color="B7C2D1" w:sz="4"/>
+                    <w:left w:val="single" w:color="B7C2D1" w:sz="4"/>
+                    <w:bottom w:val="single" w:color="B7C2D1" w:sz="4"/>
+                    <w:right w:val="single" w:color="B7C2D1" w:sz="4"/>
+                  </w:tcBorders>
+                  <w:shd w:fill="FFFFFF" w:color="auto" w:val="clear"/>
+                  <w:tcMar>
+                    <w:top w:type="dxa" w:w="80"/>
+                    <w:left w:type="dxa" w:w="120"/>
+                    <w:bottom w:type="dxa" w:w="80"/>
+                    <w:right w:type="dxa" w:w="120"/>
+                  </w:tcMar>
+                  <w:vAlign w:val="center"/>
+                </w:tcPr>
+                <w:p>
+                  <w:pPr>
+                    <w:spacing w:after="0" w:before="0"/>
+                  </w:pPr>
+                  <w:r>
+                    <w:rPr>
+                      <w:rFonts w:ascii="Arial" w:cs="Arial" w:eastAsia="Arial" w:hAnsi="Arial"/>
+                      <w:sz w:val="21"/>
+                      <w:szCs w:val="21"/>
+                    </w:rPr>
+                    <w:t xml:space="preserve">Ask the user for their name. Then ask for their age as a whole number. Display the line [name] will be [age plus one] next year.</w:t>
+                  </w:r>
+                </w:p>
+              </w:tc>
+              <w:tc>
+                <w:tcPr>
+                  <w:tcW w:type="dxa" w:w="2506"/>
+                  <w:tcBorders>
+                    <w:top w:val="single" w:color="B7C2D1" w:sz="4"/>
+                    <w:left w:val="single" w:color="B7C2D1" w:sz="4"/>
+                    <w:bottom w:val="single" w:color="B7C2D1" w:sz="4"/>
+                    <w:right w:val="single" w:color="B7C2D1" w:sz="4"/>
+                  </w:tcBorders>
+                  <w:shd w:fill="FFFFFF" w:color="auto" w:val="clear"/>
+                  <w:tcMar>
+                    <w:top w:type="dxa" w:w="80"/>
+                    <w:left w:type="dxa" w:w="120"/>
+                    <w:bottom w:type="dxa" w:w="80"/>
+                    <w:right w:type="dxa" w:w="120"/>
+                  </w:tcMar>
+                  <w:vAlign w:val="center"/>
+                </w:tcPr>
+                <w:p>
+                  <w:pPr>
+                    <w:spacing w:after="0" w:before="0"/>
+                  </w:pPr>
+                  <w:r>
+                    <w:rPr>
+                      <w:rFonts w:ascii="Arial" w:cs="Arial" w:eastAsia="Arial" w:hAnsi="Arial"/>
+                      <w:b w:val="false"/>
+                      <w:bCs w:val="false"/>
+                      <w:sz w:val="21"/>
+                      <w:szCs w:val="21"/>
+                    </w:rPr>
+                    <w:t xml:space="preserve">Write it</w:t>
+                  </w:r>
+                </w:p>
+              </w:tc>
+              <w:tc>
+                <w:tcPr>
+                  <w:tcW w:type="dxa" w:w="2506"/>
                   <w:tcBorders>
                     <w:top w:val="single" w:color="B7C2D1" w:sz="4"/>
                     <w:left w:val="single" w:color="B7C2D1" w:sz="4"/>
@@ -6096,7 +10671,147 @@
               </w:tc>
               <w:tc>
                 <w:tcPr>
-                  <w:tcW w:type="dxa" w:w="3342"/>
+                  <w:tcW w:type="dxa" w:w="2506"/>
+                  <w:tcBorders>
+                    <w:top w:val="single" w:color="B7C2D1" w:sz="4"/>
+                    <w:left w:val="single" w:color="B7C2D1" w:sz="4"/>
+                    <w:bottom w:val="single" w:color="B7C2D1" w:sz="4"/>
+                    <w:right w:val="single" w:color="B7C2D1" w:sz="4"/>
+                  </w:tcBorders>
+                  <w:shd w:fill="FFFFFF" w:color="auto" w:val="clear"/>
+                  <w:tcMar>
+                    <w:top w:type="dxa" w:w="80"/>
+                    <w:left w:type="dxa" w:w="120"/>
+                    <w:bottom w:type="dxa" w:w="80"/>
+                    <w:right w:type="dxa" w:w="120"/>
+                  </w:tcMar>
+                  <w:vAlign w:val="center"/>
+                </w:tcPr>
+                <w:p>
+                  <w:pPr>
+                    <w:spacing w:after="0" w:before="0"/>
+                  </w:pPr>
+                  <w:r>
+                    <w:rPr>
+                      <w:rFonts w:ascii="Arial" w:cs="Arial" w:eastAsia="Arial" w:hAnsi="Arial"/>
+                      <w:b w:val="false"/>
+                      <w:bCs w:val="false"/>
+                      <w:sz w:val="21"/>
+                      <w:szCs w:val="21"/>
+                    </w:rPr>
+                    <w:t xml:space="preserve"/>
+                  </w:r>
+                </w:p>
+              </w:tc>
+            </w:tr>
+            <w:tr>
+              <w:trPr>
+                <w:cantSplit/>
+                <w:trHeight w:val="360" w:hRule="atLeast"/>
+              </w:trPr>
+              <w:tc>
+                <w:tcPr>
+                  <w:tcW w:type="dxa" w:w="2506"/>
+                  <w:tcBorders>
+                    <w:top w:val="single" w:color="B7C2D1" w:sz="4"/>
+                    <w:left w:val="single" w:color="B7C2D1" w:sz="4"/>
+                    <w:bottom w:val="single" w:color="B7C2D1" w:sz="4"/>
+                    <w:right w:val="single" w:color="B7C2D1" w:sz="4"/>
+                  </w:tcBorders>
+                  <w:shd w:fill="FFFFFF" w:color="auto" w:val="clear"/>
+                  <w:tcMar>
+                    <w:top w:type="dxa" w:w="80"/>
+                    <w:left w:type="dxa" w:w="120"/>
+                    <w:bottom w:type="dxa" w:w="80"/>
+                    <w:right w:type="dxa" w:w="120"/>
+                  </w:tcMar>
+                  <w:vAlign w:val="center"/>
+                </w:tcPr>
+                <w:p>
+                  <w:pPr>
+                    <w:spacing w:after="0" w:before="0"/>
+                  </w:pPr>
+                  <w:r>
+                    <w:rPr>
+                      <w:rFonts w:ascii="Arial" w:cs="Arial" w:eastAsia="Arial" w:hAnsi="Arial"/>
+                      <w:sz w:val="21"/>
+                      <w:szCs w:val="21"/>
+                    </w:rPr>
+                    <w:t xml:space="preserve">Ask the user for a whole number. Display that number on the first line. Then display the same number with a decimal point on the next line. Then display the same number as text joined to itself on the next line.</w:t>
+                  </w:r>
+                </w:p>
+              </w:tc>
+              <w:tc>
+                <w:tcPr>
+                  <w:tcW w:type="dxa" w:w="2506"/>
+                  <w:tcBorders>
+                    <w:top w:val="single" w:color="B7C2D1" w:sz="4"/>
+                    <w:left w:val="single" w:color="B7C2D1" w:sz="4"/>
+                    <w:bottom w:val="single" w:color="B7C2D1" w:sz="4"/>
+                    <w:right w:val="single" w:color="B7C2D1" w:sz="4"/>
+                  </w:tcBorders>
+                  <w:shd w:fill="FFFFFF" w:color="auto" w:val="clear"/>
+                  <w:tcMar>
+                    <w:top w:type="dxa" w:w="80"/>
+                    <w:left w:type="dxa" w:w="120"/>
+                    <w:bottom w:type="dxa" w:w="80"/>
+                    <w:right w:type="dxa" w:w="120"/>
+                  </w:tcMar>
+                  <w:vAlign w:val="center"/>
+                </w:tcPr>
+                <w:p>
+                  <w:pPr>
+                    <w:spacing w:after="0" w:before="0"/>
+                  </w:pPr>
+                  <w:r>
+                    <w:rPr>
+                      <w:rFonts w:ascii="Arial" w:cs="Arial" w:eastAsia="Arial" w:hAnsi="Arial"/>
+                      <w:b w:val="false"/>
+                      <w:bCs w:val="false"/>
+                      <w:sz w:val="21"/>
+                      <w:szCs w:val="21"/>
+                    </w:rPr>
+                    <w:t xml:space="preserve">Challenge (optional)</w:t>
+                  </w:r>
+                </w:p>
+              </w:tc>
+              <w:tc>
+                <w:tcPr>
+                  <w:tcW w:type="dxa" w:w="2506"/>
+                  <w:tcBorders>
+                    <w:top w:val="single" w:color="B7C2D1" w:sz="4"/>
+                    <w:left w:val="single" w:color="B7C2D1" w:sz="4"/>
+                    <w:bottom w:val="single" w:color="B7C2D1" w:sz="4"/>
+                    <w:right w:val="single" w:color="B7C2D1" w:sz="4"/>
+                  </w:tcBorders>
+                  <w:shd w:fill="FFFFFF" w:color="auto" w:val="clear"/>
+                  <w:tcMar>
+                    <w:top w:type="dxa" w:w="80"/>
+                    <w:left w:type="dxa" w:w="120"/>
+                    <w:bottom w:type="dxa" w:w="80"/>
+                    <w:right w:type="dxa" w:w="120"/>
+                  </w:tcMar>
+                  <w:vAlign w:val="center"/>
+                </w:tcPr>
+                <w:p>
+                  <w:pPr>
+                    <w:spacing w:after="0" w:before="0"/>
+                  </w:pPr>
+                  <w:r>
+                    <w:rPr>
+                      <w:rFonts w:ascii="Arial" w:cs="Arial" w:eastAsia="Arial" w:hAnsi="Arial"/>
+                      <w:b w:val="false"/>
+                      <w:bCs w:val="false"/>
+                      <w:sz w:val="21"/>
+                      <w:szCs w:val="21"/>
+                    </w:rPr>
+                    <w:t xml:space="preserve">3</w:t>
+                  </w:r>
+                </w:p>
+              </w:tc>
+              <w:tc>
+                <w:tcPr>
+                  <w:tcW w:type="dxa" w:w="2506"/>
                   <w:tcBorders>
                     <w:top w:val="single" w:color="B7C2D1" w:sz="4"/>
                     <w:left w:val="single" w:color="B7C2D1" w:sz="4"/>
@@ -6143,7 +10858,7 @@
                 <w:sz w:val="21"/>
                 <w:szCs w:val="21"/>
               </w:rPr>
-              <w:t xml:space="preserve">Plan the one you found hardest: inputs, what happens to them, what is printed.</w:t>
+              <w:t xml:space="preserve">Plan the one you found hardest: what is typed in, what happens to it, what is displayed.</w:t>
             </w:r>
           </w:p>
           <w:tbl>
@@ -6569,12 +11284,12 @@
                 <w:sz w:val="21"/>
                 <w:szCs w:val="21"/>
               </w:rPr>
-              <w:t xml:space="preserve">Tick each one off as its tests pass in the editor</w:t>
+              <w:t xml:space="preserve">Tick each one off as you finish it in the editor</w:t>
             </w:r>
           </w:p>
           <w:tbl>
             <w:tblPr>
-              <w:tblW w:type="dxa" w:w="10026"/>
+              <w:tblW w:type="dxa" w:w="10024"/>
               <w:tblBorders>
                 <w:top w:val="single" w:color="auto" w:sz="4"/>
                 <w:left w:val="single" w:color="auto" w:sz="4"/>
@@ -6585,9 +11300,10 @@
               </w:tblBorders>
             </w:tblPr>
             <w:tblGrid>
-              <w:gridCol w:w="3342"/>
-              <w:gridCol w:w="3342"/>
-              <w:gridCol w:w="3342"/>
+              <w:gridCol w:w="2506"/>
+              <w:gridCol w:w="2506"/>
+              <w:gridCol w:w="2506"/>
+              <w:gridCol w:w="2506"/>
             </w:tblGrid>
             <w:tr>
               <w:trPr>
@@ -6596,7 +11312,7 @@
               </w:trPr>
               <w:tc>
                 <w:tcPr>
-                  <w:tcW w:type="dxa" w:w="3342"/>
+                  <w:tcW w:type="dxa" w:w="2506"/>
                   <w:tcBorders>
                     <w:top w:val="single" w:color="B7C2D1" w:sz="4"/>
                     <w:left w:val="single" w:color="B7C2D1" w:sz="4"/>
@@ -6624,13 +11340,13 @@
                       <w:sz w:val="20"/>
                       <w:szCs w:val="20"/>
                     </w:rPr>
-                    <w:t xml:space="preserve">Program</w:t>
-                  </w:r>
-                </w:p>
-              </w:tc>
-              <w:tc>
-                <w:tcPr>
-                  <w:tcW w:type="dxa" w:w="3342"/>
+                    <w:t xml:space="preserve">Activity</w:t>
+                  </w:r>
+                </w:p>
+              </w:tc>
+              <w:tc>
+                <w:tcPr>
+                  <w:tcW w:type="dxa" w:w="2506"/>
                   <w:tcBorders>
                     <w:top w:val="single" w:color="B7C2D1" w:sz="4"/>
                     <w:left w:val="single" w:color="B7C2D1" w:sz="4"/>
@@ -6658,13 +11374,47 @@
                       <w:sz w:val="20"/>
                       <w:szCs w:val="20"/>
                     </w:rPr>
+                    <w:t xml:space="preserve">What to do</w:t>
+                  </w:r>
+                </w:p>
+              </w:tc>
+              <w:tc>
+                <w:tcPr>
+                  <w:tcW w:type="dxa" w:w="2506"/>
+                  <w:tcBorders>
+                    <w:top w:val="single" w:color="B7C2D1" w:sz="4"/>
+                    <w:left w:val="single" w:color="B7C2D1" w:sz="4"/>
+                    <w:bottom w:val="single" w:color="B7C2D1" w:sz="4"/>
+                    <w:right w:val="single" w:color="B7C2D1" w:sz="4"/>
+                  </w:tcBorders>
+                  <w:shd w:fill="E6ECF5" w:color="auto" w:val="clear"/>
+                  <w:tcMar>
+                    <w:top w:type="dxa" w:w="80"/>
+                    <w:left w:type="dxa" w:w="120"/>
+                    <w:bottom w:type="dxa" w:w="80"/>
+                    <w:right w:type="dxa" w:w="120"/>
+                  </w:tcMar>
+                  <w:vAlign w:val="center"/>
+                </w:tcPr>
+                <w:p>
+                  <w:pPr>
+                    <w:spacing w:after="0" w:before="0"/>
+                  </w:pPr>
+                  <w:r>
+                    <w:rPr>
+                      <w:rFonts w:ascii="Arial" w:cs="Arial" w:eastAsia="Arial" w:hAnsi="Arial"/>
+                      <w:b/>
+                      <w:bCs/>
+                      <w:sz w:val="20"/>
+                      <w:szCs w:val="20"/>
+                    </w:rPr>
                     <w:t xml:space="preserve">Marks</w:t>
                   </w:r>
                 </w:p>
               </w:tc>
               <w:tc>
                 <w:tcPr>
-                  <w:tcW w:type="dxa" w:w="3342"/>
+                  <w:tcW w:type="dxa" w:w="2506"/>
                   <w:tcBorders>
                     <w:top w:val="single" w:color="B7C2D1" w:sz="4"/>
                     <w:left w:val="single" w:color="B7C2D1" w:sz="4"/>
@@ -6704,73 +11454,107 @@
               </w:trPr>
               <w:tc>
                 <w:tcPr>
-                  <w:tcW w:type="dxa" w:w="3342"/>
-                  <w:tcBorders>
-                    <w:top w:val="single" w:color="B7C2D1" w:sz="4"/>
-                    <w:left w:val="single" w:color="B7C2D1" w:sz="4"/>
-                    <w:bottom w:val="single" w:color="B7C2D1" w:sz="4"/>
-                    <w:right w:val="single" w:color="B7C2D1" w:sz="4"/>
-                  </w:tcBorders>
-                  <w:shd w:fill="FFFFFF" w:color="auto" w:val="clear"/>
-                  <w:tcMar>
-                    <w:top w:type="dxa" w:w="80"/>
-                    <w:left w:type="dxa" w:w="120"/>
-                    <w:bottom w:type="dxa" w:w="80"/>
-                    <w:right w:type="dxa" w:w="120"/>
-                  </w:tcMar>
-                  <w:vAlign w:val="center"/>
-                </w:tcPr>
-                <w:p>
-                  <w:pPr>
-                    <w:spacing w:after="0" w:before="0"/>
-                  </w:pPr>
-                  <w:r>
-                    <w:rPr>
-                      <w:rFonts w:ascii="Arial" w:cs="Arial" w:eastAsia="Arial" w:hAnsi="Arial"/>
-                      <w:sz w:val="21"/>
-                      <w:szCs w:val="21"/>
-                    </w:rPr>
-                    <w:t xml:space="preserve">Ask the user for a word. Then ask for a whole number. Add 1 to the number. Display [word]. Then display [answer] on the next line.</w:t>
-                  </w:r>
-                </w:p>
-              </w:tc>
-              <w:tc>
-                <w:tcPr>
-                  <w:tcW w:type="dxa" w:w="3342"/>
-                  <w:tcBorders>
-                    <w:top w:val="single" w:color="B7C2D1" w:sz="4"/>
-                    <w:left w:val="single" w:color="B7C2D1" w:sz="4"/>
-                    <w:bottom w:val="single" w:color="B7C2D1" w:sz="4"/>
-                    <w:right w:val="single" w:color="B7C2D1" w:sz="4"/>
-                  </w:tcBorders>
-                  <w:shd w:fill="FFFFFF" w:color="auto" w:val="clear"/>
-                  <w:tcMar>
-                    <w:top w:type="dxa" w:w="80"/>
-                    <w:left w:type="dxa" w:w="120"/>
-                    <w:bottom w:type="dxa" w:w="80"/>
-                    <w:right w:type="dxa" w:w="120"/>
-                  </w:tcMar>
-                  <w:vAlign w:val="center"/>
-                </w:tcPr>
-                <w:p>
-                  <w:pPr>
-                    <w:spacing w:after="0" w:before="0"/>
-                  </w:pPr>
-                  <w:r>
-                    <w:rPr>
-                      <w:rFonts w:ascii="Arial" w:cs="Arial" w:eastAsia="Arial" w:hAnsi="Arial"/>
-                      <w:b w:val="false"/>
-                      <w:bCs w:val="false"/>
-                      <w:sz w:val="21"/>
-                      <w:szCs w:val="21"/>
-                    </w:rPr>
-                    <w:t xml:space="preserve">3</w:t>
-                  </w:r>
-                </w:p>
-              </w:tc>
-              <w:tc>
-                <w:tcPr>
-                  <w:tcW w:type="dxa" w:w="3342"/>
+                  <w:tcW w:type="dxa" w:w="2506"/>
+                  <w:tcBorders>
+                    <w:top w:val="single" w:color="B7C2D1" w:sz="4"/>
+                    <w:left w:val="single" w:color="B7C2D1" w:sz="4"/>
+                    <w:bottom w:val="single" w:color="B7C2D1" w:sz="4"/>
+                    <w:right w:val="single" w:color="B7C2D1" w:sz="4"/>
+                  </w:tcBorders>
+                  <w:shd w:fill="FFFFFF" w:color="auto" w:val="clear"/>
+                  <w:tcMar>
+                    <w:top w:type="dxa" w:w="80"/>
+                    <w:left w:type="dxa" w:w="120"/>
+                    <w:bottom w:type="dxa" w:w="80"/>
+                    <w:right w:type="dxa" w:w="120"/>
+                  </w:tcMar>
+                  <w:vAlign w:val="center"/>
+                </w:tcPr>
+                <w:p>
+                  <w:pPr>
+                    <w:spacing w:after="0" w:before="0"/>
+                  </w:pPr>
+                  <w:r>
+                    <w:rPr>
+                      <w:rFonts w:ascii="Arial" w:cs="Arial" w:eastAsia="Arial" w:hAnsi="Arial"/>
+                      <w:sz w:val="21"/>
+                      <w:szCs w:val="21"/>
+                    </w:rPr>
+                    <w:t xml:space="preserve">The user types 3 and then 4. What will this program display?</w:t>
+                  </w:r>
+                </w:p>
+              </w:tc>
+              <w:tc>
+                <w:tcPr>
+                  <w:tcW w:type="dxa" w:w="2506"/>
+                  <w:tcBorders>
+                    <w:top w:val="single" w:color="B7C2D1" w:sz="4"/>
+                    <w:left w:val="single" w:color="B7C2D1" w:sz="4"/>
+                    <w:bottom w:val="single" w:color="B7C2D1" w:sz="4"/>
+                    <w:right w:val="single" w:color="B7C2D1" w:sz="4"/>
+                  </w:tcBorders>
+                  <w:shd w:fill="FFFFFF" w:color="auto" w:val="clear"/>
+                  <w:tcMar>
+                    <w:top w:type="dxa" w:w="80"/>
+                    <w:left w:type="dxa" w:w="120"/>
+                    <w:bottom w:type="dxa" w:w="80"/>
+                    <w:right w:type="dxa" w:w="120"/>
+                  </w:tcMar>
+                  <w:vAlign w:val="center"/>
+                </w:tcPr>
+                <w:p>
+                  <w:pPr>
+                    <w:spacing w:after="0" w:before="0"/>
+                  </w:pPr>
+                  <w:r>
+                    <w:rPr>
+                      <w:rFonts w:ascii="Arial" w:cs="Arial" w:eastAsia="Arial" w:hAnsi="Arial"/>
+                      <w:b w:val="false"/>
+                      <w:bCs w:val="false"/>
+                      <w:sz w:val="21"/>
+                      <w:szCs w:val="21"/>
+                    </w:rPr>
+                    <w:t xml:space="preserve">Predict</w:t>
+                  </w:r>
+                </w:p>
+              </w:tc>
+              <w:tc>
+                <w:tcPr>
+                  <w:tcW w:type="dxa" w:w="2506"/>
+                  <w:tcBorders>
+                    <w:top w:val="single" w:color="B7C2D1" w:sz="4"/>
+                    <w:left w:val="single" w:color="B7C2D1" w:sz="4"/>
+                    <w:bottom w:val="single" w:color="B7C2D1" w:sz="4"/>
+                    <w:right w:val="single" w:color="B7C2D1" w:sz="4"/>
+                  </w:tcBorders>
+                  <w:shd w:fill="FFFFFF" w:color="auto" w:val="clear"/>
+                  <w:tcMar>
+                    <w:top w:type="dxa" w:w="80"/>
+                    <w:left w:type="dxa" w:w="120"/>
+                    <w:bottom w:type="dxa" w:w="80"/>
+                    <w:right w:type="dxa" w:w="120"/>
+                  </w:tcMar>
+                  <w:vAlign w:val="center"/>
+                </w:tcPr>
+                <w:p>
+                  <w:pPr>
+                    <w:spacing w:after="0" w:before="0"/>
+                  </w:pPr>
+                  <w:r>
+                    <w:rPr>
+                      <w:rFonts w:ascii="Arial" w:cs="Arial" w:eastAsia="Arial" w:hAnsi="Arial"/>
+                      <w:b w:val="false"/>
+                      <w:bCs w:val="false"/>
+                      <w:sz w:val="21"/>
+                      <w:szCs w:val="21"/>
+                    </w:rPr>
+                    <w:t xml:space="preserve">1</w:t>
+                  </w:r>
+                </w:p>
+              </w:tc>
+              <w:tc>
+                <w:tcPr>
+                  <w:tcW w:type="dxa" w:w="2506"/>
                   <w:tcBorders>
                     <w:top w:val="single" w:color="B7C2D1" w:sz="4"/>
                     <w:left w:val="single" w:color="B7C2D1" w:sz="4"/>
@@ -6810,73 +11594,107 @@
               </w:trPr>
               <w:tc>
                 <w:tcPr>
-                  <w:tcW w:type="dxa" w:w="3342"/>
-                  <w:tcBorders>
-                    <w:top w:val="single" w:color="B7C2D1" w:sz="4"/>
-                    <w:left w:val="single" w:color="B7C2D1" w:sz="4"/>
-                    <w:bottom w:val="single" w:color="B7C2D1" w:sz="4"/>
-                    <w:right w:val="single" w:color="B7C2D1" w:sz="4"/>
-                  </w:tcBorders>
-                  <w:shd w:fill="FFFFFF" w:color="auto" w:val="clear"/>
-                  <w:tcMar>
-                    <w:top w:type="dxa" w:w="80"/>
-                    <w:left w:type="dxa" w:w="120"/>
-                    <w:bottom w:type="dxa" w:w="80"/>
-                    <w:right w:type="dxa" w:w="120"/>
-                  </w:tcMar>
-                  <w:vAlign w:val="center"/>
-                </w:tcPr>
-                <w:p>
-                  <w:pPr>
-                    <w:spacing w:after="0" w:before="0"/>
-                  </w:pPr>
-                  <w:r>
-                    <w:rPr>
-                      <w:rFonts w:ascii="Arial" w:cs="Arial" w:eastAsia="Arial" w:hAnsi="Arial"/>
-                      <w:sz w:val="21"/>
-                      <w:szCs w:val="21"/>
-                    </w:rPr>
-                    <w:t xml:space="preserve">Ask the user for a word. Then ask for a whole number. Add 1 to the number. Display one line in the form [word] [answer], with one space between them.</w:t>
-                  </w:r>
-                </w:p>
-              </w:tc>
-              <w:tc>
-                <w:tcPr>
-                  <w:tcW w:type="dxa" w:w="3342"/>
-                  <w:tcBorders>
-                    <w:top w:val="single" w:color="B7C2D1" w:sz="4"/>
-                    <w:left w:val="single" w:color="B7C2D1" w:sz="4"/>
-                    <w:bottom w:val="single" w:color="B7C2D1" w:sz="4"/>
-                    <w:right w:val="single" w:color="B7C2D1" w:sz="4"/>
-                  </w:tcBorders>
-                  <w:shd w:fill="FFFFFF" w:color="auto" w:val="clear"/>
-                  <w:tcMar>
-                    <w:top w:type="dxa" w:w="80"/>
-                    <w:left w:type="dxa" w:w="120"/>
-                    <w:bottom w:type="dxa" w:w="80"/>
-                    <w:right w:type="dxa" w:w="120"/>
-                  </w:tcMar>
-                  <w:vAlign w:val="center"/>
-                </w:tcPr>
-                <w:p>
-                  <w:pPr>
-                    <w:spacing w:after="0" w:before="0"/>
-                  </w:pPr>
-                  <w:r>
-                    <w:rPr>
-                      <w:rFonts w:ascii="Arial" w:cs="Arial" w:eastAsia="Arial" w:hAnsi="Arial"/>
-                      <w:b w:val="false"/>
-                      <w:bCs w:val="false"/>
-                      <w:sz w:val="21"/>
-                      <w:szCs w:val="21"/>
-                    </w:rPr>
-                    <w:t xml:space="preserve">3</w:t>
-                  </w:r>
-                </w:p>
-              </w:tc>
-              <w:tc>
-                <w:tcPr>
-                  <w:tcW w:type="dxa" w:w="3342"/>
+                  <w:tcW w:type="dxa" w:w="2506"/>
+                  <w:tcBorders>
+                    <w:top w:val="single" w:color="B7C2D1" w:sz="4"/>
+                    <w:left w:val="single" w:color="B7C2D1" w:sz="4"/>
+                    <w:bottom w:val="single" w:color="B7C2D1" w:sz="4"/>
+                    <w:right w:val="single" w:color="B7C2D1" w:sz="4"/>
+                  </w:tcBorders>
+                  <w:shd w:fill="FFFFFF" w:color="auto" w:val="clear"/>
+                  <w:tcMar>
+                    <w:top w:type="dxa" w:w="80"/>
+                    <w:left w:type="dxa" w:w="120"/>
+                    <w:bottom w:type="dxa" w:w="80"/>
+                    <w:right w:type="dxa" w:w="120"/>
+                  </w:tcMar>
+                  <w:vAlign w:val="center"/>
+                </w:tcPr>
+                <w:p>
+                  <w:pPr>
+                    <w:spacing w:after="0" w:before="0"/>
+                  </w:pPr>
+                  <w:r>
+                    <w:rPr>
+                      <w:rFonts w:ascii="Arial" w:cs="Arial" w:eastAsia="Arial" w:hAnsi="Arial"/>
+                      <w:sz w:val="21"/>
+                      <w:szCs w:val="21"/>
+                    </w:rPr>
+                    <w:t xml:space="preserve">Finish the program so it displays the two numbers added together.</w:t>
+                  </w:r>
+                </w:p>
+              </w:tc>
+              <w:tc>
+                <w:tcPr>
+                  <w:tcW w:type="dxa" w:w="2506"/>
+                  <w:tcBorders>
+                    <w:top w:val="single" w:color="B7C2D1" w:sz="4"/>
+                    <w:left w:val="single" w:color="B7C2D1" w:sz="4"/>
+                    <w:bottom w:val="single" w:color="B7C2D1" w:sz="4"/>
+                    <w:right w:val="single" w:color="B7C2D1" w:sz="4"/>
+                  </w:tcBorders>
+                  <w:shd w:fill="FFFFFF" w:color="auto" w:val="clear"/>
+                  <w:tcMar>
+                    <w:top w:type="dxa" w:w="80"/>
+                    <w:left w:type="dxa" w:w="120"/>
+                    <w:bottom w:type="dxa" w:w="80"/>
+                    <w:right w:type="dxa" w:w="120"/>
+                  </w:tcMar>
+                  <w:vAlign w:val="center"/>
+                </w:tcPr>
+                <w:p>
+                  <w:pPr>
+                    <w:spacing w:after="0" w:before="0"/>
+                  </w:pPr>
+                  <w:r>
+                    <w:rPr>
+                      <w:rFonts w:ascii="Arial" w:cs="Arial" w:eastAsia="Arial" w:hAnsi="Arial"/>
+                      <w:b w:val="false"/>
+                      <w:bCs w:val="false"/>
+                      <w:sz w:val="21"/>
+                      <w:szCs w:val="21"/>
+                    </w:rPr>
+                    <w:t xml:space="preserve">Complete it</w:t>
+                  </w:r>
+                </w:p>
+              </w:tc>
+              <w:tc>
+                <w:tcPr>
+                  <w:tcW w:type="dxa" w:w="2506"/>
+                  <w:tcBorders>
+                    <w:top w:val="single" w:color="B7C2D1" w:sz="4"/>
+                    <w:left w:val="single" w:color="B7C2D1" w:sz="4"/>
+                    <w:bottom w:val="single" w:color="B7C2D1" w:sz="4"/>
+                    <w:right w:val="single" w:color="B7C2D1" w:sz="4"/>
+                  </w:tcBorders>
+                  <w:shd w:fill="FFFFFF" w:color="auto" w:val="clear"/>
+                  <w:tcMar>
+                    <w:top w:type="dxa" w:w="80"/>
+                    <w:left w:type="dxa" w:w="120"/>
+                    <w:bottom w:type="dxa" w:w="80"/>
+                    <w:right w:type="dxa" w:w="120"/>
+                  </w:tcMar>
+                  <w:vAlign w:val="center"/>
+                </w:tcPr>
+                <w:p>
+                  <w:pPr>
+                    <w:spacing w:after="0" w:before="0"/>
+                  </w:pPr>
+                  <w:r>
+                    <w:rPr>
+                      <w:rFonts w:ascii="Arial" w:cs="Arial" w:eastAsia="Arial" w:hAnsi="Arial"/>
+                      <w:b w:val="false"/>
+                      <w:bCs w:val="false"/>
+                      <w:sz w:val="21"/>
+                      <w:szCs w:val="21"/>
+                    </w:rPr>
+                    <w:t xml:space="preserve">2</w:t>
+                  </w:r>
+                </w:p>
+              </w:tc>
+              <w:tc>
+                <w:tcPr>
+                  <w:tcW w:type="dxa" w:w="2506"/>
                   <w:tcBorders>
                     <w:top w:val="single" w:color="B7C2D1" w:sz="4"/>
                     <w:left w:val="single" w:color="B7C2D1" w:sz="4"/>
@@ -6916,73 +11734,107 @@
               </w:trPr>
               <w:tc>
                 <w:tcPr>
-                  <w:tcW w:type="dxa" w:w="3342"/>
-                  <w:tcBorders>
-                    <w:top w:val="single" w:color="B7C2D1" w:sz="4"/>
-                    <w:left w:val="single" w:color="B7C2D1" w:sz="4"/>
-                    <w:bottom w:val="single" w:color="B7C2D1" w:sz="4"/>
-                    <w:right w:val="single" w:color="B7C2D1" w:sz="4"/>
-                  </w:tcBorders>
-                  <w:shd w:fill="FFFFFF" w:color="auto" w:val="clear"/>
-                  <w:tcMar>
-                    <w:top w:type="dxa" w:w="80"/>
-                    <w:left w:type="dxa" w:w="120"/>
-                    <w:bottom w:type="dxa" w:w="80"/>
-                    <w:right w:type="dxa" w:w="120"/>
-                  </w:tcMar>
-                  <w:vAlign w:val="center"/>
-                </w:tcPr>
-                <w:p>
-                  <w:pPr>
-                    <w:spacing w:after="0" w:before="0"/>
-                  </w:pPr>
-                  <w:r>
-                    <w:rPr>
-                      <w:rFonts w:ascii="Arial" w:cs="Arial" w:eastAsia="Arial" w:hAnsi="Arial"/>
-                      <w:sz w:val="21"/>
-                      <w:szCs w:val="21"/>
-                    </w:rPr>
-                    <w:t xml:space="preserve">Ask the user for a whole number. Then ask for a second whole number. Add them together. Display one line in the form Total: [total].</w:t>
-                  </w:r>
-                </w:p>
-              </w:tc>
-              <w:tc>
-                <w:tcPr>
-                  <w:tcW w:type="dxa" w:w="3342"/>
-                  <w:tcBorders>
-                    <w:top w:val="single" w:color="B7C2D1" w:sz="4"/>
-                    <w:left w:val="single" w:color="B7C2D1" w:sz="4"/>
-                    <w:bottom w:val="single" w:color="B7C2D1" w:sz="4"/>
-                    <w:right w:val="single" w:color="B7C2D1" w:sz="4"/>
-                  </w:tcBorders>
-                  <w:shd w:fill="FFFFFF" w:color="auto" w:val="clear"/>
-                  <w:tcMar>
-                    <w:top w:type="dxa" w:w="80"/>
-                    <w:left w:type="dxa" w:w="120"/>
-                    <w:bottom w:type="dxa" w:w="80"/>
-                    <w:right w:type="dxa" w:w="120"/>
-                  </w:tcMar>
-                  <w:vAlign w:val="center"/>
-                </w:tcPr>
-                <w:p>
-                  <w:pPr>
-                    <w:spacing w:after="0" w:before="0"/>
-                  </w:pPr>
-                  <w:r>
-                    <w:rPr>
-                      <w:rFonts w:ascii="Arial" w:cs="Arial" w:eastAsia="Arial" w:hAnsi="Arial"/>
-                      <w:b w:val="false"/>
-                      <w:bCs w:val="false"/>
-                      <w:sz w:val="21"/>
-                      <w:szCs w:val="21"/>
-                    </w:rPr>
-                    <w:t xml:space="preserve">3</w:t>
-                  </w:r>
-                </w:p>
-              </w:tc>
-              <w:tc>
-                <w:tcPr>
-                  <w:tcW w:type="dxa" w:w="3342"/>
+                  <w:tcW w:type="dxa" w:w="2506"/>
+                  <w:tcBorders>
+                    <w:top w:val="single" w:color="B7C2D1" w:sz="4"/>
+                    <w:left w:val="single" w:color="B7C2D1" w:sz="4"/>
+                    <w:bottom w:val="single" w:color="B7C2D1" w:sz="4"/>
+                    <w:right w:val="single" w:color="B7C2D1" w:sz="4"/>
+                  </w:tcBorders>
+                  <w:shd w:fill="FFFFFF" w:color="auto" w:val="clear"/>
+                  <w:tcMar>
+                    <w:top w:type="dxa" w:w="80"/>
+                    <w:left w:type="dxa" w:w="120"/>
+                    <w:bottom w:type="dxa" w:w="80"/>
+                    <w:right w:type="dxa" w:w="120"/>
+                  </w:tcMar>
+                  <w:vAlign w:val="center"/>
+                </w:tcPr>
+                <w:p>
+                  <w:pPr>
+                    <w:spacing w:after="0" w:before="0"/>
+                  </w:pPr>
+                  <w:r>
+                    <w:rPr>
+                      <w:rFonts w:ascii="Arial" w:cs="Arial" w:eastAsia="Arial" w:hAnsi="Arial"/>
+                      <w:sz w:val="21"/>
+                      <w:szCs w:val="21"/>
+                    </w:rPr>
+                    <w:t xml:space="preserve">This program should display the two numbers added together. Find the mistake and put it right.</w:t>
+                  </w:r>
+                </w:p>
+              </w:tc>
+              <w:tc>
+                <w:tcPr>
+                  <w:tcW w:type="dxa" w:w="2506"/>
+                  <w:tcBorders>
+                    <w:top w:val="single" w:color="B7C2D1" w:sz="4"/>
+                    <w:left w:val="single" w:color="B7C2D1" w:sz="4"/>
+                    <w:bottom w:val="single" w:color="B7C2D1" w:sz="4"/>
+                    <w:right w:val="single" w:color="B7C2D1" w:sz="4"/>
+                  </w:tcBorders>
+                  <w:shd w:fill="FFFFFF" w:color="auto" w:val="clear"/>
+                  <w:tcMar>
+                    <w:top w:type="dxa" w:w="80"/>
+                    <w:left w:type="dxa" w:w="120"/>
+                    <w:bottom w:type="dxa" w:w="80"/>
+                    <w:right w:type="dxa" w:w="120"/>
+                  </w:tcMar>
+                  <w:vAlign w:val="center"/>
+                </w:tcPr>
+                <w:p>
+                  <w:pPr>
+                    <w:spacing w:after="0" w:before="0"/>
+                  </w:pPr>
+                  <w:r>
+                    <w:rPr>
+                      <w:rFonts w:ascii="Arial" w:cs="Arial" w:eastAsia="Arial" w:hAnsi="Arial"/>
+                      <w:b w:val="false"/>
+                      <w:bCs w:val="false"/>
+                      <w:sz w:val="21"/>
+                      <w:szCs w:val="21"/>
+                    </w:rPr>
+                    <w:t xml:space="preserve">Fix it</w:t>
+                  </w:r>
+                </w:p>
+              </w:tc>
+              <w:tc>
+                <w:tcPr>
+                  <w:tcW w:type="dxa" w:w="2506"/>
+                  <w:tcBorders>
+                    <w:top w:val="single" w:color="B7C2D1" w:sz="4"/>
+                    <w:left w:val="single" w:color="B7C2D1" w:sz="4"/>
+                    <w:bottom w:val="single" w:color="B7C2D1" w:sz="4"/>
+                    <w:right w:val="single" w:color="B7C2D1" w:sz="4"/>
+                  </w:tcBorders>
+                  <w:shd w:fill="FFFFFF" w:color="auto" w:val="clear"/>
+                  <w:tcMar>
+                    <w:top w:type="dxa" w:w="80"/>
+                    <w:left w:type="dxa" w:w="120"/>
+                    <w:bottom w:type="dxa" w:w="80"/>
+                    <w:right w:type="dxa" w:w="120"/>
+                  </w:tcMar>
+                  <w:vAlign w:val="center"/>
+                </w:tcPr>
+                <w:p>
+                  <w:pPr>
+                    <w:spacing w:after="0" w:before="0"/>
+                  </w:pPr>
+                  <w:r>
+                    <w:rPr>
+                      <w:rFonts w:ascii="Arial" w:cs="Arial" w:eastAsia="Arial" w:hAnsi="Arial"/>
+                      <w:b w:val="false"/>
+                      <w:bCs w:val="false"/>
+                      <w:sz w:val="21"/>
+                      <w:szCs w:val="21"/>
+                    </w:rPr>
+                    <w:t xml:space="preserve">2</w:t>
+                  </w:r>
+                </w:p>
+              </w:tc>
+              <w:tc>
+                <w:tcPr>
+                  <w:tcW w:type="dxa" w:w="2506"/>
                   <w:tcBorders>
                     <w:top w:val="single" w:color="B7C2D1" w:sz="4"/>
                     <w:left w:val="single" w:color="B7C2D1" w:sz="4"/>
@@ -7022,39 +11874,73 @@
               </w:trPr>
               <w:tc>
                 <w:tcPr>
-                  <w:tcW w:type="dxa" w:w="3342"/>
-                  <w:tcBorders>
-                    <w:top w:val="single" w:color="B7C2D1" w:sz="4"/>
-                    <w:left w:val="single" w:color="B7C2D1" w:sz="4"/>
-                    <w:bottom w:val="single" w:color="B7C2D1" w:sz="4"/>
-                    <w:right w:val="single" w:color="B7C2D1" w:sz="4"/>
-                  </w:tcBorders>
-                  <w:shd w:fill="FFFFFF" w:color="auto" w:val="clear"/>
-                  <w:tcMar>
-                    <w:top w:type="dxa" w:w="80"/>
-                    <w:left w:type="dxa" w:w="120"/>
-                    <w:bottom w:type="dxa" w:w="80"/>
-                    <w:right w:type="dxa" w:w="120"/>
-                  </w:tcMar>
-                  <w:vAlign w:val="center"/>
-                </w:tcPr>
-                <w:p>
-                  <w:pPr>
-                    <w:spacing w:after="0" w:before="0"/>
-                  </w:pPr>
-                  <w:r>
-                    <w:rPr>
-                      <w:rFonts w:ascii="Arial" w:cs="Arial" w:eastAsia="Arial" w:hAnsi="Arial"/>
-                      <w:sz w:val="21"/>
-                      <w:szCs w:val="21"/>
-                    </w:rPr>
-                    <w:t xml:space="preserve">Ask the user for a word. Then ask for a whole number. Then ask for a second whole number. Add the two numbers together. Display [word]. Then display Total: [total] on the next line.</w:t>
-                  </w:r>
-                </w:p>
-              </w:tc>
-              <w:tc>
-                <w:tcPr>
-                  <w:tcW w:type="dxa" w:w="3342"/>
+                  <w:tcW w:type="dxa" w:w="2506"/>
+                  <w:tcBorders>
+                    <w:top w:val="single" w:color="B7C2D1" w:sz="4"/>
+                    <w:left w:val="single" w:color="B7C2D1" w:sz="4"/>
+                    <w:bottom w:val="single" w:color="B7C2D1" w:sz="4"/>
+                    <w:right w:val="single" w:color="B7C2D1" w:sz="4"/>
+                  </w:tcBorders>
+                  <w:shd w:fill="FFFFFF" w:color="auto" w:val="clear"/>
+                  <w:tcMar>
+                    <w:top w:type="dxa" w:w="80"/>
+                    <w:left w:type="dxa" w:w="120"/>
+                    <w:bottom w:type="dxa" w:w="80"/>
+                    <w:right w:type="dxa" w:w="120"/>
+                  </w:tcMar>
+                  <w:vAlign w:val="center"/>
+                </w:tcPr>
+                <w:p>
+                  <w:pPr>
+                    <w:spacing w:after="0" w:before="0"/>
+                  </w:pPr>
+                  <w:r>
+                    <w:rPr>
+                      <w:rFonts w:ascii="Arial" w:cs="Arial" w:eastAsia="Arial" w:hAnsi="Arial"/>
+                      <w:sz w:val="21"/>
+                      <w:szCs w:val="21"/>
+                    </w:rPr>
+                    <w:t xml:space="preserve">Ask the user for a word. Then ask for a whole number. Display the word on the first line. Then display the number doubled on the next line.</w:t>
+                  </w:r>
+                </w:p>
+              </w:tc>
+              <w:tc>
+                <w:tcPr>
+                  <w:tcW w:type="dxa" w:w="2506"/>
+                  <w:tcBorders>
+                    <w:top w:val="single" w:color="B7C2D1" w:sz="4"/>
+                    <w:left w:val="single" w:color="B7C2D1" w:sz="4"/>
+                    <w:bottom w:val="single" w:color="B7C2D1" w:sz="4"/>
+                    <w:right w:val="single" w:color="B7C2D1" w:sz="4"/>
+                  </w:tcBorders>
+                  <w:shd w:fill="FFFFFF" w:color="auto" w:val="clear"/>
+                  <w:tcMar>
+                    <w:top w:type="dxa" w:w="80"/>
+                    <w:left w:type="dxa" w:w="120"/>
+                    <w:bottom w:type="dxa" w:w="80"/>
+                    <w:right w:type="dxa" w:w="120"/>
+                  </w:tcMar>
+                  <w:vAlign w:val="center"/>
+                </w:tcPr>
+                <w:p>
+                  <w:pPr>
+                    <w:spacing w:after="0" w:before="0"/>
+                  </w:pPr>
+                  <w:r>
+                    <w:rPr>
+                      <w:rFonts w:ascii="Arial" w:cs="Arial" w:eastAsia="Arial" w:hAnsi="Arial"/>
+                      <w:b w:val="false"/>
+                      <w:bCs w:val="false"/>
+                      <w:sz w:val="21"/>
+                      <w:szCs w:val="21"/>
+                    </w:rPr>
+                    <w:t xml:space="preserve">Write it</w:t>
+                  </w:r>
+                </w:p>
+              </w:tc>
+              <w:tc>
+                <w:tcPr>
+                  <w:tcW w:type="dxa" w:w="2506"/>
                   <w:tcBorders>
                     <w:top w:val="single" w:color="B7C2D1" w:sz="4"/>
                     <w:left w:val="single" w:color="B7C2D1" w:sz="4"/>
@@ -7088,7 +11974,427 @@
               </w:tc>
               <w:tc>
                 <w:tcPr>
-                  <w:tcW w:type="dxa" w:w="3342"/>
+                  <w:tcW w:type="dxa" w:w="2506"/>
+                  <w:tcBorders>
+                    <w:top w:val="single" w:color="B7C2D1" w:sz="4"/>
+                    <w:left w:val="single" w:color="B7C2D1" w:sz="4"/>
+                    <w:bottom w:val="single" w:color="B7C2D1" w:sz="4"/>
+                    <w:right w:val="single" w:color="B7C2D1" w:sz="4"/>
+                  </w:tcBorders>
+                  <w:shd w:fill="FFFFFF" w:color="auto" w:val="clear"/>
+                  <w:tcMar>
+                    <w:top w:type="dxa" w:w="80"/>
+                    <w:left w:type="dxa" w:w="120"/>
+                    <w:bottom w:type="dxa" w:w="80"/>
+                    <w:right w:type="dxa" w:w="120"/>
+                  </w:tcMar>
+                  <w:vAlign w:val="center"/>
+                </w:tcPr>
+                <w:p>
+                  <w:pPr>
+                    <w:spacing w:after="0" w:before="0"/>
+                  </w:pPr>
+                  <w:r>
+                    <w:rPr>
+                      <w:rFonts w:ascii="Arial" w:cs="Arial" w:eastAsia="Arial" w:hAnsi="Arial"/>
+                      <w:b w:val="false"/>
+                      <w:bCs w:val="false"/>
+                      <w:sz w:val="21"/>
+                      <w:szCs w:val="21"/>
+                    </w:rPr>
+                    <w:t xml:space="preserve"/>
+                  </w:r>
+                </w:p>
+              </w:tc>
+            </w:tr>
+            <w:tr>
+              <w:trPr>
+                <w:cantSplit/>
+                <w:trHeight w:val="360" w:hRule="atLeast"/>
+              </w:trPr>
+              <w:tc>
+                <w:tcPr>
+                  <w:tcW w:type="dxa" w:w="2506"/>
+                  <w:tcBorders>
+                    <w:top w:val="single" w:color="B7C2D1" w:sz="4"/>
+                    <w:left w:val="single" w:color="B7C2D1" w:sz="4"/>
+                    <w:bottom w:val="single" w:color="B7C2D1" w:sz="4"/>
+                    <w:right w:val="single" w:color="B7C2D1" w:sz="4"/>
+                  </w:tcBorders>
+                  <w:shd w:fill="FFFFFF" w:color="auto" w:val="clear"/>
+                  <w:tcMar>
+                    <w:top w:type="dxa" w:w="80"/>
+                    <w:left w:type="dxa" w:w="120"/>
+                    <w:bottom w:type="dxa" w:w="80"/>
+                    <w:right w:type="dxa" w:w="120"/>
+                  </w:tcMar>
+                  <w:vAlign w:val="center"/>
+                </w:tcPr>
+                <w:p>
+                  <w:pPr>
+                    <w:spacing w:after="0" w:before="0"/>
+                  </w:pPr>
+                  <w:r>
+                    <w:rPr>
+                      <w:rFonts w:ascii="Arial" w:cs="Arial" w:eastAsia="Arial" w:hAnsi="Arial"/>
+                      <w:sz w:val="21"/>
+                      <w:szCs w:val="21"/>
+                    </w:rPr>
+                    <w:t xml:space="preserve">Ask the user for a name. Then ask for a score as a whole number. Display the line [name] scored [score] points.</w:t>
+                  </w:r>
+                </w:p>
+              </w:tc>
+              <w:tc>
+                <w:tcPr>
+                  <w:tcW w:type="dxa" w:w="2506"/>
+                  <w:tcBorders>
+                    <w:top w:val="single" w:color="B7C2D1" w:sz="4"/>
+                    <w:left w:val="single" w:color="B7C2D1" w:sz="4"/>
+                    <w:bottom w:val="single" w:color="B7C2D1" w:sz="4"/>
+                    <w:right w:val="single" w:color="B7C2D1" w:sz="4"/>
+                  </w:tcBorders>
+                  <w:shd w:fill="FFFFFF" w:color="auto" w:val="clear"/>
+                  <w:tcMar>
+                    <w:top w:type="dxa" w:w="80"/>
+                    <w:left w:type="dxa" w:w="120"/>
+                    <w:bottom w:type="dxa" w:w="80"/>
+                    <w:right w:type="dxa" w:w="120"/>
+                  </w:tcMar>
+                  <w:vAlign w:val="center"/>
+                </w:tcPr>
+                <w:p>
+                  <w:pPr>
+                    <w:spacing w:after="0" w:before="0"/>
+                  </w:pPr>
+                  <w:r>
+                    <w:rPr>
+                      <w:rFonts w:ascii="Arial" w:cs="Arial" w:eastAsia="Arial" w:hAnsi="Arial"/>
+                      <w:b w:val="false"/>
+                      <w:bCs w:val="false"/>
+                      <w:sz w:val="21"/>
+                      <w:szCs w:val="21"/>
+                    </w:rPr>
+                    <w:t xml:space="preserve">Write it</w:t>
+                  </w:r>
+                </w:p>
+              </w:tc>
+              <w:tc>
+                <w:tcPr>
+                  <w:tcW w:type="dxa" w:w="2506"/>
+                  <w:tcBorders>
+                    <w:top w:val="single" w:color="B7C2D1" w:sz="4"/>
+                    <w:left w:val="single" w:color="B7C2D1" w:sz="4"/>
+                    <w:bottom w:val="single" w:color="B7C2D1" w:sz="4"/>
+                    <w:right w:val="single" w:color="B7C2D1" w:sz="4"/>
+                  </w:tcBorders>
+                  <w:shd w:fill="FFFFFF" w:color="auto" w:val="clear"/>
+                  <w:tcMar>
+                    <w:top w:type="dxa" w:w="80"/>
+                    <w:left w:type="dxa" w:w="120"/>
+                    <w:bottom w:type="dxa" w:w="80"/>
+                    <w:right w:type="dxa" w:w="120"/>
+                  </w:tcMar>
+                  <w:vAlign w:val="center"/>
+                </w:tcPr>
+                <w:p>
+                  <w:pPr>
+                    <w:spacing w:after="0" w:before="0"/>
+                  </w:pPr>
+                  <w:r>
+                    <w:rPr>
+                      <w:rFonts w:ascii="Arial" w:cs="Arial" w:eastAsia="Arial" w:hAnsi="Arial"/>
+                      <w:b w:val="false"/>
+                      <w:bCs w:val="false"/>
+                      <w:sz w:val="21"/>
+                      <w:szCs w:val="21"/>
+                    </w:rPr>
+                    <w:t xml:space="preserve">3</w:t>
+                  </w:r>
+                </w:p>
+              </w:tc>
+              <w:tc>
+                <w:tcPr>
+                  <w:tcW w:type="dxa" w:w="2506"/>
+                  <w:tcBorders>
+                    <w:top w:val="single" w:color="B7C2D1" w:sz="4"/>
+                    <w:left w:val="single" w:color="B7C2D1" w:sz="4"/>
+                    <w:bottom w:val="single" w:color="B7C2D1" w:sz="4"/>
+                    <w:right w:val="single" w:color="B7C2D1" w:sz="4"/>
+                  </w:tcBorders>
+                  <w:shd w:fill="FFFFFF" w:color="auto" w:val="clear"/>
+                  <w:tcMar>
+                    <w:top w:type="dxa" w:w="80"/>
+                    <w:left w:type="dxa" w:w="120"/>
+                    <w:bottom w:type="dxa" w:w="80"/>
+                    <w:right w:type="dxa" w:w="120"/>
+                  </w:tcMar>
+                  <w:vAlign w:val="center"/>
+                </w:tcPr>
+                <w:p>
+                  <w:pPr>
+                    <w:spacing w:after="0" w:before="0"/>
+                  </w:pPr>
+                  <w:r>
+                    <w:rPr>
+                      <w:rFonts w:ascii="Arial" w:cs="Arial" w:eastAsia="Arial" w:hAnsi="Arial"/>
+                      <w:b w:val="false"/>
+                      <w:bCs w:val="false"/>
+                      <w:sz w:val="21"/>
+                      <w:szCs w:val="21"/>
+                    </w:rPr>
+                    <w:t xml:space="preserve"/>
+                  </w:r>
+                </w:p>
+              </w:tc>
+            </w:tr>
+            <w:tr>
+              <w:trPr>
+                <w:cantSplit/>
+                <w:trHeight w:val="360" w:hRule="atLeast"/>
+              </w:trPr>
+              <w:tc>
+                <w:tcPr>
+                  <w:tcW w:type="dxa" w:w="2506"/>
+                  <w:tcBorders>
+                    <w:top w:val="single" w:color="B7C2D1" w:sz="4"/>
+                    <w:left w:val="single" w:color="B7C2D1" w:sz="4"/>
+                    <w:bottom w:val="single" w:color="B7C2D1" w:sz="4"/>
+                    <w:right w:val="single" w:color="B7C2D1" w:sz="4"/>
+                  </w:tcBorders>
+                  <w:shd w:fill="FFFFFF" w:color="auto" w:val="clear"/>
+                  <w:tcMar>
+                    <w:top w:type="dxa" w:w="80"/>
+                    <w:left w:type="dxa" w:w="120"/>
+                    <w:bottom w:type="dxa" w:w="80"/>
+                    <w:right w:type="dxa" w:w="120"/>
+                  </w:tcMar>
+                  <w:vAlign w:val="center"/>
+                </w:tcPr>
+                <w:p>
+                  <w:pPr>
+                    <w:spacing w:after="0" w:before="0"/>
+                  </w:pPr>
+                  <w:r>
+                    <w:rPr>
+                      <w:rFonts w:ascii="Arial" w:cs="Arial" w:eastAsia="Arial" w:hAnsi="Arial"/>
+                      <w:sz w:val="21"/>
+                      <w:szCs w:val="21"/>
+                    </w:rPr>
+                    <w:t xml:space="preserve">Ask the user for a whole number. Then ask for a second whole number. Work out the two numbers added together. Display the line [first] plus [second] is [total].</w:t>
+                  </w:r>
+                </w:p>
+              </w:tc>
+              <w:tc>
+                <w:tcPr>
+                  <w:tcW w:type="dxa" w:w="2506"/>
+                  <w:tcBorders>
+                    <w:top w:val="single" w:color="B7C2D1" w:sz="4"/>
+                    <w:left w:val="single" w:color="B7C2D1" w:sz="4"/>
+                    <w:bottom w:val="single" w:color="B7C2D1" w:sz="4"/>
+                    <w:right w:val="single" w:color="B7C2D1" w:sz="4"/>
+                  </w:tcBorders>
+                  <w:shd w:fill="FFFFFF" w:color="auto" w:val="clear"/>
+                  <w:tcMar>
+                    <w:top w:type="dxa" w:w="80"/>
+                    <w:left w:type="dxa" w:w="120"/>
+                    <w:bottom w:type="dxa" w:w="80"/>
+                    <w:right w:type="dxa" w:w="120"/>
+                  </w:tcMar>
+                  <w:vAlign w:val="center"/>
+                </w:tcPr>
+                <w:p>
+                  <w:pPr>
+                    <w:spacing w:after="0" w:before="0"/>
+                  </w:pPr>
+                  <w:r>
+                    <w:rPr>
+                      <w:rFonts w:ascii="Arial" w:cs="Arial" w:eastAsia="Arial" w:hAnsi="Arial"/>
+                      <w:b w:val="false"/>
+                      <w:bCs w:val="false"/>
+                      <w:sz w:val="21"/>
+                      <w:szCs w:val="21"/>
+                    </w:rPr>
+                    <w:t xml:space="preserve">Write it</w:t>
+                  </w:r>
+                </w:p>
+              </w:tc>
+              <w:tc>
+                <w:tcPr>
+                  <w:tcW w:type="dxa" w:w="2506"/>
+                  <w:tcBorders>
+                    <w:top w:val="single" w:color="B7C2D1" w:sz="4"/>
+                    <w:left w:val="single" w:color="B7C2D1" w:sz="4"/>
+                    <w:bottom w:val="single" w:color="B7C2D1" w:sz="4"/>
+                    <w:right w:val="single" w:color="B7C2D1" w:sz="4"/>
+                  </w:tcBorders>
+                  <w:shd w:fill="FFFFFF" w:color="auto" w:val="clear"/>
+                  <w:tcMar>
+                    <w:top w:type="dxa" w:w="80"/>
+                    <w:left w:type="dxa" w:w="120"/>
+                    <w:bottom w:type="dxa" w:w="80"/>
+                    <w:right w:type="dxa" w:w="120"/>
+                  </w:tcMar>
+                  <w:vAlign w:val="center"/>
+                </w:tcPr>
+                <w:p>
+                  <w:pPr>
+                    <w:spacing w:after="0" w:before="0"/>
+                  </w:pPr>
+                  <w:r>
+                    <w:rPr>
+                      <w:rFonts w:ascii="Arial" w:cs="Arial" w:eastAsia="Arial" w:hAnsi="Arial"/>
+                      <w:b w:val="false"/>
+                      <w:bCs w:val="false"/>
+                      <w:sz w:val="21"/>
+                      <w:szCs w:val="21"/>
+                    </w:rPr>
+                    <w:t xml:space="preserve">3</w:t>
+                  </w:r>
+                </w:p>
+              </w:tc>
+              <w:tc>
+                <w:tcPr>
+                  <w:tcW w:type="dxa" w:w="2506"/>
+                  <w:tcBorders>
+                    <w:top w:val="single" w:color="B7C2D1" w:sz="4"/>
+                    <w:left w:val="single" w:color="B7C2D1" w:sz="4"/>
+                    <w:bottom w:val="single" w:color="B7C2D1" w:sz="4"/>
+                    <w:right w:val="single" w:color="B7C2D1" w:sz="4"/>
+                  </w:tcBorders>
+                  <w:shd w:fill="FFFFFF" w:color="auto" w:val="clear"/>
+                  <w:tcMar>
+                    <w:top w:type="dxa" w:w="80"/>
+                    <w:left w:type="dxa" w:w="120"/>
+                    <w:bottom w:type="dxa" w:w="80"/>
+                    <w:right w:type="dxa" w:w="120"/>
+                  </w:tcMar>
+                  <w:vAlign w:val="center"/>
+                </w:tcPr>
+                <w:p>
+                  <w:pPr>
+                    <w:spacing w:after="0" w:before="0"/>
+                  </w:pPr>
+                  <w:r>
+                    <w:rPr>
+                      <w:rFonts w:ascii="Arial" w:cs="Arial" w:eastAsia="Arial" w:hAnsi="Arial"/>
+                      <w:b w:val="false"/>
+                      <w:bCs w:val="false"/>
+                      <w:sz w:val="21"/>
+                      <w:szCs w:val="21"/>
+                    </w:rPr>
+                    <w:t xml:space="preserve"/>
+                  </w:r>
+                </w:p>
+              </w:tc>
+            </w:tr>
+            <w:tr>
+              <w:trPr>
+                <w:cantSplit/>
+                <w:trHeight w:val="360" w:hRule="atLeast"/>
+              </w:trPr>
+              <w:tc>
+                <w:tcPr>
+                  <w:tcW w:type="dxa" w:w="2506"/>
+                  <w:tcBorders>
+                    <w:top w:val="single" w:color="B7C2D1" w:sz="4"/>
+                    <w:left w:val="single" w:color="B7C2D1" w:sz="4"/>
+                    <w:bottom w:val="single" w:color="B7C2D1" w:sz="4"/>
+                    <w:right w:val="single" w:color="B7C2D1" w:sz="4"/>
+                  </w:tcBorders>
+                  <w:shd w:fill="FFFFFF" w:color="auto" w:val="clear"/>
+                  <w:tcMar>
+                    <w:top w:type="dxa" w:w="80"/>
+                    <w:left w:type="dxa" w:w="120"/>
+                    <w:bottom w:type="dxa" w:w="80"/>
+                    <w:right w:type="dxa" w:w="120"/>
+                  </w:tcMar>
+                  <w:vAlign w:val="center"/>
+                </w:tcPr>
+                <w:p>
+                  <w:pPr>
+                    <w:spacing w:after="0" w:before="0"/>
+                  </w:pPr>
+                  <w:r>
+                    <w:rPr>
+                      <w:rFonts w:ascii="Arial" w:cs="Arial" w:eastAsia="Arial" w:hAnsi="Arial"/>
+                      <w:sz w:val="21"/>
+                      <w:szCs w:val="21"/>
+                    </w:rPr>
+                    <w:t xml:space="preserve">Ask the user for a name. Then ask for a price with a decimal point. Then ask for a whole number of items. Work out the total cost. Display the line [name] pays [total] for [items] items.</w:t>
+                  </w:r>
+                </w:p>
+              </w:tc>
+              <w:tc>
+                <w:tcPr>
+                  <w:tcW w:type="dxa" w:w="2506"/>
+                  <w:tcBorders>
+                    <w:top w:val="single" w:color="B7C2D1" w:sz="4"/>
+                    <w:left w:val="single" w:color="B7C2D1" w:sz="4"/>
+                    <w:bottom w:val="single" w:color="B7C2D1" w:sz="4"/>
+                    <w:right w:val="single" w:color="B7C2D1" w:sz="4"/>
+                  </w:tcBorders>
+                  <w:shd w:fill="FFFFFF" w:color="auto" w:val="clear"/>
+                  <w:tcMar>
+                    <w:top w:type="dxa" w:w="80"/>
+                    <w:left w:type="dxa" w:w="120"/>
+                    <w:bottom w:type="dxa" w:w="80"/>
+                    <w:right w:type="dxa" w:w="120"/>
+                  </w:tcMar>
+                  <w:vAlign w:val="center"/>
+                </w:tcPr>
+                <w:p>
+                  <w:pPr>
+                    <w:spacing w:after="0" w:before="0"/>
+                  </w:pPr>
+                  <w:r>
+                    <w:rPr>
+                      <w:rFonts w:ascii="Arial" w:cs="Arial" w:eastAsia="Arial" w:hAnsi="Arial"/>
+                      <w:b w:val="false"/>
+                      <w:bCs w:val="false"/>
+                      <w:sz w:val="21"/>
+                      <w:szCs w:val="21"/>
+                    </w:rPr>
+                    <w:t xml:space="preserve">Challenge (optional)</w:t>
+                  </w:r>
+                </w:p>
+              </w:tc>
+              <w:tc>
+                <w:tcPr>
+                  <w:tcW w:type="dxa" w:w="2506"/>
+                  <w:tcBorders>
+                    <w:top w:val="single" w:color="B7C2D1" w:sz="4"/>
+                    <w:left w:val="single" w:color="B7C2D1" w:sz="4"/>
+                    <w:bottom w:val="single" w:color="B7C2D1" w:sz="4"/>
+                    <w:right w:val="single" w:color="B7C2D1" w:sz="4"/>
+                  </w:tcBorders>
+                  <w:shd w:fill="FFFFFF" w:color="auto" w:val="clear"/>
+                  <w:tcMar>
+                    <w:top w:type="dxa" w:w="80"/>
+                    <w:left w:type="dxa" w:w="120"/>
+                    <w:bottom w:type="dxa" w:w="80"/>
+                    <w:right w:type="dxa" w:w="120"/>
+                  </w:tcMar>
+                  <w:vAlign w:val="center"/>
+                </w:tcPr>
+                <w:p>
+                  <w:pPr>
+                    <w:spacing w:after="0" w:before="0"/>
+                  </w:pPr>
+                  <w:r>
+                    <w:rPr>
+                      <w:rFonts w:ascii="Arial" w:cs="Arial" w:eastAsia="Arial" w:hAnsi="Arial"/>
+                      <w:b w:val="false"/>
+                      <w:bCs w:val="false"/>
+                      <w:sz w:val="21"/>
+                      <w:szCs w:val="21"/>
+                    </w:rPr>
+                    <w:t xml:space="preserve">3</w:t>
+                  </w:r>
+                </w:p>
+              </w:tc>
+              <w:tc>
+                <w:tcPr>
+                  <w:tcW w:type="dxa" w:w="2506"/>
                   <w:tcBorders>
                     <w:top w:val="single" w:color="B7C2D1" w:sz="4"/>
                     <w:left w:val="single" w:color="B7C2D1" w:sz="4"/>
@@ -7135,7 +12441,7 @@
                 <w:sz w:val="21"/>
                 <w:szCs w:val="21"/>
               </w:rPr>
-              <w:t xml:space="preserve">Plan the one you found hardest: inputs, what happens to them, what is printed.</w:t>
+              <w:t xml:space="preserve">Plan the one you found hardest: what is typed in, what happens to it, what is displayed.</w:t>
             </w:r>
           </w:p>
           <w:tbl>
@@ -8127,7 +13433,7 @@
                 <w:sz w:val="32"/>
                 <w:szCs w:val="32"/>
               </w:rPr>
-              <w:t xml:space="preserve">______ / 62</w:t>
+              <w:t xml:space="preserve">______ / 108</w:t>
             </w:r>
           </w:p>
         </w:tc>

--- a/worksheets/PR_L01_PrintingAndVariables_Worksheet.docx
+++ b/worksheets/PR_L01_PrintingAndVariables_Worksheet.docx
@@ -455,7 +455,30 @@
                 <w:sz w:val="21"/>
                 <w:szCs w:val="21"/>
               </w:rPr>
-              <w:t xml:space="preserve">The activities marked Challenge are optional. Finish the rest of a station first, and come back to them if you have time.</w:t>
+              <w:t xml:space="preserve">Work through the activities in order and complete every one. The next activity opens when the one you are on is finished.</w:t>
+            </w:r>
+          </w:p>
+          <w:p>
+            <w:pPr>
+              <w:spacing w:after="60" w:before="60"/>
+            </w:pPr>
+            <w:r>
+              <w:rPr>
+                <w:rFonts w:ascii="Arial" w:cs="Arial" w:eastAsia="Arial" w:hAnsi="Arial"/>
+                <w:b/>
+                <w:bCs/>
+                <w:sz w:val="21"/>
+                <w:szCs w:val="21"/>
+              </w:rPr>
+              <w:t xml:space="preserve">8.  </w:t>
+            </w:r>
+            <w:r>
+              <w:rPr>
+                <w:rFonts w:ascii="Arial" w:cs="Arial" w:eastAsia="Arial" w:hAnsi="Arial"/>
+                <w:sz w:val="21"/>
+                <w:szCs w:val="21"/>
+              </w:rPr>
+              <w:t xml:space="preserve">If you get stuck, press I need help. Use a hint, or ask your teacher and show them the question and your code. Complete the question before moving on.</w:t>
             </w:r>
           </w:p>
         </w:tc>

--- a/worksheets/PR_L01_PrintingAndVariables_Worksheet.docx
+++ b/worksheets/PR_L01_PrintingAndVariables_Worksheet.docx
@@ -1908,7 +1908,43 @@
                       <w:sz w:val="21"/>
                       <w:szCs w:val="21"/>
                     </w:rPr>
-                    <w:t xml:space="preserve">Change the word Hello to Goodbye.</w:t>
+                    <w:t xml:space="preserve">Change the word </w:t>
+                  </w:r>
+                  <w:r>
+                    <w:rPr>
+                      <w:rFonts w:ascii="Consolas" w:cs="Consolas" w:eastAsia="Consolas" w:hAnsi="Consolas"/>
+                      <w:color w:val="15803D"/>
+                      <w:sz w:val="21"/>
+                      <w:szCs w:val="21"/>
+                      <w:shd w:fill="F4F4F5"/>
+                    </w:rPr>
+                    <w:t xml:space="preserve">"Hello"</w:t>
+                  </w:r>
+                  <w:r>
+                    <w:rPr>
+                      <w:rFonts w:ascii="Arial" w:cs="Arial" w:eastAsia="Arial" w:hAnsi="Arial"/>
+                      <w:sz w:val="21"/>
+                      <w:szCs w:val="21"/>
+                    </w:rPr>
+                    <w:t xml:space="preserve"> to </w:t>
+                  </w:r>
+                  <w:r>
+                    <w:rPr>
+                      <w:rFonts w:ascii="Consolas" w:cs="Consolas" w:eastAsia="Consolas" w:hAnsi="Consolas"/>
+                      <w:color w:val="15803D"/>
+                      <w:sz w:val="21"/>
+                      <w:szCs w:val="21"/>
+                      <w:shd w:fill="F4F4F5"/>
+                    </w:rPr>
+                    <w:t xml:space="preserve">"Goodbye"</w:t>
+                  </w:r>
+                  <w:r>
+                    <w:rPr>
+                      <w:rFonts w:ascii="Arial" w:cs="Arial" w:eastAsia="Arial" w:hAnsi="Arial"/>
+                      <w:sz w:val="21"/>
+                      <w:szCs w:val="21"/>
+                    </w:rPr>
+                    <w:t xml:space="preserve">.</w:t>
                   </w:r>
                 </w:p>
               </w:tc>
@@ -2188,7 +2224,43 @@
                       <w:sz w:val="21"/>
                       <w:szCs w:val="21"/>
                     </w:rPr>
-                    <w:t xml:space="preserve">Finish the program. Display Line one. Then display Line two on the next line.</w:t>
+                    <w:t xml:space="preserve">Finish the program. Display </w:t>
+                  </w:r>
+                  <w:r>
+                    <w:rPr>
+                      <w:rFonts w:ascii="Consolas" w:cs="Consolas" w:eastAsia="Consolas" w:hAnsi="Consolas"/>
+                      <w:color w:val="15803D"/>
+                      <w:sz w:val="21"/>
+                      <w:szCs w:val="21"/>
+                      <w:shd w:fill="F4F4F5"/>
+                    </w:rPr>
+                    <w:t xml:space="preserve">"Line one"</w:t>
+                  </w:r>
+                  <w:r>
+                    <w:rPr>
+                      <w:rFonts w:ascii="Arial" w:cs="Arial" w:eastAsia="Arial" w:hAnsi="Arial"/>
+                      <w:sz w:val="21"/>
+                      <w:szCs w:val="21"/>
+                    </w:rPr>
+                    <w:t xml:space="preserve">. Then display </w:t>
+                  </w:r>
+                  <w:r>
+                    <w:rPr>
+                      <w:rFonts w:ascii="Consolas" w:cs="Consolas" w:eastAsia="Consolas" w:hAnsi="Consolas"/>
+                      <w:color w:val="15803D"/>
+                      <w:sz w:val="21"/>
+                      <w:szCs w:val="21"/>
+                      <w:shd w:fill="F4F4F5"/>
+                    </w:rPr>
+                    <w:t xml:space="preserve">"Line two"</w:t>
+                  </w:r>
+                  <w:r>
+                    <w:rPr>
+                      <w:rFonts w:ascii="Arial" w:cs="Arial" w:eastAsia="Arial" w:hAnsi="Arial"/>
+                      <w:sz w:val="21"/>
+                      <w:szCs w:val="21"/>
+                    </w:rPr>
+                    <w:t xml:space="preserve"> on the next line.</w:t>
                   </w:r>
                 </w:p>
               </w:tc>
@@ -2328,7 +2400,25 @@
                       <w:sz w:val="21"/>
                       <w:szCs w:val="21"/>
                     </w:rPr>
-                    <w:t xml:space="preserve">Display the message Hello world.</w:t>
+                    <w:t xml:space="preserve">Display the message </w:t>
+                  </w:r>
+                  <w:r>
+                    <w:rPr>
+                      <w:rFonts w:ascii="Consolas" w:cs="Consolas" w:eastAsia="Consolas" w:hAnsi="Consolas"/>
+                      <w:color w:val="15803D"/>
+                      <w:sz w:val="21"/>
+                      <w:szCs w:val="21"/>
+                      <w:shd w:fill="F4F4F5"/>
+                    </w:rPr>
+                    <w:t xml:space="preserve">"Hello world"</w:t>
+                  </w:r>
+                  <w:r>
+                    <w:rPr>
+                      <w:rFonts w:ascii="Arial" w:cs="Arial" w:eastAsia="Arial" w:hAnsi="Arial"/>
+                      <w:sz w:val="21"/>
+                      <w:szCs w:val="21"/>
+                    </w:rPr>
+                    <w:t xml:space="preserve">.</w:t>
                   </w:r>
                 </w:p>
               </w:tc>
@@ -2468,7 +2558,25 @@
                       <w:sz w:val="21"/>
                       <w:szCs w:val="21"/>
                     </w:rPr>
-                    <w:t xml:space="preserve">This program should display Ready. Find the mistake and put it right.</w:t>
+                    <w:t xml:space="preserve">This program should display </w:t>
+                  </w:r>
+                  <w:r>
+                    <w:rPr>
+                      <w:rFonts w:ascii="Consolas" w:cs="Consolas" w:eastAsia="Consolas" w:hAnsi="Consolas"/>
+                      <w:color w:val="15803D"/>
+                      <w:sz w:val="21"/>
+                      <w:szCs w:val="21"/>
+                      <w:shd w:fill="F4F4F5"/>
+                    </w:rPr>
+                    <w:t xml:space="preserve">"Ready"</w:t>
+                  </w:r>
+                  <w:r>
+                    <w:rPr>
+                      <w:rFonts w:ascii="Arial" w:cs="Arial" w:eastAsia="Arial" w:hAnsi="Arial"/>
+                      <w:sz w:val="21"/>
+                      <w:szCs w:val="21"/>
+                    </w:rPr>
+                    <w:t xml:space="preserve">. Find the mistake and put it right.</w:t>
                   </w:r>
                 </w:p>
               </w:tc>
@@ -2748,7 +2856,43 @@
                       <w:sz w:val="21"/>
                       <w:szCs w:val="21"/>
                     </w:rPr>
-                    <w:t xml:space="preserve">Display Line 1 of 2. Then display Done! on the next line.</w:t>
+                    <w:t xml:space="preserve">Display </w:t>
+                  </w:r>
+                  <w:r>
+                    <w:rPr>
+                      <w:rFonts w:ascii="Consolas" w:cs="Consolas" w:eastAsia="Consolas" w:hAnsi="Consolas"/>
+                      <w:color w:val="15803D"/>
+                      <w:sz w:val="21"/>
+                      <w:szCs w:val="21"/>
+                      <w:shd w:fill="F4F4F5"/>
+                    </w:rPr>
+                    <w:t xml:space="preserve">"Line 1 of 2"</w:t>
+                  </w:r>
+                  <w:r>
+                    <w:rPr>
+                      <w:rFonts w:ascii="Arial" w:cs="Arial" w:eastAsia="Arial" w:hAnsi="Arial"/>
+                      <w:sz w:val="21"/>
+                      <w:szCs w:val="21"/>
+                    </w:rPr>
+                    <w:t xml:space="preserve">. Then display </w:t>
+                  </w:r>
+                  <w:r>
+                    <w:rPr>
+                      <w:rFonts w:ascii="Consolas" w:cs="Consolas" w:eastAsia="Consolas" w:hAnsi="Consolas"/>
+                      <w:color w:val="15803D"/>
+                      <w:sz w:val="21"/>
+                      <w:szCs w:val="21"/>
+                      <w:shd w:fill="F4F4F5"/>
+                    </w:rPr>
+                    <w:t xml:space="preserve">"Done!"</w:t>
+                  </w:r>
+                  <w:r>
+                    <w:rPr>
+                      <w:rFonts w:ascii="Arial" w:cs="Arial" w:eastAsia="Arial" w:hAnsi="Arial"/>
+                      <w:sz w:val="21"/>
+                      <w:szCs w:val="21"/>
+                    </w:rPr>
+                    <w:t xml:space="preserve"> on the next line.</w:t>
                   </w:r>
                 </w:p>
               </w:tc>
@@ -2888,7 +3032,61 @@
                       <w:sz w:val="21"/>
                       <w:szCs w:val="21"/>
                     </w:rPr>
-                    <w:t xml:space="preserve">Display Name: Alex. Then display Age: 13 on the next line. Then display Town: Bury on the next line.</w:t>
+                    <w:t xml:space="preserve">Display </w:t>
+                  </w:r>
+                  <w:r>
+                    <w:rPr>
+                      <w:rFonts w:ascii="Consolas" w:cs="Consolas" w:eastAsia="Consolas" w:hAnsi="Consolas"/>
+                      <w:color w:val="15803D"/>
+                      <w:sz w:val="21"/>
+                      <w:szCs w:val="21"/>
+                      <w:shd w:fill="F4F4F5"/>
+                    </w:rPr>
+                    <w:t xml:space="preserve">"Name: Alex"</w:t>
+                  </w:r>
+                  <w:r>
+                    <w:rPr>
+                      <w:rFonts w:ascii="Arial" w:cs="Arial" w:eastAsia="Arial" w:hAnsi="Arial"/>
+                      <w:sz w:val="21"/>
+                      <w:szCs w:val="21"/>
+                    </w:rPr>
+                    <w:t xml:space="preserve">. Then display </w:t>
+                  </w:r>
+                  <w:r>
+                    <w:rPr>
+                      <w:rFonts w:ascii="Consolas" w:cs="Consolas" w:eastAsia="Consolas" w:hAnsi="Consolas"/>
+                      <w:color w:val="15803D"/>
+                      <w:sz w:val="21"/>
+                      <w:szCs w:val="21"/>
+                      <w:shd w:fill="F4F4F5"/>
+                    </w:rPr>
+                    <w:t xml:space="preserve">"Age: 13"</w:t>
+                  </w:r>
+                  <w:r>
+                    <w:rPr>
+                      <w:rFonts w:ascii="Arial" w:cs="Arial" w:eastAsia="Arial" w:hAnsi="Arial"/>
+                      <w:sz w:val="21"/>
+                      <w:szCs w:val="21"/>
+                    </w:rPr>
+                    <w:t xml:space="preserve"> on the next line. Then display </w:t>
+                  </w:r>
+                  <w:r>
+                    <w:rPr>
+                      <w:rFonts w:ascii="Consolas" w:cs="Consolas" w:eastAsia="Consolas" w:hAnsi="Consolas"/>
+                      <w:color w:val="15803D"/>
+                      <w:sz w:val="21"/>
+                      <w:szCs w:val="21"/>
+                      <w:shd w:fill="F4F4F5"/>
+                    </w:rPr>
+                    <w:t xml:space="preserve">"Town: Bury"</w:t>
+                  </w:r>
+                  <w:r>
+                    <w:rPr>
+                      <w:rFonts w:ascii="Arial" w:cs="Arial" w:eastAsia="Arial" w:hAnsi="Arial"/>
+                      <w:sz w:val="21"/>
+                      <w:szCs w:val="21"/>
+                    </w:rPr>
+                    <w:t xml:space="preserve"> on the next line.</w:t>
                   </w:r>
                 </w:p>
               </w:tc>
@@ -3028,7 +3226,43 @@
                       <w:sz w:val="21"/>
                       <w:szCs w:val="21"/>
                     </w:rPr>
-                    <w:t xml:space="preserve">Display Top. Then display an empty line. Then display Bottom on the next line.</w:t>
+                    <w:t xml:space="preserve">Display </w:t>
+                  </w:r>
+                  <w:r>
+                    <w:rPr>
+                      <w:rFonts w:ascii="Consolas" w:cs="Consolas" w:eastAsia="Consolas" w:hAnsi="Consolas"/>
+                      <w:color w:val="15803D"/>
+                      <w:sz w:val="21"/>
+                      <w:szCs w:val="21"/>
+                      <w:shd w:fill="F4F4F5"/>
+                    </w:rPr>
+                    <w:t xml:space="preserve">"Top"</w:t>
+                  </w:r>
+                  <w:r>
+                    <w:rPr>
+                      <w:rFonts w:ascii="Arial" w:cs="Arial" w:eastAsia="Arial" w:hAnsi="Arial"/>
+                      <w:sz w:val="21"/>
+                      <w:szCs w:val="21"/>
+                    </w:rPr>
+                    <w:t xml:space="preserve">. Then display an empty line. Then display </w:t>
+                  </w:r>
+                  <w:r>
+                    <w:rPr>
+                      <w:rFonts w:ascii="Consolas" w:cs="Consolas" w:eastAsia="Consolas" w:hAnsi="Consolas"/>
+                      <w:color w:val="15803D"/>
+                      <w:sz w:val="21"/>
+                      <w:szCs w:val="21"/>
+                      <w:shd w:fill="F4F4F5"/>
+                    </w:rPr>
+                    <w:t xml:space="preserve">"Bottom"</w:t>
+                  </w:r>
+                  <w:r>
+                    <w:rPr>
+                      <w:rFonts w:ascii="Arial" w:cs="Arial" w:eastAsia="Arial" w:hAnsi="Arial"/>
+                      <w:sz w:val="21"/>
+                      <w:szCs w:val="21"/>
+                    </w:rPr>
+                    <w:t xml:space="preserve"> on the next line.</w:t>
                   </w:r>
                 </w:p>
               </w:tc>
@@ -4051,7 +4285,43 @@
                       <w:sz w:val="21"/>
                       <w:szCs w:val="21"/>
                     </w:rPr>
-                    <w:t xml:space="preserve">Change the program so it remembers 25 instead of 10.</w:t>
+                    <w:t xml:space="preserve">Change the program so it remembers </w:t>
+                  </w:r>
+                  <w:r>
+                    <w:rPr>
+                      <w:rFonts w:ascii="Consolas" w:cs="Consolas" w:eastAsia="Consolas" w:hAnsi="Consolas"/>
+                      <w:color w:val="9A3412"/>
+                      <w:sz w:val="21"/>
+                      <w:szCs w:val="21"/>
+                      <w:shd w:fill="F4F4F5"/>
+                    </w:rPr>
+                    <w:t xml:space="preserve">25</w:t>
+                  </w:r>
+                  <w:r>
+                    <w:rPr>
+                      <w:rFonts w:ascii="Arial" w:cs="Arial" w:eastAsia="Arial" w:hAnsi="Arial"/>
+                      <w:sz w:val="21"/>
+                      <w:szCs w:val="21"/>
+                    </w:rPr>
+                    <w:t xml:space="preserve"> instead of </w:t>
+                  </w:r>
+                  <w:r>
+                    <w:rPr>
+                      <w:rFonts w:ascii="Consolas" w:cs="Consolas" w:eastAsia="Consolas" w:hAnsi="Consolas"/>
+                      <w:color w:val="9A3412"/>
+                      <w:sz w:val="21"/>
+                      <w:szCs w:val="21"/>
+                      <w:shd w:fill="F4F4F5"/>
+                    </w:rPr>
+                    <w:t xml:space="preserve">10</w:t>
+                  </w:r>
+                  <w:r>
+                    <w:rPr>
+                      <w:rFonts w:ascii="Arial" w:cs="Arial" w:eastAsia="Arial" w:hAnsi="Arial"/>
+                      <w:sz w:val="21"/>
+                      <w:szCs w:val="21"/>
+                    </w:rPr>
+                    <w:t xml:space="preserve">.</w:t>
                   </w:r>
                 </w:p>
               </w:tc>
@@ -4471,7 +4741,25 @@
                       <w:sz w:val="21"/>
                       <w:szCs w:val="21"/>
                     </w:rPr>
-                    <w:t xml:space="preserve">Keep the word harbour in a variable. Display that variable. Then display it again on the next line.</w:t>
+                    <w:t xml:space="preserve">Keep the word </w:t>
+                  </w:r>
+                  <w:r>
+                    <w:rPr>
+                      <w:rFonts w:ascii="Consolas" w:cs="Consolas" w:eastAsia="Consolas" w:hAnsi="Consolas"/>
+                      <w:color w:val="15803D"/>
+                      <w:sz w:val="21"/>
+                      <w:szCs w:val="21"/>
+                      <w:shd w:fill="F4F4F5"/>
+                    </w:rPr>
+                    <w:t xml:space="preserve">"harbour"</w:t>
+                  </w:r>
+                  <w:r>
+                    <w:rPr>
+                      <w:rFonts w:ascii="Arial" w:cs="Arial" w:eastAsia="Arial" w:hAnsi="Arial"/>
+                      <w:sz w:val="21"/>
+                      <w:szCs w:val="21"/>
+                    </w:rPr>
+                    <w:t xml:space="preserve"> in a variable. Display that variable. Then display it again on the next line.</w:t>
                   </w:r>
                 </w:p>
               </w:tc>
@@ -4611,7 +4899,25 @@
                       <w:sz w:val="21"/>
                       <w:szCs w:val="21"/>
                     </w:rPr>
-                    <w:t xml:space="preserve">This program should display 12. Find the mistake and put it right.</w:t>
+                    <w:t xml:space="preserve">This program should display </w:t>
+                  </w:r>
+                  <w:r>
+                    <w:rPr>
+                      <w:rFonts w:ascii="Consolas" w:cs="Consolas" w:eastAsia="Consolas" w:hAnsi="Consolas"/>
+                      <w:color w:val="9A3412"/>
+                      <w:sz w:val="21"/>
+                      <w:szCs w:val="21"/>
+                      <w:shd w:fill="F4F4F5"/>
+                    </w:rPr>
+                    <w:t xml:space="preserve">12</w:t>
+                  </w:r>
+                  <w:r>
+                    <w:rPr>
+                      <w:rFonts w:ascii="Arial" w:cs="Arial" w:eastAsia="Arial" w:hAnsi="Arial"/>
+                      <w:sz w:val="21"/>
+                      <w:szCs w:val="21"/>
+                    </w:rPr>
+                    <w:t xml:space="preserve">. Find the mistake and put it right.</w:t>
                   </w:r>
                 </w:p>
               </w:tc>
@@ -4751,7 +5057,43 @@
                       <w:sz w:val="21"/>
                       <w:szCs w:val="21"/>
                     </w:rPr>
-                    <w:t xml:space="preserve">Keep the word north in a variable. Display that variable. Then change the variable to the word south. Display it again on the next line.</w:t>
+                    <w:t xml:space="preserve">Keep the word </w:t>
+                  </w:r>
+                  <w:r>
+                    <w:rPr>
+                      <w:rFonts w:ascii="Consolas" w:cs="Consolas" w:eastAsia="Consolas" w:hAnsi="Consolas"/>
+                      <w:color w:val="15803D"/>
+                      <w:sz w:val="21"/>
+                      <w:szCs w:val="21"/>
+                      <w:shd w:fill="F4F4F5"/>
+                    </w:rPr>
+                    <w:t xml:space="preserve">"north"</w:t>
+                  </w:r>
+                  <w:r>
+                    <w:rPr>
+                      <w:rFonts w:ascii="Arial" w:cs="Arial" w:eastAsia="Arial" w:hAnsi="Arial"/>
+                      <w:sz w:val="21"/>
+                      <w:szCs w:val="21"/>
+                    </w:rPr>
+                    <w:t xml:space="preserve"> in a variable. Display that variable. Then change the variable to the word </w:t>
+                  </w:r>
+                  <w:r>
+                    <w:rPr>
+                      <w:rFonts w:ascii="Consolas" w:cs="Consolas" w:eastAsia="Consolas" w:hAnsi="Consolas"/>
+                      <w:color w:val="15803D"/>
+                      <w:sz w:val="21"/>
+                      <w:szCs w:val="21"/>
+                      <w:shd w:fill="F4F4F5"/>
+                    </w:rPr>
+                    <w:t xml:space="preserve">"south"</w:t>
+                  </w:r>
+                  <w:r>
+                    <w:rPr>
+                      <w:rFonts w:ascii="Arial" w:cs="Arial" w:eastAsia="Arial" w:hAnsi="Arial"/>
+                      <w:sz w:val="21"/>
+                      <w:szCs w:val="21"/>
+                    </w:rPr>
+                    <w:t xml:space="preserve">. Display it again on the next line.</w:t>
                   </w:r>
                 </w:p>
               </w:tc>
@@ -4891,7 +5233,79 @@
                       <w:sz w:val="21"/>
                       <w:szCs w:val="21"/>
                     </w:rPr>
-                    <w:t xml:space="preserve">Keep the word amber in a variable called a. Copy the value of a into a second variable called b. Then change a to the word silver. Display a. Then display b on the next line.</w:t>
+                    <w:t xml:space="preserve">Keep the word </w:t>
+                  </w:r>
+                  <w:r>
+                    <w:rPr>
+                      <w:rFonts w:ascii="Consolas" w:cs="Consolas" w:eastAsia="Consolas" w:hAnsi="Consolas"/>
+                      <w:color w:val="15803D"/>
+                      <w:sz w:val="21"/>
+                      <w:szCs w:val="21"/>
+                      <w:shd w:fill="F4F4F5"/>
+                    </w:rPr>
+                    <w:t xml:space="preserve">"amber"</w:t>
+                  </w:r>
+                  <w:r>
+                    <w:rPr>
+                      <w:rFonts w:ascii="Arial" w:cs="Arial" w:eastAsia="Arial" w:hAnsi="Arial"/>
+                      <w:sz w:val="21"/>
+                      <w:szCs w:val="21"/>
+                    </w:rPr>
+                    <w:t xml:space="preserve"> in a variable called </w:t>
+                  </w:r>
+                  <w:r>
+                    <w:rPr>
+                      <w:rFonts w:ascii="Consolas" w:cs="Consolas" w:eastAsia="Consolas" w:hAnsi="Consolas"/>
+                      <w:color w:val="18181B"/>
+                      <w:sz w:val="21"/>
+                      <w:szCs w:val="21"/>
+                      <w:shd w:fill="F4F4F5"/>
+                    </w:rPr>
+                    <w:t xml:space="preserve">a</w:t>
+                  </w:r>
+                  <w:r>
+                    <w:rPr>
+                      <w:rFonts w:ascii="Arial" w:cs="Arial" w:eastAsia="Arial" w:hAnsi="Arial"/>
+                      <w:sz w:val="21"/>
+                      <w:szCs w:val="21"/>
+                    </w:rPr>
+                    <w:t xml:space="preserve">. Copy the value of a into a second variable called </w:t>
+                  </w:r>
+                  <w:r>
+                    <w:rPr>
+                      <w:rFonts w:ascii="Consolas" w:cs="Consolas" w:eastAsia="Consolas" w:hAnsi="Consolas"/>
+                      <w:color w:val="18181B"/>
+                      <w:sz w:val="21"/>
+                      <w:szCs w:val="21"/>
+                      <w:shd w:fill="F4F4F5"/>
+                    </w:rPr>
+                    <w:t xml:space="preserve">b</w:t>
+                  </w:r>
+                  <w:r>
+                    <w:rPr>
+                      <w:rFonts w:ascii="Arial" w:cs="Arial" w:eastAsia="Arial" w:hAnsi="Arial"/>
+                      <w:sz w:val="21"/>
+                      <w:szCs w:val="21"/>
+                    </w:rPr>
+                    <w:t xml:space="preserve">. Then change a to the word </w:t>
+                  </w:r>
+                  <w:r>
+                    <w:rPr>
+                      <w:rFonts w:ascii="Consolas" w:cs="Consolas" w:eastAsia="Consolas" w:hAnsi="Consolas"/>
+                      <w:color w:val="15803D"/>
+                      <w:sz w:val="21"/>
+                      <w:szCs w:val="21"/>
+                      <w:shd w:fill="F4F4F5"/>
+                    </w:rPr>
+                    <w:t xml:space="preserve">"silver"</w:t>
+                  </w:r>
+                  <w:r>
+                    <w:rPr>
+                      <w:rFonts w:ascii="Arial" w:cs="Arial" w:eastAsia="Arial" w:hAnsi="Arial"/>
+                      <w:sz w:val="21"/>
+                      <w:szCs w:val="21"/>
+                    </w:rPr>
+                    <w:t xml:space="preserve">. Display a. Then display b on the next line.</w:t>
                   </w:r>
                 </w:p>
               </w:tc>
@@ -5031,7 +5445,79 @@
                       <w:sz w:val="21"/>
                       <w:szCs w:val="21"/>
                     </w:rPr>
-                    <w:t xml:space="preserve">Keep the word closed in a variable. Keep the whole number 100 in a constant called LIMIT. Display the variable. Then display LIMIT on the next line.</w:t>
+                    <w:t xml:space="preserve">Keep the word </w:t>
+                  </w:r>
+                  <w:r>
+                    <w:rPr>
+                      <w:rFonts w:ascii="Consolas" w:cs="Consolas" w:eastAsia="Consolas" w:hAnsi="Consolas"/>
+                      <w:color w:val="15803D"/>
+                      <w:sz w:val="21"/>
+                      <w:szCs w:val="21"/>
+                      <w:shd w:fill="F4F4F5"/>
+                    </w:rPr>
+                    <w:t xml:space="preserve">"closed"</w:t>
+                  </w:r>
+                  <w:r>
+                    <w:rPr>
+                      <w:rFonts w:ascii="Arial" w:cs="Arial" w:eastAsia="Arial" w:hAnsi="Arial"/>
+                      <w:sz w:val="21"/>
+                      <w:szCs w:val="21"/>
+                    </w:rPr>
+                    <w:t xml:space="preserve"> in a variable. Keep the whole number </w:t>
+                  </w:r>
+                  <w:r>
+                    <w:rPr>
+                      <w:rFonts w:ascii="Consolas" w:cs="Consolas" w:eastAsia="Consolas" w:hAnsi="Consolas"/>
+                      <w:color w:val="9A3412"/>
+                      <w:sz w:val="21"/>
+                      <w:szCs w:val="21"/>
+                      <w:shd w:fill="F4F4F5"/>
+                    </w:rPr>
+                    <w:t xml:space="preserve">100</w:t>
+                  </w:r>
+                  <w:r>
+                    <w:rPr>
+                      <w:rFonts w:ascii="Arial" w:cs="Arial" w:eastAsia="Arial" w:hAnsi="Arial"/>
+                      <w:sz w:val="21"/>
+                      <w:szCs w:val="21"/>
+                    </w:rPr>
+                    <w:t xml:space="preserve"> in a constant called </w:t>
+                  </w:r>
+                  <w:r>
+                    <w:rPr>
+                      <w:rFonts w:ascii="Consolas" w:cs="Consolas" w:eastAsia="Consolas" w:hAnsi="Consolas"/>
+                      <w:color w:val="18181B"/>
+                      <w:sz w:val="21"/>
+                      <w:szCs w:val="21"/>
+                      <w:shd w:fill="F4F4F5"/>
+                    </w:rPr>
+                    <w:t xml:space="preserve">LIMIT</w:t>
+                  </w:r>
+                  <w:r>
+                    <w:rPr>
+                      <w:rFonts w:ascii="Arial" w:cs="Arial" w:eastAsia="Arial" w:hAnsi="Arial"/>
+                      <w:sz w:val="21"/>
+                      <w:szCs w:val="21"/>
+                    </w:rPr>
+                    <w:t xml:space="preserve">. Display the variable. Then display </w:t>
+                  </w:r>
+                  <w:r>
+                    <w:rPr>
+                      <w:rFonts w:ascii="Consolas" w:cs="Consolas" w:eastAsia="Consolas" w:hAnsi="Consolas"/>
+                      <w:color w:val="18181B"/>
+                      <w:sz w:val="21"/>
+                      <w:szCs w:val="21"/>
+                      <w:shd w:fill="F4F4F5"/>
+                    </w:rPr>
+                    <w:t xml:space="preserve">LIMIT</w:t>
+                  </w:r>
+                  <w:r>
+                    <w:rPr>
+                      <w:rFonts w:ascii="Arial" w:cs="Arial" w:eastAsia="Arial" w:hAnsi="Arial"/>
+                      <w:sz w:val="21"/>
+                      <w:szCs w:val="21"/>
+                    </w:rPr>
+                    <w:t xml:space="preserve"> on the next line.</w:t>
                   </w:r>
                 </w:p>
               </w:tc>
@@ -8757,7 +9243,25 @@
                       <w:sz w:val="21"/>
                       <w:szCs w:val="21"/>
                     </w:rPr>
-                    <w:t xml:space="preserve">Ask the user for a colour. Display the line The colour is [colour].</w:t>
+                    <w:t xml:space="preserve">Ask the user for a colour. Display the line </w:t>
+                  </w:r>
+                  <w:r>
+                    <w:rPr>
+                      <w:rFonts w:ascii="Consolas" w:cs="Consolas" w:eastAsia="Consolas" w:hAnsi="Consolas"/>
+                      <w:color w:val="15803D"/>
+                      <w:sz w:val="21"/>
+                      <w:szCs w:val="21"/>
+                      <w:shd w:fill="F4F4F5"/>
+                    </w:rPr>
+                    <w:t xml:space="preserve">"The colour is "</w:t>
+                  </w:r>
+                  <w:r>
+                    <w:rPr>
+                      <w:rFonts w:ascii="Arial" w:cs="Arial" w:eastAsia="Arial" w:hAnsi="Arial"/>
+                      <w:sz w:val="21"/>
+                      <w:szCs w:val="21"/>
+                    </w:rPr>
+                    <w:t xml:space="preserve">[colour].</w:t>
                   </w:r>
                 </w:p>
               </w:tc>
@@ -9920,7 +10424,25 @@
                       <w:sz w:val="21"/>
                       <w:szCs w:val="21"/>
                     </w:rPr>
-                    <w:t xml:space="preserve">Finish the program so it adds 1 to the number the user types.</w:t>
+                    <w:t xml:space="preserve">Finish the program so it adds </w:t>
+                  </w:r>
+                  <w:r>
+                    <w:rPr>
+                      <w:rFonts w:ascii="Consolas" w:cs="Consolas" w:eastAsia="Consolas" w:hAnsi="Consolas"/>
+                      <w:color w:val="9A3412"/>
+                      <w:sz w:val="21"/>
+                      <w:szCs w:val="21"/>
+                      <w:shd w:fill="F4F4F5"/>
+                    </w:rPr>
+                    <w:t xml:space="preserve">1</w:t>
+                  </w:r>
+                  <w:r>
+                    <w:rPr>
+                      <w:rFonts w:ascii="Arial" w:cs="Arial" w:eastAsia="Arial" w:hAnsi="Arial"/>
+                      <w:sz w:val="21"/>
+                      <w:szCs w:val="21"/>
+                    </w:rPr>
+                    <w:t xml:space="preserve"> to the number the user types.</w:t>
                   </w:r>
                 </w:p>
               </w:tc>
@@ -10060,7 +10582,25 @@
                       <w:sz w:val="21"/>
                       <w:szCs w:val="21"/>
                     </w:rPr>
-                    <w:t xml:space="preserve">This program should display the number that is 10 bigger than the one typed. Find the mistake and put it right.</w:t>
+                    <w:t xml:space="preserve">This program should display the number that is </w:t>
+                  </w:r>
+                  <w:r>
+                    <w:rPr>
+                      <w:rFonts w:ascii="Consolas" w:cs="Consolas" w:eastAsia="Consolas" w:hAnsi="Consolas"/>
+                      <w:color w:val="9A3412"/>
+                      <w:sz w:val="21"/>
+                      <w:szCs w:val="21"/>
+                      <w:shd w:fill="F4F4F5"/>
+                    </w:rPr>
+                    <w:t xml:space="preserve">10</w:t>
+                  </w:r>
+                  <w:r>
+                    <w:rPr>
+                      <w:rFonts w:ascii="Arial" w:cs="Arial" w:eastAsia="Arial" w:hAnsi="Arial"/>
+                      <w:sz w:val="21"/>
+                      <w:szCs w:val="21"/>
+                    </w:rPr>
+                    <w:t xml:space="preserve"> bigger than the one typed. Find the mistake and put it right.</w:t>
                   </w:r>
                 </w:p>
               </w:tc>
@@ -10480,7 +11020,25 @@
                       <w:sz w:val="21"/>
                       <w:szCs w:val="21"/>
                     </w:rPr>
-                    <w:t xml:space="preserve">Ask the user for a price with a decimal point in it. Display the line The price is [price].</w:t>
+                    <w:t xml:space="preserve">Ask the user for a price with a decimal point in it. Display the line </w:t>
+                  </w:r>
+                  <w:r>
+                    <w:rPr>
+                      <w:rFonts w:ascii="Consolas" w:cs="Consolas" w:eastAsia="Consolas" w:hAnsi="Consolas"/>
+                      <w:color w:val="15803D"/>
+                      <w:sz w:val="21"/>
+                      <w:szCs w:val="21"/>
+                      <w:shd w:fill="F4F4F5"/>
+                    </w:rPr>
+                    <w:t xml:space="preserve">"The price is "</w:t>
+                  </w:r>
+                  <w:r>
+                    <w:rPr>
+                      <w:rFonts w:ascii="Arial" w:cs="Arial" w:eastAsia="Arial" w:hAnsi="Arial"/>
+                      <w:sz w:val="21"/>
+                      <w:szCs w:val="21"/>
+                    </w:rPr>
+                    <w:t xml:space="preserve">[price].</w:t>
                   </w:r>
                 </w:p>
               </w:tc>

--- a/worksheets/PR_L01_PrintingAndVariables_Worksheet.docx
+++ b/worksheets/PR_L01_PrintingAndVariables_Worksheet.docx
@@ -14327,7 +14327,217 @@
                 <w:sz w:val="21"/>
                 <w:szCs w:val="21"/>
               </w:rPr>
-              <w:t xml:space="preserve">a)  A pupil writes two lines to add 1 to a number that has been typed in: n = input() and then print(n + 1). State what Python does when these two lines run, and rewrite them so that they work.  </w:t>
+              <w:t xml:space="preserve">a)  </w:t>
+            </w:r>
+            <w:r>
+              <w:rPr>
+                <w:rFonts w:ascii="Arial" w:cs="Arial" w:eastAsia="Arial" w:hAnsi="Arial"/>
+                <w:b/>
+                <w:bCs/>
+                <w:sz w:val="21"/>
+                <w:szCs w:val="21"/>
+              </w:rPr>
+              <w:t xml:space="preserve">A pupil writes two lines to add 1 to a number that has been typed in: </w:t>
+            </w:r>
+            <w:r>
+              <w:rPr>
+                <w:rFonts w:ascii="Consolas" w:cs="Consolas" w:eastAsia="Consolas" w:hAnsi="Consolas"/>
+                <w:b/>
+                <w:bCs/>
+                <w:color w:val="18181B"/>
+                <w:sz w:val="21"/>
+                <w:szCs w:val="21"/>
+                <w:shd w:fill="F4F4F5"/>
+              </w:rPr>
+              <w:t xml:space="preserve">n</w:t>
+            </w:r>
+            <w:r>
+              <w:rPr>
+                <w:rFonts w:ascii="Consolas" w:cs="Consolas" w:eastAsia="Consolas" w:hAnsi="Consolas"/>
+                <w:b/>
+                <w:bCs/>
+                <w:color w:val="18181B"/>
+                <w:sz w:val="21"/>
+                <w:szCs w:val="21"/>
+                <w:shd w:fill="F4F4F5"/>
+              </w:rPr>
+              <w:t xml:space="preserve"> </w:t>
+            </w:r>
+            <w:r>
+              <w:rPr>
+                <w:rFonts w:ascii="Consolas" w:cs="Consolas" w:eastAsia="Consolas" w:hAnsi="Consolas"/>
+                <w:b/>
+                <w:bCs/>
+                <w:color w:val="3F3F46"/>
+                <w:sz w:val="21"/>
+                <w:szCs w:val="21"/>
+                <w:shd w:fill="F4F4F5"/>
+              </w:rPr>
+              <w:t xml:space="preserve">=</w:t>
+            </w:r>
+            <w:r>
+              <w:rPr>
+                <w:rFonts w:ascii="Consolas" w:cs="Consolas" w:eastAsia="Consolas" w:hAnsi="Consolas"/>
+                <w:b/>
+                <w:bCs/>
+                <w:color w:val="18181B"/>
+                <w:sz w:val="21"/>
+                <w:szCs w:val="21"/>
+                <w:shd w:fill="F4F4F5"/>
+              </w:rPr>
+              <w:t xml:space="preserve"> </w:t>
+            </w:r>
+            <w:r>
+              <w:rPr>
+                <w:rFonts w:ascii="Consolas" w:cs="Consolas" w:eastAsia="Consolas" w:hAnsi="Consolas"/>
+                <w:b/>
+                <w:bCs/>
+                <w:color w:val="1D4ED8"/>
+                <w:sz w:val="21"/>
+                <w:szCs w:val="21"/>
+                <w:shd w:fill="F4F4F5"/>
+              </w:rPr>
+              <w:t xml:space="preserve">input</w:t>
+            </w:r>
+            <w:r>
+              <w:rPr>
+                <w:rFonts w:ascii="Consolas" w:cs="Consolas" w:eastAsia="Consolas" w:hAnsi="Consolas"/>
+                <w:b/>
+                <w:bCs/>
+                <w:color w:val="3F3F46"/>
+                <w:sz w:val="21"/>
+                <w:szCs w:val="21"/>
+                <w:shd w:fill="F4F4F5"/>
+              </w:rPr>
+              <w:t xml:space="preserve">(</w:t>
+            </w:r>
+            <w:r>
+              <w:rPr>
+                <w:rFonts w:ascii="Consolas" w:cs="Consolas" w:eastAsia="Consolas" w:hAnsi="Consolas"/>
+                <w:b/>
+                <w:bCs/>
+                <w:color w:val="3F3F46"/>
+                <w:sz w:val="21"/>
+                <w:szCs w:val="21"/>
+                <w:shd w:fill="F4F4F5"/>
+              </w:rPr>
+              <w:t xml:space="preserve">)</w:t>
+            </w:r>
+            <w:r>
+              <w:rPr>
+                <w:rFonts w:ascii="Arial" w:cs="Arial" w:eastAsia="Arial" w:hAnsi="Arial"/>
+                <w:b/>
+                <w:bCs/>
+                <w:sz w:val="21"/>
+                <w:szCs w:val="21"/>
+              </w:rPr>
+              <w:t xml:space="preserve"> and then </w:t>
+            </w:r>
+            <w:r>
+              <w:rPr>
+                <w:rFonts w:ascii="Consolas" w:cs="Consolas" w:eastAsia="Consolas" w:hAnsi="Consolas"/>
+                <w:b/>
+                <w:bCs/>
+                <w:color w:val="1D4ED8"/>
+                <w:sz w:val="21"/>
+                <w:szCs w:val="21"/>
+                <w:shd w:fill="F4F4F5"/>
+              </w:rPr>
+              <w:t xml:space="preserve">print</w:t>
+            </w:r>
+            <w:r>
+              <w:rPr>
+                <w:rFonts w:ascii="Consolas" w:cs="Consolas" w:eastAsia="Consolas" w:hAnsi="Consolas"/>
+                <w:b/>
+                <w:bCs/>
+                <w:color w:val="3F3F46"/>
+                <w:sz w:val="21"/>
+                <w:szCs w:val="21"/>
+                <w:shd w:fill="F4F4F5"/>
+              </w:rPr>
+              <w:t xml:space="preserve">(</w:t>
+            </w:r>
+            <w:r>
+              <w:rPr>
+                <w:rFonts w:ascii="Consolas" w:cs="Consolas" w:eastAsia="Consolas" w:hAnsi="Consolas"/>
+                <w:b/>
+                <w:bCs/>
+                <w:color w:val="18181B"/>
+                <w:sz w:val="21"/>
+                <w:szCs w:val="21"/>
+                <w:shd w:fill="F4F4F5"/>
+              </w:rPr>
+              <w:t xml:space="preserve">n</w:t>
+            </w:r>
+            <w:r>
+              <w:rPr>
+                <w:rFonts w:ascii="Consolas" w:cs="Consolas" w:eastAsia="Consolas" w:hAnsi="Consolas"/>
+                <w:b/>
+                <w:bCs/>
+                <w:color w:val="18181B"/>
+                <w:sz w:val="21"/>
+                <w:szCs w:val="21"/>
+                <w:shd w:fill="F4F4F5"/>
+              </w:rPr>
+              <w:t xml:space="preserve"> </w:t>
+            </w:r>
+            <w:r>
+              <w:rPr>
+                <w:rFonts w:ascii="Consolas" w:cs="Consolas" w:eastAsia="Consolas" w:hAnsi="Consolas"/>
+                <w:b/>
+                <w:bCs/>
+                <w:color w:val="3F3F46"/>
+                <w:sz w:val="21"/>
+                <w:szCs w:val="21"/>
+                <w:shd w:fill="F4F4F5"/>
+              </w:rPr>
+              <w:t xml:space="preserve">+</w:t>
+            </w:r>
+            <w:r>
+              <w:rPr>
+                <w:rFonts w:ascii="Consolas" w:cs="Consolas" w:eastAsia="Consolas" w:hAnsi="Consolas"/>
+                <w:b/>
+                <w:bCs/>
+                <w:color w:val="18181B"/>
+                <w:sz w:val="21"/>
+                <w:szCs w:val="21"/>
+                <w:shd w:fill="F4F4F5"/>
+              </w:rPr>
+              <w:t xml:space="preserve"> </w:t>
+            </w:r>
+            <w:r>
+              <w:rPr>
+                <w:rFonts w:ascii="Consolas" w:cs="Consolas" w:eastAsia="Consolas" w:hAnsi="Consolas"/>
+                <w:b/>
+                <w:bCs/>
+                <w:color w:val="9A3412"/>
+                <w:sz w:val="21"/>
+                <w:szCs w:val="21"/>
+                <w:shd w:fill="F4F4F5"/>
+              </w:rPr>
+              <w:t xml:space="preserve">1</w:t>
+            </w:r>
+            <w:r>
+              <w:rPr>
+                <w:rFonts w:ascii="Consolas" w:cs="Consolas" w:eastAsia="Consolas" w:hAnsi="Consolas"/>
+                <w:b/>
+                <w:bCs/>
+                <w:color w:val="3F3F46"/>
+                <w:sz w:val="21"/>
+                <w:szCs w:val="21"/>
+                <w:shd w:fill="F4F4F5"/>
+              </w:rPr>
+              <w:t xml:space="preserve">)</w:t>
+            </w:r>
+            <w:r>
+              <w:rPr>
+                <w:rFonts w:ascii="Arial" w:cs="Arial" w:eastAsia="Arial" w:hAnsi="Arial"/>
+                <w:b/>
+                <w:bCs/>
+                <w:sz w:val="21"/>
+                <w:szCs w:val="21"/>
+              </w:rPr>
+              <w:t xml:space="preserve">. State what Python does when these two lines run, and rewrite them so that they work.  </w:t>
             </w:r>
             <w:r>
               <w:rPr>
@@ -14553,7 +14763,17 @@
                 <w:sz w:val="21"/>
                 <w:szCs w:val="21"/>
               </w:rPr>
-              <w:t xml:space="preserve">b)  Write a program that reads a word and then a whole number, adds 1 to the number, and prints the word on one line and the new number on the next line.  </w:t>
+              <w:t xml:space="preserve">b)  </w:t>
+            </w:r>
+            <w:r>
+              <w:rPr>
+                <w:rFonts w:ascii="Arial" w:cs="Arial" w:eastAsia="Arial" w:hAnsi="Arial"/>
+                <w:b/>
+                <w:bCs/>
+                <w:sz w:val="21"/>
+                <w:szCs w:val="21"/>
+              </w:rPr>
+              <w:t xml:space="preserve">Write a program that reads a word and then a whole number, adds 1 to the number, and prints the word on one line and the new number on the next line.  </w:t>
             </w:r>
             <w:r>
               <w:rPr>
@@ -14964,7 +15184,17 @@
                 <w:sz w:val="21"/>
                 <w:szCs w:val="21"/>
               </w:rPr>
-              <w:t xml:space="preserve">c)  Write a program that reads a number which may have a decimal point, and prints one line in the form Value is 4.0, with the number shown as a real number.  </w:t>
+              <w:t xml:space="preserve">c)  </w:t>
+            </w:r>
+            <w:r>
+              <w:rPr>
+                <w:rFonts w:ascii="Arial" w:cs="Arial" w:eastAsia="Arial" w:hAnsi="Arial"/>
+                <w:b/>
+                <w:bCs/>
+                <w:sz w:val="21"/>
+                <w:szCs w:val="21"/>
+              </w:rPr>
+              <w:t xml:space="preserve">Write a program that reads a number which may have a decimal point, and prints one line in the form Value is 4.0, with the number shown as a real number.  </w:t>
             </w:r>
             <w:r>
               <w:rPr>
